--- a/Docs/JEM_SMP_COMMANDS.docx
+++ b/Docs/JEM_SMP_COMMANDS.docx
@@ -33,13 +33,7 @@
     </w:p>
     <w:p>
       <w:r>
-        <w:rPr>
-          <w:rFonts w:ascii="Aptos" w:hAnsi="Aptos" w:eastAsia="Aptos"/>
-          <w:b w:val="0"/>
-          <w:color w:val="000000"/>
-          <w:sz w:val="21"/>
-        </w:rPr>
-        <w:t>Документ описывает все ветки /jem и /smp, которые регистрирует текущий исходный код проекта. Для каждой команды сначала дано короткое объяснение для игрока, затем точная механика: проверяемые условия, изменяемые данные, сетевые действия, права и реальные отказные пути. В приложении отдельно перечислены корневые команды, начинающиеся с jem, но не являющиеся подкомандами /jem.</w:t>
+        <w:t>Справочник перечисляет все ветви /jem и /smp, которые регистрируют наши модули для сервера. Для каждой команды сначала дано простое объяснение для игрока, затем точная механика: проверки доступа, обработка аргументов, права и ограничения, запись в данные, сетевые действия и ответы. Отдельные разделы охватывают остальные команды, добавленные JEM и серверной логикой этого модпака; команды сторонних модов из Modrinth не включены.</w:t>
       </w:r>
     </w:p>
     <w:p>
@@ -1063,6 +1057,514 @@
           </w:p>
         </w:tc>
       </w:tr>
+      <w:tr>
+        <w:trPr>
+          <w:cantSplit/>
+        </w:trPr>
+        <w:tc>
+          <w:tcPr>
+            <w:tcW w:type="dxa" w:w="3888"/>
+            <w:vAlign w:val="center"/>
+            <w:tcMar>
+              <w:top w:w="110" w:type="dxa"/>
+              <w:start w:w="120" w:type="dxa"/>
+              <w:bottom w:w="110" w:type="dxa"/>
+              <w:end w:w="120" w:type="dxa"/>
+            </w:tcMar>
+            <w:shd w:fill="EAF2F8"/>
+          </w:tcPr>
+          <w:p>
+            <w:r>
+              <w:rPr>
+                <w:rFonts w:ascii="Cascadia Mono" w:hAnsi="Cascadia Mono" w:eastAsia="Cascadia Mono"/>
+                <w:b/>
+                <w:color w:val="1F4E79"/>
+                <w:sz w:val="17"/>
+              </w:rPr>
+              <w:t>/coins ...</w:t>
+            </w:r>
+          </w:p>
+        </w:tc>
+        <w:tc>
+          <w:tcPr>
+            <w:tcW w:type="dxa" w:w="3240"/>
+            <w:vAlign w:val="center"/>
+            <w:tcMar>
+              <w:top w:w="110" w:type="dxa"/>
+              <w:start w:w="120" w:type="dxa"/>
+              <w:bottom w:w="110" w:type="dxa"/>
+              <w:end w:w="120" w:type="dxa"/>
+            </w:tcMar>
+            <w:shd w:fill="EAF2F8"/>
+          </w:tcPr>
+          <w:p>
+            <w:r>
+              <w:t>Кошелёк, баланс, наличные и переводы</w:t>
+            </w:r>
+          </w:p>
+        </w:tc>
+        <w:tc>
+          <w:tcPr>
+            <w:tcW w:type="dxa" w:w="2376"/>
+            <w:vAlign w:val="center"/>
+            <w:tcMar>
+              <w:top w:w="110" w:type="dxa"/>
+              <w:start w:w="120" w:type="dxa"/>
+              <w:bottom w:w="110" w:type="dxa"/>
+              <w:end w:w="120" w:type="dxa"/>
+            </w:tcMar>
+            <w:shd w:fill="EAF2F8"/>
+          </w:tcPr>
+          <w:p>
+            <w:r>
+              <w:t>Игрок на JEM dedicated SMP</w:t>
+            </w:r>
+          </w:p>
+        </w:tc>
+      </w:tr>
+      <w:tr>
+        <w:trPr>
+          <w:cantSplit/>
+        </w:trPr>
+        <w:tc>
+          <w:tcPr>
+            <w:tcW w:type="dxa" w:w="3888"/>
+            <w:vAlign w:val="center"/>
+            <w:tcMar>
+              <w:top w:w="110" w:type="dxa"/>
+              <w:start w:w="120" w:type="dxa"/>
+              <w:bottom w:w="110" w:type="dxa"/>
+              <w:end w:w="120" w:type="dxa"/>
+            </w:tcMar>
+          </w:tcPr>
+          <w:p>
+            <w:r>
+              <w:rPr>
+                <w:rFonts w:ascii="Cascadia Mono" w:hAnsi="Cascadia Mono" w:eastAsia="Cascadia Mono"/>
+                <w:b/>
+                <w:color w:val="1F4E79"/>
+                <w:sz w:val="17"/>
+              </w:rPr>
+              <w:t>/market</w:t>
+            </w:r>
+          </w:p>
+        </w:tc>
+        <w:tc>
+          <w:tcPr>
+            <w:tcW w:type="dxa" w:w="3240"/>
+            <w:vAlign w:val="center"/>
+            <w:tcMar>
+              <w:top w:w="110" w:type="dxa"/>
+              <w:start w:w="120" w:type="dxa"/>
+              <w:bottom w:w="110" w:type="dxa"/>
+              <w:end w:w="120" w:type="dxa"/>
+            </w:tcMar>
+          </w:tcPr>
+          <w:p>
+            <w:r>
+              <w:t>Нативное окно предложений Рыночного скупщика</w:t>
+            </w:r>
+          </w:p>
+        </w:tc>
+        <w:tc>
+          <w:tcPr>
+            <w:tcW w:type="dxa" w:w="2376"/>
+            <w:vAlign w:val="center"/>
+            <w:tcMar>
+              <w:top w:w="110" w:type="dxa"/>
+              <w:start w:w="120" w:type="dxa"/>
+              <w:bottom w:w="110" w:type="dxa"/>
+              <w:end w:w="120" w:type="dxa"/>
+            </w:tcMar>
+          </w:tcPr>
+          <w:p>
+            <w:r>
+              <w:t>Игрок на JEM dedicated SMP</w:t>
+            </w:r>
+          </w:p>
+        </w:tc>
+      </w:tr>
+      <w:tr>
+        <w:trPr>
+          <w:cantSplit/>
+        </w:trPr>
+        <w:tc>
+          <w:tcPr>
+            <w:tcW w:type="dxa" w:w="3888"/>
+            <w:vAlign w:val="center"/>
+            <w:tcMar>
+              <w:top w:w="110" w:type="dxa"/>
+              <w:start w:w="120" w:type="dxa"/>
+              <w:bottom w:w="110" w:type="dxa"/>
+              <w:end w:w="120" w:type="dxa"/>
+            </w:tcMar>
+            <w:shd w:fill="EAF2F8"/>
+          </w:tcPr>
+          <w:p>
+            <w:r>
+              <w:rPr>
+                <w:rFonts w:ascii="Cascadia Mono" w:hAnsi="Cascadia Mono" w:eastAsia="Cascadia Mono"/>
+                <w:b/>
+                <w:color w:val="1F4E79"/>
+                <w:sz w:val="17"/>
+              </w:rPr>
+              <w:t>/claims</w:t>
+            </w:r>
+          </w:p>
+        </w:tc>
+        <w:tc>
+          <w:tcPr>
+            <w:tcW w:type="dxa" w:w="3240"/>
+            <w:vAlign w:val="center"/>
+            <w:tcMar>
+              <w:top w:w="110" w:type="dxa"/>
+              <w:start w:w="120" w:type="dxa"/>
+              <w:bottom w:w="110" w:type="dxa"/>
+              <w:end w:w="120" w:type="dxa"/>
+            </w:tcMar>
+            <w:shd w:fill="EAF2F8"/>
+          </w:tcPr>
+          <w:p>
+            <w:r>
+              <w:t>Управление территориями JEM поверх Flan</w:t>
+            </w:r>
+          </w:p>
+        </w:tc>
+        <w:tc>
+          <w:tcPr>
+            <w:tcW w:type="dxa" w:w="2376"/>
+            <w:vAlign w:val="center"/>
+            <w:tcMar>
+              <w:top w:w="110" w:type="dxa"/>
+              <w:start w:w="120" w:type="dxa"/>
+              <w:bottom w:w="110" w:type="dxa"/>
+              <w:end w:w="120" w:type="dxa"/>
+            </w:tcMar>
+            <w:shd w:fill="EAF2F8"/>
+          </w:tcPr>
+          <w:p>
+            <w:r>
+              <w:t>Игрок; отдельного permission нет</w:t>
+            </w:r>
+          </w:p>
+        </w:tc>
+      </w:tr>
+      <w:tr>
+        <w:trPr>
+          <w:cantSplit/>
+        </w:trPr>
+        <w:tc>
+          <w:tcPr>
+            <w:tcW w:type="dxa" w:w="3888"/>
+            <w:vAlign w:val="center"/>
+            <w:tcMar>
+              <w:top w:w="110" w:type="dxa"/>
+              <w:start w:w="120" w:type="dxa"/>
+              <w:bottom w:w="110" w:type="dxa"/>
+              <w:end w:w="120" w:type="dxa"/>
+            </w:tcMar>
+          </w:tcPr>
+          <w:p>
+            <w:r>
+              <w:rPr>
+                <w:rFonts w:ascii="Cascadia Mono" w:hAnsi="Cascadia Mono" w:eastAsia="Cascadia Mono"/>
+                <w:b/>
+                <w:color w:val="1F4E79"/>
+                <w:sz w:val="17"/>
+              </w:rPr>
+              <w:t>/death, /deaths</w:t>
+            </w:r>
+          </w:p>
+        </w:tc>
+        <w:tc>
+          <w:tcPr>
+            <w:tcW w:type="dxa" w:w="3240"/>
+            <w:vAlign w:val="center"/>
+            <w:tcMar>
+              <w:top w:w="110" w:type="dxa"/>
+              <w:start w:w="120" w:type="dxa"/>
+              <w:bottom w:w="110" w:type="dxa"/>
+              <w:end w:w="120" w:type="dxa"/>
+            </w:tcMar>
+          </w:tcPr>
+          <w:p>
+            <w:r>
+              <w:t>История смертей и безопасный возврат</w:t>
+            </w:r>
+          </w:p>
+        </w:tc>
+        <w:tc>
+          <w:tcPr>
+            <w:tcW w:type="dxa" w:w="2376"/>
+            <w:vAlign w:val="center"/>
+            <w:tcMar>
+              <w:top w:w="110" w:type="dxa"/>
+              <w:start w:w="120" w:type="dxa"/>
+              <w:bottom w:w="110" w:type="dxa"/>
+              <w:end w:w="120" w:type="dxa"/>
+            </w:tcMar>
+          </w:tcPr>
+          <w:p>
+            <w:r>
+              <w:t>Игрок на JEM dedicated server</w:t>
+            </w:r>
+          </w:p>
+        </w:tc>
+      </w:tr>
+      <w:tr>
+        <w:trPr>
+          <w:cantSplit/>
+        </w:trPr>
+        <w:tc>
+          <w:tcPr>
+            <w:tcW w:type="dxa" w:w="3888"/>
+            <w:vAlign w:val="center"/>
+            <w:tcMar>
+              <w:top w:w="110" w:type="dxa"/>
+              <w:start w:w="120" w:type="dxa"/>
+              <w:bottom w:w="110" w:type="dxa"/>
+              <w:end w:w="120" w:type="dxa"/>
+            </w:tcMar>
+            <w:shd w:fill="EAF2F8"/>
+          </w:tcPr>
+          <w:p>
+            <w:r>
+              <w:rPr>
+                <w:rFonts w:ascii="Cascadia Mono" w:hAnsi="Cascadia Mono" w:eastAsia="Cascadia Mono"/>
+                <w:b/>
+                <w:color w:val="1F4E79"/>
+                <w:sz w:val="17"/>
+              </w:rPr>
+              <w:t>/sleep agree|disagree</w:t>
+            </w:r>
+          </w:p>
+        </w:tc>
+        <w:tc>
+          <w:tcPr>
+            <w:tcW w:type="dxa" w:w="3240"/>
+            <w:vAlign w:val="center"/>
+            <w:tcMar>
+              <w:top w:w="110" w:type="dxa"/>
+              <w:start w:w="120" w:type="dxa"/>
+              <w:bottom w:w="110" w:type="dxa"/>
+              <w:end w:w="120" w:type="dxa"/>
+            </w:tcMar>
+            <w:shd w:fill="EAF2F8"/>
+          </w:tcPr>
+          <w:p>
+            <w:r>
+              <w:t>Голосование за пропуск ночи</w:t>
+            </w:r>
+          </w:p>
+        </w:tc>
+        <w:tc>
+          <w:tcPr>
+            <w:tcW w:type="dxa" w:w="2376"/>
+            <w:vAlign w:val="center"/>
+            <w:tcMar>
+              <w:top w:w="110" w:type="dxa"/>
+              <w:start w:w="120" w:type="dxa"/>
+              <w:bottom w:w="110" w:type="dxa"/>
+              <w:end w:w="120" w:type="dxa"/>
+            </w:tcMar>
+            <w:shd w:fill="EAF2F8"/>
+          </w:tcPr>
+          <w:p>
+            <w:r>
+              <w:t>Участник активного голосования</w:t>
+            </w:r>
+          </w:p>
+        </w:tc>
+      </w:tr>
+      <w:tr>
+        <w:trPr>
+          <w:cantSplit/>
+        </w:trPr>
+        <w:tc>
+          <w:tcPr>
+            <w:tcW w:type="dxa" w:w="3888"/>
+            <w:vAlign w:val="center"/>
+            <w:tcMar>
+              <w:top w:w="110" w:type="dxa"/>
+              <w:start w:w="120" w:type="dxa"/>
+              <w:bottom w:w="110" w:type="dxa"/>
+              <w:end w:w="120" w:type="dxa"/>
+            </w:tcMar>
+          </w:tcPr>
+          <w:p>
+            <w:r>
+              <w:rPr>
+                <w:rFonts w:ascii="Cascadia Mono" w:hAnsi="Cascadia Mono" w:eastAsia="Cascadia Mono"/>
+                <w:b/>
+                <w:color w:val="1F4E79"/>
+                <w:sz w:val="17"/>
+              </w:rPr>
+              <w:t>/home</w:t>
+            </w:r>
+          </w:p>
+        </w:tc>
+        <w:tc>
+          <w:tcPr>
+            <w:tcW w:type="dxa" w:w="3240"/>
+            <w:vAlign w:val="center"/>
+            <w:tcMar>
+              <w:top w:w="110" w:type="dxa"/>
+              <w:start w:w="120" w:type="dxa"/>
+              <w:bottom w:w="110" w:type="dxa"/>
+              <w:end w:w="120" w:type="dxa"/>
+            </w:tcMar>
+          </w:tcPr>
+          <w:p>
+            <w:r>
+              <w:t>Безопасный возврат к точке возрождения</w:t>
+            </w:r>
+          </w:p>
+        </w:tc>
+        <w:tc>
+          <w:tcPr>
+            <w:tcW w:type="dxa" w:w="2376"/>
+            <w:vAlign w:val="center"/>
+            <w:tcMar>
+              <w:top w:w="110" w:type="dxa"/>
+              <w:start w:w="120" w:type="dxa"/>
+              <w:bottom w:w="110" w:type="dxa"/>
+              <w:end w:w="120" w:type="dxa"/>
+            </w:tcMar>
+          </w:tcPr>
+          <w:p>
+            <w:r>
+              <w:t>Аутентифицированный живой игрок</w:t>
+            </w:r>
+          </w:p>
+        </w:tc>
+      </w:tr>
+      <w:tr>
+        <w:trPr>
+          <w:cantSplit/>
+        </w:trPr>
+        <w:tc>
+          <w:tcPr>
+            <w:tcW w:type="dxa" w:w="3888"/>
+            <w:vAlign w:val="center"/>
+            <w:tcMar>
+              <w:top w:w="110" w:type="dxa"/>
+              <w:start w:w="120" w:type="dxa"/>
+              <w:bottom w:w="110" w:type="dxa"/>
+              <w:end w:w="120" w:type="dxa"/>
+            </w:tcMar>
+            <w:shd w:fill="EAF2F8"/>
+          </w:tcPr>
+          <w:p>
+            <w:r>
+              <w:rPr>
+                <w:rFonts w:ascii="Cascadia Mono" w:hAnsi="Cascadia Mono" w:eastAsia="Cascadia Mono"/>
+                <w:b/>
+                <w:color w:val="1F4E79"/>
+                <w:sz w:val="17"/>
+              </w:rPr>
+              <w:t>/landmarks ...</w:t>
+            </w:r>
+          </w:p>
+        </w:tc>
+        <w:tc>
+          <w:tcPr>
+            <w:tcW w:type="dxa" w:w="3240"/>
+            <w:vAlign w:val="center"/>
+            <w:tcMar>
+              <w:top w:w="110" w:type="dxa"/>
+              <w:start w:w="120" w:type="dxa"/>
+              <w:bottom w:w="110" w:type="dxa"/>
+              <w:end w:w="120" w:type="dxa"/>
+            </w:tcMar>
+            <w:shd w:fill="EAF2F8"/>
+          </w:tcPr>
+          <w:p>
+            <w:r>
+              <w:t>Общие ориентиры и их управление</w:t>
+            </w:r>
+          </w:p>
+        </w:tc>
+        <w:tc>
+          <w:tcPr>
+            <w:tcW w:type="dxa" w:w="2376"/>
+            <w:vAlign w:val="center"/>
+            <w:tcMar>
+              <w:top w:w="110" w:type="dxa"/>
+              <w:start w:w="120" w:type="dxa"/>
+              <w:bottom w:w="110" w:type="dxa"/>
+              <w:end w:w="120" w:type="dxa"/>
+            </w:tcMar>
+            <w:shd w:fill="EAF2F8"/>
+          </w:tcPr>
+          <w:p>
+            <w:r>
+              <w:t>Игрок; admin требует permission 2</w:t>
+            </w:r>
+          </w:p>
+        </w:tc>
+      </w:tr>
+      <w:tr>
+        <w:trPr>
+          <w:cantSplit/>
+        </w:trPr>
+        <w:tc>
+          <w:tcPr>
+            <w:tcW w:type="dxa" w:w="3888"/>
+            <w:vAlign w:val="center"/>
+            <w:tcMar>
+              <w:top w:w="110" w:type="dxa"/>
+              <w:start w:w="120" w:type="dxa"/>
+              <w:bottom w:w="110" w:type="dxa"/>
+              <w:end w:w="120" w:type="dxa"/>
+            </w:tcMar>
+          </w:tcPr>
+          <w:p>
+            <w:r>
+              <w:rPr>
+                <w:rFonts w:ascii="Cascadia Mono" w:hAnsi="Cascadia Mono" w:eastAsia="Cascadia Mono"/>
+                <w:b/>
+                <w:color w:val="1F4E79"/>
+                <w:sz w:val="17"/>
+              </w:rPr>
+              <w:t>/tpa accept, /tpaccept</w:t>
+            </w:r>
+          </w:p>
+        </w:tc>
+        <w:tc>
+          <w:tcPr>
+            <w:tcW w:type="dxa" w:w="3240"/>
+            <w:vAlign w:val="center"/>
+            <w:tcMar>
+              <w:top w:w="110" w:type="dxa"/>
+              <w:start w:w="120" w:type="dxa"/>
+              <w:bottom w:w="110" w:type="dxa"/>
+              <w:end w:w="120" w:type="dxa"/>
+            </w:tcMar>
+          </w:tcPr>
+          <w:p>
+            <w:r>
+              <w:t>JEM-адаптер принятия запроса TPA</w:t>
+            </w:r>
+          </w:p>
+        </w:tc>
+        <w:tc>
+          <w:tcPr>
+            <w:tcW w:type="dxa" w:w="2376"/>
+            <w:vAlign w:val="center"/>
+            <w:tcMar>
+              <w:top w:w="110" w:type="dxa"/>
+              <w:start w:w="120" w:type="dxa"/>
+              <w:bottom w:w="110" w:type="dxa"/>
+              <w:end w:w="120" w:type="dxa"/>
+            </w:tcMar>
+          </w:tcPr>
+          <w:p>
+            <w:r>
+              <w:t>Игрок на dedicated server</w:t>
+            </w:r>
+          </w:p>
+        </w:tc>
+      </w:tr>
     </w:tbl>
     <w:p/>
     <w:p>
@@ -7159,6 +7661,1986 @@
     <w:p>
       <w:pPr>
         <w:pStyle w:val="Heading1"/>
+      </w:pPr>
+      <w:r>
+        <w:t>Другие команды модпака</w:t>
+      </w:r>
+    </w:p>
+    <w:p>
+      <w:pPr/>
+      <w:r>
+        <w:t>Эти команды зарегистрированы нашими модулями и серверными адаптерами. Раздел не повторяет команды, которые поставляются самими сторонними модами.</w:t>
+      </w:r>
+    </w:p>
+    <w:p>
+      <w:pPr>
+        <w:pStyle w:val="Heading2"/>
+      </w:pPr>
+      <w:r>
+        <w:t>Экономика</w:t>
+      </w:r>
+    </w:p>
+    <w:p>
+      <w:pPr>
+        <w:pStyle w:val="Command"/>
+        <w:keepNext/>
+      </w:pPr>
+      <w:r>
+        <w:rPr>
+          <w:rFonts w:ascii="Cascadia Mono" w:hAnsi="Cascadia Mono" w:eastAsia="Cascadia Mono"/>
+          <w:b/>
+          <w:color w:val="1F4E79"/>
+          <w:sz w:val="20"/>
+        </w:rPr>
+        <w:t>/coins</w:t>
+      </w:r>
+    </w:p>
+    <w:p>
+      <w:pPr>
+        <w:spacing w:after="100" w:line="259" w:lineRule="auto"/>
+      </w:pPr>
+      <w:r>
+        <w:rPr>
+          <w:rFonts w:ascii="Aptos" w:hAnsi="Aptos" w:eastAsia="Aptos"/>
+          <w:b/>
+          <w:color w:val="000000"/>
+          <w:sz w:val="21"/>
+        </w:rPr>
+        <w:t>Простыми словами.</w:t>
+      </w:r>
+      <w:r>
+        <w:rPr>
+          <w:rFonts w:ascii="Aptos" w:hAnsi="Aptos" w:eastAsia="Aptos"/>
+          <w:b w:val="0"/>
+          <w:color w:val="000000"/>
+          <w:sz w:val="21"/>
+        </w:rPr>
+        <w:t xml:space="preserve"> Открывает экран кошелька и состояния экономики игрока.</w:t>
+      </w:r>
+    </w:p>
+    <w:p>
+      <w:pPr>
+        <w:spacing w:after="100" w:line="259" w:lineRule="auto"/>
+      </w:pPr>
+      <w:r>
+        <w:rPr>
+          <w:rFonts w:ascii="Aptos" w:hAnsi="Aptos" w:eastAsia="Aptos"/>
+          <w:b/>
+          <w:color w:val="000000"/>
+          <w:sz w:val="21"/>
+        </w:rPr>
+        <w:t>По коду.</w:t>
+      </w:r>
+      <w:r>
+        <w:rPr>
+          <w:rFonts w:ascii="Aptos" w:hAnsi="Aptos" w:eastAsia="Aptos"/>
+          <w:b w:val="0"/>
+          <w:color w:val="000000"/>
+          <w:sz w:val="21"/>
+        </w:rPr>
+        <w:t xml:space="preserve"> CoinCommands вызывает EconomyNetwork.sendStatus(player, true). Сервер собирает состояние счёта и отправляет его клиенту с флагом открытия интерфейса.</w:t>
+      </w:r>
+    </w:p>
+    <w:p>
+      <w:pPr>
+        <w:spacing w:after="100" w:line="259" w:lineRule="auto"/>
+      </w:pPr>
+      <w:r>
+        <w:rPr>
+          <w:rFonts w:ascii="Aptos" w:hAnsi="Aptos" w:eastAsia="Aptos"/>
+          <w:b/>
+          <w:color w:val="000000"/>
+          <w:sz w:val="21"/>
+        </w:rPr>
+        <w:t>Доступ.</w:t>
+      </w:r>
+      <w:r>
+        <w:rPr>
+          <w:rFonts w:ascii="Aptos" w:hAnsi="Aptos" w:eastAsia="Aptos"/>
+          <w:b w:val="0"/>
+          <w:color w:val="000000"/>
+          <w:sz w:val="21"/>
+        </w:rPr>
+        <w:t xml:space="preserve"> Команда регистрируется только при DedicatedSmp.accepts. Нужен игрок; permission не требуется.</w:t>
+      </w:r>
+    </w:p>
+    <w:p>
+      <w:pPr>
+        <w:spacing w:after="100" w:line="259" w:lineRule="auto"/>
+      </w:pPr>
+      <w:r>
+        <w:rPr>
+          <w:rFonts w:ascii="Aptos" w:hAnsi="Aptos" w:eastAsia="Aptos"/>
+          <w:b/>
+          <w:color w:val="000000"/>
+          <w:sz w:val="21"/>
+        </w:rPr>
+        <w:t>Результат и ошибки.</w:t>
+      </w:r>
+      <w:r>
+        <w:rPr>
+          <w:rFonts w:ascii="Aptos" w:hAnsi="Aptos" w:eastAsia="Aptos"/>
+          <w:b w:val="0"/>
+          <w:color w:val="000000"/>
+          <w:sz w:val="21"/>
+        </w:rPr>
+        <w:t xml:space="preserve"> Сама команда не переводит Coins и возвращает 1. Для открытия нужен совпадающий сетевой канал JEM Economy на клиенте.</w:t>
+      </w:r>
+    </w:p>
+    <w:p>
+      <w:pPr>
+        <w:pStyle w:val="Command"/>
+        <w:keepNext/>
+      </w:pPr>
+      <w:r>
+        <w:rPr>
+          <w:rFonts w:ascii="Cascadia Mono" w:hAnsi="Cascadia Mono" w:eastAsia="Cascadia Mono"/>
+          <w:b/>
+          <w:color w:val="1F4E79"/>
+          <w:sz w:val="20"/>
+        </w:rPr>
+        <w:t>/coins balance</w:t>
+      </w:r>
+    </w:p>
+    <w:p>
+      <w:pPr>
+        <w:spacing w:after="100" w:line="259" w:lineRule="auto"/>
+      </w:pPr>
+      <w:r>
+        <w:rPr>
+          <w:rFonts w:ascii="Aptos" w:hAnsi="Aptos" w:eastAsia="Aptos"/>
+          <w:b/>
+          <w:color w:val="000000"/>
+          <w:sz w:val="21"/>
+        </w:rPr>
+        <w:t>Простыми словами.</w:t>
+      </w:r>
+      <w:r>
+        <w:rPr>
+          <w:rFonts w:ascii="Aptos" w:hAnsi="Aptos" w:eastAsia="Aptos"/>
+          <w:b w:val="0"/>
+          <w:color w:val="000000"/>
+          <w:sz w:val="21"/>
+        </w:rPr>
+        <w:t xml:space="preserve"> Показывает сумму на счёте и физические Coins в инвентаре.</w:t>
+      </w:r>
+    </w:p>
+    <w:p>
+      <w:pPr>
+        <w:spacing w:after="100" w:line="259" w:lineRule="auto"/>
+      </w:pPr>
+      <w:r>
+        <w:rPr>
+          <w:rFonts w:ascii="Aptos" w:hAnsi="Aptos" w:eastAsia="Aptos"/>
+          <w:b/>
+          <w:color w:val="000000"/>
+          <w:sz w:val="21"/>
+        </w:rPr>
+        <w:t>По коду.</w:t>
+      </w:r>
+      <w:r>
+        <w:rPr>
+          <w:rFonts w:ascii="Aptos" w:hAnsi="Aptos" w:eastAsia="Aptos"/>
+          <w:b w:val="0"/>
+          <w:color w:val="000000"/>
+          <w:sz w:val="21"/>
+        </w:rPr>
+        <w:t xml:space="preserve"> Сначала IdentityPolicy ищет JEM Identity. Затем EconomyApi.balance при необходимости выдаёт стартовые 100 Coins один раз и читает ledger. EconomyApi.heldCash отдельно считает стоимость действительных физических монет и количество неподходящих предметов.</w:t>
+      </w:r>
+    </w:p>
+    <w:p>
+      <w:pPr>
+        <w:spacing w:after="100" w:line="259" w:lineRule="auto"/>
+      </w:pPr>
+      <w:r>
+        <w:rPr>
+          <w:rFonts w:ascii="Aptos" w:hAnsi="Aptos" w:eastAsia="Aptos"/>
+          <w:b/>
+          <w:color w:val="000000"/>
+          <w:sz w:val="21"/>
+        </w:rPr>
+        <w:t>Доступ.</w:t>
+      </w:r>
+      <w:r>
+        <w:rPr>
+          <w:rFonts w:ascii="Aptos" w:hAnsi="Aptos" w:eastAsia="Aptos"/>
+          <w:b w:val="0"/>
+          <w:color w:val="000000"/>
+          <w:sz w:val="21"/>
+        </w:rPr>
+        <w:t xml:space="preserve"> Игрок на dedicated SMP; permission не требуется.</w:t>
+      </w:r>
+    </w:p>
+    <w:p>
+      <w:pPr>
+        <w:spacing w:after="100" w:line="259" w:lineRule="auto"/>
+      </w:pPr>
+      <w:r>
+        <w:rPr>
+          <w:rFonts w:ascii="Aptos" w:hAnsi="Aptos" w:eastAsia="Aptos"/>
+          <w:b/>
+          <w:color w:val="000000"/>
+          <w:sz w:val="21"/>
+        </w:rPr>
+        <w:t>Результат и ошибки.</w:t>
+      </w:r>
+      <w:r>
+        <w:rPr>
+          <w:rFonts w:ascii="Aptos" w:hAnsi="Aptos" w:eastAsia="Aptos"/>
+          <w:b w:val="0"/>
+          <w:color w:val="000000"/>
+          <w:sz w:val="21"/>
+        </w:rPr>
+        <w:t xml:space="preserve"> При отсутствии identity отправляется identity_required и код 0. При успехе выводятся balance и held, код 1; кроме возможной первоначальной выдачи счёт не меняется.</w:t>
+      </w:r>
+    </w:p>
+    <w:p>
+      <w:pPr>
+        <w:pStyle w:val="Command"/>
+        <w:keepNext/>
+      </w:pPr>
+      <w:r>
+        <w:rPr>
+          <w:rFonts w:ascii="Cascadia Mono" w:hAnsi="Cascadia Mono" w:eastAsia="Cascadia Mono"/>
+          <w:b/>
+          <w:color w:val="1F4E79"/>
+          <w:sz w:val="20"/>
+        </w:rPr>
+        <w:t>/coins withdraw &lt;amount&gt;</w:t>
+      </w:r>
+    </w:p>
+    <w:p>
+      <w:pPr>
+        <w:spacing w:after="100" w:line="259" w:lineRule="auto"/>
+      </w:pPr>
+      <w:r>
+        <w:rPr>
+          <w:rFonts w:ascii="Aptos" w:hAnsi="Aptos" w:eastAsia="Aptos"/>
+          <w:b/>
+          <w:color w:val="000000"/>
+          <w:sz w:val="21"/>
+        </w:rPr>
+        <w:t>Простыми словами.</w:t>
+      </w:r>
+      <w:r>
+        <w:rPr>
+          <w:rFonts w:ascii="Aptos" w:hAnsi="Aptos" w:eastAsia="Aptos"/>
+          <w:b w:val="0"/>
+          <w:color w:val="000000"/>
+          <w:sz w:val="21"/>
+        </w:rPr>
+        <w:t xml:space="preserve"> Снимает указанную сумму со счёта и выдаёт её физическими монетами.</w:t>
+      </w:r>
+    </w:p>
+    <w:p>
+      <w:pPr>
+        <w:spacing w:after="100" w:line="259" w:lineRule="auto"/>
+      </w:pPr>
+      <w:r>
+        <w:rPr>
+          <w:rFonts w:ascii="Aptos" w:hAnsi="Aptos" w:eastAsia="Aptos"/>
+          <w:b/>
+          <w:color w:val="000000"/>
+          <w:sz w:val="21"/>
+        </w:rPr>
+        <w:t>По коду.</w:t>
+      </w:r>
+      <w:r>
+        <w:rPr>
+          <w:rFonts w:ascii="Aptos" w:hAnsi="Aptos" w:eastAsia="Aptos"/>
+          <w:b w:val="0"/>
+          <w:color w:val="000000"/>
+          <w:sz w:val="21"/>
+        </w:rPr>
+        <w:t xml:space="preserve"> Brigadier принимает amount от 1 до 1 000 000 000. EconomyApi проверяет dedicated SMP и identity, обеспечивает стартовый баланс и передаёт уникальный requestId в PhysicalCoinService.withdraw. Сервис подбирает номиналы и проводит снятие только через серверный ledger.</w:t>
+      </w:r>
+    </w:p>
+    <w:p>
+      <w:pPr>
+        <w:spacing w:after="100" w:line="259" w:lineRule="auto"/>
+      </w:pPr>
+      <w:r>
+        <w:rPr>
+          <w:rFonts w:ascii="Aptos" w:hAnsi="Aptos" w:eastAsia="Aptos"/>
+          <w:b/>
+          <w:color w:val="000000"/>
+          <w:sz w:val="21"/>
+        </w:rPr>
+        <w:t>Доступ.</w:t>
+      </w:r>
+      <w:r>
+        <w:rPr>
+          <w:rFonts w:ascii="Aptos" w:hAnsi="Aptos" w:eastAsia="Aptos"/>
+          <w:b w:val="0"/>
+          <w:color w:val="000000"/>
+          <w:sz w:val="21"/>
+        </w:rPr>
+        <w:t xml:space="preserve"> Игрок на dedicated SMP; permission не требуется.</w:t>
+      </w:r>
+    </w:p>
+    <w:p>
+      <w:pPr>
+        <w:spacing w:after="100" w:line="259" w:lineRule="auto"/>
+      </w:pPr>
+      <w:r>
+        <w:rPr>
+          <w:rFonts w:ascii="Aptos" w:hAnsi="Aptos" w:eastAsia="Aptos"/>
+          <w:b/>
+          <w:color w:val="000000"/>
+          <w:sz w:val="21"/>
+        </w:rPr>
+        <w:t>Результат и ошибки.</w:t>
+      </w:r>
+      <w:r>
+        <w:rPr>
+          <w:rFonts w:ascii="Aptos" w:hAnsi="Aptos" w:eastAsia="Aptos"/>
+          <w:b w:val="0"/>
+          <w:color w:val="000000"/>
+          <w:sz w:val="21"/>
+        </w:rPr>
+        <w:t xml:space="preserve"> Только COMMITTED возвращает 1 и сообщает сумму с разбивкой по номиналам. Недостаток средств, отсутствие места, отсутствие identity, карантин физических Coins и прочая недействительная операция возвращают 0 с отдельным сообщением; частичная выдача не считается успехом.</w:t>
+      </w:r>
+    </w:p>
+    <w:p>
+      <w:pPr>
+        <w:pStyle w:val="Command"/>
+        <w:keepNext/>
+      </w:pPr>
+      <w:r>
+        <w:rPr>
+          <w:rFonts w:ascii="Cascadia Mono" w:hAnsi="Cascadia Mono" w:eastAsia="Cascadia Mono"/>
+          <w:b/>
+          <w:color w:val="1F4E79"/>
+          <w:sz w:val="20"/>
+        </w:rPr>
+        <w:t>/coins deposit</w:t>
+      </w:r>
+    </w:p>
+    <w:p>
+      <w:pPr>
+        <w:spacing w:after="100" w:line="259" w:lineRule="auto"/>
+      </w:pPr>
+      <w:r>
+        <w:rPr>
+          <w:rFonts w:ascii="Aptos" w:hAnsi="Aptos" w:eastAsia="Aptos"/>
+          <w:b/>
+          <w:color w:val="000000"/>
+          <w:sz w:val="21"/>
+        </w:rPr>
+        <w:t>Простыми словами.</w:t>
+      </w:r>
+      <w:r>
+        <w:rPr>
+          <w:rFonts w:ascii="Aptos" w:hAnsi="Aptos" w:eastAsia="Aptos"/>
+          <w:b w:val="0"/>
+          <w:color w:val="000000"/>
+          <w:sz w:val="21"/>
+        </w:rPr>
+        <w:t xml:space="preserve"> Зачисляет на счёт все действительные физические Coins из инвентаря.</w:t>
+      </w:r>
+    </w:p>
+    <w:p>
+      <w:pPr>
+        <w:spacing w:after="100" w:line="259" w:lineRule="auto"/>
+      </w:pPr>
+      <w:r>
+        <w:rPr>
+          <w:rFonts w:ascii="Aptos" w:hAnsi="Aptos" w:eastAsia="Aptos"/>
+          <w:b/>
+          <w:color w:val="000000"/>
+          <w:sz w:val="21"/>
+        </w:rPr>
+        <w:t>По коду.</w:t>
+      </w:r>
+      <w:r>
+        <w:rPr>
+          <w:rFonts w:ascii="Aptos" w:hAnsi="Aptos" w:eastAsia="Aptos"/>
+          <w:b w:val="0"/>
+          <w:color w:val="000000"/>
+          <w:sz w:val="21"/>
+        </w:rPr>
+        <w:t xml:space="preserve"> EconomyApi.depositAll передаёт уникальный requestId в PhysicalCoinService. Сервис проверяет JEM-монеты, снимает принятые предметы и отражает ту же стоимость в ledger; число отклонённых предметов сообщается отдельно.</w:t>
+      </w:r>
+    </w:p>
+    <w:p>
+      <w:pPr>
+        <w:spacing w:after="100" w:line="259" w:lineRule="auto"/>
+      </w:pPr>
+      <w:r>
+        <w:rPr>
+          <w:rFonts w:ascii="Aptos" w:hAnsi="Aptos" w:eastAsia="Aptos"/>
+          <w:b/>
+          <w:color w:val="000000"/>
+          <w:sz w:val="21"/>
+        </w:rPr>
+        <w:t>Доступ.</w:t>
+      </w:r>
+      <w:r>
+        <w:rPr>
+          <w:rFonts w:ascii="Aptos" w:hAnsi="Aptos" w:eastAsia="Aptos"/>
+          <w:b w:val="0"/>
+          <w:color w:val="000000"/>
+          <w:sz w:val="21"/>
+        </w:rPr>
+        <w:t xml:space="preserve"> Игрок на dedicated SMP; permission не требуется.</w:t>
+      </w:r>
+    </w:p>
+    <w:p>
+      <w:pPr>
+        <w:spacing w:after="100" w:line="259" w:lineRule="auto"/>
+      </w:pPr>
+      <w:r>
+        <w:rPr>
+          <w:rFonts w:ascii="Aptos" w:hAnsi="Aptos" w:eastAsia="Aptos"/>
+          <w:b/>
+          <w:color w:val="000000"/>
+          <w:sz w:val="21"/>
+        </w:rPr>
+        <w:t>Результат и ошибки.</w:t>
+      </w:r>
+      <w:r>
+        <w:rPr>
+          <w:rFonts w:ascii="Aptos" w:hAnsi="Aptos" w:eastAsia="Aptos"/>
+          <w:b w:val="0"/>
+          <w:color w:val="000000"/>
+          <w:sz w:val="21"/>
+        </w:rPr>
+        <w:t xml:space="preserve"> COMMITTED возвращает 1 и сообщает сумму и число принятых предметов. Отсутствие действительных Coins, identity, изменение инвентаря во время операции, карантин или другая недействительность возвращают 0. Неподходящие предметы не зачисляются.</w:t>
+      </w:r>
+    </w:p>
+    <w:p>
+      <w:pPr>
+        <w:pStyle w:val="Command"/>
+        <w:keepNext/>
+      </w:pPr>
+      <w:r>
+        <w:rPr>
+          <w:rFonts w:ascii="Cascadia Mono" w:hAnsi="Cascadia Mono" w:eastAsia="Cascadia Mono"/>
+          <w:b/>
+          <w:color w:val="1F4E79"/>
+          <w:sz w:val="20"/>
+        </w:rPr>
+        <w:t>/coins send &lt;player&gt; &lt;amount&gt;</w:t>
+      </w:r>
+    </w:p>
+    <w:p>
+      <w:pPr>
+        <w:spacing w:after="100" w:line="259" w:lineRule="auto"/>
+      </w:pPr>
+      <w:r>
+        <w:rPr>
+          <w:rFonts w:ascii="Aptos" w:hAnsi="Aptos" w:eastAsia="Aptos"/>
+          <w:b/>
+          <w:color w:val="000000"/>
+          <w:sz w:val="21"/>
+        </w:rPr>
+        <w:t>Простыми словами.</w:t>
+      </w:r>
+      <w:r>
+        <w:rPr>
+          <w:rFonts w:ascii="Aptos" w:hAnsi="Aptos" w:eastAsia="Aptos"/>
+          <w:b w:val="0"/>
+          <w:color w:val="000000"/>
+          <w:sz w:val="21"/>
+        </w:rPr>
+        <w:t xml:space="preserve"> Переводит Coins другому игроку, который сейчас находится на сервере.</w:t>
+      </w:r>
+    </w:p>
+    <w:p>
+      <w:pPr>
+        <w:spacing w:after="100" w:line="259" w:lineRule="auto"/>
+      </w:pPr>
+      <w:r>
+        <w:rPr>
+          <w:rFonts w:ascii="Aptos" w:hAnsi="Aptos" w:eastAsia="Aptos"/>
+          <w:b/>
+          <w:color w:val="000000"/>
+          <w:sz w:val="21"/>
+        </w:rPr>
+        <w:t>По коду.</w:t>
+      </w:r>
+      <w:r>
+        <w:rPr>
+          <w:rFonts w:ascii="Aptos" w:hAnsi="Aptos" w:eastAsia="Aptos"/>
+          <w:b w:val="0"/>
+          <w:color w:val="000000"/>
+          <w:sz w:val="21"/>
+        </w:rPr>
+        <w:t xml:space="preserve"> Аргумент player разрешается как один online ServerPlayer, amount ограничен диапазоном 1–1 000 000 000. EconomyApi.send переводит сумму из accountId отправителя на UUID получателя с уникальным idempotency key.</w:t>
+      </w:r>
+    </w:p>
+    <w:p>
+      <w:pPr>
+        <w:spacing w:after="100" w:line="259" w:lineRule="auto"/>
+      </w:pPr>
+      <w:r>
+        <w:rPr>
+          <w:rFonts w:ascii="Aptos" w:hAnsi="Aptos" w:eastAsia="Aptos"/>
+          <w:b/>
+          <w:color w:val="000000"/>
+          <w:sz w:val="21"/>
+        </w:rPr>
+        <w:t>Доступ.</w:t>
+      </w:r>
+      <w:r>
+        <w:rPr>
+          <w:rFonts w:ascii="Aptos" w:hAnsi="Aptos" w:eastAsia="Aptos"/>
+          <w:b w:val="0"/>
+          <w:color w:val="000000"/>
+          <w:sz w:val="21"/>
+        </w:rPr>
+        <w:t xml:space="preserve"> Игрок на dedicated SMP; permission не требуется.</w:t>
+      </w:r>
+    </w:p>
+    <w:p>
+      <w:pPr>
+        <w:spacing w:after="100" w:line="259" w:lineRule="auto"/>
+      </w:pPr>
+      <w:r>
+        <w:rPr>
+          <w:rFonts w:ascii="Aptos" w:hAnsi="Aptos" w:eastAsia="Aptos"/>
+          <w:b/>
+          <w:color w:val="000000"/>
+          <w:sz w:val="21"/>
+        </w:rPr>
+        <w:t>Результат и ошибки.</w:t>
+      </w:r>
+      <w:r>
+        <w:rPr>
+          <w:rFonts w:ascii="Aptos" w:hAnsi="Aptos" w:eastAsia="Aptos"/>
+          <w:b w:val="0"/>
+          <w:color w:val="000000"/>
+          <w:sz w:val="21"/>
+        </w:rPr>
+        <w:t xml:space="preserve"> COMMITTED возвращает 1 и отправляет сообщения обеим сторонам. Отсутствие identity, недостаточный баланс или недействительная операция возвращают 0. Brigadier отклоняет отсутствующего или неоднозначного игрока до вызова метода.</w:t>
+      </w:r>
+    </w:p>
+    <w:p>
+      <w:pPr>
+        <w:pStyle w:val="Command"/>
+        <w:keepNext/>
+      </w:pPr>
+      <w:r>
+        <w:rPr>
+          <w:rFonts w:ascii="Cascadia Mono" w:hAnsi="Cascadia Mono" w:eastAsia="Cascadia Mono"/>
+          <w:b/>
+          <w:color w:val="1F4E79"/>
+          <w:sz w:val="20"/>
+        </w:rPr>
+        <w:t>/market</w:t>
+      </w:r>
+    </w:p>
+    <w:p>
+      <w:pPr>
+        <w:spacing w:after="100" w:line="259" w:lineRule="auto"/>
+      </w:pPr>
+      <w:r>
+        <w:rPr>
+          <w:rFonts w:ascii="Aptos" w:hAnsi="Aptos" w:eastAsia="Aptos"/>
+          <w:b/>
+          <w:color w:val="000000"/>
+          <w:sz w:val="21"/>
+        </w:rPr>
+        <w:t>Простыми словами.</w:t>
+      </w:r>
+      <w:r>
+        <w:rPr>
+          <w:rFonts w:ascii="Aptos" w:hAnsi="Aptos" w:eastAsia="Aptos"/>
+          <w:b w:val="0"/>
+          <w:color w:val="000000"/>
+          <w:sz w:val="21"/>
+        </w:rPr>
+        <w:t xml:space="preserve"> Открывает нативное окно торговли с текущими предложениями Рыночного скупщика.</w:t>
+      </w:r>
+    </w:p>
+    <w:p>
+      <w:pPr>
+        <w:spacing w:after="100" w:line="259" w:lineRule="auto"/>
+      </w:pPr>
+      <w:r>
+        <w:rPr>
+          <w:rFonts w:ascii="Aptos" w:hAnsi="Aptos" w:eastAsia="Aptos"/>
+          <w:b/>
+          <w:color w:val="000000"/>
+          <w:sz w:val="21"/>
+        </w:rPr>
+        <w:t>По коду.</w:t>
+      </w:r>
+      <w:r>
+        <w:rPr>
+          <w:rFonts w:ascii="Aptos" w:hAnsi="Aptos" w:eastAsia="Aptos"/>
+          <w:b w:val="0"/>
+          <w:color w:val="000000"/>
+          <w:sz w:val="21"/>
+        </w:rPr>
+        <w:t xml:space="preserve"> MarketRuntime.bulletin не ищет NPC и не загружает чанки. Он создаёт временного серверного Villager, помечает его как Buyer preview, строит персональные MerchantOffers через BuyerTradeOffers, назначает игрока торговцем и открывает обычный MerchantScreen.</w:t>
+      </w:r>
+    </w:p>
+    <w:p>
+      <w:pPr>
+        <w:spacing w:after="100" w:line="259" w:lineRule="auto"/>
+      </w:pPr>
+      <w:r>
+        <w:rPr>
+          <w:rFonts w:ascii="Aptos" w:hAnsi="Aptos" w:eastAsia="Aptos"/>
+          <w:b/>
+          <w:color w:val="000000"/>
+          <w:sz w:val="21"/>
+        </w:rPr>
+        <w:t>Доступ.</w:t>
+      </w:r>
+      <w:r>
+        <w:rPr>
+          <w:rFonts w:ascii="Aptos" w:hAnsi="Aptos" w:eastAsia="Aptos"/>
+          <w:b w:val="0"/>
+          <w:color w:val="000000"/>
+          <w:sz w:val="21"/>
+        </w:rPr>
+        <w:t xml:space="preserve"> Команда регистрируется только для dedicated SMP. Нужен игрок; permission не требуется.</w:t>
+      </w:r>
+    </w:p>
+    <w:p>
+      <w:pPr>
+        <w:spacing w:after="100" w:line="259" w:lineRule="auto"/>
+      </w:pPr>
+      <w:r>
+        <w:rPr>
+          <w:rFonts w:ascii="Aptos" w:hAnsi="Aptos" w:eastAsia="Aptos"/>
+          <w:b/>
+          <w:color w:val="000000"/>
+          <w:sz w:val="21"/>
+        </w:rPr>
+        <w:t>Результат и ошибки.</w:t>
+      </w:r>
+      <w:r>
+        <w:rPr>
+          <w:rFonts w:ascii="Aptos" w:hAnsi="Aptos" w:eastAsia="Aptos"/>
+          <w:b w:val="0"/>
+          <w:color w:val="000000"/>
+          <w:sz w:val="21"/>
+        </w:rPr>
+        <w:t xml:space="preserve"> При активном dedicated SMP и успешном создании preview возвращается 1. Если сервер не dedicated или Villager создать нельзя, возвращается 0 без изменения рынка. Сама команда не совершает сделку; расчёт происходит только при выборе нативного оффера.</w:t>
+      </w:r>
+    </w:p>
+    <w:p>
+      <w:pPr>
+        <w:pStyle w:val="Heading2"/>
+      </w:pPr>
+      <w:r>
+        <w:t>Территории</w:t>
+      </w:r>
+    </w:p>
+    <w:p>
+      <w:pPr>
+        <w:pStyle w:val="Command"/>
+        <w:keepNext/>
+      </w:pPr>
+      <w:r>
+        <w:rPr>
+          <w:rFonts w:ascii="Cascadia Mono" w:hAnsi="Cascadia Mono" w:eastAsia="Cascadia Mono"/>
+          <w:b/>
+          <w:color w:val="1F4E79"/>
+          <w:sz w:val="20"/>
+        </w:rPr>
+        <w:t>/claims</w:t>
+      </w:r>
+    </w:p>
+    <w:p>
+      <w:pPr>
+        <w:spacing w:after="100" w:line="259" w:lineRule="auto"/>
+      </w:pPr>
+      <w:r>
+        <w:rPr>
+          <w:rFonts w:ascii="Aptos" w:hAnsi="Aptos" w:eastAsia="Aptos"/>
+          <w:b/>
+          <w:color w:val="000000"/>
+          <w:sz w:val="21"/>
+        </w:rPr>
+        <w:t>Простыми словами.</w:t>
+      </w:r>
+      <w:r>
+        <w:rPr>
+          <w:rFonts w:ascii="Aptos" w:hAnsi="Aptos" w:eastAsia="Aptos"/>
+          <w:b w:val="0"/>
+          <w:color w:val="000000"/>
+          <w:sz w:val="21"/>
+        </w:rPr>
+        <w:t xml:space="preserve"> Открывает наше меню принадлежащих игроку территорий.</w:t>
+      </w:r>
+    </w:p>
+    <w:p>
+      <w:pPr>
+        <w:spacing w:after="100" w:line="259" w:lineRule="auto"/>
+      </w:pPr>
+      <w:r>
+        <w:rPr>
+          <w:rFonts w:ascii="Aptos" w:hAnsi="Aptos" w:eastAsia="Aptos"/>
+          <w:b/>
+          <w:color w:val="000000"/>
+          <w:sz w:val="21"/>
+        </w:rPr>
+        <w:t>По коду.</w:t>
+      </w:r>
+      <w:r>
+        <w:rPr>
+          <w:rFonts w:ascii="Aptos" w:hAnsi="Aptos" w:eastAsia="Aptos"/>
+          <w:b w:val="0"/>
+          <w:color w:val="000000"/>
+          <w:sz w:val="21"/>
+        </w:rPr>
+        <w:t xml:space="preserve"> JemClaims вызывает ClaimsMenus.overview(player, 0). Меню читает реальные Flan claims, объединяет соприкасающиеся участки в территории, показывает оставшийся лимит и claim blocks, а затем даёт переходы к разрешениям, участникам, настройкам, переименованию и удалению.</w:t>
+      </w:r>
+    </w:p>
+    <w:p>
+      <w:pPr>
+        <w:spacing w:after="100" w:line="259" w:lineRule="auto"/>
+      </w:pPr>
+      <w:r>
+        <w:rPr>
+          <w:rFonts w:ascii="Aptos" w:hAnsi="Aptos" w:eastAsia="Aptos"/>
+          <w:b/>
+          <w:color w:val="000000"/>
+          <w:sz w:val="21"/>
+        </w:rPr>
+        <w:t>Доступ.</w:t>
+      </w:r>
+      <w:r>
+        <w:rPr>
+          <w:rFonts w:ascii="Aptos" w:hAnsi="Aptos" w:eastAsia="Aptos"/>
+          <w:b w:val="0"/>
+          <w:color w:val="000000"/>
+          <w:sz w:val="21"/>
+        </w:rPr>
+        <w:t xml:space="preserve"> Нужен игрок; у корня нет permission-проверки и нет DedicatedSmp.accepts. Дальнейшие действия в меню повторно проверяют владельца или право Flan EDITPERMS.</w:t>
+      </w:r>
+    </w:p>
+    <w:p>
+      <w:pPr>
+        <w:spacing w:after="100" w:line="259" w:lineRule="auto"/>
+      </w:pPr>
+      <w:r>
+        <w:rPr>
+          <w:rFonts w:ascii="Aptos" w:hAnsi="Aptos" w:eastAsia="Aptos"/>
+          <w:b/>
+          <w:color w:val="000000"/>
+          <w:sz w:val="21"/>
+        </w:rPr>
+        <w:t>Результат и ошибки.</w:t>
+      </w:r>
+      <w:r>
+        <w:rPr>
+          <w:rFonts w:ascii="Aptos" w:hAnsi="Aptos" w:eastAsia="Aptos"/>
+          <w:b w:val="0"/>
+          <w:color w:val="000000"/>
+          <w:sz w:val="21"/>
+        </w:rPr>
+        <w:t xml:space="preserve"> Открытие возвращает 1 и само данные не меняет. Изменения возникают только после кликов в меню и выполняются через FlanBridge и ClaimsData; отказ управления закрывает меню и сообщает manage_denied.</w:t>
+      </w:r>
+    </w:p>
+    <w:p>
+      <w:pPr>
+        <w:pStyle w:val="Heading2"/>
+      </w:pPr>
+      <w:r>
+        <w:t>Смерти сон и дом</w:t>
+      </w:r>
+    </w:p>
+    <w:p>
+      <w:pPr>
+        <w:pStyle w:val="Command"/>
+        <w:keepNext/>
+      </w:pPr>
+      <w:r>
+        <w:rPr>
+          <w:rFonts w:ascii="Cascadia Mono" w:hAnsi="Cascadia Mono" w:eastAsia="Cascadia Mono"/>
+          <w:b/>
+          <w:color w:val="1F4E79"/>
+          <w:sz w:val="20"/>
+        </w:rPr>
+        <w:t>/deaths</w:t>
+      </w:r>
+    </w:p>
+    <w:p>
+      <w:pPr>
+        <w:spacing w:after="100" w:line="259" w:lineRule="auto"/>
+      </w:pPr>
+      <w:r>
+        <w:rPr>
+          <w:rFonts w:ascii="Aptos" w:hAnsi="Aptos" w:eastAsia="Aptos"/>
+          <w:b/>
+          <w:color w:val="000000"/>
+          <w:sz w:val="21"/>
+        </w:rPr>
+        <w:t>Простыми словами.</w:t>
+      </w:r>
+      <w:r>
+        <w:rPr>
+          <w:rFonts w:ascii="Aptos" w:hAnsi="Aptos" w:eastAsia="Aptos"/>
+          <w:b w:val="0"/>
+          <w:color w:val="000000"/>
+          <w:sz w:val="21"/>
+        </w:rPr>
+        <w:t xml:space="preserve"> Открывает последние записи о смертях и позволяет выбрать безопасный возврат.</w:t>
+      </w:r>
+    </w:p>
+    <w:p>
+      <w:pPr>
+        <w:spacing w:after="100" w:line="259" w:lineRule="auto"/>
+      </w:pPr>
+      <w:r>
+        <w:rPr>
+          <w:rFonts w:ascii="Aptos" w:hAnsi="Aptos" w:eastAsia="Aptos"/>
+          <w:b/>
+          <w:color w:val="000000"/>
+          <w:sz w:val="21"/>
+        </w:rPr>
+        <w:t>По коду.</w:t>
+      </w:r>
+      <w:r>
+        <w:rPr>
+          <w:rFonts w:ascii="Aptos" w:hAnsi="Aptos" w:eastAsia="Aptos"/>
+          <w:b w:val="0"/>
+          <w:color w:val="000000"/>
+          <w:sz w:val="21"/>
+        </w:rPr>
+        <w:t xml:space="preserve"> DeathHistory читает личную историю ServerData и строит меню максимум из настроенного числа записей, по умолчанию 3. Клик проверяет, что игрок жив, запись и измерение существуют, исходная и конечная позиции разрешены claims, а полная collision box помещается внутри границы мира без жидкостей и опасных блоков. Если точная точка занята, ищется ближайшая безопасная в радиусе, по умолчанию 8.</w:t>
+      </w:r>
+    </w:p>
+    <w:p>
+      <w:pPr>
+        <w:spacing w:after="100" w:line="259" w:lineRule="auto"/>
+      </w:pPr>
+      <w:r>
+        <w:rPr>
+          <w:rFonts w:ascii="Aptos" w:hAnsi="Aptos" w:eastAsia="Aptos"/>
+          <w:b/>
+          <w:color w:val="000000"/>
+          <w:sz w:val="21"/>
+        </w:rPr>
+        <w:t>Доступ.</w:t>
+      </w:r>
+      <w:r>
+        <w:rPr>
+          <w:rFonts w:ascii="Aptos" w:hAnsi="Aptos" w:eastAsia="Aptos"/>
+          <w:b w:val="0"/>
+          <w:color w:val="000000"/>
+          <w:sz w:val="21"/>
+        </w:rPr>
+        <w:t xml:space="preserve"> Игрок на dedicated JEM Server; permission не требуется.</w:t>
+      </w:r>
+    </w:p>
+    <w:p>
+      <w:pPr>
+        <w:spacing w:after="100" w:line="259" w:lineRule="auto"/>
+      </w:pPr>
+      <w:r>
+        <w:rPr>
+          <w:rFonts w:ascii="Aptos" w:hAnsi="Aptos" w:eastAsia="Aptos"/>
+          <w:b/>
+          <w:color w:val="000000"/>
+          <w:sz w:val="21"/>
+        </w:rPr>
+        <w:t>Результат и ошибки.</w:t>
+      </w:r>
+      <w:r>
+        <w:rPr>
+          <w:rFonts w:ascii="Aptos" w:hAnsi="Aptos" w:eastAsia="Aptos"/>
+          <w:b w:val="0"/>
+          <w:color w:val="000000"/>
+          <w:sz w:val="21"/>
+        </w:rPr>
+        <w:t xml:space="preserve"> Корень возвращает 1 и только открывает меню. Клик либо телепортирует с сохранёнными yaw и pitch и сбрасывает fallDistance, либо сообщает expired, dimension, claimed_location, no_safe_point или claimed_destination.</w:t>
+      </w:r>
+    </w:p>
+    <w:p>
+      <w:pPr>
+        <w:pStyle w:val="Command"/>
+        <w:keepNext/>
+      </w:pPr>
+      <w:r>
+        <w:rPr>
+          <w:rFonts w:ascii="Cascadia Mono" w:hAnsi="Cascadia Mono" w:eastAsia="Cascadia Mono"/>
+          <w:b/>
+          <w:color w:val="1F4E79"/>
+          <w:sz w:val="20"/>
+        </w:rPr>
+        <w:t>/death</w:t>
+      </w:r>
+    </w:p>
+    <w:p>
+      <w:pPr>
+        <w:spacing w:after="100" w:line="259" w:lineRule="auto"/>
+      </w:pPr>
+      <w:r>
+        <w:rPr>
+          <w:rFonts w:ascii="Aptos" w:hAnsi="Aptos" w:eastAsia="Aptos"/>
+          <w:b/>
+          <w:color w:val="000000"/>
+          <w:sz w:val="21"/>
+        </w:rPr>
+        <w:t>Простыми словами.</w:t>
+      </w:r>
+      <w:r>
+        <w:rPr>
+          <w:rFonts w:ascii="Aptos" w:hAnsi="Aptos" w:eastAsia="Aptos"/>
+          <w:b w:val="0"/>
+          <w:color w:val="000000"/>
+          <w:sz w:val="21"/>
+        </w:rPr>
+        <w:t xml:space="preserve"> Полный алиас команды /deaths.</w:t>
+      </w:r>
+    </w:p>
+    <w:p>
+      <w:pPr>
+        <w:spacing w:after="100" w:line="259" w:lineRule="auto"/>
+      </w:pPr>
+      <w:r>
+        <w:rPr>
+          <w:rFonts w:ascii="Aptos" w:hAnsi="Aptos" w:eastAsia="Aptos"/>
+          <w:b/>
+          <w:color w:val="000000"/>
+          <w:sz w:val="21"/>
+        </w:rPr>
+        <w:t>По коду.</w:t>
+      </w:r>
+      <w:r>
+        <w:rPr>
+          <w:rFonts w:ascii="Aptos" w:hAnsi="Aptos" w:eastAsia="Aptos"/>
+          <w:b w:val="0"/>
+          <w:color w:val="000000"/>
+          <w:sz w:val="21"/>
+        </w:rPr>
+        <w:t xml:space="preserve"> JemServer регистрирует death и deaths одним циклом; оба вызывают один и тот же DeathHistory.open.</w:t>
+      </w:r>
+    </w:p>
+    <w:p>
+      <w:pPr>
+        <w:spacing w:after="100" w:line="259" w:lineRule="auto"/>
+      </w:pPr>
+      <w:r>
+        <w:rPr>
+          <w:rFonts w:ascii="Aptos" w:hAnsi="Aptos" w:eastAsia="Aptos"/>
+          <w:b/>
+          <w:color w:val="000000"/>
+          <w:sz w:val="21"/>
+        </w:rPr>
+        <w:t>Доступ.</w:t>
+      </w:r>
+      <w:r>
+        <w:rPr>
+          <w:rFonts w:ascii="Aptos" w:hAnsi="Aptos" w:eastAsia="Aptos"/>
+          <w:b w:val="0"/>
+          <w:color w:val="000000"/>
+          <w:sz w:val="21"/>
+        </w:rPr>
+        <w:t xml:space="preserve"> Те же условия, что у /deaths.</w:t>
+      </w:r>
+    </w:p>
+    <w:p>
+      <w:pPr>
+        <w:spacing w:after="100" w:line="259" w:lineRule="auto"/>
+      </w:pPr>
+      <w:r>
+        <w:rPr>
+          <w:rFonts w:ascii="Aptos" w:hAnsi="Aptos" w:eastAsia="Aptos"/>
+          <w:b/>
+          <w:color w:val="000000"/>
+          <w:sz w:val="21"/>
+        </w:rPr>
+        <w:t>Результат и ошибки.</w:t>
+      </w:r>
+      <w:r>
+        <w:rPr>
+          <w:rFonts w:ascii="Aptos" w:hAnsi="Aptos" w:eastAsia="Aptos"/>
+          <w:b w:val="0"/>
+          <w:color w:val="000000"/>
+          <w:sz w:val="21"/>
+        </w:rPr>
+        <w:t xml:space="preserve"> Возвращает 1 после открытия того же меню; отдельной истории или другого поведения у алиаса нет.</w:t>
+      </w:r>
+    </w:p>
+    <w:p>
+      <w:pPr>
+        <w:pStyle w:val="Command"/>
+        <w:keepNext/>
+      </w:pPr>
+      <w:r>
+        <w:rPr>
+          <w:rFonts w:ascii="Cascadia Mono" w:hAnsi="Cascadia Mono" w:eastAsia="Cascadia Mono"/>
+          <w:b/>
+          <w:color w:val="1F4E79"/>
+          <w:sz w:val="20"/>
+        </w:rPr>
+        <w:t>/sleep agree</w:t>
+      </w:r>
+    </w:p>
+    <w:p>
+      <w:pPr>
+        <w:spacing w:after="100" w:line="259" w:lineRule="auto"/>
+      </w:pPr>
+      <w:r>
+        <w:rPr>
+          <w:rFonts w:ascii="Aptos" w:hAnsi="Aptos" w:eastAsia="Aptos"/>
+          <w:b/>
+          <w:color w:val="000000"/>
+          <w:sz w:val="21"/>
+        </w:rPr>
+        <w:t>Простыми словами.</w:t>
+      </w:r>
+      <w:r>
+        <w:rPr>
+          <w:rFonts w:ascii="Aptos" w:hAnsi="Aptos" w:eastAsia="Aptos"/>
+          <w:b w:val="0"/>
+          <w:color w:val="000000"/>
+          <w:sz w:val="21"/>
+        </w:rPr>
+        <w:t xml:space="preserve"> Отдаёт один голос за пропуск текущей ночи.</w:t>
+      </w:r>
+    </w:p>
+    <w:p>
+      <w:pPr>
+        <w:spacing w:after="100" w:line="259" w:lineRule="auto"/>
+      </w:pPr>
+      <w:r>
+        <w:rPr>
+          <w:rFonts w:ascii="Aptos" w:hAnsi="Aptos" w:eastAsia="Aptos"/>
+          <w:b/>
+          <w:color w:val="000000"/>
+          <w:sz w:val="21"/>
+        </w:rPr>
+        <w:t>По коду.</w:t>
+      </w:r>
+      <w:r>
+        <w:rPr>
+          <w:rFonts w:ascii="Aptos" w:hAnsi="Aptos" w:eastAsia="Aptos"/>
+          <w:b w:val="0"/>
+          <w:color w:val="000000"/>
+          <w:sz w:val="21"/>
+        </w:rPr>
+        <w:t xml:space="preserve"> SleepVote принимает голос только если функция включена, существует активный round, девятисекундный по умолчанию срок ещё не истёк, игрок входит в текущий набор online non-spectator и ещё не голосовал. Спящий игрок уже автоматически голосует за и не может повторить голос вручную.</w:t>
+      </w:r>
+    </w:p>
+    <w:p>
+      <w:pPr>
+        <w:spacing w:after="100" w:line="259" w:lineRule="auto"/>
+      </w:pPr>
+      <w:r>
+        <w:rPr>
+          <w:rFonts w:ascii="Aptos" w:hAnsi="Aptos" w:eastAsia="Aptos"/>
+          <w:b/>
+          <w:color w:val="000000"/>
+          <w:sz w:val="21"/>
+        </w:rPr>
+        <w:t>Доступ.</w:t>
+      </w:r>
+      <w:r>
+        <w:rPr>
+          <w:rFonts w:ascii="Aptos" w:hAnsi="Aptos" w:eastAsia="Aptos"/>
+          <w:b w:val="0"/>
+          <w:color w:val="000000"/>
+          <w:sz w:val="21"/>
+        </w:rPr>
+        <w:t xml:space="preserve"> Игрок; permission не требуется. Команда полезна только во время активного голосования.</w:t>
+      </w:r>
+    </w:p>
+    <w:p>
+      <w:pPr>
+        <w:spacing w:after="100" w:line="259" w:lineRule="auto"/>
+      </w:pPr>
+      <w:r>
+        <w:rPr>
+          <w:rFonts w:ascii="Aptos" w:hAnsi="Aptos" w:eastAsia="Aptos"/>
+          <w:b/>
+          <w:color w:val="000000"/>
+          <w:sz w:val="21"/>
+        </w:rPr>
+        <w:t>Результат и ошибки.</w:t>
+      </w:r>
+      <w:r>
+        <w:rPr>
+          <w:rFonts w:ascii="Aptos" w:hAnsi="Aptos" w:eastAsia="Aptos"/>
+          <w:b w:val="0"/>
+          <w:color w:val="000000"/>
+          <w:sz w:val="21"/>
+        </w:rPr>
+        <w:t xml:space="preserve"> Принятый голос сохраняется в памяти раунда, объявляется всему серверу и возвращает 1. Неактивный, просроченный, повторный или недопустимый голос возвращает 0. Ночь пропускается по окончании, только если голосов за больше, чем против.</w:t>
+      </w:r>
+    </w:p>
+    <w:p>
+      <w:pPr>
+        <w:pStyle w:val="Command"/>
+        <w:keepNext/>
+      </w:pPr>
+      <w:r>
+        <w:rPr>
+          <w:rFonts w:ascii="Cascadia Mono" w:hAnsi="Cascadia Mono" w:eastAsia="Cascadia Mono"/>
+          <w:b/>
+          <w:color w:val="1F4E79"/>
+          <w:sz w:val="20"/>
+        </w:rPr>
+        <w:t>/sleep disagree</w:t>
+      </w:r>
+    </w:p>
+    <w:p>
+      <w:pPr>
+        <w:spacing w:after="100" w:line="259" w:lineRule="auto"/>
+      </w:pPr>
+      <w:r>
+        <w:rPr>
+          <w:rFonts w:ascii="Aptos" w:hAnsi="Aptos" w:eastAsia="Aptos"/>
+          <w:b/>
+          <w:color w:val="000000"/>
+          <w:sz w:val="21"/>
+        </w:rPr>
+        <w:t>Простыми словами.</w:t>
+      </w:r>
+      <w:r>
+        <w:rPr>
+          <w:rFonts w:ascii="Aptos" w:hAnsi="Aptos" w:eastAsia="Aptos"/>
+          <w:b w:val="0"/>
+          <w:color w:val="000000"/>
+          <w:sz w:val="21"/>
+        </w:rPr>
+        <w:t xml:space="preserve"> Отдаёт один голос против пропуска текущей ночи.</w:t>
+      </w:r>
+    </w:p>
+    <w:p>
+      <w:pPr>
+        <w:spacing w:after="100" w:line="259" w:lineRule="auto"/>
+      </w:pPr>
+      <w:r>
+        <w:rPr>
+          <w:rFonts w:ascii="Aptos" w:hAnsi="Aptos" w:eastAsia="Aptos"/>
+          <w:b/>
+          <w:color w:val="000000"/>
+          <w:sz w:val="21"/>
+        </w:rPr>
+        <w:t>По коду.</w:t>
+      </w:r>
+      <w:r>
+        <w:rPr>
+          <w:rFonts w:ascii="Aptos" w:hAnsi="Aptos" w:eastAsia="Aptos"/>
+          <w:b w:val="0"/>
+          <w:color w:val="000000"/>
+          <w:sz w:val="21"/>
+        </w:rPr>
+        <w:t xml:space="preserve"> Проверки идентичны /sleep agree, но SleepBallot сохраняет false и публикует красное сообщение disagree.</w:t>
+      </w:r>
+    </w:p>
+    <w:p>
+      <w:pPr>
+        <w:spacing w:after="100" w:line="259" w:lineRule="auto"/>
+      </w:pPr>
+      <w:r>
+        <w:rPr>
+          <w:rFonts w:ascii="Aptos" w:hAnsi="Aptos" w:eastAsia="Aptos"/>
+          <w:b/>
+          <w:color w:val="000000"/>
+          <w:sz w:val="21"/>
+        </w:rPr>
+        <w:t>Доступ.</w:t>
+      </w:r>
+      <w:r>
+        <w:rPr>
+          <w:rFonts w:ascii="Aptos" w:hAnsi="Aptos" w:eastAsia="Aptos"/>
+          <w:b w:val="0"/>
+          <w:color w:val="000000"/>
+          <w:sz w:val="21"/>
+        </w:rPr>
+        <w:t xml:space="preserve"> Игрок; permission не требуется. Спящий игрок не может проголосовать против, потому что его голос за уже поставлен автоматически.</w:t>
+      </w:r>
+    </w:p>
+    <w:p>
+      <w:pPr>
+        <w:spacing w:after="100" w:line="259" w:lineRule="auto"/>
+      </w:pPr>
+      <w:r>
+        <w:rPr>
+          <w:rFonts w:ascii="Aptos" w:hAnsi="Aptos" w:eastAsia="Aptos"/>
+          <w:b/>
+          <w:color w:val="000000"/>
+          <w:sz w:val="21"/>
+        </w:rPr>
+        <w:t>Результат и ошибки.</w:t>
+      </w:r>
+      <w:r>
+        <w:rPr>
+          <w:rFonts w:ascii="Aptos" w:hAnsi="Aptos" w:eastAsia="Aptos"/>
+          <w:b w:val="0"/>
+          <w:color w:val="000000"/>
+          <w:sz w:val="21"/>
+        </w:rPr>
+        <w:t xml:space="preserve"> Первый допустимый голос возвращает 1. Все отклонённые случаи возвращают 0. При равенстве голосов ночь не пропускается, потому что approved требует строго больше голосов за.</w:t>
+      </w:r>
+    </w:p>
+    <w:p>
+      <w:pPr>
+        <w:pStyle w:val="Command"/>
+        <w:keepNext/>
+      </w:pPr>
+      <w:r>
+        <w:rPr>
+          <w:rFonts w:ascii="Cascadia Mono" w:hAnsi="Cascadia Mono" w:eastAsia="Cascadia Mono"/>
+          <w:b/>
+          <w:color w:val="1F4E79"/>
+          <w:sz w:val="20"/>
+        </w:rPr>
+        <w:t>/home</w:t>
+      </w:r>
+    </w:p>
+    <w:p>
+      <w:pPr>
+        <w:spacing w:after="100" w:line="259" w:lineRule="auto"/>
+      </w:pPr>
+      <w:r>
+        <w:rPr>
+          <w:rFonts w:ascii="Aptos" w:hAnsi="Aptos" w:eastAsia="Aptos"/>
+          <w:b/>
+          <w:color w:val="000000"/>
+          <w:sz w:val="21"/>
+        </w:rPr>
+        <w:t>Простыми словами.</w:t>
+      </w:r>
+      <w:r>
+        <w:rPr>
+          <w:rFonts w:ascii="Aptos" w:hAnsi="Aptos" w:eastAsia="Aptos"/>
+          <w:b w:val="0"/>
+          <w:color w:val="000000"/>
+          <w:sz w:val="21"/>
+        </w:rPr>
+        <w:t xml:space="preserve"> Безопасно возвращает игрока к его кровати, заряженному якорю возрождения или forced respawn point.</w:t>
+      </w:r>
+    </w:p>
+    <w:p>
+      <w:pPr>
+        <w:spacing w:after="100" w:line="259" w:lineRule="auto"/>
+      </w:pPr>
+      <w:r>
+        <w:rPr>
+          <w:rFonts w:ascii="Aptos" w:hAnsi="Aptos" w:eastAsia="Aptos"/>
+          <w:b/>
+          <w:color w:val="000000"/>
+          <w:sz w:val="21"/>
+        </w:rPr>
+        <w:t>По коду.</w:t>
+      </w:r>
+      <w:r>
+        <w:rPr>
+          <w:rFonts w:ascii="Aptos" w:hAnsi="Aptos" w:eastAsia="Aptos"/>
+          <w:b w:val="0"/>
+          <w:color w:val="000000"/>
+          <w:sz w:val="21"/>
+        </w:rPr>
+        <w:t xml:space="preserve"> HomeTravel требует JEM Identity, живого non-spectator, отсутствие урона последние 15 секунд, cooldown 60 секунд и отсутствие начавшегося event combat. Он проверяет точку возрождения, загружает её чанк, ищет безопасную полную collision box в радиусе 3 и пропускает цель через BossTeleportSafety.</w:t>
+      </w:r>
+    </w:p>
+    <w:p>
+      <w:pPr>
+        <w:spacing w:after="100" w:line="259" w:lineRule="auto"/>
+      </w:pPr>
+      <w:r>
+        <w:rPr>
+          <w:rFonts w:ascii="Aptos" w:hAnsi="Aptos" w:eastAsia="Aptos"/>
+          <w:b/>
+          <w:color w:val="000000"/>
+          <w:sz w:val="21"/>
+        </w:rPr>
+        <w:t>Доступ.</w:t>
+      </w:r>
+      <w:r>
+        <w:rPr>
+          <w:rFonts w:ascii="Aptos" w:hAnsi="Aptos" w:eastAsia="Aptos"/>
+          <w:b w:val="0"/>
+          <w:color w:val="000000"/>
+          <w:sz w:val="21"/>
+        </w:rPr>
+        <w:t xml:space="preserve"> Аутентифицированный игрок; permission не требуется.</w:t>
+      </w:r>
+    </w:p>
+    <w:p>
+      <w:pPr>
+        <w:spacing w:after="100" w:line="259" w:lineRule="auto"/>
+      </w:pPr>
+      <w:r>
+        <w:rPr>
+          <w:rFonts w:ascii="Aptos" w:hAnsi="Aptos" w:eastAsia="Aptos"/>
+          <w:b/>
+          <w:color w:val="000000"/>
+          <w:sz w:val="21"/>
+        </w:rPr>
+        <w:t>Результат и ошибки.</w:t>
+      </w:r>
+      <w:r>
+        <w:rPr>
+          <w:rFonts w:ascii="Aptos" w:hAnsi="Aptos" w:eastAsia="Aptos"/>
+          <w:b w:val="0"/>
+          <w:color w:val="000000"/>
+          <w:sz w:val="21"/>
+        </w:rPr>
+        <w:t xml:space="preserve"> Успех закрывает контейнер, снимает игрока с транспорта, телепортирует через общий safety owner, записывает LAST_USE и возвращает 1. identity_required, unavailable, combat, cooldown, arena, missing, invalid и unsafe возвращают 0 с action-bar сообщением.</w:t>
+      </w:r>
+    </w:p>
+    <w:p>
+      <w:pPr>
+        <w:pStyle w:val="Heading2"/>
+      </w:pPr>
+      <w:r>
+        <w:t>Ориентиры</w:t>
+      </w:r>
+    </w:p>
+    <w:p>
+      <w:pPr>
+        <w:pStyle w:val="Command"/>
+        <w:keepNext/>
+      </w:pPr>
+      <w:r>
+        <w:rPr>
+          <w:rFonts w:ascii="Cascadia Mono" w:hAnsi="Cascadia Mono" w:eastAsia="Cascadia Mono"/>
+          <w:b/>
+          <w:color w:val="1F4E79"/>
+          <w:sz w:val="20"/>
+        </w:rPr>
+        <w:t>/landmarks</w:t>
+      </w:r>
+    </w:p>
+    <w:p>
+      <w:pPr>
+        <w:spacing w:after="100" w:line="259" w:lineRule="auto"/>
+      </w:pPr>
+      <w:r>
+        <w:rPr>
+          <w:rFonts w:ascii="Aptos" w:hAnsi="Aptos" w:eastAsia="Aptos"/>
+          <w:b/>
+          <w:color w:val="000000"/>
+          <w:sz w:val="21"/>
+        </w:rPr>
+        <w:t>Простыми словами.</w:t>
+      </w:r>
+      <w:r>
+        <w:rPr>
+          <w:rFonts w:ascii="Aptos" w:hAnsi="Aptos" w:eastAsia="Aptos"/>
+          <w:b w:val="0"/>
+          <w:color w:val="000000"/>
+          <w:sz w:val="21"/>
+        </w:rPr>
+        <w:t xml:space="preserve"> Открывает список видимых игроку общих ориентиров.</w:t>
+      </w:r>
+    </w:p>
+    <w:p>
+      <w:pPr>
+        <w:spacing w:after="100" w:line="259" w:lineRule="auto"/>
+      </w:pPr>
+      <w:r>
+        <w:rPr>
+          <w:rFonts w:ascii="Aptos" w:hAnsi="Aptos" w:eastAsia="Aptos"/>
+          <w:b/>
+          <w:color w:val="000000"/>
+          <w:sz w:val="21"/>
+        </w:rPr>
+        <w:t>По коду.</w:t>
+      </w:r>
+      <w:r>
+        <w:rPr>
+          <w:rFonts w:ascii="Aptos" w:hAnsi="Aptos" w:eastAsia="Aptos"/>
+          <w:b w:val="0"/>
+          <w:color w:val="000000"/>
+          <w:sz w:val="21"/>
+        </w:rPr>
+        <w:t xml:space="preserve"> Landmarks.open читает ServerData, сортирует записи по имени и UUID, ограничивает страницу диапазоном и показывает до 45 записей. Иконки несут dimension, позицию и радиус для клиентской карты; из меню можно открыть свою запись или начать создание новой.</w:t>
+      </w:r>
+    </w:p>
+    <w:p>
+      <w:pPr>
+        <w:spacing w:after="100" w:line="259" w:lineRule="auto"/>
+      </w:pPr>
+      <w:r>
+        <w:rPr>
+          <w:rFonts w:ascii="Aptos" w:hAnsi="Aptos" w:eastAsia="Aptos"/>
+          <w:b/>
+          <w:color w:val="000000"/>
+          <w:sz w:val="21"/>
+        </w:rPr>
+        <w:t>Доступ.</w:t>
+      </w:r>
+      <w:r>
+        <w:rPr>
+          <w:rFonts w:ascii="Aptos" w:hAnsi="Aptos" w:eastAsia="Aptos"/>
+          <w:b w:val="0"/>
+          <w:color w:val="000000"/>
+          <w:sz w:val="21"/>
+        </w:rPr>
+        <w:t xml:space="preserve"> Игрок; permission не требуется. Функция должна быть включена в jem_server server config.</w:t>
+      </w:r>
+    </w:p>
+    <w:p>
+      <w:pPr>
+        <w:spacing w:after="100" w:line="259" w:lineRule="auto"/>
+      </w:pPr>
+      <w:r>
+        <w:rPr>
+          <w:rFonts w:ascii="Aptos" w:hAnsi="Aptos" w:eastAsia="Aptos"/>
+          <w:b/>
+          <w:color w:val="000000"/>
+          <w:sz w:val="21"/>
+        </w:rPr>
+        <w:t>Результат и ошибки.</w:t>
+      </w:r>
+      <w:r>
+        <w:rPr>
+          <w:rFonts w:ascii="Aptos" w:hAnsi="Aptos" w:eastAsia="Aptos"/>
+          <w:b w:val="0"/>
+          <w:color w:val="000000"/>
+          <w:sz w:val="21"/>
+        </w:rPr>
+        <w:t xml:space="preserve"> Команда возвращает 1 даже если функция выключена и метод сразу ничего не откроет. Обычное открытие данные не меняет.</w:t>
+      </w:r>
+    </w:p>
+    <w:p>
+      <w:pPr>
+        <w:pStyle w:val="Command"/>
+        <w:keepNext/>
+      </w:pPr>
+      <w:r>
+        <w:rPr>
+          <w:rFonts w:ascii="Cascadia Mono" w:hAnsi="Cascadia Mono" w:eastAsia="Cascadia Mono"/>
+          <w:b/>
+          <w:color w:val="1F4E79"/>
+          <w:sz w:val="20"/>
+        </w:rPr>
+        <w:t>/landmarks create</w:t>
+      </w:r>
+    </w:p>
+    <w:p>
+      <w:pPr>
+        <w:spacing w:after="100" w:line="259" w:lineRule="auto"/>
+      </w:pPr>
+      <w:r>
+        <w:rPr>
+          <w:rFonts w:ascii="Aptos" w:hAnsi="Aptos" w:eastAsia="Aptos"/>
+          <w:b/>
+          <w:color w:val="000000"/>
+          <w:sz w:val="21"/>
+        </w:rPr>
+        <w:t>Простыми словами.</w:t>
+      </w:r>
+      <w:r>
+        <w:rPr>
+          <w:rFonts w:ascii="Aptos" w:hAnsi="Aptos" w:eastAsia="Aptos"/>
+          <w:b w:val="0"/>
+          <w:color w:val="000000"/>
+          <w:sz w:val="21"/>
+        </w:rPr>
+        <w:t xml:space="preserve"> Начинает создание ориентира в текущей позиции игрока.</w:t>
+      </w:r>
+    </w:p>
+    <w:p>
+      <w:pPr>
+        <w:spacing w:after="100" w:line="259" w:lineRule="auto"/>
+      </w:pPr>
+      <w:r>
+        <w:rPr>
+          <w:rFonts w:ascii="Aptos" w:hAnsi="Aptos" w:eastAsia="Aptos"/>
+          <w:b/>
+          <w:color w:val="000000"/>
+          <w:sz w:val="21"/>
+        </w:rPr>
+        <w:t>По коду.</w:t>
+      </w:r>
+      <w:r>
+        <w:rPr>
+          <w:rFonts w:ascii="Aptos" w:hAnsi="Aptos" w:eastAsia="Aptos"/>
+          <w:b w:val="0"/>
+          <w:color w:val="000000"/>
+          <w:sz w:val="21"/>
+        </w:rPr>
+        <w:t xml:space="preserve"> Сначала открывается ввод имени, затем выбор категории scenery, building, landmark, shop или danger. Имя после strip должно быть непустым, не длиннее настроенного лимита, по умолчанию 48, и не содержать управляющие символы или §. Позиция должна быть в текущем измерении, внутри world border и высоты мира, а чанк должен быть доступен по claims. После публикации LandmarkNetwork рассылает изменение.</w:t>
+      </w:r>
+    </w:p>
+    <w:p>
+      <w:pPr>
+        <w:spacing w:after="100" w:line="259" w:lineRule="auto"/>
+      </w:pPr>
+      <w:r>
+        <w:rPr>
+          <w:rFonts w:ascii="Aptos" w:hAnsi="Aptos" w:eastAsia="Aptos"/>
+          <w:b/>
+          <w:color w:val="000000"/>
+          <w:sz w:val="21"/>
+        </w:rPr>
+        <w:t>Доступ.</w:t>
+      </w:r>
+      <w:r>
+        <w:rPr>
+          <w:rFonts w:ascii="Aptos" w:hAnsi="Aptos" w:eastAsia="Aptos"/>
+          <w:b w:val="0"/>
+          <w:color w:val="000000"/>
+          <w:sz w:val="21"/>
+        </w:rPr>
+        <w:t xml:space="preserve"> Игрок; permission не требуется. Функция ориентиров должна быть включена.</w:t>
+      </w:r>
+    </w:p>
+    <w:p>
+      <w:pPr>
+        <w:spacing w:after="100" w:line="259" w:lineRule="auto"/>
+      </w:pPr>
+      <w:r>
+        <w:rPr>
+          <w:rFonts w:ascii="Aptos" w:hAnsi="Aptos" w:eastAsia="Aptos"/>
+          <w:b/>
+          <w:color w:val="000000"/>
+          <w:sz w:val="21"/>
+        </w:rPr>
+        <w:t>Результат и ошибки.</w:t>
+      </w:r>
+      <w:r>
+        <w:rPr>
+          <w:rFonts w:ascii="Aptos" w:hAnsi="Aptos" w:eastAsia="Aptos"/>
+          <w:b w:val="0"/>
+          <w:color w:val="000000"/>
+          <w:sz w:val="21"/>
+        </w:rPr>
+        <w:t xml:space="preserve"> Регистрация команды возвращает 1 сразу после открытия ввода. Ошибки имени, позиции и общего лимита сообщаются позднее в UI. Полный дубль того же имени и позиции считается успешным без второй записи.</w:t>
+      </w:r>
+    </w:p>
+    <w:p>
+      <w:pPr>
+        <w:pStyle w:val="Command"/>
+        <w:keepNext/>
+      </w:pPr>
+      <w:r>
+        <w:rPr>
+          <w:rFonts w:ascii="Cascadia Mono" w:hAnsi="Cascadia Mono" w:eastAsia="Cascadia Mono"/>
+          <w:b/>
+          <w:color w:val="1F4E79"/>
+          <w:sz w:val="20"/>
+        </w:rPr>
+        <w:t>/landmarks admin</w:t>
+      </w:r>
+    </w:p>
+    <w:p>
+      <w:pPr>
+        <w:spacing w:after="100" w:line="259" w:lineRule="auto"/>
+      </w:pPr>
+      <w:r>
+        <w:rPr>
+          <w:rFonts w:ascii="Aptos" w:hAnsi="Aptos" w:eastAsia="Aptos"/>
+          <w:b/>
+          <w:color w:val="000000"/>
+          <w:sz w:val="21"/>
+        </w:rPr>
+        <w:t>Простыми словами.</w:t>
+      </w:r>
+      <w:r>
+        <w:rPr>
+          <w:rFonts w:ascii="Aptos" w:hAnsi="Aptos" w:eastAsia="Aptos"/>
+          <w:b w:val="0"/>
+          <w:color w:val="000000"/>
+          <w:sz w:val="21"/>
+        </w:rPr>
+        <w:t xml:space="preserve"> Открывает тот же список в режиме управления.</w:t>
+      </w:r>
+    </w:p>
+    <w:p>
+      <w:pPr>
+        <w:spacing w:after="100" w:line="259" w:lineRule="auto"/>
+      </w:pPr>
+      <w:r>
+        <w:rPr>
+          <w:rFonts w:ascii="Aptos" w:hAnsi="Aptos" w:eastAsia="Aptos"/>
+          <w:b/>
+          <w:color w:val="000000"/>
+          <w:sz w:val="21"/>
+        </w:rPr>
+        <w:t>По коду.</w:t>
+      </w:r>
+      <w:r>
+        <w:rPr>
+          <w:rFonts w:ascii="Aptos" w:hAnsi="Aptos" w:eastAsia="Aptos"/>
+          <w:b w:val="0"/>
+          <w:color w:val="000000"/>
+          <w:sz w:val="21"/>
+        </w:rPr>
+        <w:t xml:space="preserve"> Команда вызывает Landmarks.open(player, 0, true). Сам список остаётся персонально отфильтрованным ServerData; режим передаётся в переходы управления и дополнительно проверяется внутри open.</w:t>
+      </w:r>
+    </w:p>
+    <w:p>
+      <w:pPr>
+        <w:spacing w:after="100" w:line="259" w:lineRule="auto"/>
+      </w:pPr>
+      <w:r>
+        <w:rPr>
+          <w:rFonts w:ascii="Aptos" w:hAnsi="Aptos" w:eastAsia="Aptos"/>
+          <w:b/>
+          <w:color w:val="000000"/>
+          <w:sz w:val="21"/>
+        </w:rPr>
+        <w:t>Доступ.</w:t>
+      </w:r>
+      <w:r>
+        <w:rPr>
+          <w:rFonts w:ascii="Aptos" w:hAnsi="Aptos" w:eastAsia="Aptos"/>
+          <w:b w:val="0"/>
+          <w:color w:val="000000"/>
+          <w:sz w:val="21"/>
+        </w:rPr>
+        <w:t xml:space="preserve"> Требуется permission 2 и игрок.</w:t>
+      </w:r>
+    </w:p>
+    <w:p>
+      <w:pPr>
+        <w:spacing w:after="100" w:line="259" w:lineRule="auto"/>
+      </w:pPr>
+      <w:r>
+        <w:rPr>
+          <w:rFonts w:ascii="Aptos" w:hAnsi="Aptos" w:eastAsia="Aptos"/>
+          <w:b/>
+          <w:color w:val="000000"/>
+          <w:sz w:val="21"/>
+        </w:rPr>
+        <w:t>Результат и ошибки.</w:t>
+      </w:r>
+      <w:r>
+        <w:rPr>
+          <w:rFonts w:ascii="Aptos" w:hAnsi="Aptos" w:eastAsia="Aptos"/>
+          <w:b w:val="0"/>
+          <w:color w:val="000000"/>
+          <w:sz w:val="21"/>
+        </w:rPr>
+        <w:t xml:space="preserve"> Возвращает 1 после вызова. Если ориентиры выключены или permission исчез до открытия, метод ничего не показывает; сама команда записи не изменяет.</w:t>
+      </w:r>
+    </w:p>
+    <w:p>
+      <w:pPr>
+        <w:pStyle w:val="Command"/>
+        <w:keepNext/>
+      </w:pPr>
+      <w:r>
+        <w:rPr>
+          <w:rFonts w:ascii="Cascadia Mono" w:hAnsi="Cascadia Mono" w:eastAsia="Cascadia Mono"/>
+          <w:b/>
+          <w:color w:val="1F4E79"/>
+          <w:sz w:val="20"/>
+        </w:rPr>
+        <w:t>/landmarks remove &lt;id&gt;</w:t>
+      </w:r>
+    </w:p>
+    <w:p>
+      <w:pPr>
+        <w:spacing w:after="100" w:line="259" w:lineRule="auto"/>
+      </w:pPr>
+      <w:r>
+        <w:rPr>
+          <w:rFonts w:ascii="Aptos" w:hAnsi="Aptos" w:eastAsia="Aptos"/>
+          <w:b/>
+          <w:color w:val="000000"/>
+          <w:sz w:val="21"/>
+        </w:rPr>
+        <w:t>Простыми словами.</w:t>
+      </w:r>
+      <w:r>
+        <w:rPr>
+          <w:rFonts w:ascii="Aptos" w:hAnsi="Aptos" w:eastAsia="Aptos"/>
+          <w:b w:val="0"/>
+          <w:color w:val="000000"/>
+          <w:sz w:val="21"/>
+        </w:rPr>
+        <w:t xml:space="preserve"> Удаляет собственный обычный ориентир по UUID.</w:t>
+      </w:r>
+    </w:p>
+    <w:p>
+      <w:pPr>
+        <w:spacing w:after="100" w:line="259" w:lineRule="auto"/>
+      </w:pPr>
+      <w:r>
+        <w:rPr>
+          <w:rFonts w:ascii="Aptos" w:hAnsi="Aptos" w:eastAsia="Aptos"/>
+          <w:b/>
+          <w:color w:val="000000"/>
+          <w:sz w:val="21"/>
+        </w:rPr>
+        <w:t>По коду.</w:t>
+      </w:r>
+      <w:r>
+        <w:rPr>
+          <w:rFonts w:ascii="Aptos" w:hAnsi="Aptos" w:eastAsia="Aptos"/>
+          <w:b w:val="0"/>
+          <w:color w:val="000000"/>
+          <w:sz w:val="21"/>
+        </w:rPr>
+        <w:t xml:space="preserve"> UuidArgument разбирает id. Landmarks.delete разрешает удаление только создателю, запрещает системные boss landmarks, удаляет запись из ServerData и отправляет LandmarkNetwork.removed; затем снова открывается обычный список.</w:t>
+      </w:r>
+    </w:p>
+    <w:p>
+      <w:pPr>
+        <w:spacing w:after="100" w:line="259" w:lineRule="auto"/>
+      </w:pPr>
+      <w:r>
+        <w:rPr>
+          <w:rFonts w:ascii="Aptos" w:hAnsi="Aptos" w:eastAsia="Aptos"/>
+          <w:b/>
+          <w:color w:val="000000"/>
+          <w:sz w:val="21"/>
+        </w:rPr>
+        <w:t>Доступ.</w:t>
+      </w:r>
+      <w:r>
+        <w:rPr>
+          <w:rFonts w:ascii="Aptos" w:hAnsi="Aptos" w:eastAsia="Aptos"/>
+          <w:b w:val="0"/>
+          <w:color w:val="000000"/>
+          <w:sz w:val="21"/>
+        </w:rPr>
+        <w:t xml:space="preserve"> Игрок; отдельный permission не нужен, но запись должна принадлежать этому игроку.</w:t>
+      </w:r>
+    </w:p>
+    <w:p>
+      <w:pPr>
+        <w:spacing w:after="100" w:line="259" w:lineRule="auto"/>
+      </w:pPr>
+      <w:r>
+        <w:rPr>
+          <w:rFonts w:ascii="Aptos" w:hAnsi="Aptos" w:eastAsia="Aptos"/>
+          <w:b/>
+          <w:color w:val="000000"/>
+          <w:sz w:val="21"/>
+        </w:rPr>
+        <w:t>Результат и ошибки.</w:t>
+      </w:r>
+      <w:r>
+        <w:rPr>
+          <w:rFonts w:ascii="Aptos" w:hAnsi="Aptos" w:eastAsia="Aptos"/>
+          <w:b w:val="0"/>
+          <w:color w:val="000000"/>
+          <w:sz w:val="21"/>
+        </w:rPr>
+        <w:t xml:space="preserve"> Успешное удаление возвращает 1 и сообщает deleted. Выключенная функция, отсутствующий UUID, чужая или системная запись возвращает 0; already_deleted используется, если разрешённая запись не изменила данные при удалении.</w:t>
+      </w:r>
+    </w:p>
+    <w:p>
+      <w:pPr>
+        <w:pStyle w:val="Heading2"/>
+      </w:pPr>
+      <w:r>
+        <w:t>Совместимость с TPA</w:t>
+      </w:r>
+    </w:p>
+    <w:p>
+      <w:pPr>
+        <w:pStyle w:val="Command"/>
+        <w:keepNext/>
+      </w:pPr>
+      <w:r>
+        <w:rPr>
+          <w:rFonts w:ascii="Cascadia Mono" w:hAnsi="Cascadia Mono" w:eastAsia="Cascadia Mono"/>
+          <w:b/>
+          <w:color w:val="1F4E79"/>
+          <w:sz w:val="20"/>
+        </w:rPr>
+        <w:t>/tpa accept</w:t>
+      </w:r>
+    </w:p>
+    <w:p>
+      <w:pPr>
+        <w:spacing w:after="100" w:line="259" w:lineRule="auto"/>
+      </w:pPr>
+      <w:r>
+        <w:rPr>
+          <w:rFonts w:ascii="Aptos" w:hAnsi="Aptos" w:eastAsia="Aptos"/>
+          <w:b/>
+          <w:color w:val="000000"/>
+          <w:sz w:val="21"/>
+        </w:rPr>
+        <w:t>Простыми словами.</w:t>
+      </w:r>
+      <w:r>
+        <w:rPr>
+          <w:rFonts w:ascii="Aptos" w:hAnsi="Aptos" w:eastAsia="Aptos"/>
+          <w:b w:val="0"/>
+          <w:color w:val="000000"/>
+          <w:sz w:val="21"/>
+        </w:rPr>
+        <w:t xml:space="preserve"> Принимает входящий запрос TPA через наш безопасный адаптер.</w:t>
+      </w:r>
+    </w:p>
+    <w:p>
+      <w:pPr>
+        <w:spacing w:after="100" w:line="259" w:lineRule="auto"/>
+      </w:pPr>
+      <w:r>
+        <w:rPr>
+          <w:rFonts w:ascii="Aptos" w:hAnsi="Aptos" w:eastAsia="Aptos"/>
+          <w:b/>
+          <w:color w:val="000000"/>
+          <w:sz w:val="21"/>
+        </w:rPr>
+        <w:t>По коду.</w:t>
+      </w:r>
+      <w:r>
+        <w:rPr>
+          <w:rFonts w:ascii="Aptos" w:hAnsi="Aptos" w:eastAsia="Aptos"/>
+          <w:b w:val="0"/>
+          <w:color w:val="000000"/>
+          <w:sz w:val="21"/>
+        </w:rPr>
+        <w:t xml:space="preserve"> TpaCompat сначала просматривает config/TPA/data только для текущего receiver и удаляет его запросы, если срок истёк или sender уже offline. После очистки он рефлексивно вызывает TpaManager.acceptRequest у установленного TPA-мода; сам JEM не воспроизводит его телепортацию.</w:t>
+      </w:r>
+    </w:p>
+    <w:p>
+      <w:pPr>
+        <w:spacing w:after="100" w:line="259" w:lineRule="auto"/>
+      </w:pPr>
+      <w:r>
+        <w:rPr>
+          <w:rFonts w:ascii="Aptos" w:hAnsi="Aptos" w:eastAsia="Aptos"/>
+          <w:b/>
+          <w:color w:val="000000"/>
+          <w:sz w:val="21"/>
+        </w:rPr>
+        <w:t>Доступ.</w:t>
+      </w:r>
+      <w:r>
+        <w:rPr>
+          <w:rFonts w:ascii="Aptos" w:hAnsi="Aptos" w:eastAsia="Aptos"/>
+          <w:b w:val="0"/>
+          <w:color w:val="000000"/>
+          <w:sz w:val="21"/>
+        </w:rPr>
+        <w:t xml:space="preserve"> Только dedicated server, нужен игрок; permission не требуется.</w:t>
+      </w:r>
+    </w:p>
+    <w:p>
+      <w:pPr>
+        <w:spacing w:after="100" w:line="259" w:lineRule="auto"/>
+      </w:pPr>
+      <w:r>
+        <w:rPr>
+          <w:rFonts w:ascii="Aptos" w:hAnsi="Aptos" w:eastAsia="Aptos"/>
+          <w:b/>
+          <w:color w:val="000000"/>
+          <w:sz w:val="21"/>
+        </w:rPr>
+        <w:t>Результат и ошибки.</w:t>
+      </w:r>
+      <w:r>
+        <w:rPr>
+          <w:rFonts w:ascii="Aptos" w:hAnsi="Aptos" w:eastAsia="Aptos"/>
+          <w:b w:val="0"/>
+          <w:color w:val="000000"/>
+          <w:sz w:val="21"/>
+        </w:rPr>
+        <w:t xml:space="preserve"> При обычном вызове возвращается Brigadier SINGLE_SUCCESS. Итог запроса и сообщения принадлежат TPA-моду. Отсутствие ожидаемого класса или метода, а также ошибка чтения данных превращаются в IllegalStateException вместо скрытого fallback.</w:t>
+      </w:r>
+    </w:p>
+    <w:p>
+      <w:pPr>
+        <w:pStyle w:val="Command"/>
+        <w:keepNext/>
+      </w:pPr>
+      <w:r>
+        <w:rPr>
+          <w:rFonts w:ascii="Cascadia Mono" w:hAnsi="Cascadia Mono" w:eastAsia="Cascadia Mono"/>
+          <w:b/>
+          <w:color w:val="1F4E79"/>
+          <w:sz w:val="20"/>
+        </w:rPr>
+        <w:t>/tpaccept</w:t>
+      </w:r>
+    </w:p>
+    <w:p>
+      <w:pPr>
+        <w:spacing w:after="100" w:line="259" w:lineRule="auto"/>
+      </w:pPr>
+      <w:r>
+        <w:rPr>
+          <w:rFonts w:ascii="Aptos" w:hAnsi="Aptos" w:eastAsia="Aptos"/>
+          <w:b/>
+          <w:color w:val="000000"/>
+          <w:sz w:val="21"/>
+        </w:rPr>
+        <w:t>Простыми словами.</w:t>
+      </w:r>
+      <w:r>
+        <w:rPr>
+          <w:rFonts w:ascii="Aptos" w:hAnsi="Aptos" w:eastAsia="Aptos"/>
+          <w:b w:val="0"/>
+          <w:color w:val="000000"/>
+          <w:sz w:val="21"/>
+        </w:rPr>
+        <w:t xml:space="preserve"> Короткий алиас нашего /tpa accept.</w:t>
+      </w:r>
+    </w:p>
+    <w:p>
+      <w:pPr>
+        <w:spacing w:after="100" w:line="259" w:lineRule="auto"/>
+      </w:pPr>
+      <w:r>
+        <w:rPr>
+          <w:rFonts w:ascii="Aptos" w:hAnsi="Aptos" w:eastAsia="Aptos"/>
+          <w:b/>
+          <w:color w:val="000000"/>
+          <w:sz w:val="21"/>
+        </w:rPr>
+        <w:t>По коду.</w:t>
+      </w:r>
+      <w:r>
+        <w:rPr>
+          <w:rFonts w:ascii="Aptos" w:hAnsi="Aptos" w:eastAsia="Aptos"/>
+          <w:b w:val="0"/>
+          <w:color w:val="000000"/>
+          <w:sz w:val="21"/>
+        </w:rPr>
+        <w:t xml:space="preserve"> Команда вызывает тот же TpaCompat.accept, включая очистку просроченных или оставшихся без online sender файлов перед передачей TPA-моду.</w:t>
+      </w:r>
+    </w:p>
+    <w:p>
+      <w:pPr>
+        <w:spacing w:after="100" w:line="259" w:lineRule="auto"/>
+      </w:pPr>
+      <w:r>
+        <w:rPr>
+          <w:rFonts w:ascii="Aptos" w:hAnsi="Aptos" w:eastAsia="Aptos"/>
+          <w:b/>
+          <w:color w:val="000000"/>
+          <w:sz w:val="21"/>
+        </w:rPr>
+        <w:t>Доступ.</w:t>
+      </w:r>
+      <w:r>
+        <w:rPr>
+          <w:rFonts w:ascii="Aptos" w:hAnsi="Aptos" w:eastAsia="Aptos"/>
+          <w:b w:val="0"/>
+          <w:color w:val="000000"/>
+          <w:sz w:val="21"/>
+        </w:rPr>
+        <w:t xml:space="preserve"> Только dedicated server, нужен игрок; permission не требуется.</w:t>
+      </w:r>
+    </w:p>
+    <w:p>
+      <w:pPr>
+        <w:spacing w:after="100" w:line="259" w:lineRule="auto"/>
+      </w:pPr>
+      <w:r>
+        <w:rPr>
+          <w:rFonts w:ascii="Aptos" w:hAnsi="Aptos" w:eastAsia="Aptos"/>
+          <w:b/>
+          <w:color w:val="000000"/>
+          <w:sz w:val="21"/>
+        </w:rPr>
+        <w:t>Результат и ошибки.</w:t>
+      </w:r>
+      <w:r>
+        <w:rPr>
+          <w:rFonts w:ascii="Aptos" w:hAnsi="Aptos" w:eastAsia="Aptos"/>
+          <w:b w:val="0"/>
+          <w:color w:val="000000"/>
+          <w:sz w:val="21"/>
+        </w:rPr>
+        <w:t xml:space="preserve"> Возвращаемое значение и ошибки полностью совпадают с /tpa accept; отдельной логики телепортации у алиаса нет.</w:t>
+      </w:r>
+    </w:p>
+    <w:p>
+      <w:pPr>
+        <w:pStyle w:val="Heading1"/>
         <w:keepNext/>
       </w:pPr>
       <w:r>
@@ -7302,6 +9784,30 @@
     </w:p>
     <w:p>
       <w:pPr>
+        <w:pStyle w:val="ListBullet"/>
+      </w:pPr>
+      <w:r>
+        <w:t>/coins и /market регистрируются через DedicatedSmp.accepts; в integrated server этих корней нет.</w:t>
+      </w:r>
+    </w:p>
+    <w:p>
+      <w:pPr>
+        <w:pStyle w:val="ListBullet"/>
+      </w:pPr>
+      <w:r>
+        <w:t>/claims не использует DedicatedSmp.accepts. Корень только открывает JEM UI, а права на изменения повторно проверяются через FlanBridge.</w:t>
+      </w:r>
+    </w:p>
+    <w:p>
+      <w:pPr>
+        <w:pStyle w:val="ListBullet"/>
+      </w:pPr>
+      <w:r>
+        <w:t>/tpa accept и /tpaccept принадлежат JEM-адаптеру: он очищает недействительные запросы, но само принятие и телепортацию оставляет установленному TPA-моду.</w:t>
+      </w:r>
+    </w:p>
+    <w:p>
+      <w:pPr>
         <w:pStyle w:val="Heading1"/>
         <w:keepNext/>
       </w:pPr>
@@ -9270,6 +11776,38 @@
           <w:sz w:val="21"/>
         </w:rPr>
         <w:t>Mods/JEMWorldBossTiers/.../TierCommands.java</w:t>
+      </w:r>
+    </w:p>
+    <w:p>
+      <w:pPr>
+        <w:pStyle w:val="ListBullet"/>
+      </w:pPr>
+      <w:r>
+        <w:t>Mods/JEMEconomy/.../command/CoinCommands.java, EconomyApi.java и MarketRuntime.java</w:t>
+      </w:r>
+    </w:p>
+    <w:p>
+      <w:pPr>
+        <w:pStyle w:val="ListBullet"/>
+      </w:pPr>
+      <w:r>
+        <w:t>Mods/JEMClaims/.../JemClaims.java, ClaimsMenus.java и FlanBridge.java</w:t>
+      </w:r>
+    </w:p>
+    <w:p>
+      <w:pPr>
+        <w:pStyle w:val="ListBullet"/>
+      </w:pPr>
+      <w:r>
+        <w:t>Mods/JEMServer/.../JemServer.java, DeathHistory.java, SleepVote.java, HomeTravel.java и Landmarks.java</w:t>
+      </w:r>
+    </w:p>
+    <w:p>
+      <w:pPr>
+        <w:pStyle w:val="ListBullet"/>
+      </w:pPr>
+      <w:r>
+        <w:t>Mods/JEMServer/.../compat/TpaCompat.java</w:t>
       </w:r>
     </w:p>
     <w:sectPr>

--- a/Docs/JEM_SMP_COMMANDS.docx
+++ b/Docs/JEM_SMP_COMMANDS.docx
@@ -98,7 +98,7 @@
           <w:color w:val="000000"/>
           <w:sz w:val="21"/>
         </w:rPr>
-        <w:t>Permission 2 и permission 4 — стандартные уровни прав Minecraft. Отдельное ограничение Sirio_o проверяет имя игрока и не допускает консоль даже при максимальных правах.</w:t>
+        <w:t>Permission 2 и permission 4 — стандартные уровни прав Minecraft. Административные JEM-команды проверяют эти уровни; отдельной проверки имени игрока нет.</w:t>
       </w:r>
     </w:p>
     <w:p>
@@ -152,6 +152,12 @@
           <w:right w:val="single" w:sz="6" w:color="D9D9D9"/>
           <w:insideH w:val="single" w:sz="6" w:color="D9D9D9"/>
           <w:insideV w:val="single" w:sz="6" w:color="D9D9D9"/>
+          <w:top w:val="single" w:sz="4" w:color="D9D9D9"/>
+          <w:left w:val="single" w:sz="4" w:color="D9D9D9"/>
+          <w:bottom w:val="single" w:sz="4" w:color="D9D9D9"/>
+          <w:right w:val="single" w:sz="4" w:color="D9D9D9"/>
+          <w:insideH w:val="single" w:sz="4" w:color="D9D9D9"/>
+          <w:insideV w:val="single" w:sz="4" w:color="D9D9D9"/>
         </w:tblBorders>
       </w:tblPr>
       <w:tblGrid>
@@ -163,11 +169,12 @@
         <w:trPr>
           <w:tblHeader w:val="true"/>
           <w:cantSplit/>
+          <w:tblHeader/>
         </w:trPr>
         <w:tc>
           <w:tcPr>
             <w:tcW w:type="dxa" w:w="3331"/>
-            <w:shd w:fill="1F4E78"/>
+            <w:shd w:fill="4A3428"/>
             <w:vAlign w:val="center"/>
           </w:tcPr>
           <w:p>
@@ -188,7 +195,7 @@
         <w:tc>
           <w:tcPr>
             <w:tcW w:type="dxa" w:w="3331"/>
-            <w:shd w:fill="1F4E78"/>
+            <w:shd w:fill="4A3428"/>
             <w:vAlign w:val="center"/>
           </w:tcPr>
           <w:p>
@@ -209,7 +216,7 @@
         <w:tc>
           <w:tcPr>
             <w:tcW w:type="dxa" w:w="3331"/>
-            <w:shd w:fill="1F4E78"/>
+            <w:shd w:fill="4A3428"/>
             <w:vAlign w:val="center"/>
           </w:tcPr>
           <w:p>
@@ -229,26 +236,71 @@
         </w:tc>
       </w:tr>
       <w:tr>
-        <w:trPr>
-          <w:cantSplit/>
-        </w:trPr>
         <w:tc>
           <w:tcPr>
             <w:tcW w:type="dxa" w:w="3888"/>
             <w:vAlign w:val="center"/>
-            <w:tcMar>
-              <w:top w:w="110" w:type="dxa"/>
-              <w:start w:w="120" w:type="dxa"/>
-              <w:bottom w:w="110" w:type="dxa"/>
-              <w:end w:w="120" w:type="dxa"/>
-            </w:tcMar>
           </w:tcPr>
           <w:p>
+            <w:pPr>
+              <w:spacing w:after="0"/>
+            </w:pPr>
             <w:r>
               <w:rPr>
-                <w:rFonts w:ascii="Cascadia Mono" w:hAnsi="Cascadia Mono" w:eastAsia="Cascadia Mono"/>
-                <w:b/>
-                <w:color w:val="1F4E79"/>
+                <w:sz w:val="17"/>
+              </w:rPr>
+              <w:t>/smp</w:t>
+            </w:r>
+          </w:p>
+        </w:tc>
+        <w:tc>
+          <w:tcPr>
+            <w:tcW w:type="dxa" w:w="3240"/>
+            <w:vAlign w:val="center"/>
+          </w:tcPr>
+          <w:p>
+            <w:pPr>
+              <w:spacing w:after="0"/>
+            </w:pPr>
+            <w:r>
+              <w:rPr>
+                <w:sz w:val="17"/>
+              </w:rPr>
+              <w:t>Главная навигация: профиль, игроки, группы, события, магазины, Рынок и награды</w:t>
+            </w:r>
+          </w:p>
+        </w:tc>
+        <w:tc>
+          <w:tcPr>
+            <w:tcW w:type="dxa" w:w="2376"/>
+            <w:vAlign w:val="center"/>
+          </w:tcPr>
+          <w:p>
+            <w:pPr>
+              <w:spacing w:after="0"/>
+            </w:pPr>
+            <w:r>
+              <w:rPr>
+                <w:sz w:val="17"/>
+              </w:rPr>
+              <w:t>Игрок JEM dedicated SMP</w:t>
+            </w:r>
+          </w:p>
+        </w:tc>
+      </w:tr>
+      <w:tr>
+        <w:tc>
+          <w:tcPr>
+            <w:tcW w:type="dxa" w:w="3888"/>
+            <w:vAlign w:val="center"/>
+            <w:shd w:fill="F4F1EA"/>
+          </w:tcPr>
+          <w:p>
+            <w:pPr>
+              <w:spacing w:after="0"/>
+            </w:pPr>
+            <w:r>
+              <w:rPr>
                 <w:sz w:val="17"/>
               </w:rPr>
               <w:t>/jem role</w:t>
@@ -259,22 +311,17 @@
           <w:tcPr>
             <w:tcW w:type="dxa" w:w="3240"/>
             <w:vAlign w:val="center"/>
-            <w:tcMar>
-              <w:top w:w="110" w:type="dxa"/>
-              <w:start w:w="120" w:type="dxa"/>
-              <w:bottom w:w="110" w:type="dxa"/>
-              <w:end w:w="120" w:type="dxa"/>
-            </w:tcMar>
+            <w:shd w:fill="F4F1EA"/>
           </w:tcPr>
           <w:p>
+            <w:pPr>
+              <w:spacing w:after="0"/>
+            </w:pPr>
             <w:r>
               <w:rPr>
-                <w:rFonts w:ascii="Aptos" w:hAnsi="Aptos" w:eastAsia="Aptos"/>
-                <w:b w:val="0"/>
-                <w:color w:val="000000"/>
-                <w:sz w:val="18"/>
+                <w:sz w:val="17"/>
               </w:rPr>
-              <w:t>Открыть роли и расы</w:t>
+              <w:t>Открыть выбор расы</w:t>
             </w:r>
           </w:p>
         </w:tc>
@@ -282,20 +329,15 @@
           <w:tcPr>
             <w:tcW w:type="dxa" w:w="2376"/>
             <w:vAlign w:val="center"/>
-            <w:tcMar>
-              <w:top w:w="110" w:type="dxa"/>
-              <w:start w:w="120" w:type="dxa"/>
-              <w:bottom w:w="110" w:type="dxa"/>
-              <w:end w:w="120" w:type="dxa"/>
-            </w:tcMar>
+            <w:shd w:fill="F4F1EA"/>
           </w:tcPr>
           <w:p>
+            <w:pPr>
+              <w:spacing w:after="0"/>
+            </w:pPr>
             <w:r>
               <w:rPr>
-                <w:rFonts w:ascii="Aptos" w:hAnsi="Aptos" w:eastAsia="Aptos"/>
-                <w:b w:val="0"/>
-                <w:color w:val="000000"/>
-                <w:sz w:val="18"/>
+                <w:sz w:val="17"/>
               </w:rPr>
               <w:t>Игрок</w:t>
             </w:r>
@@ -303,27 +345,17 @@
         </w:tc>
       </w:tr>
       <w:tr>
-        <w:trPr>
-          <w:cantSplit/>
-        </w:trPr>
         <w:tc>
           <w:tcPr>
             <w:tcW w:type="dxa" w:w="3888"/>
-            <w:shd w:fill="EAF2F8"/>
             <w:vAlign w:val="center"/>
-            <w:tcMar>
-              <w:top w:w="110" w:type="dxa"/>
-              <w:start w:w="120" w:type="dxa"/>
-              <w:bottom w:w="110" w:type="dxa"/>
-              <w:end w:w="120" w:type="dxa"/>
-            </w:tcMar>
           </w:tcPr>
           <w:p>
+            <w:pPr>
+              <w:spacing w:after="0"/>
+            </w:pPr>
             <w:r>
               <w:rPr>
-                <w:rFonts w:ascii="Cascadia Mono" w:hAnsi="Cascadia Mono" w:eastAsia="Cascadia Mono"/>
-                <w:b/>
-                <w:color w:val="1F4E79"/>
                 <w:sz w:val="17"/>
               </w:rPr>
               <w:t>/jem professions</w:t>
@@ -333,22 +365,15 @@
         <w:tc>
           <w:tcPr>
             <w:tcW w:type="dxa" w:w="3240"/>
-            <w:shd w:fill="EAF2F8"/>
             <w:vAlign w:val="center"/>
-            <w:tcMar>
-              <w:top w:w="110" w:type="dxa"/>
-              <w:start w:w="120" w:type="dxa"/>
-              <w:bottom w:w="110" w:type="dxa"/>
-              <w:end w:w="120" w:type="dxa"/>
-            </w:tcMar>
           </w:tcPr>
           <w:p>
+            <w:pPr>
+              <w:spacing w:after="0"/>
+            </w:pPr>
             <w:r>
               <w:rPr>
-                <w:rFonts w:ascii="Aptos" w:hAnsi="Aptos" w:eastAsia="Aptos"/>
-                <w:b w:val="0"/>
-                <w:color w:val="000000"/>
-                <w:sz w:val="18"/>
+                <w:sz w:val="17"/>
               </w:rPr>
               <w:t>Открыть профессии</w:t>
             </w:r>
@@ -357,22 +382,15 @@
         <w:tc>
           <w:tcPr>
             <w:tcW w:type="dxa" w:w="2376"/>
-            <w:shd w:fill="EAF2F8"/>
             <w:vAlign w:val="center"/>
-            <w:tcMar>
-              <w:top w:w="110" w:type="dxa"/>
-              <w:start w:w="120" w:type="dxa"/>
-              <w:bottom w:w="110" w:type="dxa"/>
-              <w:end w:w="120" w:type="dxa"/>
-            </w:tcMar>
           </w:tcPr>
           <w:p>
+            <w:pPr>
+              <w:spacing w:after="0"/>
+            </w:pPr>
             <w:r>
               <w:rPr>
-                <w:rFonts w:ascii="Aptos" w:hAnsi="Aptos" w:eastAsia="Aptos"/>
-                <w:b w:val="0"/>
-                <w:color w:val="000000"/>
-                <w:sz w:val="18"/>
+                <w:sz w:val="17"/>
               </w:rPr>
               <w:t>Игрок</w:t>
             </w:r>
@@ -380,26 +398,18 @@
         </w:tc>
       </w:tr>
       <w:tr>
-        <w:trPr>
-          <w:cantSplit/>
-        </w:trPr>
         <w:tc>
           <w:tcPr>
             <w:tcW w:type="dxa" w:w="3888"/>
             <w:vAlign w:val="center"/>
-            <w:tcMar>
-              <w:top w:w="110" w:type="dxa"/>
-              <w:start w:w="120" w:type="dxa"/>
-              <w:bottom w:w="110" w:type="dxa"/>
-              <w:end w:w="120" w:type="dxa"/>
-            </w:tcMar>
+            <w:shd w:fill="F4F1EA"/>
           </w:tcPr>
           <w:p>
+            <w:pPr>
+              <w:spacing w:after="0"/>
+            </w:pPr>
             <w:r>
               <w:rPr>
-                <w:rFonts w:ascii="Cascadia Mono" w:hAnsi="Cascadia Mono" w:eastAsia="Cascadia Mono"/>
-                <w:b/>
-                <w:color w:val="1F4E79"/>
                 <w:sz w:val="17"/>
               </w:rPr>
               <w:t>/jem town ...</w:t>
@@ -410,22 +420,17 @@
           <w:tcPr>
             <w:tcW w:type="dxa" w:w="3240"/>
             <w:vAlign w:val="center"/>
-            <w:tcMar>
-              <w:top w:w="110" w:type="dxa"/>
-              <w:start w:w="120" w:type="dxa"/>
-              <w:bottom w:w="110" w:type="dxa"/>
-              <w:end w:w="120" w:type="dxa"/>
-            </w:tcMar>
+            <w:shd w:fill="F4F1EA"/>
           </w:tcPr>
           <w:p>
+            <w:pPr>
+              <w:spacing w:after="0"/>
+            </w:pPr>
             <w:r>
               <w:rPr>
-                <w:rFonts w:ascii="Aptos" w:hAnsi="Aptos" w:eastAsia="Aptos"/>
-                <w:b w:val="0"/>
-                <w:color w:val="000000"/>
-                <w:sz w:val="18"/>
+                <w:sz w:val="17"/>
               </w:rPr>
-              <w:t>Город, склады, территория, рабочие, маунты</w:t>
+              <w:t>Город, склады, мягкая территория, рабочие и маунты</w:t>
             </w:r>
           </w:p>
         </w:tc>
@@ -433,48 +438,33 @@
           <w:tcPr>
             <w:tcW w:type="dxa" w:w="2376"/>
             <w:vAlign w:val="center"/>
-            <w:tcMar>
-              <w:top w:w="110" w:type="dxa"/>
-              <w:start w:w="120" w:type="dxa"/>
-              <w:bottom w:w="110" w:type="dxa"/>
-              <w:end w:w="120" w:type="dxa"/>
-            </w:tcMar>
+            <w:shd w:fill="F4F1EA"/>
           </w:tcPr>
           <w:p>
+            <w:pPr>
+              <w:spacing w:after="0"/>
+            </w:pPr>
             <w:r>
               <w:rPr>
-                <w:rFonts w:ascii="Aptos" w:hAnsi="Aptos" w:eastAsia="Aptos"/>
-                <w:b w:val="0"/>
-                <w:color w:val="000000"/>
-                <w:sz w:val="18"/>
+                <w:sz w:val="17"/>
               </w:rPr>
-              <w:t>Игрок на JEM dedicated SMP</w:t>
+              <w:t>Игрок JEM dedicated SMP</w:t>
             </w:r>
           </w:p>
         </w:tc>
       </w:tr>
       <w:tr>
-        <w:trPr>
-          <w:cantSplit/>
-        </w:trPr>
         <w:tc>
           <w:tcPr>
             <w:tcW w:type="dxa" w:w="3888"/>
-            <w:shd w:fill="EAF2F8"/>
             <w:vAlign w:val="center"/>
-            <w:tcMar>
-              <w:top w:w="110" w:type="dxa"/>
-              <w:start w:w="120" w:type="dxa"/>
-              <w:bottom w:w="110" w:type="dxa"/>
-              <w:end w:w="120" w:type="dxa"/>
-            </w:tcMar>
           </w:tcPr>
           <w:p>
+            <w:pPr>
+              <w:spacing w:after="0"/>
+            </w:pPr>
             <w:r>
               <w:rPr>
-                <w:rFonts w:ascii="Cascadia Mono" w:hAnsi="Cascadia Mono" w:eastAsia="Cascadia Mono"/>
-                <w:b/>
-                <w:color w:val="1F4E79"/>
                 <w:sz w:val="17"/>
               </w:rPr>
               <w:t>/jem project ...</w:t>
@@ -484,73 +474,51 @@
         <w:tc>
           <w:tcPr>
             <w:tcW w:type="dxa" w:w="3240"/>
-            <w:shd w:fill="EAF2F8"/>
             <w:vAlign w:val="center"/>
-            <w:tcMar>
-              <w:top w:w="110" w:type="dxa"/>
-              <w:start w:w="120" w:type="dxa"/>
-              <w:bottom w:w="110" w:type="dxa"/>
-              <w:end w:w="120" w:type="dxa"/>
-            </w:tcMar>
           </w:tcPr>
           <w:p>
+            <w:pPr>
+              <w:spacing w:after="0"/>
+            </w:pPr>
             <w:r>
               <w:rPr>
-                <w:rFonts w:ascii="Aptos" w:hAnsi="Aptos" w:eastAsia="Aptos"/>
-                <w:b w:val="0"/>
-                <w:color w:val="000000"/>
-                <w:sz w:val="18"/>
+                <w:sz w:val="17"/>
               </w:rPr>
-              <w:t>Проекты областей на карте</w:t>
+              <w:t>Планировочные области на карте Xaero</w:t>
             </w:r>
           </w:p>
         </w:tc>
         <w:tc>
           <w:tcPr>
             <w:tcW w:type="dxa" w:w="2376"/>
-            <w:shd w:fill="EAF2F8"/>
             <w:vAlign w:val="center"/>
-            <w:tcMar>
-              <w:top w:w="110" w:type="dxa"/>
-              <w:start w:w="120" w:type="dxa"/>
-              <w:bottom w:w="110" w:type="dxa"/>
-              <w:end w:w="120" w:type="dxa"/>
-            </w:tcMar>
           </w:tcPr>
           <w:p>
+            <w:pPr>
+              <w:spacing w:after="0"/>
+            </w:pPr>
             <w:r>
               <w:rPr>
-                <w:rFonts w:ascii="Aptos" w:hAnsi="Aptos" w:eastAsia="Aptos"/>
-                <w:b w:val="0"/>
-                <w:color w:val="000000"/>
-                <w:sz w:val="18"/>
+                <w:sz w:val="17"/>
               </w:rPr>
-              <w:t>Игрок на JEM dedicated SMP</w:t>
+              <w:t>Игрок JEM dedicated SMP</w:t>
             </w:r>
           </w:p>
         </w:tc>
       </w:tr>
       <w:tr>
-        <w:trPr>
-          <w:cantSplit/>
-        </w:trPr>
         <w:tc>
           <w:tcPr>
             <w:tcW w:type="dxa" w:w="3888"/>
             <w:vAlign w:val="center"/>
-            <w:tcMar>
-              <w:top w:w="110" w:type="dxa"/>
-              <w:start w:w="120" w:type="dxa"/>
-              <w:bottom w:w="110" w:type="dxa"/>
-              <w:end w:w="120" w:type="dxa"/>
-            </w:tcMar>
+            <w:shd w:fill="F4F1EA"/>
           </w:tcPr>
           <w:p>
+            <w:pPr>
+              <w:spacing w:after="0"/>
+            </w:pPr>
             <w:r>
               <w:rPr>
-                <w:rFonts w:ascii="Cascadia Mono" w:hAnsi="Cascadia Mono" w:eastAsia="Cascadia Mono"/>
-                <w:b/>
-                <w:color w:val="1F4E79"/>
                 <w:sz w:val="17"/>
               </w:rPr>
               <w:t>/jem holiday ...</w:t>
@@ -561,22 +529,17 @@
           <w:tcPr>
             <w:tcW w:type="dxa" w:w="3240"/>
             <w:vAlign w:val="center"/>
-            <w:tcMar>
-              <w:top w:w="110" w:type="dxa"/>
-              <w:start w:w="120" w:type="dxa"/>
-              <w:bottom w:w="110" w:type="dxa"/>
-              <w:end w:w="120" w:type="dxa"/>
-            </w:tcMar>
+            <w:shd w:fill="F4F1EA"/>
           </w:tcPr>
           <w:p>
+            <w:pPr>
+              <w:spacing w:after="0"/>
+            </w:pPr>
             <w:r>
               <w:rPr>
-                <w:rFonts w:ascii="Aptos" w:hAnsi="Aptos" w:eastAsia="Aptos"/>
-                <w:b w:val="0"/>
-                <w:color w:val="000000"/>
-                <w:sz w:val="18"/>
+                <w:sz w:val="17"/>
               </w:rPr>
-              <w:t>Календарь и подарки</w:t>
+              <w:t>Календарь, уведомления и подарки</w:t>
             </w:r>
           </w:p>
         </w:tc>
@@ -584,127 +547,36 @@
           <w:tcPr>
             <w:tcW w:type="dxa" w:w="2376"/>
             <w:vAlign w:val="center"/>
-            <w:tcMar>
-              <w:top w:w="110" w:type="dxa"/>
-              <w:start w:w="120" w:type="dxa"/>
-              <w:bottom w:w="110" w:type="dxa"/>
-              <w:end w:w="120" w:type="dxa"/>
-            </w:tcMar>
+            <w:shd w:fill="F4F1EA"/>
           </w:tcPr>
           <w:p>
+            <w:pPr>
+              <w:spacing w:after="0"/>
+            </w:pPr>
             <w:r>
               <w:rPr>
-                <w:rFonts w:ascii="Aptos" w:hAnsi="Aptos" w:eastAsia="Aptos"/>
-                <w:b w:val="0"/>
-                <w:color w:val="000000"/>
-                <w:sz w:val="18"/>
+                <w:sz w:val="17"/>
               </w:rPr>
-              <w:t>Игрок или оператор по подкоманде</w:t>
+              <w:t>Игрок; управление — permission 2</w:t>
             </w:r>
           </w:p>
         </w:tc>
       </w:tr>
       <w:tr>
-        <w:trPr>
-          <w:cantSplit/>
-        </w:trPr>
-        <w:tc>
-          <w:tcPr>
-            <w:tcW w:type="dxa" w:w="3888"/>
-            <w:shd w:fill="EAF2F8"/>
-            <w:vAlign w:val="center"/>
-            <w:tcMar>
-              <w:top w:w="110" w:type="dxa"/>
-              <w:start w:w="120" w:type="dxa"/>
-              <w:bottom w:w="110" w:type="dxa"/>
-              <w:end w:w="120" w:type="dxa"/>
-            </w:tcMar>
-          </w:tcPr>
-          <w:p>
-            <w:r>
-              <w:rPr>
-                <w:rFonts w:ascii="Cascadia Mono" w:hAnsi="Cascadia Mono" w:eastAsia="Cascadia Mono"/>
-                <w:b/>
-                <w:color w:val="1F4E79"/>
-                <w:sz w:val="17"/>
-              </w:rPr>
-              <w:t>/smp</w:t>
-            </w:r>
-          </w:p>
-        </w:tc>
-        <w:tc>
-          <w:tcPr>
-            <w:tcW w:type="dxa" w:w="3240"/>
-            <w:shd w:fill="EAF2F8"/>
-            <w:vAlign w:val="center"/>
-            <w:tcMar>
-              <w:top w:w="110" w:type="dxa"/>
-              <w:start w:w="120" w:type="dxa"/>
-              <w:bottom w:w="110" w:type="dxa"/>
-              <w:end w:w="120" w:type="dxa"/>
-            </w:tcMar>
-          </w:tcPr>
-          <w:p>
-            <w:r>
-              <w:rPr>
-                <w:rFonts w:ascii="Aptos" w:hAnsi="Aptos" w:eastAsia="Aptos"/>
-                <w:b w:val="0"/>
-                <w:color w:val="000000"/>
-                <w:sz w:val="18"/>
-              </w:rPr>
-              <w:t>Открыть вкладку событий</w:t>
-            </w:r>
-          </w:p>
-        </w:tc>
-        <w:tc>
-          <w:tcPr>
-            <w:tcW w:type="dxa" w:w="2376"/>
-            <w:shd w:fill="EAF2F8"/>
-            <w:vAlign w:val="center"/>
-            <w:tcMar>
-              <w:top w:w="110" w:type="dxa"/>
-              <w:start w:w="120" w:type="dxa"/>
-              <w:bottom w:w="110" w:type="dxa"/>
-              <w:end w:w="120" w:type="dxa"/>
-            </w:tcMar>
-          </w:tcPr>
-          <w:p>
-            <w:r>
-              <w:rPr>
-                <w:rFonts w:ascii="Aptos" w:hAnsi="Aptos" w:eastAsia="Aptos"/>
-                <w:b w:val="0"/>
-                <w:color w:val="000000"/>
-                <w:sz w:val="18"/>
-              </w:rPr>
-              <w:t>Игрок на JEM dedicated SMP</w:t>
-            </w:r>
-          </w:p>
-        </w:tc>
-      </w:tr>
-      <w:tr>
-        <w:trPr>
-          <w:cantSplit/>
-        </w:trPr>
         <w:tc>
           <w:tcPr>
             <w:tcW w:type="dxa" w:w="3888"/>
             <w:vAlign w:val="center"/>
-            <w:tcMar>
-              <w:top w:w="110" w:type="dxa"/>
-              <w:start w:w="120" w:type="dxa"/>
-              <w:bottom w:w="110" w:type="dxa"/>
-              <w:end w:w="120" w:type="dxa"/>
-            </w:tcMar>
           </w:tcPr>
           <w:p>
+            <w:pPr>
+              <w:spacing w:after="0"/>
+            </w:pPr>
             <w:r>
               <w:rPr>
-                <w:rFonts w:ascii="Cascadia Mono" w:hAnsi="Cascadia Mono" w:eastAsia="Cascadia Mono"/>
-                <w:b/>
-                <w:color w:val="1F4E79"/>
                 <w:sz w:val="17"/>
               </w:rPr>
-              <w:t>/smp parties|shops|events|profiles|prizes</w:t>
+              <w:t>/jem event start|stop ...</w:t>
             </w:r>
           </w:p>
         </w:tc>
@@ -712,22 +584,16 @@
           <w:tcPr>
             <w:tcW w:type="dxa" w:w="3240"/>
             <w:vAlign w:val="center"/>
-            <w:tcMar>
-              <w:top w:w="110" w:type="dxa"/>
-              <w:start w:w="120" w:type="dxa"/>
-              <w:bottom w:w="110" w:type="dxa"/>
-              <w:end w:w="120" w:type="dxa"/>
-            </w:tcMar>
           </w:tcPr>
           <w:p>
+            <w:pPr>
+              <w:spacing w:after="0"/>
+            </w:pPr>
             <w:r>
               <w:rPr>
-                <w:rFonts w:ascii="Aptos" w:hAnsi="Aptos" w:eastAsia="Aptos"/>
-                <w:b w:val="0"/>
-                <w:color w:val="000000"/>
-                <w:sz w:val="18"/>
+                <w:sz w:val="17"/>
               </w:rPr>
-              <w:t>Открыть конкретную вкладку</w:t>
+              <w:t>Запуск и точная остановка серверного события</w:t>
             </w:r>
           </w:p>
         </w:tc>
@@ -735,127 +601,36 @@
           <w:tcPr>
             <w:tcW w:type="dxa" w:w="2376"/>
             <w:vAlign w:val="center"/>
-            <w:tcMar>
-              <w:top w:w="110" w:type="dxa"/>
-              <w:start w:w="120" w:type="dxa"/>
-              <w:bottom w:w="110" w:type="dxa"/>
-              <w:end w:w="120" w:type="dxa"/>
-            </w:tcMar>
           </w:tcPr>
           <w:p>
+            <w:pPr>
+              <w:spacing w:after="0"/>
+            </w:pPr>
             <w:r>
               <w:rPr>
-                <w:rFonts w:ascii="Aptos" w:hAnsi="Aptos" w:eastAsia="Aptos"/>
-                <w:b w:val="0"/>
-                <w:color w:val="000000"/>
-                <w:sz w:val="18"/>
+                <w:sz w:val="17"/>
               </w:rPr>
-              <w:t>Игрок на JEM dedicated SMP</w:t>
+              <w:t>Оператор с permission 2</w:t>
             </w:r>
           </w:p>
         </w:tc>
       </w:tr>
       <w:tr>
-        <w:trPr>
-          <w:cantSplit/>
-        </w:trPr>
-        <w:tc>
-          <w:tcPr>
-            <w:tcW w:type="dxa" w:w="3888"/>
-            <w:shd w:fill="EAF2F8"/>
-            <w:vAlign w:val="center"/>
-            <w:tcMar>
-              <w:top w:w="110" w:type="dxa"/>
-              <w:start w:w="120" w:type="dxa"/>
-              <w:bottom w:w="110" w:type="dxa"/>
-              <w:end w:w="120" w:type="dxa"/>
-            </w:tcMar>
-          </w:tcPr>
-          <w:p>
-            <w:r>
-              <w:rPr>
-                <w:rFonts w:ascii="Cascadia Mono" w:hAnsi="Cascadia Mono" w:eastAsia="Cascadia Mono"/>
-                <w:b/>
-                <w:color w:val="1F4E79"/>
-                <w:sz w:val="17"/>
-              </w:rPr>
-              <w:t>/smp host ...</w:t>
-            </w:r>
-          </w:p>
-        </w:tc>
-        <w:tc>
-          <w:tcPr>
-            <w:tcW w:type="dxa" w:w="3240"/>
-            <w:shd w:fill="EAF2F8"/>
-            <w:vAlign w:val="center"/>
-            <w:tcMar>
-              <w:top w:w="110" w:type="dxa"/>
-              <w:start w:w="120" w:type="dxa"/>
-              <w:bottom w:w="110" w:type="dxa"/>
-              <w:end w:w="120" w:type="dxa"/>
-            </w:tcMar>
-          </w:tcPr>
-          <w:p>
-            <w:r>
-              <w:rPr>
-                <w:rFonts w:ascii="Aptos" w:hAnsi="Aptos" w:eastAsia="Aptos"/>
-                <w:b w:val="0"/>
-                <w:color w:val="000000"/>
-                <w:sz w:val="18"/>
-              </w:rPr>
-              <w:t>Подготовить группу для босса</w:t>
-            </w:r>
-          </w:p>
-        </w:tc>
-        <w:tc>
-          <w:tcPr>
-            <w:tcW w:type="dxa" w:w="2376"/>
-            <w:shd w:fill="EAF2F8"/>
-            <w:vAlign w:val="center"/>
-            <w:tcMar>
-              <w:top w:w="110" w:type="dxa"/>
-              <w:start w:w="120" w:type="dxa"/>
-              <w:bottom w:w="110" w:type="dxa"/>
-              <w:end w:w="120" w:type="dxa"/>
-            </w:tcMar>
-          </w:tcPr>
-          <w:p>
-            <w:r>
-              <w:rPr>
-                <w:rFonts w:ascii="Aptos" w:hAnsi="Aptos" w:eastAsia="Aptos"/>
-                <w:b w:val="0"/>
-                <w:color w:val="000000"/>
-                <w:sz w:val="18"/>
-              </w:rPr>
-              <w:t>Игрок рядом с допустимым боссом</w:t>
-            </w:r>
-          </w:p>
-        </w:tc>
-      </w:tr>
-      <w:tr>
-        <w:trPr>
-          <w:cantSplit/>
-        </w:trPr>
         <w:tc>
           <w:tcPr>
             <w:tcW w:type="dxa" w:w="3888"/>
             <w:vAlign w:val="center"/>
-            <w:tcMar>
-              <w:top w:w="110" w:type="dxa"/>
-              <w:start w:w="120" w:type="dxa"/>
-              <w:bottom w:w="110" w:type="dxa"/>
-              <w:end w:w="120" w:type="dxa"/>
-            </w:tcMar>
+            <w:shd w:fill="F4F1EA"/>
           </w:tcPr>
           <w:p>
+            <w:pPr>
+              <w:spacing w:after="0"/>
+            </w:pPr>
             <w:r>
               <w:rPr>
-                <w:rFonts w:ascii="Cascadia Mono" w:hAnsi="Cascadia Mono" w:eastAsia="Cascadia Mono"/>
-                <w:b/>
-                <w:color w:val="1F4E79"/>
                 <w:sz w:val="17"/>
               </w:rPr>
-              <w:t>/smp arena|boss|event-open ...</w:t>
+              <w:t>/jem boss revive</w:t>
             </w:r>
           </w:p>
         </w:tc>
@@ -863,22 +638,17 @@
           <w:tcPr>
             <w:tcW w:type="dxa" w:w="3240"/>
             <w:vAlign w:val="center"/>
-            <w:tcMar>
-              <w:top w:w="110" w:type="dxa"/>
-              <w:start w:w="120" w:type="dxa"/>
-              <w:bottom w:w="110" w:type="dxa"/>
-              <w:end w:w="120" w:type="dxa"/>
-            </w:tcMar>
+            <w:shd w:fill="F4F1EA"/>
           </w:tcPr>
           <w:p>
+            <w:pPr>
+              <w:spacing w:after="0"/>
+            </w:pPr>
             <w:r>
               <w:rPr>
-                <w:rFonts w:ascii="Aptos" w:hAnsi="Aptos" w:eastAsia="Aptos"/>
-                <w:b w:val="0"/>
-                <w:color w:val="000000"/>
-                <w:sz w:val="18"/>
+                <w:sz w:val="17"/>
               </w:rPr>
-              <w:t>Открыть серверный prompt</w:t>
+              <w:t>Восстановить босса ближайшей зарегистрированной арены</w:t>
             </w:r>
           </w:p>
         </w:tc>
@@ -886,127 +656,36 @@
           <w:tcPr>
             <w:tcW w:type="dxa" w:w="2376"/>
             <w:vAlign w:val="center"/>
-            <w:tcMar>
-              <w:top w:w="110" w:type="dxa"/>
-              <w:start w:w="120" w:type="dxa"/>
-              <w:bottom w:w="110" w:type="dxa"/>
-              <w:end w:w="120" w:type="dxa"/>
-            </w:tcMar>
+            <w:shd w:fill="F4F1EA"/>
           </w:tcPr>
           <w:p>
+            <w:pPr>
+              <w:spacing w:after="0"/>
+            </w:pPr>
             <w:r>
               <w:rPr>
-                <w:rFonts w:ascii="Aptos" w:hAnsi="Aptos" w:eastAsia="Aptos"/>
-                <w:b w:val="0"/>
-                <w:color w:val="000000"/>
-                <w:sz w:val="18"/>
+                <w:sz w:val="17"/>
               </w:rPr>
-              <w:t>Игрок; revive только Sirio_o</w:t>
+              <w:t>Оператор с permission 2</w:t>
             </w:r>
           </w:p>
         </w:tc>
       </w:tr>
       <w:tr>
-        <w:trPr>
-          <w:cantSplit/>
-        </w:trPr>
-        <w:tc>
-          <w:tcPr>
-            <w:tcW w:type="dxa" w:w="3888"/>
-            <w:shd w:fill="EAF2F8"/>
-            <w:vAlign w:val="center"/>
-            <w:tcMar>
-              <w:top w:w="110" w:type="dxa"/>
-              <w:start w:w="120" w:type="dxa"/>
-              <w:bottom w:w="110" w:type="dxa"/>
-              <w:end w:w="120" w:type="dxa"/>
-            </w:tcMar>
-          </w:tcPr>
-          <w:p>
-            <w:r>
-              <w:rPr>
-                <w:rFonts w:ascii="Cascadia Mono" w:hAnsi="Cascadia Mono" w:eastAsia="Cascadia Mono"/>
-                <w:b/>
-                <w:color w:val="1F4E79"/>
-                <w:sz w:val="17"/>
-              </w:rPr>
-              <w:t>/smp event-return|vote|forfeit|encounter-leave ...</w:t>
-            </w:r>
-          </w:p>
-        </w:tc>
-        <w:tc>
-          <w:tcPr>
-            <w:tcW w:type="dxa" w:w="3240"/>
-            <w:shd w:fill="EAF2F8"/>
-            <w:vAlign w:val="center"/>
-            <w:tcMar>
-              <w:top w:w="110" w:type="dxa"/>
-              <w:start w:w="120" w:type="dxa"/>
-              <w:bottom w:w="110" w:type="dxa"/>
-              <w:end w:w="120" w:type="dxa"/>
-            </w:tcMar>
-          </w:tcPr>
-          <w:p>
-            <w:r>
-              <w:rPr>
-                <w:rFonts w:ascii="Aptos" w:hAnsi="Aptos" w:eastAsia="Aptos"/>
-                <w:b w:val="0"/>
-                <w:color w:val="000000"/>
-                <w:sz w:val="18"/>
-              </w:rPr>
-              <w:t>Служебные действия участника</w:t>
-            </w:r>
-          </w:p>
-        </w:tc>
-        <w:tc>
-          <w:tcPr>
-            <w:tcW w:type="dxa" w:w="2376"/>
-            <w:shd w:fill="EAF2F8"/>
-            <w:vAlign w:val="center"/>
-            <w:tcMar>
-              <w:top w:w="110" w:type="dxa"/>
-              <w:start w:w="120" w:type="dxa"/>
-              <w:bottom w:w="110" w:type="dxa"/>
-              <w:end w:w="120" w:type="dxa"/>
-            </w:tcMar>
-          </w:tcPr>
-          <w:p>
-            <w:r>
-              <w:rPr>
-                <w:rFonts w:ascii="Aptos" w:hAnsi="Aptos" w:eastAsia="Aptos"/>
-                <w:b w:val="0"/>
-                <w:color w:val="000000"/>
-                <w:sz w:val="18"/>
-              </w:rPr>
-              <w:t>Участник события</w:t>
-            </w:r>
-          </w:p>
-        </w:tc>
-      </w:tr>
-      <w:tr>
-        <w:trPr>
-          <w:cantSplit/>
-        </w:trPr>
         <w:tc>
           <w:tcPr>
             <w:tcW w:type="dxa" w:w="3888"/>
             <w:vAlign w:val="center"/>
-            <w:tcMar>
-              <w:top w:w="110" w:type="dxa"/>
-              <w:start w:w="120" w:type="dxa"/>
-              <w:bottom w:w="110" w:type="dxa"/>
-              <w:end w:w="120" w:type="dxa"/>
-            </w:tcMar>
           </w:tcPr>
           <w:p>
+            <w:pPr>
+              <w:spacing w:after="0"/>
+            </w:pPr>
             <w:r>
               <w:rPr>
-                <w:rFonts w:ascii="Cascadia Mono" w:hAnsi="Cascadia Mono" w:eastAsia="Cascadia Mono"/>
-                <w:b/>
-                <w:color w:val="1F4E79"/>
                 <w:sz w:val="17"/>
               </w:rPr>
-              <w:t>/smp event ...</w:t>
+              <w:t>/home</w:t>
             </w:r>
           </w:p>
         </w:tc>
@@ -1014,22 +693,16 @@
           <w:tcPr>
             <w:tcW w:type="dxa" w:w="3240"/>
             <w:vAlign w:val="center"/>
-            <w:tcMar>
-              <w:top w:w="110" w:type="dxa"/>
-              <w:start w:w="120" w:type="dxa"/>
-              <w:bottom w:w="110" w:type="dxa"/>
-              <w:end w:w="120" w:type="dxa"/>
-            </w:tcMar>
           </w:tcPr>
           <w:p>
+            <w:pPr>
+              <w:spacing w:after="0"/>
+            </w:pPr>
             <w:r>
               <w:rPr>
-                <w:rFonts w:ascii="Aptos" w:hAnsi="Aptos" w:eastAsia="Aptos"/>
-                <w:b w:val="0"/>
-                <w:color w:val="000000"/>
-                <w:sz w:val="18"/>
+                <w:sz w:val="17"/>
               </w:rPr>
-              <w:t>Управление событиями и расписанием</w:t>
+              <w:t>Безопасный возврат к vanilla-точке возрождения</w:t>
             </w:r>
           </w:p>
         </w:tc>
@@ -1037,302 +710,33 @@
           <w:tcPr>
             <w:tcW w:type="dxa" w:w="2376"/>
             <w:vAlign w:val="center"/>
-            <w:tcMar>
-              <w:top w:w="110" w:type="dxa"/>
-              <w:start w:w="120" w:type="dxa"/>
-              <w:bottom w:w="110" w:type="dxa"/>
-              <w:end w:w="120" w:type="dxa"/>
-            </w:tcMar>
           </w:tcPr>
           <w:p>
+            <w:pPr>
+              <w:spacing w:after="0"/>
+            </w:pPr>
             <w:r>
               <w:rPr>
-                <w:rFonts w:ascii="Aptos" w:hAnsi="Aptos" w:eastAsia="Aptos"/>
-                <w:b w:val="0"/>
-                <w:color w:val="000000"/>
-                <w:sz w:val="18"/>
+                <w:sz w:val="17"/>
               </w:rPr>
-              <w:t>Только игрок Sirio_o</w:t>
+              <w:t>Аутентифицированный живой игрок</w:t>
             </w:r>
           </w:p>
         </w:tc>
       </w:tr>
       <w:tr>
-        <w:trPr>
-          <w:cantSplit/>
-        </w:trPr>
         <w:tc>
           <w:tcPr>
             <w:tcW w:type="dxa" w:w="3888"/>
             <w:vAlign w:val="center"/>
-            <w:tcMar>
-              <w:top w:w="110" w:type="dxa"/>
-              <w:start w:w="120" w:type="dxa"/>
-              <w:bottom w:w="110" w:type="dxa"/>
-              <w:end w:w="120" w:type="dxa"/>
-            </w:tcMar>
-            <w:shd w:fill="EAF2F8"/>
+            <w:shd w:fill="F4F1EA"/>
           </w:tcPr>
           <w:p>
+            <w:pPr>
+              <w:spacing w:after="0"/>
+            </w:pPr>
             <w:r>
               <w:rPr>
-                <w:rFonts w:ascii="Cascadia Mono" w:hAnsi="Cascadia Mono" w:eastAsia="Cascadia Mono"/>
-                <w:b/>
-                <w:color w:val="1F4E79"/>
-                <w:sz w:val="17"/>
-              </w:rPr>
-              <w:t>/coins ...</w:t>
-            </w:r>
-          </w:p>
-        </w:tc>
-        <w:tc>
-          <w:tcPr>
-            <w:tcW w:type="dxa" w:w="3240"/>
-            <w:vAlign w:val="center"/>
-            <w:tcMar>
-              <w:top w:w="110" w:type="dxa"/>
-              <w:start w:w="120" w:type="dxa"/>
-              <w:bottom w:w="110" w:type="dxa"/>
-              <w:end w:w="120" w:type="dxa"/>
-            </w:tcMar>
-            <w:shd w:fill="EAF2F8"/>
-          </w:tcPr>
-          <w:p>
-            <w:r>
-              <w:t>Кошелёк, баланс, наличные и переводы</w:t>
-            </w:r>
-          </w:p>
-        </w:tc>
-        <w:tc>
-          <w:tcPr>
-            <w:tcW w:type="dxa" w:w="2376"/>
-            <w:vAlign w:val="center"/>
-            <w:tcMar>
-              <w:top w:w="110" w:type="dxa"/>
-              <w:start w:w="120" w:type="dxa"/>
-              <w:bottom w:w="110" w:type="dxa"/>
-              <w:end w:w="120" w:type="dxa"/>
-            </w:tcMar>
-            <w:shd w:fill="EAF2F8"/>
-          </w:tcPr>
-          <w:p>
-            <w:r>
-              <w:t>Игрок на JEM dedicated SMP</w:t>
-            </w:r>
-          </w:p>
-        </w:tc>
-      </w:tr>
-      <w:tr>
-        <w:trPr>
-          <w:cantSplit/>
-        </w:trPr>
-        <w:tc>
-          <w:tcPr>
-            <w:tcW w:type="dxa" w:w="3888"/>
-            <w:vAlign w:val="center"/>
-            <w:tcMar>
-              <w:top w:w="110" w:type="dxa"/>
-              <w:start w:w="120" w:type="dxa"/>
-              <w:bottom w:w="110" w:type="dxa"/>
-              <w:end w:w="120" w:type="dxa"/>
-            </w:tcMar>
-          </w:tcPr>
-          <w:p>
-            <w:r>
-              <w:rPr>
-                <w:rFonts w:ascii="Cascadia Mono" w:hAnsi="Cascadia Mono" w:eastAsia="Cascadia Mono"/>
-                <w:b/>
-                <w:color w:val="1F4E79"/>
-                <w:sz w:val="17"/>
-              </w:rPr>
-              <w:t>/market</w:t>
-            </w:r>
-          </w:p>
-        </w:tc>
-        <w:tc>
-          <w:tcPr>
-            <w:tcW w:type="dxa" w:w="3240"/>
-            <w:vAlign w:val="center"/>
-            <w:tcMar>
-              <w:top w:w="110" w:type="dxa"/>
-              <w:start w:w="120" w:type="dxa"/>
-              <w:bottom w:w="110" w:type="dxa"/>
-              <w:end w:w="120" w:type="dxa"/>
-            </w:tcMar>
-          </w:tcPr>
-          <w:p>
-            <w:r>
-              <w:t>Нативное окно предложений Рыночного скупщика</w:t>
-            </w:r>
-          </w:p>
-        </w:tc>
-        <w:tc>
-          <w:tcPr>
-            <w:tcW w:type="dxa" w:w="2376"/>
-            <w:vAlign w:val="center"/>
-            <w:tcMar>
-              <w:top w:w="110" w:type="dxa"/>
-              <w:start w:w="120" w:type="dxa"/>
-              <w:bottom w:w="110" w:type="dxa"/>
-              <w:end w:w="120" w:type="dxa"/>
-            </w:tcMar>
-          </w:tcPr>
-          <w:p>
-            <w:r>
-              <w:t>Игрок на JEM dedicated SMP</w:t>
-            </w:r>
-          </w:p>
-        </w:tc>
-      </w:tr>
-      <w:tr>
-        <w:trPr>
-          <w:cantSplit/>
-        </w:trPr>
-        <w:tc>
-          <w:tcPr>
-            <w:tcW w:type="dxa" w:w="3888"/>
-            <w:vAlign w:val="center"/>
-            <w:tcMar>
-              <w:top w:w="110" w:type="dxa"/>
-              <w:start w:w="120" w:type="dxa"/>
-              <w:bottom w:w="110" w:type="dxa"/>
-              <w:end w:w="120" w:type="dxa"/>
-            </w:tcMar>
-            <w:shd w:fill="EAF2F8"/>
-          </w:tcPr>
-          <w:p>
-            <w:r>
-              <w:rPr>
-                <w:rFonts w:ascii="Cascadia Mono" w:hAnsi="Cascadia Mono" w:eastAsia="Cascadia Mono"/>
-                <w:b/>
-                <w:color w:val="1F4E79"/>
-                <w:sz w:val="17"/>
-              </w:rPr>
-              <w:t>/claims</w:t>
-            </w:r>
-          </w:p>
-        </w:tc>
-        <w:tc>
-          <w:tcPr>
-            <w:tcW w:type="dxa" w:w="3240"/>
-            <w:vAlign w:val="center"/>
-            <w:tcMar>
-              <w:top w:w="110" w:type="dxa"/>
-              <w:start w:w="120" w:type="dxa"/>
-              <w:bottom w:w="110" w:type="dxa"/>
-              <w:end w:w="120" w:type="dxa"/>
-            </w:tcMar>
-            <w:shd w:fill="EAF2F8"/>
-          </w:tcPr>
-          <w:p>
-            <w:r>
-              <w:t>Управление территориями JEM поверх Flan</w:t>
-            </w:r>
-          </w:p>
-        </w:tc>
-        <w:tc>
-          <w:tcPr>
-            <w:tcW w:type="dxa" w:w="2376"/>
-            <w:vAlign w:val="center"/>
-            <w:tcMar>
-              <w:top w:w="110" w:type="dxa"/>
-              <w:start w:w="120" w:type="dxa"/>
-              <w:bottom w:w="110" w:type="dxa"/>
-              <w:end w:w="120" w:type="dxa"/>
-            </w:tcMar>
-            <w:shd w:fill="EAF2F8"/>
-          </w:tcPr>
-          <w:p>
-            <w:r>
-              <w:t>Игрок; отдельного permission нет</w:t>
-            </w:r>
-          </w:p>
-        </w:tc>
-      </w:tr>
-      <w:tr>
-        <w:trPr>
-          <w:cantSplit/>
-        </w:trPr>
-        <w:tc>
-          <w:tcPr>
-            <w:tcW w:type="dxa" w:w="3888"/>
-            <w:vAlign w:val="center"/>
-            <w:tcMar>
-              <w:top w:w="110" w:type="dxa"/>
-              <w:start w:w="120" w:type="dxa"/>
-              <w:bottom w:w="110" w:type="dxa"/>
-              <w:end w:w="120" w:type="dxa"/>
-            </w:tcMar>
-          </w:tcPr>
-          <w:p>
-            <w:r>
-              <w:rPr>
-                <w:rFonts w:ascii="Cascadia Mono" w:hAnsi="Cascadia Mono" w:eastAsia="Cascadia Mono"/>
-                <w:b/>
-                <w:color w:val="1F4E79"/>
-                <w:sz w:val="17"/>
-              </w:rPr>
-              <w:t>/death, /deaths</w:t>
-            </w:r>
-          </w:p>
-        </w:tc>
-        <w:tc>
-          <w:tcPr>
-            <w:tcW w:type="dxa" w:w="3240"/>
-            <w:vAlign w:val="center"/>
-            <w:tcMar>
-              <w:top w:w="110" w:type="dxa"/>
-              <w:start w:w="120" w:type="dxa"/>
-              <w:bottom w:w="110" w:type="dxa"/>
-              <w:end w:w="120" w:type="dxa"/>
-            </w:tcMar>
-          </w:tcPr>
-          <w:p>
-            <w:r>
-              <w:t>История смертей и безопасный возврат</w:t>
-            </w:r>
-          </w:p>
-        </w:tc>
-        <w:tc>
-          <w:tcPr>
-            <w:tcW w:type="dxa" w:w="2376"/>
-            <w:vAlign w:val="center"/>
-            <w:tcMar>
-              <w:top w:w="110" w:type="dxa"/>
-              <w:start w:w="120" w:type="dxa"/>
-              <w:bottom w:w="110" w:type="dxa"/>
-              <w:end w:w="120" w:type="dxa"/>
-            </w:tcMar>
-          </w:tcPr>
-          <w:p>
-            <w:r>
-              <w:t>Игрок на JEM dedicated server</w:t>
-            </w:r>
-          </w:p>
-        </w:tc>
-      </w:tr>
-      <w:tr>
-        <w:trPr>
-          <w:cantSplit/>
-        </w:trPr>
-        <w:tc>
-          <w:tcPr>
-            <w:tcW w:type="dxa" w:w="3888"/>
-            <w:vAlign w:val="center"/>
-            <w:tcMar>
-              <w:top w:w="110" w:type="dxa"/>
-              <w:start w:w="120" w:type="dxa"/>
-              <w:bottom w:w="110" w:type="dxa"/>
-              <w:end w:w="120" w:type="dxa"/>
-            </w:tcMar>
-            <w:shd w:fill="EAF2F8"/>
-          </w:tcPr>
-          <w:p>
-            <w:r>
-              <w:rPr>
-                <w:rFonts w:ascii="Cascadia Mono" w:hAnsi="Cascadia Mono" w:eastAsia="Cascadia Mono"/>
-                <w:b/>
-                <w:color w:val="1F4E79"/>
                 <w:sz w:val="17"/>
               </w:rPr>
               <w:t>/sleep agree|disagree</w:t>
@@ -1343,16 +747,16 @@
           <w:tcPr>
             <w:tcW w:type="dxa" w:w="3240"/>
             <w:vAlign w:val="center"/>
-            <w:tcMar>
-              <w:top w:w="110" w:type="dxa"/>
-              <w:start w:w="120" w:type="dxa"/>
-              <w:bottom w:w="110" w:type="dxa"/>
-              <w:end w:w="120" w:type="dxa"/>
-            </w:tcMar>
-            <w:shd w:fill="EAF2F8"/>
+            <w:shd w:fill="F4F1EA"/>
           </w:tcPr>
           <w:p>
+            <w:pPr>
+              <w:spacing w:after="0"/>
+            </w:pPr>
             <w:r>
+              <w:rPr>
+                <w:sz w:val="17"/>
+              </w:rPr>
               <w:t>Голосование за пропуск ночи</w:t>
             </w:r>
           </w:p>
@@ -1361,105 +765,33 @@
           <w:tcPr>
             <w:tcW w:type="dxa" w:w="2376"/>
             <w:vAlign w:val="center"/>
-            <w:tcMar>
-              <w:top w:w="110" w:type="dxa"/>
-              <w:start w:w="120" w:type="dxa"/>
-              <w:bottom w:w="110" w:type="dxa"/>
-              <w:end w:w="120" w:type="dxa"/>
-            </w:tcMar>
-            <w:shd w:fill="EAF2F8"/>
+            <w:shd w:fill="F4F1EA"/>
           </w:tcPr>
           <w:p>
+            <w:pPr>
+              <w:spacing w:after="0"/>
+            </w:pPr>
             <w:r>
+              <w:rPr>
+                <w:sz w:val="17"/>
+              </w:rPr>
               <w:t>Участник активного голосования</w:t>
             </w:r>
           </w:p>
         </w:tc>
       </w:tr>
       <w:tr>
-        <w:trPr>
-          <w:cantSplit/>
-        </w:trPr>
         <w:tc>
           <w:tcPr>
             <w:tcW w:type="dxa" w:w="3888"/>
             <w:vAlign w:val="center"/>
-            <w:tcMar>
-              <w:top w:w="110" w:type="dxa"/>
-              <w:start w:w="120" w:type="dxa"/>
-              <w:bottom w:w="110" w:type="dxa"/>
-              <w:end w:w="120" w:type="dxa"/>
-            </w:tcMar>
           </w:tcPr>
           <w:p>
+            <w:pPr>
+              <w:spacing w:after="0"/>
+            </w:pPr>
             <w:r>
               <w:rPr>
-                <w:rFonts w:ascii="Cascadia Mono" w:hAnsi="Cascadia Mono" w:eastAsia="Cascadia Mono"/>
-                <w:b/>
-                <w:color w:val="1F4E79"/>
-                <w:sz w:val="17"/>
-              </w:rPr>
-              <w:t>/home</w:t>
-            </w:r>
-          </w:p>
-        </w:tc>
-        <w:tc>
-          <w:tcPr>
-            <w:tcW w:type="dxa" w:w="3240"/>
-            <w:vAlign w:val="center"/>
-            <w:tcMar>
-              <w:top w:w="110" w:type="dxa"/>
-              <w:start w:w="120" w:type="dxa"/>
-              <w:bottom w:w="110" w:type="dxa"/>
-              <w:end w:w="120" w:type="dxa"/>
-            </w:tcMar>
-          </w:tcPr>
-          <w:p>
-            <w:r>
-              <w:t>Безопасный возврат к точке возрождения</w:t>
-            </w:r>
-          </w:p>
-        </w:tc>
-        <w:tc>
-          <w:tcPr>
-            <w:tcW w:type="dxa" w:w="2376"/>
-            <w:vAlign w:val="center"/>
-            <w:tcMar>
-              <w:top w:w="110" w:type="dxa"/>
-              <w:start w:w="120" w:type="dxa"/>
-              <w:bottom w:w="110" w:type="dxa"/>
-              <w:end w:w="120" w:type="dxa"/>
-            </w:tcMar>
-          </w:tcPr>
-          <w:p>
-            <w:r>
-              <w:t>Аутентифицированный живой игрок</w:t>
-            </w:r>
-          </w:p>
-        </w:tc>
-      </w:tr>
-      <w:tr>
-        <w:trPr>
-          <w:cantSplit/>
-        </w:trPr>
-        <w:tc>
-          <w:tcPr>
-            <w:tcW w:type="dxa" w:w="3888"/>
-            <w:vAlign w:val="center"/>
-            <w:tcMar>
-              <w:top w:w="110" w:type="dxa"/>
-              <w:start w:w="120" w:type="dxa"/>
-              <w:bottom w:w="110" w:type="dxa"/>
-              <w:end w:w="120" w:type="dxa"/>
-            </w:tcMar>
-            <w:shd w:fill="EAF2F8"/>
-          </w:tcPr>
-          <w:p>
-            <w:r>
-              <w:rPr>
-                <w:rFonts w:ascii="Cascadia Mono" w:hAnsi="Cascadia Mono" w:eastAsia="Cascadia Mono"/>
-                <w:b/>
-                <w:color w:val="1F4E79"/>
                 <w:sz w:val="17"/>
               </w:rPr>
               <w:t>/landmarks ...</w:t>
@@ -1470,17 +802,16 @@
           <w:tcPr>
             <w:tcW w:type="dxa" w:w="3240"/>
             <w:vAlign w:val="center"/>
-            <w:tcMar>
-              <w:top w:w="110" w:type="dxa"/>
-              <w:start w:w="120" w:type="dxa"/>
-              <w:bottom w:w="110" w:type="dxa"/>
-              <w:end w:w="120" w:type="dxa"/>
-            </w:tcMar>
-            <w:shd w:fill="EAF2F8"/>
           </w:tcPr>
           <w:p>
+            <w:pPr>
+              <w:spacing w:after="0"/>
+            </w:pPr>
             <w:r>
-              <w:t>Общие ориентиры и их управление</w:t>
+              <w:rPr>
+                <w:sz w:val="17"/>
+              </w:rPr>
+              <w:t>Личные сохранённые места и открытые боссы</w:t>
             </w:r>
           </w:p>
         </w:tc>
@@ -1488,42 +819,33 @@
           <w:tcPr>
             <w:tcW w:type="dxa" w:w="2376"/>
             <w:vAlign w:val="center"/>
-            <w:tcMar>
-              <w:top w:w="110" w:type="dxa"/>
-              <w:start w:w="120" w:type="dxa"/>
-              <w:bottom w:w="110" w:type="dxa"/>
-              <w:end w:w="120" w:type="dxa"/>
-            </w:tcMar>
-            <w:shd w:fill="EAF2F8"/>
           </w:tcPr>
           <w:p>
+            <w:pPr>
+              <w:spacing w:after="0"/>
+            </w:pPr>
             <w:r>
-              <w:t>Игрок; admin требует permission 2</w:t>
+              <w:rPr>
+                <w:sz w:val="17"/>
+              </w:rPr>
+              <w:t>Игрок; admin — permission 2</w:t>
             </w:r>
           </w:p>
         </w:tc>
       </w:tr>
       <w:tr>
-        <w:trPr>
-          <w:cantSplit/>
-        </w:trPr>
         <w:tc>
           <w:tcPr>
             <w:tcW w:type="dxa" w:w="3888"/>
             <w:vAlign w:val="center"/>
-            <w:tcMar>
-              <w:top w:w="110" w:type="dxa"/>
-              <w:start w:w="120" w:type="dxa"/>
-              <w:bottom w:w="110" w:type="dxa"/>
-              <w:end w:w="120" w:type="dxa"/>
-            </w:tcMar>
+            <w:shd w:fill="F4F1EA"/>
           </w:tcPr>
           <w:p>
+            <w:pPr>
+              <w:spacing w:after="0"/>
+            </w:pPr>
             <w:r>
               <w:rPr>
-                <w:rFonts w:ascii="Cascadia Mono" w:hAnsi="Cascadia Mono" w:eastAsia="Cascadia Mono"/>
-                <w:b/>
-                <w:color w:val="1F4E79"/>
                 <w:sz w:val="17"/>
               </w:rPr>
               <w:t>/tpa accept, /tpaccept</w:t>
@@ -1534,15 +856,16 @@
           <w:tcPr>
             <w:tcW w:type="dxa" w:w="3240"/>
             <w:vAlign w:val="center"/>
-            <w:tcMar>
-              <w:top w:w="110" w:type="dxa"/>
-              <w:start w:w="120" w:type="dxa"/>
-              <w:bottom w:w="110" w:type="dxa"/>
-              <w:end w:w="120" w:type="dxa"/>
-            </w:tcMar>
+            <w:shd w:fill="F4F1EA"/>
           </w:tcPr>
           <w:p>
+            <w:pPr>
+              <w:spacing w:after="0"/>
+            </w:pPr>
             <w:r>
+              <w:rPr>
+                <w:sz w:val="17"/>
+              </w:rPr>
               <w:t>JEM-адаптер принятия запроса TPA</w:t>
             </w:r>
           </w:p>
@@ -1551,16 +874,235 @@
           <w:tcPr>
             <w:tcW w:type="dxa" w:w="2376"/>
             <w:vAlign w:val="center"/>
-            <w:tcMar>
-              <w:top w:w="110" w:type="dxa"/>
-              <w:start w:w="120" w:type="dxa"/>
-              <w:bottom w:w="110" w:type="dxa"/>
-              <w:end w:w="120" w:type="dxa"/>
-            </w:tcMar>
+            <w:shd w:fill="F4F1EA"/>
           </w:tcPr>
           <w:p>
+            <w:pPr>
+              <w:spacing w:after="0"/>
+            </w:pPr>
             <w:r>
-              <w:t>Игрок на dedicated server</w:t>
+              <w:rPr>
+                <w:sz w:val="17"/>
+              </w:rPr>
+              <w:t>Игрок dedicated server</w:t>
+            </w:r>
+          </w:p>
+        </w:tc>
+      </w:tr>
+      <w:tr>
+        <w:tc>
+          <w:tcPr>
+            <w:tcW w:type="dxa" w:w="3888"/>
+            <w:vAlign w:val="center"/>
+          </w:tcPr>
+          <w:p>
+            <w:pPr>
+              <w:spacing w:after="0"/>
+            </w:pPr>
+            <w:r>
+              <w:rPr>
+                <w:sz w:val="17"/>
+              </w:rPr>
+              <w:t>/jemrole ...</w:t>
+            </w:r>
+          </w:p>
+        </w:tc>
+        <w:tc>
+          <w:tcPr>
+            <w:tcW w:type="dxa" w:w="3240"/>
+            <w:vAlign w:val="center"/>
+          </w:tcPr>
+          <w:p>
+            <w:pPr>
+              <w:spacing w:after="0"/>
+            </w:pPr>
+            <w:r>
+              <w:rPr>
+                <w:sz w:val="17"/>
+              </w:rPr>
+              <w:t>Выбор и администрирование рас</w:t>
+            </w:r>
+          </w:p>
+        </w:tc>
+        <w:tc>
+          <w:tcPr>
+            <w:tcW w:type="dxa" w:w="2376"/>
+            <w:vAlign w:val="center"/>
+          </w:tcPr>
+          <w:p>
+            <w:pPr>
+              <w:spacing w:after="0"/>
+            </w:pPr>
+            <w:r>
+              <w:rPr>
+                <w:sz w:val="17"/>
+              </w:rPr>
+              <w:t>Игрок; inspect/set — permission 2</w:t>
+            </w:r>
+          </w:p>
+        </w:tc>
+      </w:tr>
+      <w:tr>
+        <w:tc>
+          <w:tcPr>
+            <w:tcW w:type="dxa" w:w="3888"/>
+            <w:vAlign w:val="center"/>
+            <w:shd w:fill="F4F1EA"/>
+          </w:tcPr>
+          <w:p>
+            <w:pPr>
+              <w:spacing w:after="0"/>
+            </w:pPr>
+            <w:r>
+              <w:rPr>
+                <w:sz w:val="17"/>
+              </w:rPr>
+              <w:t>/jemprof ...</w:t>
+            </w:r>
+          </w:p>
+        </w:tc>
+        <w:tc>
+          <w:tcPr>
+            <w:tcW w:type="dxa" w:w="3240"/>
+            <w:vAlign w:val="center"/>
+            <w:shd w:fill="F4F1EA"/>
+          </w:tcPr>
+          <w:p>
+            <w:pPr>
+              <w:spacing w:after="0"/>
+            </w:pPr>
+            <w:r>
+              <w:rPr>
+                <w:sz w:val="17"/>
+              </w:rPr>
+              <w:t>Просмотр и администрирование профессий</w:t>
+            </w:r>
+          </w:p>
+        </w:tc>
+        <w:tc>
+          <w:tcPr>
+            <w:tcW w:type="dxa" w:w="2376"/>
+            <w:vAlign w:val="center"/>
+            <w:shd w:fill="F4F1EA"/>
+          </w:tcPr>
+          <w:p>
+            <w:pPr>
+              <w:spacing w:after="0"/>
+            </w:pPr>
+            <w:r>
+              <w:rPr>
+                <w:sz w:val="17"/>
+              </w:rPr>
+              <w:t>Игрок; inspect — 2, grantxp — 4</w:t>
+            </w:r>
+          </w:p>
+        </w:tc>
+      </w:tr>
+      <w:tr>
+        <w:tc>
+          <w:tcPr>
+            <w:tcW w:type="dxa" w:w="3888"/>
+            <w:vAlign w:val="center"/>
+          </w:tcPr>
+          <w:p>
+            <w:pPr>
+              <w:spacing w:after="0"/>
+            </w:pPr>
+            <w:r>
+              <w:rPr>
+                <w:sz w:val="17"/>
+              </w:rPr>
+              <w:t>/jempack ...</w:t>
+            </w:r>
+          </w:p>
+        </w:tc>
+        <w:tc>
+          <w:tcPr>
+            <w:tcW w:type="dxa" w:w="3240"/>
+            <w:vAlign w:val="center"/>
+          </w:tcPr>
+          <w:p>
+            <w:pPr>
+              <w:spacing w:after="0"/>
+            </w:pPr>
+            <w:r>
+              <w:rPr>
+                <w:sz w:val="17"/>
+              </w:rPr>
+              <w:t>Управление поколениями AutoModpack</w:t>
+            </w:r>
+          </w:p>
+        </w:tc>
+        <w:tc>
+          <w:tcPr>
+            <w:tcW w:type="dxa" w:w="2376"/>
+            <w:vAlign w:val="center"/>
+          </w:tcPr>
+          <w:p>
+            <w:pPr>
+              <w:spacing w:after="0"/>
+            </w:pPr>
+            <w:r>
+              <w:rPr>
+                <w:sz w:val="17"/>
+              </w:rPr>
+              <w:t>Server console или permission 4</w:t>
+            </w:r>
+          </w:p>
+        </w:tc>
+      </w:tr>
+      <w:tr>
+        <w:tc>
+          <w:tcPr>
+            <w:tcW w:type="dxa" w:w="3888"/>
+            <w:vAlign w:val="center"/>
+            <w:shd w:fill="F4F1EA"/>
+          </w:tcPr>
+          <w:p>
+            <w:pPr>
+              <w:spacing w:after="0"/>
+            </w:pPr>
+            <w:r>
+              <w:rPr>
+                <w:sz w:val="17"/>
+              </w:rPr>
+              <w:t>/jemtier ...</w:t>
+            </w:r>
+          </w:p>
+        </w:tc>
+        <w:tc>
+          <w:tcPr>
+            <w:tcW w:type="dxa" w:w="3240"/>
+            <w:vAlign w:val="center"/>
+            <w:shd w:fill="F4F1EA"/>
+          </w:tcPr>
+          <w:p>
+            <w:pPr>
+              <w:spacing w:after="0"/>
+            </w:pPr>
+            <w:r>
+              <w:rPr>
+                <w:sz w:val="17"/>
+              </w:rPr>
+              <w:t>Диагностика и управление World Tier</w:t>
+            </w:r>
+          </w:p>
+        </w:tc>
+        <w:tc>
+          <w:tcPr>
+            <w:tcW w:type="dxa" w:w="2376"/>
+            <w:vAlign w:val="center"/>
+            <w:shd w:fill="F4F1EA"/>
+          </w:tcPr>
+          <w:p>
+            <w:pPr>
+              <w:spacing w:after="0"/>
+            </w:pPr>
+            <w:r>
+              <w:rPr>
+                <w:sz w:val="17"/>
+              </w:rPr>
+              <w:t>Оператор с permission 2</w:t>
             </w:r>
           </w:p>
         </w:tc>
@@ -3898,21 +3440,12 @@
       </w:pPr>
       <w:r>
         <w:rPr>
-          <w:rFonts w:ascii="Aptos" w:hAnsi="Aptos" w:eastAsia="Aptos"/>
           <w:b/>
-          <w:color w:val="000000"/>
-          <w:sz w:val="21"/>
-        </w:rPr>
-        <w:t xml:space="preserve">Простыми словами. </w:t>
-      </w:r>
-      <w:r>
-        <w:rPr>
-          <w:rFonts w:ascii="Aptos" w:hAnsi="Aptos" w:eastAsia="Aptos"/>
-          <w:b w:val="0"/>
-          <w:color w:val="000000"/>
-          <w:sz w:val="21"/>
-        </w:rPr>
-        <w:t>Открывает SMP интерфейс сразу на событиях.</w:t>
+        </w:rPr>
+        <w:t>Простыми словами.</w:t>
+      </w:r>
+      <w:r>
+        <w:t xml:space="preserve"> Открывает главный экран SMP — домашнюю навигацию по профилю, игрокам, группам, событиям, магазинам, Рынку и наградам.</w:t>
       </w:r>
     </w:p>
     <w:p>
@@ -3921,21 +3454,12 @@
       </w:pPr>
       <w:r>
         <w:rPr>
-          <w:rFonts w:ascii="Aptos" w:hAnsi="Aptos" w:eastAsia="Aptos"/>
           <w:b/>
-          <w:color w:val="000000"/>
-          <w:sz w:val="21"/>
-        </w:rPr>
-        <w:t xml:space="preserve">По коду. </w:t>
-      </w:r>
-      <w:r>
-        <w:rPr>
-          <w:rFonts w:ascii="Aptos" w:hAnsi="Aptos" w:eastAsia="Aptos"/>
-          <w:b w:val="0"/>
-          <w:color w:val="000000"/>
-          <w:sz w:val="21"/>
-        </w:rPr>
-        <w:t>Вызывает SmpNetwork.open(player, "events", null). Сервер сначала выполняет LegacyRewards.migrate, создаёт или обновляет SmpViewSession с пустыми filter и search, page=0 и selected=null, строит authoritative view и отправляет SmpUpdate с open=true.</w:t>
+        </w:rPr>
+        <w:t>По коду.</w:t>
+      </w:r>
+      <w:r>
+        <w:t xml:space="preserve"> Обработчик вызывает SmpNetwork.open(player, "home", null). При активном JEM dedicated SMP сервер выполняет LegacyRewards.migrate, создаёт SmpViewSession с вкладкой home, строит авторитетное представление и отправляет SmpUpdate с open=true.</w:t>
       </w:r>
     </w:p>
     <w:p>
@@ -3944,21 +3468,12 @@
       </w:pPr>
       <w:r>
         <w:rPr>
-          <w:rFonts w:ascii="Aptos" w:hAnsi="Aptos" w:eastAsia="Aptos"/>
           <w:b/>
-          <w:color w:val="000000"/>
-          <w:sz w:val="21"/>
-        </w:rPr>
-        <w:t xml:space="preserve">Доступ. </w:t>
-      </w:r>
-      <w:r>
-        <w:rPr>
-          <w:rFonts w:ascii="Aptos" w:hAnsi="Aptos" w:eastAsia="Aptos"/>
-          <w:b w:val="0"/>
-          <w:color w:val="000000"/>
-          <w:sz w:val="21"/>
-        </w:rPr>
-        <w:t>Игрок на активном JEM dedicated SMP.</w:t>
+        </w:rPr>
+        <w:t>Доступ.</w:t>
+      </w:r>
+      <w:r>
+        <w:t xml:space="preserve"> Игрок на активном JEM dedicated SMP. Permission не требуется.</w:t>
       </w:r>
     </w:p>
     <w:p>
@@ -3967,21 +3482,36 @@
       </w:pPr>
       <w:r>
         <w:rPr>
-          <w:rFonts w:ascii="Aptos" w:hAnsi="Aptos" w:eastAsia="Aptos"/>
           <w:b/>
-          <w:color w:val="000000"/>
-          <w:sz w:val="21"/>
-        </w:rPr>
-        <w:t xml:space="preserve">Результат и ошибки. </w:t>
-      </w:r>
-      <w:r>
-        <w:rPr>
-          <w:rFonts w:ascii="Aptos" w:hAnsi="Aptos" w:eastAsia="Aptos"/>
-          <w:b w:val="0"/>
-          <w:color w:val="000000"/>
-          <w:sz w:val="21"/>
-        </w:rPr>
-        <w:t>Если SmpEnvironment не активен, open ничего не делает, но обработчик всё равно возвращает 1.</w:t>
+        </w:rPr>
+        <w:t>Результат и ошибки.</w:t>
+      </w:r>
+      <w:r>
+        <w:t xml:space="preserve"> Если SmpEnvironment не активен, окно не открывается, но обработчик возвращает 1. Команда сама данные игрока не изменяет, кроме совместимой миграции старых наград при открытии.</w:t>
+      </w:r>
+    </w:p>
+    <w:p>
+      <w:pPr>
+        <w:pStyle w:val="Heading1"/>
+        <w:keepNext/>
+      </w:pPr>
+      <w:r>
+        <w:t>Другие команды модпака</w:t>
+      </w:r>
+    </w:p>
+    <w:p>
+      <w:pPr/>
+      <w:r>
+        <w:t>Эти команды зарегистрированы нашими модулями и серверными адаптерами. Раздел не повторяет команды, которые поставляются самими сторонними модами.</w:t>
+      </w:r>
+    </w:p>
+    <w:p>
+      <w:pPr>
+        <w:pStyle w:val="Heading2"/>
+        <w:keepNext/>
+      </w:pPr>
+      <w:r>
+        <w:t>Смерти сон и дом</w:t>
       </w:r>
     </w:p>
     <w:p>
@@ -3996,7 +3526,7 @@
           <w:color w:val="1F4E79"/>
           <w:sz w:val="20"/>
         </w:rPr>
-        <w:t>/smp parties [id]</w:t>
+        <w:t>/sleep agree</w:t>
       </w:r>
     </w:p>
     <w:p>
@@ -4010,7 +3540,7 @@
           <w:color w:val="000000"/>
           <w:sz w:val="21"/>
         </w:rPr>
-        <w:t xml:space="preserve">Простыми словами. </w:t>
+        <w:t>Простыми словами.</w:t>
       </w:r>
       <w:r>
         <w:rPr>
@@ -4019,7 +3549,7 @@
           <w:color w:val="000000"/>
           <w:sz w:val="21"/>
         </w:rPr>
-        <w:t>Открывает вкладку «группы»; UUID сразу выбирает конкретную запись.</w:t>
+        <w:t xml:space="preserve"> Отдаёт один голос за пропуск текущей ночи.</w:t>
       </w:r>
     </w:p>
     <w:p>
@@ -4033,7 +3563,7 @@
           <w:color w:val="000000"/>
           <w:sz w:val="21"/>
         </w:rPr>
-        <w:t xml:space="preserve">По коду. </w:t>
+        <w:t>По коду.</w:t>
       </w:r>
       <w:r>
         <w:rPr>
@@ -4042,7 +3572,7 @@
           <w:color w:val="000000"/>
           <w:sz w:val="21"/>
         </w:rPr>
-        <w:t>Формируется SmpQuery(tab="parties", filter="", search="", page=0, selected=id или null). SmpSubscriptions проверяет существование таблицы и диапазон страницы, строит server-owned projection и отправляет open update. Открытие не изменяет саму запись parties.</w:t>
+        <w:t xml:space="preserve"> SleepVote принимает голос только если функция включена, существует активный round, девятисекундный по умолчанию срок ещё не истёк, игрок входит в текущий набор online non-spectator и ещё не голосовал. Спящий игрок уже автоматически голосует за и не может повторить голос вручную.</w:t>
       </w:r>
     </w:p>
     <w:p>
@@ -4056,7 +3586,7 @@
           <w:color w:val="000000"/>
           <w:sz w:val="21"/>
         </w:rPr>
-        <w:t xml:space="preserve">Доступ. </w:t>
+        <w:t>Доступ.</w:t>
       </w:r>
       <w:r>
         <w:rPr>
@@ -4065,7 +3595,7 @@
           <w:color w:val="000000"/>
           <w:sz w:val="21"/>
         </w:rPr>
-        <w:t>Игрок на active JEM dedicated SMP.</w:t>
+        <w:t xml:space="preserve"> Игрок; permission не требуется. Команда полезна только во время активного голосования.</w:t>
       </w:r>
     </w:p>
     <w:p>
@@ -4079,7 +3609,7 @@
           <w:color w:val="000000"/>
           <w:sz w:val="21"/>
         </w:rPr>
-        <w:t xml:space="preserve">Результат и ошибки. </w:t>
+        <w:t>Результат и ошибки.</w:t>
       </w:r>
       <w:r>
         <w:rPr>
@@ -4088,7 +3618,7 @@
           <w:color w:val="000000"/>
           <w:sz w:val="21"/>
         </w:rPr>
-        <w:t>Синтаксически id — любой UUID. Несуществующий selected обрабатывается view builder и не становится новой записью.</w:t>
+        <w:t xml:space="preserve"> Принятый голос сохраняется в памяти раунда, объявляется всему серверу и возвращает 1. Неактивный, просроченный, повторный или недопустимый голос возвращает 0. Ночь пропускается по окончании, только если голосов за больше, чем против.</w:t>
       </w:r>
     </w:p>
     <w:p>
@@ -4103,7 +3633,7 @@
           <w:color w:val="1F4E79"/>
           <w:sz w:val="20"/>
         </w:rPr>
-        <w:t>/smp shops [id]</w:t>
+        <w:t>/sleep disagree</w:t>
       </w:r>
     </w:p>
     <w:p>
@@ -4117,7 +3647,7 @@
           <w:color w:val="000000"/>
           <w:sz w:val="21"/>
         </w:rPr>
-        <w:t xml:space="preserve">Простыми словами. </w:t>
+        <w:t>Простыми словами.</w:t>
       </w:r>
       <w:r>
         <w:rPr>
@@ -4126,7 +3656,7 @@
           <w:color w:val="000000"/>
           <w:sz w:val="21"/>
         </w:rPr>
-        <w:t>Открывает вкладку «магазины»; UUID сразу выбирает конкретную запись.</w:t>
+        <w:t xml:space="preserve"> Отдаёт один голос против пропуска текущей ночи.</w:t>
       </w:r>
     </w:p>
     <w:p>
@@ -4140,7 +3670,7 @@
           <w:color w:val="000000"/>
           <w:sz w:val="21"/>
         </w:rPr>
-        <w:t xml:space="preserve">По коду. </w:t>
+        <w:t>По коду.</w:t>
       </w:r>
       <w:r>
         <w:rPr>
@@ -4149,7 +3679,7 @@
           <w:color w:val="000000"/>
           <w:sz w:val="21"/>
         </w:rPr>
-        <w:t>Формируется SmpQuery(tab="shops", filter="", search="", page=0, selected=id или null). SmpSubscriptions проверяет существование таблицы и диапазон страницы, строит server-owned projection и отправляет open update. Открытие не изменяет саму запись shops.</w:t>
+        <w:t xml:space="preserve"> Проверки идентичны /sleep agree, но SleepBallot сохраняет false и публикует красное сообщение disagree.</w:t>
       </w:r>
     </w:p>
     <w:p>
@@ -4163,7 +3693,7 @@
           <w:color w:val="000000"/>
           <w:sz w:val="21"/>
         </w:rPr>
-        <w:t xml:space="preserve">Доступ. </w:t>
+        <w:t>Доступ.</w:t>
       </w:r>
       <w:r>
         <w:rPr>
@@ -4172,7 +3702,7 @@
           <w:color w:val="000000"/>
           <w:sz w:val="21"/>
         </w:rPr>
-        <w:t>Игрок на active JEM dedicated SMP.</w:t>
+        <w:t xml:space="preserve"> Игрок; permission не требуется. Спящий игрок не может проголосовать против, потому что его голос за уже поставлен автоматически.</w:t>
       </w:r>
     </w:p>
     <w:p>
@@ -4186,7 +3716,7 @@
           <w:color w:val="000000"/>
           <w:sz w:val="21"/>
         </w:rPr>
-        <w:t xml:space="preserve">Результат и ошибки. </w:t>
+        <w:t>Результат и ошибки.</w:t>
       </w:r>
       <w:r>
         <w:rPr>
@@ -4195,7 +3725,7 @@
           <w:color w:val="000000"/>
           <w:sz w:val="21"/>
         </w:rPr>
-        <w:t>Синтаксически id — любой UUID. Несуществующий selected обрабатывается view builder и не становится новой записью.</w:t>
+        <w:t xml:space="preserve"> Первый допустимый голос возвращает 1. Все отклонённые случаи возвращают 0. При равенстве голосов ночь не пропускается, потому что approved требует строго больше голосов за.</w:t>
       </w:r>
     </w:p>
     <w:p>
@@ -4210,7 +3740,7 @@
           <w:color w:val="1F4E79"/>
           <w:sz w:val="20"/>
         </w:rPr>
-        <w:t>/smp events [id]</w:t>
+        <w:t>/home</w:t>
       </w:r>
     </w:p>
     <w:p>
@@ -4224,7 +3754,7 @@
           <w:color w:val="000000"/>
           <w:sz w:val="21"/>
         </w:rPr>
-        <w:t xml:space="preserve">Простыми словами. </w:t>
+        <w:t>Простыми словами.</w:t>
       </w:r>
       <w:r>
         <w:rPr>
@@ -4233,7 +3763,7 @@
           <w:color w:val="000000"/>
           <w:sz w:val="21"/>
         </w:rPr>
-        <w:t>Открывает вкладку «события»; UUID сразу выбирает конкретную запись.</w:t>
+        <w:t xml:space="preserve"> Безопасно возвращает игрока к его кровати, заряженному якорю возрождения или forced respawn point.</w:t>
       </w:r>
     </w:p>
     <w:p>
@@ -4247,7 +3777,7 @@
           <w:color w:val="000000"/>
           <w:sz w:val="21"/>
         </w:rPr>
-        <w:t xml:space="preserve">По коду. </w:t>
+        <w:t>По коду.</w:t>
       </w:r>
       <w:r>
         <w:rPr>
@@ -4256,7 +3786,7 @@
           <w:color w:val="000000"/>
           <w:sz w:val="21"/>
         </w:rPr>
-        <w:t>Формируется SmpQuery(tab="events", filter="", search="", page=0, selected=id или null). SmpSubscriptions проверяет существование таблицы и диапазон страницы, строит server-owned projection и отправляет open update. Открытие не изменяет саму запись events.</w:t>
+        <w:t xml:space="preserve"> HomeTravel требует JEM Identity, живого non-spectator, отсутствие урона последние 15 секунд, cooldown 60 секунд и отсутствие начавшегося event combat. Он проверяет точку возрождения, загружает её чанк, ищет безопасную полную collision box в радиусе 3 и пропускает цель через BossTeleportSafety.</w:t>
       </w:r>
     </w:p>
     <w:p>
@@ -4270,7 +3800,7 @@
           <w:color w:val="000000"/>
           <w:sz w:val="21"/>
         </w:rPr>
-        <w:t xml:space="preserve">Доступ. </w:t>
+        <w:t>Доступ.</w:t>
       </w:r>
       <w:r>
         <w:rPr>
@@ -4279,7 +3809,7 @@
           <w:color w:val="000000"/>
           <w:sz w:val="21"/>
         </w:rPr>
-        <w:t>Игрок на active JEM dedicated SMP.</w:t>
+        <w:t xml:space="preserve"> Аутентифицированный игрок; permission не требуется.</w:t>
       </w:r>
     </w:p>
     <w:p>
@@ -4293,7 +3823,7 @@
           <w:color w:val="000000"/>
           <w:sz w:val="21"/>
         </w:rPr>
-        <w:t xml:space="preserve">Результат и ошибки. </w:t>
+        <w:t>Результат и ошибки.</w:t>
       </w:r>
       <w:r>
         <w:rPr>
@@ -4302,7 +3832,16 @@
           <w:color w:val="000000"/>
           <w:sz w:val="21"/>
         </w:rPr>
-        <w:t>Синтаксически id — любой UUID. Несуществующий selected обрабатывается view builder и не становится новой записью.</w:t>
+        <w:t xml:space="preserve"> Успех закрывает контейнер, снимает игрока с транспорта, телепортирует через общий safety owner, записывает LAST_USE и возвращает 1. identity_required, unavailable, combat, cooldown, arena, missing, invalid и unsafe возвращают 0 с action-bar сообщением.</w:t>
+      </w:r>
+    </w:p>
+    <w:p>
+      <w:pPr>
+        <w:pStyle w:val="Heading2"/>
+        <w:keepNext/>
+      </w:pPr>
+      <w:r>
+        <w:t>Ориентиры</w:t>
       </w:r>
     </w:p>
     <w:p>
@@ -4317,7 +3856,7 @@
           <w:color w:val="1F4E79"/>
           <w:sz w:val="20"/>
         </w:rPr>
-        <w:t>/smp profiles [id]</w:t>
+        <w:t>/landmarks</w:t>
       </w:r>
     </w:p>
     <w:p>
@@ -4331,7 +3870,7 @@
           <w:color w:val="000000"/>
           <w:sz w:val="21"/>
         </w:rPr>
-        <w:t xml:space="preserve">Простыми словами. </w:t>
+        <w:t>Простыми словами.</w:t>
       </w:r>
       <w:r>
         <w:rPr>
@@ -4340,7 +3879,7 @@
           <w:color w:val="000000"/>
           <w:sz w:val="21"/>
         </w:rPr>
-        <w:t>Открывает вкладку «профили»; UUID сразу выбирает конкретную запись.</w:t>
+        <w:t xml:space="preserve"> Открывает список видимых игроку общих ориентиров.</w:t>
       </w:r>
     </w:p>
     <w:p>
@@ -4354,7 +3893,7 @@
           <w:color w:val="000000"/>
           <w:sz w:val="21"/>
         </w:rPr>
-        <w:t xml:space="preserve">По коду. </w:t>
+        <w:t>По коду.</w:t>
       </w:r>
       <w:r>
         <w:rPr>
@@ -4363,7 +3902,7 @@
           <w:color w:val="000000"/>
           <w:sz w:val="21"/>
         </w:rPr>
-        <w:t>Формируется SmpQuery(tab="profiles", filter="", search="", page=0, selected=id или null). SmpSubscriptions проверяет существование таблицы и диапазон страницы, строит server-owned projection и отправляет open update. Открытие не изменяет саму запись profiles.</w:t>
+        <w:t xml:space="preserve"> Landmarks.open читает ServerData, сортирует записи по имени и UUID, ограничивает страницу диапазоном и показывает до 45 записей. Иконки несут dimension, позицию и радиус для клиентской карты; из меню можно открыть свою запись или начать создание новой.</w:t>
       </w:r>
     </w:p>
     <w:p>
@@ -4377,7 +3916,7 @@
           <w:color w:val="000000"/>
           <w:sz w:val="21"/>
         </w:rPr>
-        <w:t xml:space="preserve">Доступ. </w:t>
+        <w:t>Доступ.</w:t>
       </w:r>
       <w:r>
         <w:rPr>
@@ -4386,7 +3925,7 @@
           <w:color w:val="000000"/>
           <w:sz w:val="21"/>
         </w:rPr>
-        <w:t>Игрок на active JEM dedicated SMP.</w:t>
+        <w:t xml:space="preserve"> Игрок; permission не требуется. Функция должна быть включена в jem_server server config.</w:t>
       </w:r>
     </w:p>
     <w:p>
@@ -4400,7 +3939,7 @@
           <w:color w:val="000000"/>
           <w:sz w:val="21"/>
         </w:rPr>
-        <w:t xml:space="preserve">Результат и ошибки. </w:t>
+        <w:t>Результат и ошибки.</w:t>
       </w:r>
       <w:r>
         <w:rPr>
@@ -4409,7 +3948,7 @@
           <w:color w:val="000000"/>
           <w:sz w:val="21"/>
         </w:rPr>
-        <w:t>Синтаксически id — любой UUID. Несуществующий selected обрабатывается view builder и не становится новой записью.</w:t>
+        <w:t xml:space="preserve"> Команда возвращает 1 даже если функция выключена и метод сразу ничего не откроет. Обычное открытие данные не меняет.</w:t>
       </w:r>
     </w:p>
     <w:p>
@@ -4424,7 +3963,7 @@
           <w:color w:val="1F4E79"/>
           <w:sz w:val="20"/>
         </w:rPr>
-        <w:t>/smp prizes [id]</w:t>
+        <w:t>/landmarks create</w:t>
       </w:r>
     </w:p>
     <w:p>
@@ -4438,7 +3977,7 @@
           <w:color w:val="000000"/>
           <w:sz w:val="21"/>
         </w:rPr>
-        <w:t xml:space="preserve">Простыми словами. </w:t>
+        <w:t>Простыми словами.</w:t>
       </w:r>
       <w:r>
         <w:rPr>
@@ -4447,7 +3986,7 @@
           <w:color w:val="000000"/>
           <w:sz w:val="21"/>
         </w:rPr>
-        <w:t>Открывает вкладку «награды»; UUID сразу выбирает конкретную запись.</w:t>
+        <w:t xml:space="preserve"> Начинает создание ориентира в текущей позиции игрока.</w:t>
       </w:r>
     </w:p>
     <w:p>
@@ -4456,12 +3995,26 @@
       </w:pPr>
       <w:r>
         <w:rPr>
-          <w:rFonts w:ascii="Aptos" w:hAnsi="Aptos" w:eastAsia="Aptos"/>
           <w:b/>
-          <w:color w:val="000000"/>
-          <w:sz w:val="21"/>
-        </w:rPr>
-        <w:t xml:space="preserve">По коду. </w:t>
+        </w:rPr>
+        <w:t>По коду.</w:t>
+      </w:r>
+      <w:r>
+        <w:t xml:space="preserve"> Сначала открывается ввод имени, затем выбор категории scenery, building, landmark, shop или danger. Имя после strip должно быть непустым, не длиннее настроенного лимита (по умолчанию 48) и не содержать управляющие символы или §. Позиция должна находиться в текущем измерении, внутри world border и допустимой высоты мира. После публикации LandmarkNetwork рассылает изменение.</w:t>
+      </w:r>
+    </w:p>
+    <w:p>
+      <w:pPr>
+        <w:spacing w:after="100" w:line="259" w:lineRule="auto"/>
+      </w:pPr>
+      <w:r>
+        <w:rPr>
+          <w:rFonts w:ascii="Aptos" w:hAnsi="Aptos" w:eastAsia="Aptos"/>
+          <w:b/>
+          <w:color w:val="000000"/>
+          <w:sz w:val="21"/>
+        </w:rPr>
+        <w:t>Доступ.</w:t>
       </w:r>
       <w:r>
         <w:rPr>
@@ -4470,7 +4023,7 @@
           <w:color w:val="000000"/>
           <w:sz w:val="21"/>
         </w:rPr>
-        <w:t>Формируется SmpQuery(tab="prizes", filter="", search="", page=0, selected=id или null). SmpSubscriptions проверяет существование таблицы и диапазон страницы, строит server-owned projection и отправляет open update. Открытие не изменяет саму запись prizes.</w:t>
+        <w:t xml:space="preserve"> Игрок; permission не требуется. Функция ориентиров должна быть включена.</w:t>
       </w:r>
     </w:p>
     <w:p>
@@ -4484,7 +4037,7 @@
           <w:color w:val="000000"/>
           <w:sz w:val="21"/>
         </w:rPr>
-        <w:t xml:space="preserve">Доступ. </w:t>
+        <w:t>Результат и ошибки.</w:t>
       </w:r>
       <w:r>
         <w:rPr>
@@ -4493,30 +4046,7 @@
           <w:color w:val="000000"/>
           <w:sz w:val="21"/>
         </w:rPr>
-        <w:t>Игрок на active JEM dedicated SMP.</w:t>
-      </w:r>
-    </w:p>
-    <w:p>
-      <w:pPr>
-        <w:spacing w:after="100" w:line="259" w:lineRule="auto"/>
-      </w:pPr>
-      <w:r>
-        <w:rPr>
-          <w:rFonts w:ascii="Aptos" w:hAnsi="Aptos" w:eastAsia="Aptos"/>
-          <w:b/>
-          <w:color w:val="000000"/>
-          <w:sz w:val="21"/>
-        </w:rPr>
-        <w:t xml:space="preserve">Результат и ошибки. </w:t>
-      </w:r>
-      <w:r>
-        <w:rPr>
-          <w:rFonts w:ascii="Aptos" w:hAnsi="Aptos" w:eastAsia="Aptos"/>
-          <w:b w:val="0"/>
-          <w:color w:val="000000"/>
-          <w:sz w:val="21"/>
-        </w:rPr>
-        <w:t>Синтаксически id — любой UUID. Несуществующий selected обрабатывается view builder и не становится новой записью.</w:t>
+        <w:t xml:space="preserve"> Регистрация команды возвращает 1 сразу после открытия ввода. Ошибки имени, позиции и общего лимита сообщаются позднее в UI. Полный дубль того же имени и позиции считается успешным без второй записи.</w:t>
       </w:r>
     </w:p>
     <w:p>
@@ -4531,7 +4061,7 @@
           <w:color w:val="1F4E79"/>
           <w:sz w:val="20"/>
         </w:rPr>
-        <w:t>/smp parties &lt;id&gt; join</w:t>
+        <w:t>/landmarks admin</w:t>
       </w:r>
     </w:p>
     <w:p>
@@ -4545,7 +4075,7 @@
           <w:color w:val="000000"/>
           <w:sz w:val="21"/>
         </w:rPr>
-        <w:t xml:space="preserve">Простыми словами. </w:t>
+        <w:t>Простыми словами.</w:t>
       </w:r>
       <w:r>
         <w:rPr>
@@ -4554,7 +4084,7 @@
           <w:color w:val="000000"/>
           <w:sz w:val="21"/>
         </w:rPr>
-        <w:t>Подаёт заявку или сразу вступает в опубликованную группу.</w:t>
+        <w:t xml:space="preserve"> Открывает тот же список в режиме управления.</w:t>
       </w:r>
     </w:p>
     <w:p>
@@ -4568,7 +4098,7 @@
           <w:color w:val="000000"/>
           <w:sz w:val="21"/>
         </w:rPr>
-        <w:t xml:space="preserve">По коду. </w:t>
+        <w:t>По коду.</w:t>
       </w:r>
       <w:r>
         <w:rPr>
@@ -4577,7 +4107,7 @@
           <w:color w:val="000000"/>
           <w:sz w:val="21"/>
         </w:rPr>
-        <w:t>Команда ищет record в таблице parties. Parties.join ничего не делает, если игрок уже member. Иначе группа не должна быть закрыта или ACTIVE; не-owner может войти только в PUBLISHED и не в solo; игрок не должен быть accepted member другой незакрытой группы; limit=0 означает без лимита, иначе members.size должен быть меньше limit. Member получает name, joinedAt, accepted=true для owner или группы без approval, ready=true только для owner solo; invitation удаляется. Затем обновляются navigation и выбранная карточка.</w:t>
+        <w:t xml:space="preserve"> Команда вызывает Landmarks.open(player, 0, true). Сам список остаётся персонально отфильтрованным ServerData; режим передаётся в переходы управления и дополнительно проверяется внутри open.</w:t>
       </w:r>
     </w:p>
     <w:p>
@@ -4591,7 +4121,7 @@
           <w:color w:val="000000"/>
           <w:sz w:val="21"/>
         </w:rPr>
-        <w:t xml:space="preserve">Доступ. </w:t>
+        <w:t>Доступ.</w:t>
       </w:r>
       <w:r>
         <w:rPr>
@@ -4600,7 +4130,7 @@
           <w:color w:val="000000"/>
           <w:sz w:val="21"/>
         </w:rPr>
-        <w:t>Игрок; permission не требуется.</w:t>
+        <w:t xml:space="preserve"> Требуется permission 2 и игрок.</w:t>
       </w:r>
     </w:p>
     <w:p>
@@ -4614,7 +4144,7 @@
           <w:color w:val="000000"/>
           <w:sz w:val="21"/>
         </w:rPr>
-        <w:t xml:space="preserve">Результат и ошибки. </w:t>
+        <w:t>Результат и ошибки.</w:t>
       </w:r>
       <w:r>
         <w:rPr>
@@ -4623,7 +4153,7 @@
           <w:color w:val="000000"/>
           <w:sz w:val="21"/>
         </w:rPr>
-        <w:t>IllegalArgumentException превращается в jem.smp.error.&lt;code&gt;. Обработчик в любом случае возвращает 1.</w:t>
+        <w:t xml:space="preserve"> Возвращает 1 после вызова. Если ориентиры выключены или permission исчез до открытия, метод ничего не показывает; сама команда записи не изменяет.</w:t>
       </w:r>
     </w:p>
     <w:p>
@@ -4638,7 +4168,7 @@
           <w:color w:val="1F4E79"/>
           <w:sz w:val="20"/>
         </w:rPr>
-        <w:t>/smp shops|events|profiles|prizes &lt;id&gt; join</w:t>
+        <w:t>/landmarks remove &lt;id&gt;</w:t>
       </w:r>
     </w:p>
     <w:p>
@@ -4652,7 +4182,7 @@
           <w:color w:val="000000"/>
           <w:sz w:val="21"/>
         </w:rPr>
-        <w:t xml:space="preserve">Простыми словами. </w:t>
+        <w:t>Простыми словами.</w:t>
       </w:r>
       <w:r>
         <w:rPr>
@@ -4661,7 +4191,7 @@
           <w:color w:val="000000"/>
           <w:sz w:val="21"/>
         </w:rPr>
-        <w:t>Команда видна из-за общего цикла регистрации, но вступить через неё нельзя.</w:t>
+        <w:t xml:space="preserve"> Удаляет собственный обычный ориентир по UUID.</w:t>
       </w:r>
     </w:p>
     <w:p>
@@ -4675,7 +4205,7 @@
           <w:color w:val="000000"/>
           <w:sz w:val="21"/>
         </w:rPr>
-        <w:t xml:space="preserve">По коду. </w:t>
+        <w:t>По коду.</w:t>
       </w:r>
       <w:r>
         <w:rPr>
@@ -4684,7 +4214,7 @@
           <w:color w:val="000000"/>
           <w:sz w:val="21"/>
         </w:rPr>
-        <w:t>Для каждой из пяти вкладок Brigadier создаёт дочерний literal join. Перед Parties.join стоит жёсткое условие tab.equals("parties") &amp;&amp; row != null. Для shops, events, profiles и prizes условие всегда false, SmpRecords.require бросает unavailable.</w:t>
+        <w:t xml:space="preserve"> UuidArgument разбирает id. Landmarks.delete разрешает удаление только создателю, запрещает системные boss landmarks, удаляет запись из ServerData и отправляет LandmarkNetwork.removed; затем снова открывается обычный список.</w:t>
       </w:r>
     </w:p>
     <w:p>
@@ -4698,7 +4228,7 @@
           <w:color w:val="000000"/>
           <w:sz w:val="21"/>
         </w:rPr>
-        <w:t xml:space="preserve">Доступ. </w:t>
+        <w:t>Доступ.</w:t>
       </w:r>
       <w:r>
         <w:rPr>
@@ -4707,7 +4237,7 @@
           <w:color w:val="000000"/>
           <w:sz w:val="21"/>
         </w:rPr>
-        <w:t>Игрок.</w:t>
+        <w:t xml:space="preserve"> Игрок; отдельный permission не нужен, но запись должна принадлежать этому игроку.</w:t>
       </w:r>
     </w:p>
     <w:p>
@@ -4721,7 +4251,7 @@
           <w:color w:val="000000"/>
           <w:sz w:val="21"/>
         </w:rPr>
-        <w:t xml:space="preserve">Результат и ошибки. </w:t>
+        <w:t>Результат и ошибки.</w:t>
       </w:r>
       <w:r>
         <w:rPr>
@@ -4730,7 +4260,7 @@
           <w:color w:val="000000"/>
           <w:sz w:val="21"/>
         </w:rPr>
-        <w:t>Всегда показывает ошибку unavailable и всё равно возвращает command code 1.</w:t>
+        <w:t xml:space="preserve"> Успешное удаление возвращает 1 и сообщает deleted. Выключенная функция, отсутствующий UUID, чужая или системная запись возвращает 0; already_deleted используется, если разрешённая запись не изменила данные при удалении.</w:t>
       </w:r>
     </w:p>
     <w:p>
@@ -4739,7 +4269,7 @@
         <w:keepNext/>
       </w:pPr>
       <w:r>
-        <w:t>Создание группы для босса</w:t>
+        <w:t>Совместимость с TPA</w:t>
       </w:r>
     </w:p>
     <w:p>
@@ -4754,7 +4284,7 @@
           <w:color w:val="1F4E79"/>
           <w:sz w:val="20"/>
         </w:rPr>
-        <w:t>/smp host</w:t>
+        <w:t>/tpa accept</w:t>
       </w:r>
     </w:p>
     <w:p>
@@ -4768,7 +4298,7 @@
           <w:color w:val="000000"/>
           <w:sz w:val="21"/>
         </w:rPr>
-        <w:t xml:space="preserve">Простыми словами. </w:t>
+        <w:t>Простыми словами.</w:t>
       </w:r>
       <w:r>
         <w:rPr>
@@ -4777,7 +4307,7 @@
           <w:color w:val="000000"/>
           <w:sz w:val="21"/>
         </w:rPr>
-        <w:t>Ищет ровно одного подходящего босса рядом и готовит для него hosted party.</w:t>
+        <w:t xml:space="preserve"> Принимает входящий запрос TPA через наш безопасный адаптер.</w:t>
       </w:r>
     </w:p>
     <w:p>
@@ -4791,7 +4321,7 @@
           <w:color w:val="000000"/>
           <w:sz w:val="21"/>
         </w:rPr>
-        <w:t xml:space="preserve">По коду. </w:t>
+        <w:t>По коду.</w:t>
       </w:r>
       <w:r>
         <w:rPr>
@@ -4800,7 +4330,7 @@
           <w:color w:val="000000"/>
           <w:sz w:val="21"/>
         </w:rPr>
-        <w:t>Сканирует LivingEntity в player bounding box, расширенном на registrationRadius из config, по BossHostingPrompt.canOffer. Игрок должен быть жив, не spectator, в том же level; босс жив, не removed, без активного HostedEncounter, с WorldTier profile, внутри BossStaging и не управляется StructureStaging. Если кандидат один, host создаёт или открывает существующую незакрытую party этого boss UUID. Новая party имеет activity BOSS, title=display name, limit=0, approval=false, solo=false, state DRAFT; затем HostedEncounterApi.hold удерживает босса, сохраняются bossEntity, bossType и position.</w:t>
+        <w:t xml:space="preserve"> TpaCompat сначала просматривает config/TPA/data только для текущего receiver и удаляет его запросы, если срок истёк или sender уже offline. После очистки он рефлексивно вызывает TpaManager.acceptRequest у установленного TPA-мода; сам JEM не воспроизводит его телепортацию.</w:t>
       </w:r>
     </w:p>
     <w:p>
@@ -4814,7 +4344,7 @@
           <w:color w:val="000000"/>
           <w:sz w:val="21"/>
         </w:rPr>
-        <w:t xml:space="preserve">Доступ. </w:t>
+        <w:t>Доступ.</w:t>
       </w:r>
       <w:r>
         <w:rPr>
@@ -4823,7 +4353,7 @@
           <w:color w:val="000000"/>
           <w:sz w:val="21"/>
         </w:rPr>
-        <w:t>Игрок рядом с допустимым awakened boss.</w:t>
+        <w:t xml:space="preserve"> Только dedicated server, нужен игрок; permission не требуется.</w:t>
       </w:r>
     </w:p>
     <w:p>
@@ -4837,7 +4367,7 @@
           <w:color w:val="000000"/>
           <w:sz w:val="21"/>
         </w:rPr>
-        <w:t xml:space="preserve">Результат и ошибки. </w:t>
+        <w:t>Результат и ошибки.</w:t>
       </w:r>
       <w:r>
         <w:rPr>
@@ -4846,7 +4376,7 @@
           <w:color w:val="000000"/>
           <w:sz w:val="21"/>
         </w:rPr>
-        <w:t>Ноль или несколько кандидатов дают one_awakened_boss_required. Все доменные ошибки выводятся как jem.smp.error.&lt;code&gt;; return code остаётся 1.</w:t>
+        <w:t xml:space="preserve"> При обычном вызове возвращается Brigadier SINGLE_SUCCESS. Итог запроса и сообщения принадлежат TPA-моду. Отсутствие ожидаемого класса или метода, а также ошибка чтения данных превращаются в IllegalStateException вместо скрытого fallback.</w:t>
       </w:r>
     </w:p>
     <w:p>
@@ -4861,7 +4391,7 @@
           <w:color w:val="1F4E79"/>
           <w:sz w:val="20"/>
         </w:rPr>
-        <w:t>/smp host &lt;boss&gt;</w:t>
+        <w:t>/tpaccept</w:t>
       </w:r>
     </w:p>
     <w:p>
@@ -4875,7 +4405,7 @@
           <w:color w:val="000000"/>
           <w:sz w:val="21"/>
         </w:rPr>
-        <w:t xml:space="preserve">Простыми словами. </w:t>
+        <w:t>Простыми словами.</w:t>
       </w:r>
       <w:r>
         <w:rPr>
@@ -4884,7 +4414,7 @@
           <w:color w:val="000000"/>
           <w:sz w:val="21"/>
         </w:rPr>
-        <w:t>Готовит hosted party для конкретного босса по UUID.</w:t>
+        <w:t xml:space="preserve"> Короткий алиас нашего /tpa accept.</w:t>
       </w:r>
     </w:p>
     <w:p>
@@ -4898,7 +4428,7 @@
           <w:color w:val="000000"/>
           <w:sz w:val="21"/>
         </w:rPr>
-        <w:t xml:space="preserve">По коду. </w:t>
+        <w:t>По коду.</w:t>
       </w:r>
       <w:r>
         <w:rPr>
@@ -4907,7 +4437,7 @@
           <w:color w:val="000000"/>
           <w:sz w:val="21"/>
         </w:rPr>
-        <w:t>UUID разрешается только через текущий ServerLevel игрока. Entity обязана быть LivingEntity и пройти тот же canOffer. Далее выполняется тот же host path: reuse существующей party либо createHosted, hold и сохранение boss metadata.</w:t>
+        <w:t xml:space="preserve"> Команда вызывает тот же TpaCompat.accept, включая очистку просроченных или оставшихся без online sender файлов перед передачей TPA-моду.</w:t>
       </w:r>
     </w:p>
     <w:p>
@@ -4921,7 +4451,7 @@
           <w:color w:val="000000"/>
           <w:sz w:val="21"/>
         </w:rPr>
-        <w:t xml:space="preserve">Доступ. </w:t>
+        <w:t>Доступ.</w:t>
       </w:r>
       <w:r>
         <w:rPr>
@@ -4930,7 +4460,7 @@
           <w:color w:val="000000"/>
           <w:sz w:val="21"/>
         </w:rPr>
-        <w:t>Игрок; permission не требуется.</w:t>
+        <w:t xml:space="preserve"> Только dedicated server, нужен игрок; permission не требуется.</w:t>
       </w:r>
     </w:p>
     <w:p>
@@ -4944,7 +4474,7 @@
           <w:color w:val="000000"/>
           <w:sz w:val="21"/>
         </w:rPr>
-        <w:t xml:space="preserve">Результат и ошибки. </w:t>
+        <w:t>Результат и ошибки.</w:t>
       </w:r>
       <w:r>
         <w:rPr>
@@ -4953,7 +4483,100 @@
           <w:color w:val="000000"/>
           <w:sz w:val="21"/>
         </w:rPr>
-        <w:t>Неверный UUID, другой dimension или неподходящий босс дают one_awakened_boss_required.</w:t>
+        <w:t xml:space="preserve"> Возвращаемое значение и ошибки полностью совпадают с /tpa accept; отдельной логики телепортации у алиаса нет.</w:t>
+      </w:r>
+    </w:p>
+    <w:p>
+      <w:pPr>
+        <w:pStyle w:val="Heading1"/>
+        <w:keepNext/>
+      </w:pPr>
+      <w:r>
+        <w:t>Важные особенности текущего кода</w:t>
+      </w:r>
+    </w:p>
+    <w:p>
+      <w:pPr>
+        <w:pStyle w:val="ListBullet"/>
+      </w:pPr>
+      <w:r>
+        <w:t>Корень /jem сам по себе не имеет executes: нужна зарегистрированная подкоманда.</w:t>
+      </w:r>
+    </w:p>
+    <w:p>
+      <w:pPr>
+        <w:pStyle w:val="ListBullet"/>
+      </w:pPr>
+      <w:r>
+        <w:t>Корень /smp открывает только домашний экран. Старые публичные ветки /smp больше не регистрируются; их пользовательские действия перенесены в интерфейс.</w:t>
+      </w:r>
+    </w:p>
+    <w:p>
+      <w:pPr>
+        <w:pStyle w:val="ListBullet"/>
+      </w:pPr>
+      <w:r>
+        <w:t>Публичные /coins и /market удалены: кошелёк, переводы, обмен физических монет и универсальный Рынок работают через SMP-интерфейс.</w:t>
+      </w:r>
+    </w:p>
+    <w:p>
+      <w:pPr>
+        <w:pStyle w:val="ListBullet"/>
+      </w:pPr>
+      <w:r>
+        <w:t>Готовые блюда исключены из универсального Рынка; в каталоге остаются разрешённые сырьевые товары с серверными дневными лимитами.</w:t>
+      </w:r>
+    </w:p>
+    <w:p>
+      <w:pPr>
+        <w:pStyle w:val="ListBullet"/>
+      </w:pPr>
+      <w:r>
+        <w:t>JEMClaims и Flan удалены из исходников и канонического клиентского набора. Мягкие городские территории служат навигацией, а не зоной прав доступа.</w:t>
+      </w:r>
+    </w:p>
+    <w:p>
+      <w:pPr>
+        <w:pStyle w:val="ListBullet"/>
+      </w:pPr>
+      <w:r>
+        <w:t>RoleCommands и ProfessionCommands не проверяют DedicatedSmp при регистрации; town, project, holiday и основной /smp соблюдают dedicated boundary.</w:t>
+      </w:r>
+    </w:p>
+    <w:p>
+      <w:pPr>
+        <w:pStyle w:val="ListBullet"/>
+      </w:pPr>
+      <w:r>
+        <w:t>/jem holiday stop снимает forced flag, но сам не переводит ACTIVE событие в завершённое состояние.</w:t>
+      </w:r>
+    </w:p>
+    <w:p>
+      <w:pPr>
+        <w:pStyle w:val="ListBullet"/>
+      </w:pPr>
+      <w:r>
+        <w:t>/tpa accept и /tpaccept принадлежат JEM-адаптеру: он очищает недействительные запросы, но принятие и телепортацию оставляет установленному TPA-моду.</w:t>
+      </w:r>
+    </w:p>
+    <w:p>
+      <w:pPr>
+        <w:pStyle w:val="Heading1"/>
+        <w:keepNext/>
+      </w:pPr>
+      <w:r>
+        <w:t>Другие корни с префиксом JEM</w:t>
+      </w:r>
+    </w:p>
+    <w:p>
+      <w:r>
+        <w:rPr>
+          <w:rFonts w:ascii="Aptos" w:hAnsi="Aptos" w:eastAsia="Aptos"/>
+          <w:b w:val="0"/>
+          <w:color w:val="000000"/>
+          <w:sz w:val="21"/>
+        </w:rPr>
+        <w:t>Следующие команды не являются подкомандами /jem, но начинаются с jem и поэтому часто воспринимаются как одна группа.</w:t>
       </w:r>
     </w:p>
     <w:p>
@@ -4962,7 +4585,7 @@
         <w:keepNext/>
       </w:pPr>
       <w:r>
-        <w:t>Вход и служебные действия участника</w:t>
+        <w:t>JEM Role</w:t>
       </w:r>
     </w:p>
     <w:p>
@@ -4977,7 +4600,7 @@
           <w:color w:val="1F4E79"/>
           <w:sz w:val="20"/>
         </w:rPr>
-        <w:t>/smp arena &lt;id&gt;</w:t>
+        <w:t>/jemrole</w:t>
       </w:r>
     </w:p>
     <w:p>
@@ -5000,7 +4623,7 @@
           <w:color w:val="000000"/>
           <w:sz w:val="21"/>
         </w:rPr>
-        <w:t>Открывает prompt структурной арены.</w:t>
+        <w:t>Показывает текущую расу текстом.</w:t>
       </w:r>
     </w:p>
     <w:p>
@@ -5023,7 +4646,7 @@
           <w:color w:val="000000"/>
           <w:sz w:val="21"/>
         </w:rPr>
-        <w:t>id ищется в runtime карте StructureStaging.AREAS. Area должна существовать, быть near текущей позиции и level, не быть physicallyLocked и не быть locked для игрока. Сервер отправляет EventNetwork prompt вида BOSS_STRUCTURE с arena UUID, локализованным именем entity type и boss registry id.</w:t>
+        <w:t>По identity читает RaceApi snapshot. При пустом snapshot выводит usage; иначе current race.</w:t>
       </w:r>
     </w:p>
     <w:p>
@@ -5046,7 +4669,7 @@
           <w:color w:val="000000"/>
           <w:sz w:val="21"/>
         </w:rPr>
-        <w:t>Игрок; permission не требуется.</w:t>
+        <w:t>Игрок.</w:t>
       </w:r>
     </w:p>
     <w:p>
@@ -5069,7 +4692,7 @@
           <w:color w:val="000000"/>
           <w:sz w:val="21"/>
         </w:rPr>
-        <w:t>Ошибка выводится как jem.smp.error.&lt;code&gt;; handler возвращает 1 даже после ошибки.</w:t>
+        <w:t>Нет identity — код 0; иначе 1.</w:t>
       </w:r>
     </w:p>
     <w:p>
@@ -5084,7 +4707,7 @@
           <w:color w:val="1F4E79"/>
           <w:sz w:val="20"/>
         </w:rPr>
-        <w:t>/smp boss &lt;id&gt;</w:t>
+        <w:t>/jemrole choose &lt;human|dwarf|elf&gt;</w:t>
       </w:r>
     </w:p>
     <w:p>
@@ -5107,7 +4730,7 @@
           <w:color w:val="000000"/>
           <w:sz w:val="21"/>
         </w:rPr>
-        <w:t>Открывает prompt боя с конкретным боссом или его структурной ареной.</w:t>
+        <w:t>Выбирает расу или использует доступную бесплатную смену.</w:t>
       </w:r>
     </w:p>
     <w:p>
@@ -5130,7 +4753,7 @@
           <w:color w:val="000000"/>
           <w:sz w:val="21"/>
         </w:rPr>
-        <w:t>id сначала разрешается как entity UUID в текущем ServerLevel. StructureStaging.prompt(player,boss) получает приоритет: если босс структурный, открывается arena flow и очищаются временные candidate/staging записи. Иначе босс обязан пройти canOffer; отправляется EventNetwork prompt BOSS_FIGHT с display name и entity type registry key.</w:t>
+        <w:t>RaceId parse не зависит от регистра. Первая запись создаётся как CHOSEN. Та же раса даёт UNCHANGED. Другая раса меняется только если freeSwitchAvailable; change(next,true) расходует бесплатную смену. Публикуются RaceChosenEvent или RaceChangedEvent.</w:t>
       </w:r>
     </w:p>
     <w:p>
@@ -5153,7 +4776,7 @@
           <w:color w:val="000000"/>
           <w:sz w:val="21"/>
         </w:rPr>
-        <w:t>Игрок; permission не требуется.</w:t>
+        <w:t>Игрок.</w:t>
       </w:r>
     </w:p>
     <w:p>
@@ -5176,7 +4799,7 @@
           <w:color w:val="000000"/>
           <w:sz w:val="21"/>
         </w:rPr>
-        <w:t>Неподходящий или отсутствующий entity даёт unavailable; command code остаётся 1.</w:t>
+        <w:t>CHOSEN, CHANGED и UNCHANGED возвращают 1; UNAUTHENTICATED и CHANGE_LOCKED — 0.</w:t>
       </w:r>
     </w:p>
     <w:p>
@@ -5191,7 +4814,7 @@
           <w:color w:val="1F4E79"/>
           <w:sz w:val="20"/>
         </w:rPr>
-        <w:t>/smp event-open &lt;id&gt;</w:t>
+        <w:t>/jemrole inspect &lt;player&gt;</w:t>
       </w:r>
     </w:p>
     <w:p>
@@ -5214,7 +4837,7 @@
           <w:color w:val="000000"/>
           <w:sz w:val="21"/>
         </w:rPr>
-        <w:t>Открывает prompt активного Blood Moon или Boss Raid поблизости до начала боя.</w:t>
+        <w:t>Показывает расу другого онлайн игрока.</w:t>
       </w:r>
     </w:p>
     <w:p>
@@ -5237,7 +4860,7 @@
           <w:color w:val="000000"/>
           <w:sz w:val="21"/>
         </w:rPr>
-        <w:t>В таблице events ищется UUID. Требуются state ACTIVE и combatStarted=false. activity должна быть BLOOD_MOON или BOSS_RAID, а EventRegions.near должен подтвердить измерение и близость игрока. Затем отправляется EventNetwork prompt с event id и type.</w:t>
+        <w:t>RaceService.snapshot выводит race, activeTicks и freeSwitchAvailable; при отсутствии записи — inspect_unset.</w:t>
       </w:r>
     </w:p>
     <w:p>
@@ -5260,7 +4883,7 @@
           <w:color w:val="000000"/>
           <w:sz w:val="21"/>
         </w:rPr>
-        <w:t>Игрок рядом с event region.</w:t>
+        <w:t>Permission 2; actor и target должны быть игроками.</w:t>
       </w:r>
     </w:p>
     <w:p>
@@ -5283,7 +4906,7 @@
           <w:color w:val="000000"/>
           <w:sz w:val="21"/>
         </w:rPr>
-        <w:t>В этом handler исключение не перехватывается локально; доменный require завершает команду ошибкой Brigadier.</w:t>
+        <w:t>Возвращает 1.</w:t>
       </w:r>
     </w:p>
     <w:p>
@@ -5298,7 +4921,7 @@
           <w:color w:val="1F4E79"/>
           <w:sz w:val="20"/>
         </w:rPr>
-        <w:t>/smp event-return &lt;event&gt; &lt;session&gt; &lt;choice&gt;</w:t>
+        <w:t>/jemrole set &lt;player&gt; &lt;race&gt; confirm</w:t>
       </w:r>
     </w:p>
     <w:p>
@@ -5321,7 +4944,7 @@
           <w:color w:val="000000"/>
           <w:sz w:val="21"/>
         </w:rPr>
-        <w:t>Отвечает на вопрос после боя: остаться или вернуться в сохранённое место.</w:t>
+        <w:t>Административно задаёт расу.</w:t>
       </w:r>
     </w:p>
     <w:p>
@@ -5344,7 +4967,7 @@
           <w:color w:val="000000"/>
           <w:sz w:val="21"/>
         </w:rPr>
-        <w:t>Первый UUID сначала ищется в events; если event содержит party, берётся эта party. Иначе UUID трактуется прямо как party id. session должен в точности совпасть с partyTeleportSession, а у игрока должен быть RETURN_PENDING. choice=stay очищает return data без телепорта. choice=return переносит в сохранённые dimension, xyz, yaw и pitch, обнуляет velocity и fallDistance, затем очищает return data. Когда pending больше ни у кого нет, session удаляется.</w:t>
+        <w:t>administrativeSet создаёт запись либо вызывает record.change(next,false), то есть не расходует пользовательскую бесплатную смену. Публикует race events, пишет audit log и отправляет target status.</w:t>
       </w:r>
     </w:p>
     <w:p>
@@ -5367,7 +4990,7 @@
           <w:color w:val="000000"/>
           <w:sz w:val="21"/>
         </w:rPr>
-        <w:t>Только участник с активным return prompt.</w:t>
+        <w:t>Permission 2; обязательный literal confirm.</w:t>
       </w:r>
     </w:p>
     <w:p>
@@ -5390,7 +5013,16 @@
           <w:color w:val="000000"/>
           <w:sz w:val="21"/>
         </w:rPr>
-        <w:t>Любое другое choice или stale session возвращает 0 без изменения.</w:t>
+        <w:t>Неверная раса или отсутствие identity target возвращает 0; иначе 1.</w:t>
+      </w:r>
+    </w:p>
+    <w:p>
+      <w:pPr>
+        <w:pStyle w:val="Heading2"/>
+        <w:keepNext/>
+      </w:pPr>
+      <w:r>
+        <w:t>JEM Professions</w:t>
       </w:r>
     </w:p>
     <w:p>
@@ -5405,7 +5037,7 @@
           <w:color w:val="1F4E79"/>
           <w:sz w:val="20"/>
         </w:rPr>
-        <w:t>/smp vote &lt;event&gt; continue</w:t>
+        <w:t>/jemprof</w:t>
       </w:r>
     </w:p>
     <w:p>
@@ -5428,7 +5060,7 @@
           <w:color w:val="000000"/>
           <w:sz w:val="21"/>
         </w:rPr>
-        <w:t>Голосует продолжать Blood Moon после волны.</w:t>
+        <w:t>Открывает тот же экран профессий, что /jem professions.</w:t>
       </w:r>
     </w:p>
     <w:p>
@@ -5451,7 +5083,7 @@
           <w:color w:val="000000"/>
           <w:sz w:val="21"/>
         </w:rPr>
-        <w:t>Vote записывается только если event существует, ACTIVE, содержит voting, ещё не resolved и игрок входит в список активных подключённых участников. Значение CONTINUE сохраняется по player UUID. Большинство равно floor(n/2)+1. При большинстве решение фиксируется, показывается 1.5 секунды и следующая волна запускается; иначе голосование ждёт до 20 секунд.</w:t>
+        <w:t>Вызывает ProfessionsNetwork.sendStatus(player,true).</w:t>
       </w:r>
     </w:p>
     <w:p>
@@ -5474,7 +5106,7 @@
           <w:color w:val="000000"/>
           <w:sz w:val="21"/>
         </w:rPr>
-        <w:t>Активный участник текущего vote.</w:t>
+        <w:t>Игрок.</w:t>
       </w:r>
     </w:p>
     <w:p>
@@ -5497,7 +5129,7 @@
           <w:color w:val="000000"/>
           <w:sz w:val="21"/>
         </w:rPr>
-        <w:t>Handler всегда возвращает 1, даже если vote проигнорирован из-за неверного состояния.</w:t>
+        <w:t>Возвращает 1.</w:t>
       </w:r>
     </w:p>
     <w:p>
@@ -5512,7 +5144,7 @@
           <w:color w:val="1F4E79"/>
           <w:sz w:val="20"/>
         </w:rPr>
-        <w:t>/smp vote &lt;event&gt; cashout</w:t>
+        <w:t>/jemprof inspect &lt;player&gt;</w:t>
       </w:r>
     </w:p>
     <w:p>
@@ -5535,7 +5167,7 @@
           <w:color w:val="000000"/>
           <w:sz w:val="21"/>
         </w:rPr>
-        <w:t>Голосует завершить Blood Moon и забрать результат.</w:t>
+        <w:t>Печатает уровни и XP всех десяти профессий выбранного игрока.</w:t>
       </w:r>
     </w:p>
     <w:p>
@@ -5558,7 +5190,7 @@
           <w:color w:val="000000"/>
           <w:sz w:val="21"/>
         </w:rPr>
-        <w:t>Тот же механизм, но значение CASH_OUT. Большинство завершает голосование; timeout без большинства также автоматически выбирает CASH_OUT.</w:t>
+        <w:t>Target identity обязательна. ProfessionSavedData.findOrEmpty возвращает record, затем по всем ProfessionId выводятся translated name, level и xp.</w:t>
       </w:r>
     </w:p>
     <w:p>
@@ -5581,7 +5213,7 @@
           <w:color w:val="000000"/>
           <w:sz w:val="21"/>
         </w:rPr>
-        <w:t>Активный участник текущего vote.</w:t>
+        <w:t>Permission 2; actor и target online players.</w:t>
       </w:r>
     </w:p>
     <w:p>
@@ -5604,7 +5236,7 @@
           <w:color w:val="000000"/>
           <w:sz w:val="21"/>
         </w:rPr>
-        <w:t>Неавторизованный или поздний vote молча игнорируется, но command code равен 1.</w:t>
+        <w:t>Без target identity возвращает 0; иначе 1.</w:t>
       </w:r>
     </w:p>
     <w:p>
@@ -5619,7 +5251,7 @@
           <w:color w:val="1F4E79"/>
           <w:sz w:val="20"/>
         </w:rPr>
-        <w:t>/smp forfeit &lt;party&gt; &lt;action&gt;</w:t>
+        <w:t>/jemprof grantxp &lt;player&gt; &lt;profession&gt; &lt;amount&gt;</w:t>
       </w:r>
     </w:p>
     <w:p>
@@ -5642,7 +5274,7 @@
           <w:color w:val="000000"/>
           <w:sz w:val="21"/>
         </w:rPr>
-        <w:t>Лидер подтверждает завершение текущей попытки.</w:t>
+        <w:t>Выдаёт административный XP профессии.</w:t>
       </w:r>
     </w:p>
     <w:p>
@@ -5665,7 +5297,7 @@
           <w:color w:val="000000"/>
           <w:sz w:val="21"/>
         </w:rPr>
-        <w:t>party должна быть незакрытой ACTIVE BOSS party, а игрок — owner. action обязан совпасть с HostedBoundary.actionToken: attempt/event UUID для event party, bossEntity UUID для обычного hosted boss, иначе party UUID. Для event party EventScheduler.cancelAttempt вызывает failAttempt. Для обычного boss сначала пытается HostedEncounterApi.cancel; иначе release, defeat notification, state FAILED, boundary cleanup и StructureStaging.finish.</w:t>
+        <w:t>profession parse принимает десять enum без учёта регистра. amount ограничен Brigadier диапазоном 1–1 000 000. ProfessionApi.administrativeCredit меняет progression, затем пишется audit log и target получает обновлённый status packet.</w:t>
       </w:r>
     </w:p>
     <w:p>
@@ -5688,7 +5320,7 @@
           <w:color w:val="000000"/>
           <w:sz w:val="21"/>
         </w:rPr>
-        <w:t>Только owner активной BOSS party с актуальным token.</w:t>
+        <w:t>Permission 4; actor и target online players.</w:t>
       </w:r>
     </w:p>
     <w:p>
@@ -5711,7 +5343,16 @@
           <w:color w:val="000000"/>
           <w:sz w:val="21"/>
         </w:rPr>
-        <w:t>Stale или чужой token даёт unavailable; handler выводит ошибку и возвращает 1.</w:t>
+        <w:t>Неверная профессия возвращает 0; успех — 1.</w:t>
+      </w:r>
+    </w:p>
+    <w:p>
+      <w:pPr>
+        <w:pStyle w:val="Heading2"/>
+        <w:keepNext/>
+      </w:pPr>
+      <w:r>
+        <w:t>JEM Pack Sync</w:t>
       </w:r>
     </w:p>
     <w:p>
@@ -5726,7 +5367,7 @@
           <w:color w:val="1F4E79"/>
           <w:sz w:val="20"/>
         </w:rPr>
-        <w:t>/smp forfeit &lt;party&gt;</w:t>
+        <w:t>/jempack preview</w:t>
       </w:r>
     </w:p>
     <w:p>
@@ -5749,7 +5390,7 @@
           <w:color w:val="000000"/>
           <w:sz w:val="21"/>
         </w:rPr>
-        <w:t>Старый короткий синтаксис разбирается, но сейчас не может успешно сработать.</w:t>
+        <w:t>Показывает будущую AutoModpack generation без публикации.</w:t>
       </w:r>
     </w:p>
     <w:p>
@@ -5772,7 +5413,7 @@
           <w:color w:val="000000"/>
           <w:sz w:val="21"/>
         </w:rPr>
-        <w:t>Регистрация передаёт action=null. HostedParties.forfeit всегда вызывает HostedBoundary.matchesAction, а тот требует token != null. Поэтому validation неизбежно выдаёт unavailable до отмены попытки.</w:t>
+        <w:t>Делегирует нативной команде automodpack generate preview через performPrefixedCommand.</w:t>
       </w:r>
     </w:p>
     <w:p>
@@ -5795,30 +5436,7 @@
           <w:color w:val="000000"/>
           <w:sz w:val="21"/>
         </w:rPr>
-        <w:t>Синтаксически доступна игроку.</w:t>
-      </w:r>
-    </w:p>
-    <w:p>
-      <w:pPr>
-        <w:spacing w:after="100" w:line="259" w:lineRule="auto"/>
-      </w:pPr>
-      <w:r>
-        <w:rPr>
-          <w:rFonts w:ascii="Aptos" w:hAnsi="Aptos" w:eastAsia="Aptos"/>
-          <w:b/>
-          <w:color w:val="000000"/>
-          <w:sz w:val="21"/>
-        </w:rPr>
-        <w:t xml:space="preserve">Результат и ошибки. </w:t>
-      </w:r>
-      <w:r>
-        <w:rPr>
-          <w:rFonts w:ascii="Aptos" w:hAnsi="Aptos" w:eastAsia="Aptos"/>
-          <w:b w:val="0"/>
-          <w:color w:val="000000"/>
-          <w:sz w:val="21"/>
-        </w:rPr>
-        <w:t>Всегда отказ unavailable при текущем коде.</w:t>
+        <w:t>Только dedicated server, AutoModpack loaded, permission 4; консоль допустима.</w:t>
       </w:r>
     </w:p>
     <w:p>
@@ -5833,7 +5451,7 @@
           <w:color w:val="1F4E79"/>
           <w:sz w:val="20"/>
         </w:rPr>
-        <w:t>/smp encounter-leave &lt;party&gt;</w:t>
+        <w:t>/jempack publish</w:t>
       </w:r>
     </w:p>
     <w:p>
@@ -5856,7 +5474,7 @@
           <w:color w:val="000000"/>
           <w:sz w:val="21"/>
         </w:rPr>
-        <w:t>Позволяет не-лидеру выйти из активного боя.</w:t>
+        <w:t>Публикует AutoModpack generation.</w:t>
       </w:r>
     </w:p>
     <w:p>
@@ -5879,7 +5497,7 @@
           <w:color w:val="000000"/>
           <w:sz w:val="21"/>
         </w:rPr>
-        <w:t>Требуются незакрытая ACTIVE BOSS party, accepted member, player UUID не равен owner и HostedBoundary.canForfeit: игрок уже входил в арену, остаётся внутри bounds и находится не дальше 6 блоков от края либо в коротком разрешённом окне. Для event party member помечается eliminated, немедленно возвращается в сохранённое место; если живых активных участников не осталось, попытка fail. Для обычного боя вызывается HostedEncounterApi.leave.</w:t>
+        <w:t>Делегирует automodpack generate.</w:t>
       </w:r>
     </w:p>
     <w:p>
@@ -5902,39 +5520,7 @@
           <w:color w:val="000000"/>
           <w:sz w:val="21"/>
         </w:rPr>
-        <w:t>Accepted participant, но не host.</w:t>
-      </w:r>
-    </w:p>
-    <w:p>
-      <w:pPr>
-        <w:spacing w:after="100" w:line="259" w:lineRule="auto"/>
-      </w:pPr>
-      <w:r>
-        <w:rPr>
-          <w:rFonts w:ascii="Aptos" w:hAnsi="Aptos" w:eastAsia="Aptos"/>
-          <w:b/>
-          <w:color w:val="000000"/>
-          <w:sz w:val="21"/>
-        </w:rPr>
-        <w:t xml:space="preserve">Результат и ошибки. </w:t>
-      </w:r>
-      <w:r>
-        <w:rPr>
-          <w:rFonts w:ascii="Aptos" w:hAnsi="Aptos" w:eastAsia="Aptos"/>
-          <w:b w:val="0"/>
-          <w:color w:val="000000"/>
-          <w:sz w:val="21"/>
-        </w:rPr>
-        <w:t>Ошибки показываются как jem.smp.error.&lt;code&gt;; handler возвращает 1 даже при отказе.</w:t>
-      </w:r>
-    </w:p>
-    <w:p>
-      <w:pPr>
-        <w:pStyle w:val="Heading2"/>
-        <w:keepNext/>
-      </w:pPr>
-      <w:r>
-        <w:t>Восстановление босса</w:t>
+        <w:t>Те же ограничения.</w:t>
       </w:r>
     </w:p>
     <w:p>
@@ -5949,7 +5535,7 @@
           <w:color w:val="1F4E79"/>
           <w:sz w:val="20"/>
         </w:rPr>
-        <w:t>/smp boss</w:t>
+        <w:t>/jempack history</w:t>
       </w:r>
     </w:p>
     <w:p>
@@ -5972,7 +5558,7 @@
           <w:color w:val="000000"/>
           <w:sz w:val="21"/>
         </w:rPr>
-        <w:t>Восстанавливает ближайшего структурного босса.</w:t>
+        <w:t>Показывает историю generations.</w:t>
       </w:r>
     </w:p>
     <w:p>
@@ -5995,7 +5581,7 @@
           <w:color w:val="000000"/>
           <w:sz w:val="21"/>
         </w:rPr>
-        <w:t>Хотя корень boss не имеет Brigadier requires, reviveBoss вручную проверяет, что source entity — ServerPlayer с именем Sirio_o без учёта регистра. Затем BossRevivalApi.reviveNearest вызывается с raidBossSearchRadius из config, по умолчанию 256. CREATED сообщает успех; NO_ARENA, ACTIVE и UNAVAILABLE превращаются в локализованную ошибку.</w:t>
+        <w:t>Делегирует automodpack generate history.</w:t>
       </w:r>
     </w:p>
     <w:p>
@@ -6018,30 +5604,7 @@
           <w:color w:val="000000"/>
           <w:sz w:val="21"/>
         </w:rPr>
-        <w:t>Только игрок Sirio_o. OP и консоль не обходят проверку.</w:t>
-      </w:r>
-    </w:p>
-    <w:p>
-      <w:pPr>
-        <w:spacing w:after="100" w:line="259" w:lineRule="auto"/>
-      </w:pPr>
-      <w:r>
-        <w:rPr>
-          <w:rFonts w:ascii="Aptos" w:hAnsi="Aptos" w:eastAsia="Aptos"/>
-          <w:b/>
-          <w:color w:val="000000"/>
-          <w:sz w:val="21"/>
-        </w:rPr>
-        <w:t xml:space="preserve">Результат и ошибки. </w:t>
-      </w:r>
-      <w:r>
-        <w:rPr>
-          <w:rFonts w:ascii="Aptos" w:hAnsi="Aptos" w:eastAsia="Aptos"/>
-          <w:b w:val="0"/>
-          <w:color w:val="000000"/>
-          <w:sz w:val="21"/>
-        </w:rPr>
-        <w:t>CREATED возвращает 1, остальные result — 0.</w:t>
+        <w:t>Те же ограничения.</w:t>
       </w:r>
     </w:p>
     <w:p>
@@ -6056,7 +5619,7 @@
           <w:color w:val="1F4E79"/>
           <w:sz w:val="20"/>
         </w:rPr>
-        <w:t>/smp boss revive</w:t>
+        <w:t>/jempack rollback &lt;generation&gt;</w:t>
       </w:r>
     </w:p>
     <w:p>
@@ -6079,7 +5642,7 @@
           <w:color w:val="000000"/>
           <w:sz w:val="21"/>
         </w:rPr>
-        <w:t>Явный alias восстановления ближайшего структурного босса.</w:t>
+        <w:t>Возвращает выбранную generation.</w:t>
       </w:r>
     </w:p>
     <w:p>
@@ -6102,7 +5665,7 @@
           <w:color w:val="000000"/>
           <w:sz w:val="21"/>
         </w:rPr>
-        <w:t>Ветка дополнительно скрыта через requires(administrator), затем вызывает тот же reviveBoss и тот же BossRevivalApi.</w:t>
+        <w:t>generation &gt;= 1; делегирует automodpack generate revert &lt;generation&gt; confirm.</w:t>
       </w:r>
     </w:p>
     <w:p>
@@ -6125,30 +5688,7 @@
           <w:color w:val="000000"/>
           <w:sz w:val="21"/>
         </w:rPr>
-        <w:t>Только игрок Sirio_o.</w:t>
-      </w:r>
-    </w:p>
-    <w:p>
-      <w:pPr>
-        <w:spacing w:after="100" w:line="259" w:lineRule="auto"/>
-      </w:pPr>
-      <w:r>
-        <w:rPr>
-          <w:rFonts w:ascii="Aptos" w:hAnsi="Aptos" w:eastAsia="Aptos"/>
-          <w:b/>
-          <w:color w:val="000000"/>
-          <w:sz w:val="21"/>
-        </w:rPr>
-        <w:t xml:space="preserve">Результат и ошибки. </w:t>
-      </w:r>
-      <w:r>
-        <w:rPr>
-          <w:rFonts w:ascii="Aptos" w:hAnsi="Aptos" w:eastAsia="Aptos"/>
-          <w:b w:val="0"/>
-          <w:color w:val="000000"/>
-          <w:sz w:val="21"/>
-        </w:rPr>
-        <w:t>Поведение полностью совпадает с /smp boss.</w:t>
+        <w:t>Те же ограничения.</w:t>
       </w:r>
     </w:p>
     <w:p>
@@ -6157,7 +5697,7 @@
         <w:keepNext/>
       </w:pPr>
       <w:r>
-        <w:t>Администрирование событий</w:t>
+        <w:t>JEM World Tier</w:t>
       </w:r>
     </w:p>
     <w:p>
@@ -6172,7 +5712,7 @@
           <w:color w:val="1F4E79"/>
           <w:sz w:val="20"/>
         </w:rPr>
-        <w:t>/smp event schedule list</w:t>
+        <w:t>/jemtier status</w:t>
       </w:r>
     </w:p>
     <w:p>
@@ -6195,7 +5735,7 @@
           <w:color w:val="000000"/>
           <w:sz w:val="21"/>
         </w:rPr>
-        <w:t>Печатает действующее недельное расписание.</w:t>
+        <w:t>Показывает World Tier и прогресс.</w:t>
       </w:r>
     </w:p>
     <w:p>
@@ -6218,7 +5758,7 @@
           <w:color w:val="000000"/>
           <w:sz w:val="21"/>
         </w:rPr>
-        <w:t>EventSchedule.definitions читает persisted settings/event_schedule entries; если списка нет, берёт SmpConfig.SCHEDULE. Каждая строка печатается как сохранённое определение TYPE:DAY:HH:mm.</w:t>
+        <w:t>Читает tier, manual/progression source, число active qualifying defeats, следующий threshold или MAX и отсортированные defeated profile ids.</w:t>
       </w:r>
     </w:p>
     <w:p>
@@ -6226,13 +5766,21 @@
         <w:spacing w:after="100" w:line="259" w:lineRule="auto"/>
       </w:pPr>
       <w:r>
+        <w:t>Доступ. Оператор с permission 2.</w:t>
+      </w:r>
+    </w:p>
+    <w:p>
+      <w:pPr>
+        <w:spacing w:after="100" w:line="259" w:lineRule="auto"/>
+      </w:pPr>
+      <w:r>
         <w:rPr>
           <w:rFonts w:ascii="Aptos" w:hAnsi="Aptos" w:eastAsia="Aptos"/>
           <w:b/>
           <w:color w:val="000000"/>
           <w:sz w:val="21"/>
         </w:rPr>
-        <w:t xml:space="preserve">Доступ. </w:t>
+        <w:t xml:space="preserve">Результат и ошибки. </w:t>
       </w:r>
       <w:r>
         <w:rPr>
@@ -6241,30 +5789,7 @@
           <w:color w:val="000000"/>
           <w:sz w:val="21"/>
         </w:rPr>
-        <w:t>Только ServerPlayer с точным именем Sirio_o без учёта регистра. Permission level и консоль не заменяют это условие.</w:t>
-      </w:r>
-    </w:p>
-    <w:p>
-      <w:pPr>
-        <w:spacing w:after="100" w:line="259" w:lineRule="auto"/>
-      </w:pPr>
-      <w:r>
-        <w:rPr>
-          <w:rFonts w:ascii="Aptos" w:hAnsi="Aptos" w:eastAsia="Aptos"/>
-          <w:b/>
-          <w:color w:val="000000"/>
-          <w:sz w:val="21"/>
-        </w:rPr>
-        <w:t xml:space="preserve">Результат и ошибки. </w:t>
-      </w:r>
-      <w:r>
-        <w:rPr>
-          <w:rFonts w:ascii="Aptos" w:hAnsi="Aptos" w:eastAsia="Aptos"/>
-          <w:b w:val="0"/>
-          <w:color w:val="000000"/>
-          <w:sz w:val="21"/>
-        </w:rPr>
-        <w:t>Возвращает число записей; при пустом списке — 0.</w:t>
+        <w:t>Возвращает текущий tier как command result.</w:t>
       </w:r>
     </w:p>
     <w:p>
@@ -6279,7 +5804,7 @@
           <w:color w:val="1F4E79"/>
           <w:sz w:val="20"/>
         </w:rPr>
-        <w:t>/smp event schedule reset</w:t>
+        <w:t>/jemtier set &lt;1..5&gt;</w:t>
       </w:r>
     </w:p>
     <w:p>
@@ -6302,7 +5827,7 @@
           <w:color w:val="000000"/>
           <w:sz w:val="21"/>
         </w:rPr>
-        <w:t>Возвращает расписание к конфигурации по умолчанию.</w:t>
+        <w:t>Ставит ручной World Tier override.</w:t>
       </w:r>
     </w:p>
     <w:p>
@@ -6325,7 +5850,7 @@
           <w:color w:val="000000"/>
           <w:sz w:val="21"/>
         </w:rPr>
-        <w:t>Из persisted settings row удаляется только поле entries, строка settings остаётся. EventScheduler.scheduleChanged сбрасывает week cache; при следующем чтении применится SmpConfig.SCHEDULE.</w:t>
+        <w:t>Вызывает overrideWorldTier и сохраняет применённый tier.</w:t>
       </w:r>
     </w:p>
     <w:p>
@@ -6333,13 +5858,21 @@
         <w:spacing w:after="100" w:line="259" w:lineRule="auto"/>
       </w:pPr>
       <w:r>
+        <w:t>Доступ. Оператор с permission 2.</w:t>
+      </w:r>
+    </w:p>
+    <w:p>
+      <w:pPr>
+        <w:spacing w:after="100" w:line="259" w:lineRule="auto"/>
+      </w:pPr>
+      <w:r>
         <w:rPr>
           <w:rFonts w:ascii="Aptos" w:hAnsi="Aptos" w:eastAsia="Aptos"/>
           <w:b/>
           <w:color w:val="000000"/>
           <w:sz w:val="21"/>
         </w:rPr>
-        <w:t xml:space="preserve">Доступ. </w:t>
+        <w:t xml:space="preserve">Результат и ошибки. </w:t>
       </w:r>
       <w:r>
         <w:rPr>
@@ -6348,30 +5881,7 @@
           <w:color w:val="000000"/>
           <w:sz w:val="21"/>
         </w:rPr>
-        <w:t>Только ServerPlayer с точным именем Sirio_o без учёта регистра. Permission level и консоль не заменяют это условие.</w:t>
-      </w:r>
-    </w:p>
-    <w:p>
-      <w:pPr>
-        <w:spacing w:after="100" w:line="259" w:lineRule="auto"/>
-      </w:pPr>
-      <w:r>
-        <w:rPr>
-          <w:rFonts w:ascii="Aptos" w:hAnsi="Aptos" w:eastAsia="Aptos"/>
-          <w:b/>
-          <w:color w:val="000000"/>
-          <w:sz w:val="21"/>
-        </w:rPr>
-        <w:t xml:space="preserve">Результат и ошибки. </w:t>
-      </w:r>
-      <w:r>
-        <w:rPr>
-          <w:rFonts w:ascii="Aptos" w:hAnsi="Aptos" w:eastAsia="Aptos"/>
-          <w:b w:val="0"/>
-          <w:color w:val="000000"/>
-          <w:sz w:val="21"/>
-        </w:rPr>
-        <w:t>Показывает schedule.reset и возвращает 1.</w:t>
+        <w:t>Возвращает применённый tier.</w:t>
       </w:r>
     </w:p>
     <w:p>
@@ -6386,7 +5896,7 @@
           <w:color w:val="1F4E79"/>
           <w:sz w:val="20"/>
         </w:rPr>
-        <w:t>/smp event schedule add &lt;type&gt; &lt;day&gt; &lt;time&gt;</w:t>
+        <w:t>/jemtier reset</w:t>
       </w:r>
     </w:p>
     <w:p>
@@ -6409,7 +5919,7 @@
           <w:color w:val="000000"/>
           <w:sz w:val="21"/>
         </w:rPr>
-        <w:t>Добавляет недельный слот.</w:t>
+        <w:t>Снимает ручной override.</w:t>
       </w:r>
     </w:p>
     <w:p>
@@ -6432,7 +5942,7 @@
           <w:color w:val="000000"/>
           <w:sz w:val="21"/>
         </w:rPr>
-        <w:t>type нормализуется в uppercase и обязан быть FISHING, RESOURCE_RUSH, BLOOD_MOON, BOSS_RAID или COOKING_SHOW. day — MONDAY…SUNDAY без учёта регистра. time разбирается как hour:minute через LocalTime и сохраняется HH:mm. Дубликат не добавляется. Полный новый список повторно валидируется WeeklySchedule, сохраняется в NBT и сбрасывает week cache. Runtime zone расписания — Asia/Almaty.</w:t>
+        <w:t>Вызывает resetWorldTier; tier снова выводится из progression.</w:t>
       </w:r>
     </w:p>
     <w:p>
@@ -6440,13 +5950,21 @@
         <w:spacing w:after="100" w:line="259" w:lineRule="auto"/>
       </w:pPr>
       <w:r>
+        <w:t>Доступ. Оператор с permission 2.</w:t>
+      </w:r>
+    </w:p>
+    <w:p>
+      <w:pPr>
+        <w:spacing w:after="100" w:line="259" w:lineRule="auto"/>
+      </w:pPr>
+      <w:r>
         <w:rPr>
           <w:rFonts w:ascii="Aptos" w:hAnsi="Aptos" w:eastAsia="Aptos"/>
           <w:b/>
           <w:color w:val="000000"/>
           <w:sz w:val="21"/>
         </w:rPr>
-        <w:t xml:space="preserve">Доступ. </w:t>
+        <w:t xml:space="preserve">Результат и ошибки. </w:t>
       </w:r>
       <w:r>
         <w:rPr>
@@ -6455,30 +5973,7 @@
           <w:color w:val="000000"/>
           <w:sz w:val="21"/>
         </w:rPr>
-        <w:t>Только ServerPlayer с точным именем Sirio_o без учёта регистра. Permission level и консоль не заменяют это условие.</w:t>
-      </w:r>
-    </w:p>
-    <w:p>
-      <w:pPr>
-        <w:spacing w:after="100" w:line="259" w:lineRule="auto"/>
-      </w:pPr>
-      <w:r>
-        <w:rPr>
-          <w:rFonts w:ascii="Aptos" w:hAnsi="Aptos" w:eastAsia="Aptos"/>
-          <w:b/>
-          <w:color w:val="000000"/>
-          <w:sz w:val="21"/>
-        </w:rPr>
-        <w:t xml:space="preserve">Результат и ошибки. </w:t>
-      </w:r>
-      <w:r>
-        <w:rPr>
-          <w:rFonts w:ascii="Aptos" w:hAnsi="Aptos" w:eastAsia="Aptos"/>
-          <w:b w:val="0"/>
-          <w:color w:val="000000"/>
-          <w:sz w:val="21"/>
-        </w:rPr>
-        <w:t>Дубликат даёт schedule.exists; неверное поле — schedule.invalid; успех возвращает 1.</w:t>
+        <w:t>Возвращает вычисленный tier.</w:t>
       </w:r>
     </w:p>
     <w:p>
@@ -6493,7 +5988,7 @@
           <w:color w:val="1F4E79"/>
           <w:sz w:val="20"/>
         </w:rPr>
-        <w:t>/smp event schedule remove &lt;type&gt; &lt;day&gt; &lt;time&gt;</w:t>
+        <w:t>/jemtier grant &lt;profile&gt;</w:t>
       </w:r>
     </w:p>
     <w:p>
@@ -6516,7 +6011,7 @@
           <w:color w:val="000000"/>
           <w:sz w:val="21"/>
         </w:rPr>
-        <w:t>Удаляет точное определение недельного слота.</w:t>
+        <w:t>Засчитывает победу над профилем босса.</w:t>
       </w:r>
     </w:p>
     <w:p>
@@ -6539,7 +6034,7 @@
           <w:color w:val="000000"/>
           <w:sz w:val="21"/>
         </w:rPr>
-        <w:t>Аргументы нормализуются так же, затем из persisted списка удаляется точная строка TYPE:DAY:HH:mm. Если строки нет, сохранение не выполняется.</w:t>
+        <w:t>profile — ResourceLocation. BalanceRegistry.bossByKey должен найти BossProfile; recordVictory обновляет канонический progression.</w:t>
       </w:r>
     </w:p>
     <w:p>
@@ -6547,13 +6042,21 @@
         <w:spacing w:after="100" w:line="259" w:lineRule="auto"/>
       </w:pPr>
       <w:r>
+        <w:t>Доступ. Оператор с permission 2.</w:t>
+      </w:r>
+    </w:p>
+    <w:p>
+      <w:pPr>
+        <w:spacing w:after="100" w:line="259" w:lineRule="auto"/>
+      </w:pPr>
+      <w:r>
         <w:rPr>
           <w:rFonts w:ascii="Aptos" w:hAnsi="Aptos" w:eastAsia="Aptos"/>
           <w:b/>
           <w:color w:val="000000"/>
           <w:sz w:val="21"/>
         </w:rPr>
-        <w:t xml:space="preserve">Доступ. </w:t>
+        <w:t xml:space="preserve">Результат и ошибки. </w:t>
       </w:r>
       <w:r>
         <w:rPr>
@@ -6562,30 +6065,7 @@
           <w:color w:val="000000"/>
           <w:sz w:val="21"/>
         </w:rPr>
-        <w:t>Только ServerPlayer с точным именем Sirio_o без учёта регистра. Permission level и консоль не заменяют это условие.</w:t>
-      </w:r>
-    </w:p>
-    <w:p>
-      <w:pPr>
-        <w:spacing w:after="100" w:line="259" w:lineRule="auto"/>
-      </w:pPr>
-      <w:r>
-        <w:rPr>
-          <w:rFonts w:ascii="Aptos" w:hAnsi="Aptos" w:eastAsia="Aptos"/>
-          <w:b/>
-          <w:color w:val="000000"/>
-          <w:sz w:val="21"/>
-        </w:rPr>
-        <w:t xml:space="preserve">Результат и ошибки. </w:t>
-      </w:r>
-      <w:r>
-        <w:rPr>
-          <w:rFonts w:ascii="Aptos" w:hAnsi="Aptos" w:eastAsia="Aptos"/>
-          <w:b w:val="0"/>
-          <w:color w:val="000000"/>
-          <w:sz w:val="21"/>
-        </w:rPr>
-        <w:t>Отсутствующая запись даёт schedule.missing; успех сохраняет новый список и возвращает 1.</w:t>
+        <w:t>Неизвестный profile возвращает 0; успех — 1.</w:t>
       </w:r>
     </w:p>
     <w:p>
@@ -6600,7 +6080,7 @@
           <w:color w:val="1F4E79"/>
           <w:sz w:val="20"/>
         </w:rPr>
-        <w:t>/smp event start fishing</w:t>
+        <w:t>/jemtier boss &lt;entity&gt;</w:t>
       </w:r>
     </w:p>
     <w:p>
@@ -6623,7 +6103,7 @@
           <w:color w:val="000000"/>
           <w:sz w:val="21"/>
         </w:rPr>
-        <w:t>Ставит ручной Fishing event в очередь на запуск.</w:t>
+        <w:t>Печатает диагностику профиля конкретной living entity.</w:t>
       </w:r>
     </w:p>
     <w:p>
@@ -6646,7 +6126,7 @@
           <w:color w:val="000000"/>
           <w:sz w:val="21"/>
         </w:rPr>
-        <w:t>Создаёт events row от server owner UUID 00000000-0000-0000-0000-000000000000: activity/title FISHING, state PLANNED, slot manual:&lt;event-id&gt;, planned=now. EventScheduler.start допускает только отсутствие другого ACTIVE или PREPARING FISHING, ставит preparing=true и queue timestamp. FISHING является region-free; на следующем scheduler prepare становится ACTIVE и получает duration до 3 часов по config.</w:t>
+        <w:t>Entity должна быть LivingEntity и иметь BalanceRegistry profile. Вывод включает profile key, nativeThreat, scale/count flags, damage/healing/stagger adapters, anti-cheese, destruction rules, special pressure target и EncounterData state.</w:t>
       </w:r>
     </w:p>
     <w:p>
@@ -6654,13 +6134,21 @@
         <w:spacing w:after="100" w:line="259" w:lineRule="auto"/>
       </w:pPr>
       <w:r>
+        <w:t>Доступ. Оператор с permission 2.</w:t>
+      </w:r>
+    </w:p>
+    <w:p>
+      <w:pPr>
+        <w:spacing w:after="100" w:line="259" w:lineRule="auto"/>
+      </w:pPr>
+      <w:r>
         <w:rPr>
           <w:rFonts w:ascii="Aptos" w:hAnsi="Aptos" w:eastAsia="Aptos"/>
           <w:b/>
           <w:color w:val="000000"/>
           <w:sz w:val="21"/>
         </w:rPr>
-        <w:t xml:space="preserve">Доступ. </w:t>
+        <w:t xml:space="preserve">Результат и ошибки. </w:t>
       </w:r>
       <w:r>
         <w:rPr>
@@ -6669,30 +6157,7 @@
           <w:color w:val="000000"/>
           <w:sz w:val="21"/>
         </w:rPr>
-        <w:t>Только ServerPlayer с точным именем Sirio_o без учёта регистра. Permission level и консоль не заменяют это условие.</w:t>
-      </w:r>
-    </w:p>
-    <w:p>
-      <w:pPr>
-        <w:spacing w:after="100" w:line="259" w:lineRule="auto"/>
-      </w:pPr>
-      <w:r>
-        <w:rPr>
-          <w:rFonts w:ascii="Aptos" w:hAnsi="Aptos" w:eastAsia="Aptos"/>
-          <w:b/>
-          <w:color w:val="000000"/>
-          <w:sz w:val="21"/>
-        </w:rPr>
-        <w:t xml:space="preserve">Результат и ошибки. </w:t>
-      </w:r>
-      <w:r>
-        <w:rPr>
-          <w:rFonts w:ascii="Aptos" w:hAnsi="Aptos" w:eastAsia="Aptos"/>
-          <w:b w:val="0"/>
-          <w:color w:val="000000"/>
-          <w:sz w:val="21"/>
-        </w:rPr>
-        <w:t>Команда сразу печатает UUID и возвращает 1, если подготовка принята; это ещё не гарантия, что event уже ACTIVE.</w:t>
+        <w:t>Диагностическая read-only команда.</w:t>
       </w:r>
     </w:p>
     <w:p>
@@ -6707,7 +6172,7 @@
           <w:color w:val="1F4E79"/>
           <w:sz w:val="20"/>
         </w:rPr>
-        <w:t>/smp event start cooking_show</w:t>
+        <w:t>/jemtier arena</w:t>
       </w:r>
     </w:p>
     <w:p>
@@ -6730,7 +6195,7 @@
           <w:color w:val="000000"/>
           <w:sz w:val="21"/>
         </w:rPr>
-        <w:t>Ставит Cooking Show в очередь.</w:t>
+        <w:t>Показывает арену в текущей позиции source.</w:t>
       </w:r>
     </w:p>
     <w:p>
@@ -6753,7 +6218,7 @@
           <w:color w:val="000000"/>
           <w:sz w:val="21"/>
         </w:rPr>
-        <w:t>Создаётся та же manual row с activity COOKING_SHOW. Event region не резервируется, но prepareNext отдельно вызывает CookingShow.prepare; исключение отменяет manual event. Для COOKING_SHOW общий код не назначает ends, длительность управляет собственная логика события.</w:t>
+        <w:t>Ищет ArenaRecord, чей dimension и 3D bounds содержат source position; выводит arena id, profile key, unlocked и active encounter id.</w:t>
       </w:r>
     </w:p>
     <w:p>
@@ -6761,13 +6226,21 @@
         <w:spacing w:after="100" w:line="259" w:lineRule="auto"/>
       </w:pPr>
       <w:r>
+        <w:t>Доступ. Оператор с permission 2.</w:t>
+      </w:r>
+    </w:p>
+    <w:p>
+      <w:pPr>
+        <w:spacing w:after="100" w:line="259" w:lineRule="auto"/>
+      </w:pPr>
+      <w:r>
         <w:rPr>
           <w:rFonts w:ascii="Aptos" w:hAnsi="Aptos" w:eastAsia="Aptos"/>
           <w:b/>
           <w:color w:val="000000"/>
           <w:sz w:val="21"/>
         </w:rPr>
-        <w:t xml:space="preserve">Доступ. </w:t>
+        <w:t xml:space="preserve">Результат и ошибки. </w:t>
       </w:r>
       <w:r>
         <w:rPr>
@@ -6776,22 +6249,23 @@
           <w:color w:val="000000"/>
           <w:sz w:val="21"/>
         </w:rPr>
-        <w:t>Только ServerPlayer с точным именем Sirio_o без учёта регистра. Permission level и консоль не заменяют это условие.</w:t>
-      </w:r>
-    </w:p>
-    <w:p>
-      <w:pPr>
-        <w:spacing w:after="100" w:line="259" w:lineRule="auto"/>
-      </w:pPr>
-      <w:r>
-        <w:rPr>
-          <w:rFonts w:ascii="Aptos" w:hAnsi="Aptos" w:eastAsia="Aptos"/>
-          <w:b/>
-          <w:color w:val="000000"/>
-          <w:sz w:val="21"/>
-        </w:rPr>
-        <w:t xml:space="preserve">Результат и ошибки. </w:t>
-      </w:r>
+        <w:t>Если позиция не внутри арены, код 0.</w:t>
+      </w:r>
+    </w:p>
+    <w:p>
+      <w:pPr>
+        <w:pStyle w:val="Heading1"/>
+        <w:keepNext/>
+      </w:pPr>
+      <w:r>
+        <w:t>Источники поведения</w:t>
+      </w:r>
+    </w:p>
+    <w:p>
+      <w:pPr>
+        <w:pStyle w:val="ListBullet"/>
+        <w:spacing w:after="60"/>
+      </w:pPr>
       <w:r>
         <w:rPr>
           <w:rFonts w:ascii="Aptos" w:hAnsi="Aptos" w:eastAsia="Aptos"/>
@@ -6799,7 +6273,219 @@
           <w:color w:val="000000"/>
           <w:sz w:val="21"/>
         </w:rPr>
-        <w:t>При принятой queue печатает UUID. Если уже есть ACTIVE/PREPARING event того же типа, новая row переводится CANCELLED и возвращается 0.</w:t>
+        <w:t>Mods/JEMRoles/.../RoleCommands.java и RaceService.java</w:t>
+      </w:r>
+    </w:p>
+    <w:p>
+      <w:pPr>
+        <w:pStyle w:val="ListBullet"/>
+        <w:spacing w:after="60"/>
+      </w:pPr>
+      <w:r>
+        <w:rPr>
+          <w:rFonts w:ascii="Aptos" w:hAnsi="Aptos" w:eastAsia="Aptos"/>
+          <w:b w:val="0"/>
+          <w:color w:val="000000"/>
+          <w:sz w:val="21"/>
+        </w:rPr>
+        <w:t>Mods/JEMProfessions/.../ProfessionCommands.java и ProfessionsNetwork.java</w:t>
+      </w:r>
+    </w:p>
+    <w:p>
+      <w:pPr>
+        <w:pStyle w:val="ListBullet"/>
+        <w:spacing w:after="60"/>
+      </w:pPr>
+      <w:r>
+        <w:rPr>
+          <w:rFonts w:ascii="Aptos" w:hAnsi="Aptos" w:eastAsia="Aptos"/>
+          <w:b w:val="0"/>
+          <w:color w:val="000000"/>
+          <w:sz w:val="21"/>
+        </w:rPr>
+        <w:t>Mods/JEMSettlements/.../SettlementCommands.java и SettlementApi.java</w:t>
+      </w:r>
+    </w:p>
+    <w:p>
+      <w:pPr>
+        <w:pStyle w:val="ListBullet"/>
+        <w:spacing w:after="60"/>
+      </w:pPr>
+      <w:r>
+        <w:rPr>
+          <w:rFonts w:ascii="Aptos" w:hAnsi="Aptos" w:eastAsia="Aptos"/>
+          <w:b w:val="0"/>
+          <w:color w:val="000000"/>
+          <w:sz w:val="21"/>
+        </w:rPr>
+        <w:t>Mods/JEMServer/.../smp/SmpRuntime.java и SmpSubscriptions.java</w:t>
+      </w:r>
+    </w:p>
+    <w:p>
+      <w:pPr>
+        <w:pStyle w:val="ListBullet"/>
+        <w:spacing w:after="60"/>
+      </w:pPr>
+      <w:r>
+        <w:rPr>
+          <w:rFonts w:ascii="Aptos" w:hAnsi="Aptos" w:eastAsia="Aptos"/>
+          <w:b w:val="0"/>
+          <w:color w:val="000000"/>
+          <w:sz w:val="21"/>
+        </w:rPr>
+        <w:t>Mods/JEMServer/.../smp/events/EventCommands.java</w:t>
+      </w:r>
+    </w:p>
+    <w:p>
+      <w:pPr>
+        <w:pStyle w:val="ListBullet"/>
+        <w:spacing w:after="60"/>
+      </w:pPr>
+      <w:r>
+        <w:rPr>
+          <w:rFonts w:ascii="Aptos" w:hAnsi="Aptos" w:eastAsia="Aptos"/>
+          <w:b w:val="0"/>
+          <w:color w:val="000000"/>
+          <w:sz w:val="21"/>
+        </w:rPr>
+        <w:t>Mods/JEMServer/.../smp/events/EventScheduler.java</w:t>
+      </w:r>
+    </w:p>
+    <w:p>
+      <w:pPr>
+        <w:pStyle w:val="ListBullet"/>
+        <w:spacing w:after="60"/>
+      </w:pPr>
+      <w:r>
+        <w:rPr>
+          <w:rFonts w:ascii="Aptos" w:hAnsi="Aptos" w:eastAsia="Aptos"/>
+          <w:b w:val="0"/>
+          <w:color w:val="000000"/>
+          <w:sz w:val="21"/>
+        </w:rPr>
+        <w:t>Mods/JEMServer/.../smp/HostedParties.java и Parties.java</w:t>
+      </w:r>
+    </w:p>
+    <w:p>
+      <w:pPr>
+        <w:pStyle w:val="ListBullet"/>
+        <w:spacing w:after="60"/>
+      </w:pPr>
+      <w:r>
+        <w:rPr>
+          <w:rFonts w:ascii="Aptos" w:hAnsi="Aptos" w:eastAsia="Aptos"/>
+          <w:b w:val="0"/>
+          <w:color w:val="000000"/>
+          <w:sz w:val="21"/>
+        </w:rPr>
+        <w:t>Mods/JEMServer/.../smp/events/PartyTeleportFlow.java и BloodMoonVoting.java</w:t>
+      </w:r>
+    </w:p>
+    <w:p>
+      <w:pPr>
+        <w:pStyle w:val="ListBullet"/>
+        <w:spacing w:after="60"/>
+      </w:pPr>
+      <w:r>
+        <w:rPr>
+          <w:rFonts w:ascii="Aptos" w:hAnsi="Aptos" w:eastAsia="Aptos"/>
+          <w:b w:val="0"/>
+          <w:color w:val="000000"/>
+          <w:sz w:val="21"/>
+        </w:rPr>
+        <w:t>Mods/JEMServer/.../smp/events/calendar/HolidayCommands.java и HolidayActivities.java</w:t>
+      </w:r>
+    </w:p>
+    <w:p>
+      <w:pPr>
+        <w:pStyle w:val="ListBullet"/>
+        <w:spacing w:after="60"/>
+      </w:pPr>
+      <w:r>
+        <w:rPr>
+          <w:rFonts w:ascii="Aptos" w:hAnsi="Aptos" w:eastAsia="Aptos"/>
+          <w:b w:val="0"/>
+          <w:color w:val="000000"/>
+          <w:sz w:val="21"/>
+        </w:rPr>
+        <w:t>Mods/JEMServer/.../map/ProjectCommands.java и ProjectRegionService.java</w:t>
+      </w:r>
+    </w:p>
+    <w:p>
+      <w:pPr>
+        <w:pStyle w:val="ListBullet"/>
+        <w:spacing w:after="60"/>
+      </w:pPr>
+      <w:r>
+        <w:rPr>
+          <w:rFonts w:ascii="Aptos" w:hAnsi="Aptos" w:eastAsia="Aptos"/>
+          <w:b w:val="0"/>
+          <w:color w:val="000000"/>
+          <w:sz w:val="21"/>
+        </w:rPr>
+        <w:t>Mods/JEMServer/.../PackSyncCommands.java</w:t>
+      </w:r>
+    </w:p>
+    <w:p>
+      <w:pPr>
+        <w:pStyle w:val="ListBullet"/>
+        <w:spacing w:after="60"/>
+      </w:pPr>
+      <w:r>
+        <w:rPr>
+          <w:rFonts w:ascii="Aptos" w:hAnsi="Aptos" w:eastAsia="Aptos"/>
+          <w:b w:val="0"/>
+          <w:color w:val="000000"/>
+          <w:sz w:val="21"/>
+        </w:rPr>
+        <w:t>Mods/JEMWorldBossTiers/.../TierCommands.java</w:t>
+      </w:r>
+    </w:p>
+    <w:p>
+      <w:pPr>
+        <w:pStyle w:val="ListBullet"/>
+      </w:pPr>
+      <w:r>
+        <w:t>Mods/JEMEconomy/.../command/CoinCommands.java, EconomyApi.java и MarketRuntime.java</w:t>
+      </w:r>
+    </w:p>
+    <w:p>
+      <w:pPr>
+        <w:pStyle w:val="ListBullet"/>
+      </w:pPr>
+      <w:r>
+        <w:t>Mods/JEMServer/.../JemServer.java, DeathHistory.java, SleepVote.java, HomeTravel.java и Landmarks.java</w:t>
+      </w:r>
+    </w:p>
+    <w:p>
+      <w:pPr>
+        <w:pStyle w:val="ListBullet"/>
+      </w:pPr>
+      <w:r>
+        <w:t>Mods/JEMServer/.../compat/TpaCompat.java</w:t>
+      </w:r>
+    </w:p>
+    <w:p>
+      <w:pPr>
+        <w:pStyle w:val="Heading1"/>
+        <w:keepNext/>
+      </w:pPr>
+      <w:r>
+        <w:t>Актуальные изменения команд и интерфейса</w:t>
+      </w:r>
+    </w:p>
+    <w:p>
+      <w:r>
+        <w:t>Этот раздел фиксирует новые и изменённые команды, добавленные самим проектом JEM. Команды сторонних модов из Modrinth сюда не включены. Пользовательские операции с кошельком, Рынком, историей смертей, группами и событиями теперь выполняются через единый интерфейс /smp.</w:t>
+      </w:r>
+    </w:p>
+    <w:p>
+      <w:pPr>
+        <w:pStyle w:val="Heading2"/>
+        <w:keepNext/>
+      </w:pPr>
+      <w:r>
+        <w:t>Команды оператора JEM</w:t>
       </w:r>
     </w:p>
     <w:p>
@@ -6808,105 +6494,27 @@
         <w:keepNext/>
       </w:pPr>
       <w:r>
-        <w:rPr>
-          <w:rFonts w:ascii="Cascadia Mono" w:hAnsi="Cascadia Mono" w:eastAsia="Cascadia Mono"/>
-          <w:b/>
-          <w:color w:val="1F4E79"/>
-          <w:sz w:val="20"/>
-        </w:rPr>
-        <w:t>/smp event start resource_rush [x y z]</w:t>
-      </w:r>
-    </w:p>
-    <w:p>
-      <w:pPr>
-        <w:spacing w:after="100" w:line="259" w:lineRule="auto"/>
-      </w:pPr>
-      <w:r>
-        <w:rPr>
-          <w:rFonts w:ascii="Aptos" w:hAnsi="Aptos" w:eastAsia="Aptos"/>
-          <w:b/>
-          <w:color w:val="000000"/>
-          <w:sz w:val="21"/>
-        </w:rPr>
-        <w:t xml:space="preserve">Простыми словами. </w:t>
-      </w:r>
-      <w:r>
-        <w:rPr>
-          <w:rFonts w:ascii="Aptos" w:hAnsi="Aptos" w:eastAsia="Aptos"/>
-          <w:b w:val="0"/>
-          <w:color w:val="000000"/>
-          <w:sz w:val="21"/>
-        </w:rPr>
-        <w:t>Запускает Resource Rush автоматически или с опорной точкой.</w:t>
-      </w:r>
-    </w:p>
-    <w:p>
-      <w:pPr>
-        <w:spacing w:after="100" w:line="259" w:lineRule="auto"/>
-      </w:pPr>
-      <w:r>
-        <w:rPr>
-          <w:rFonts w:ascii="Aptos" w:hAnsi="Aptos" w:eastAsia="Aptos"/>
-          <w:b/>
-          <w:color w:val="000000"/>
-          <w:sz w:val="21"/>
-        </w:rPr>
-        <w:t xml:space="preserve">По коду. </w:t>
-      </w:r>
-      <w:r>
-        <w:rPr>
-          <w:rFonts w:ascii="Aptos" w:hAnsi="Aptos" w:eastAsia="Aptos"/>
-          <w:b w:val="0"/>
-          <w:color w:val="000000"/>
-          <w:sz w:val="21"/>
-        </w:rPr>
-        <w:t>Без position requestedPosition не записывается; EventRegions.reserve выбирает область по правилам. С position сохраняется точный BlockPos long, от которого строится попытка резерва. Manual event при неудачной подготовке сразу становится CANCELLED. При успехе ACTIVE получает ends = now + min(2, eventDurationHours) часа.</w:t>
-      </w:r>
-    </w:p>
-    <w:p>
-      <w:pPr>
-        <w:spacing w:after="100" w:line="259" w:lineRule="auto"/>
-      </w:pPr>
-      <w:r>
-        <w:rPr>
-          <w:rFonts w:ascii="Aptos" w:hAnsi="Aptos" w:eastAsia="Aptos"/>
-          <w:b/>
-          <w:color w:val="000000"/>
-          <w:sz w:val="21"/>
-        </w:rPr>
-        <w:t xml:space="preserve">Доступ. </w:t>
-      </w:r>
-      <w:r>
-        <w:rPr>
-          <w:rFonts w:ascii="Aptos" w:hAnsi="Aptos" w:eastAsia="Aptos"/>
-          <w:b w:val="0"/>
-          <w:color w:val="000000"/>
-          <w:sz w:val="21"/>
-        </w:rPr>
-        <w:t>Только ServerPlayer с точным именем Sirio_o без учёта регистра. Permission level и консоль не заменяют это условие.</w:t>
-      </w:r>
-    </w:p>
-    <w:p>
-      <w:pPr>
-        <w:spacing w:after="100" w:line="259" w:lineRule="auto"/>
-      </w:pPr>
-      <w:r>
-        <w:rPr>
-          <w:rFonts w:ascii="Aptos" w:hAnsi="Aptos" w:eastAsia="Aptos"/>
-          <w:b/>
-          <w:color w:val="000000"/>
-          <w:sz w:val="21"/>
-        </w:rPr>
-        <w:t xml:space="preserve">Результат и ошибки. </w:t>
-      </w:r>
-      <w:r>
-        <w:rPr>
-          <w:rFonts w:ascii="Aptos" w:hAnsi="Aptos" w:eastAsia="Aptos"/>
-          <w:b w:val="0"/>
-          <w:color w:val="000000"/>
-          <w:sz w:val="21"/>
-        </w:rPr>
-        <w:t>Печатает UUID при принятой подготовке; повтор типа или невозможность start даёт event_cannot_start.</w:t>
+        <w:t>/jem event start &lt;event&gt; [position]</w:t>
+      </w:r>
+    </w:p>
+    <w:p>
+      <w:r>
+        <w:t>Простое объяснение. Запускает одно серверное событие JEM.</w:t>
+      </w:r>
+    </w:p>
+    <w:p>
+      <w:r>
+        <w:t>По коду. Аргумент event предлагается из реального набора WeeklySchedule.TYPES. BOSS_RAID выбирает ближайшую допустимую зарегистрированную арену. Координаты разрешены только для RESOURCE_RUSH и BLOOD_MOON; для остальных типов позиция отклоняется.</w:t>
+      </w:r>
+    </w:p>
+    <w:p>
+      <w:r>
+        <w:t>Доступ. Только dedicated SMP и permission 2.</w:t>
+      </w:r>
+    </w:p>
+    <w:p>
+      <w:r>
+        <w:t>Результат и ошибки. Успех возвращает 1. Неизвестный тип, неподдерживаемая позиция, занятая или неподходящая область дают переводимую серверную ошибку и код 0.</w:t>
       </w:r>
     </w:p>
     <w:p>
@@ -6915,105 +6523,27 @@
         <w:keepNext/>
       </w:pPr>
       <w:r>
-        <w:rPr>
-          <w:rFonts w:ascii="Cascadia Mono" w:hAnsi="Cascadia Mono" w:eastAsia="Cascadia Mono"/>
-          <w:b/>
-          <w:color w:val="1F4E79"/>
-          <w:sz w:val="20"/>
-        </w:rPr>
-        <w:t>/smp event start blood_moon [x y z]</w:t>
-      </w:r>
-    </w:p>
-    <w:p>
-      <w:pPr>
-        <w:spacing w:after="100" w:line="259" w:lineRule="auto"/>
-      </w:pPr>
-      <w:r>
-        <w:rPr>
-          <w:rFonts w:ascii="Aptos" w:hAnsi="Aptos" w:eastAsia="Aptos"/>
-          <w:b/>
-          <w:color w:val="000000"/>
-          <w:sz w:val="21"/>
-        </w:rPr>
-        <w:t xml:space="preserve">Простыми словами. </w:t>
-      </w:r>
-      <w:r>
-        <w:rPr>
-          <w:rFonts w:ascii="Aptos" w:hAnsi="Aptos" w:eastAsia="Aptos"/>
-          <w:b w:val="0"/>
-          <w:color w:val="000000"/>
-          <w:sz w:val="21"/>
-        </w:rPr>
-        <w:t>Запускает Blood Moon с автоматическим выбором set pieces.</w:t>
-      </w:r>
-    </w:p>
-    <w:p>
-      <w:pPr>
-        <w:spacing w:after="100" w:line="259" w:lineRule="auto"/>
-      </w:pPr>
-      <w:r>
-        <w:rPr>
-          <w:rFonts w:ascii="Aptos" w:hAnsi="Aptos" w:eastAsia="Aptos"/>
-          <w:b/>
-          <w:color w:val="000000"/>
-          <w:sz w:val="21"/>
-        </w:rPr>
-        <w:t xml:space="preserve">По коду. </w:t>
-      </w:r>
-      <w:r>
-        <w:rPr>
-          <w:rFonts w:ascii="Aptos" w:hAnsi="Aptos" w:eastAsia="Aptos"/>
-          <w:b w:val="0"/>
-          <w:color w:val="000000"/>
-          <w:sz w:val="21"/>
-        </w:rPr>
-        <w:t>Создаёт manual BLOOD_MOON row, опционально requestedPosition. EventRegions.reserve подготавливает область. После ACTIVE для ручного события вызывается BloodMoon.startManual; false немедленно завершает event как CANCELLED. Длительность ограничена min(3, eventDurationHours) часами.</w:t>
-      </w:r>
-    </w:p>
-    <w:p>
-      <w:pPr>
-        <w:spacing w:after="100" w:line="259" w:lineRule="auto"/>
-      </w:pPr>
-      <w:r>
-        <w:rPr>
-          <w:rFonts w:ascii="Aptos" w:hAnsi="Aptos" w:eastAsia="Aptos"/>
-          <w:b/>
-          <w:color w:val="000000"/>
-          <w:sz w:val="21"/>
-        </w:rPr>
-        <w:t xml:space="preserve">Доступ. </w:t>
-      </w:r>
-      <w:r>
-        <w:rPr>
-          <w:rFonts w:ascii="Aptos" w:hAnsi="Aptos" w:eastAsia="Aptos"/>
-          <w:b w:val="0"/>
-          <w:color w:val="000000"/>
-          <w:sz w:val="21"/>
-        </w:rPr>
-        <w:t>Только ServerPlayer с точным именем Sirio_o без учёта регистра. Permission level и консоль не заменяют это условие.</w:t>
-      </w:r>
-    </w:p>
-    <w:p>
-      <w:pPr>
-        <w:spacing w:after="100" w:line="259" w:lineRule="auto"/>
-      </w:pPr>
-      <w:r>
-        <w:rPr>
-          <w:rFonts w:ascii="Aptos" w:hAnsi="Aptos" w:eastAsia="Aptos"/>
-          <w:b/>
-          <w:color w:val="000000"/>
-          <w:sz w:val="21"/>
-        </w:rPr>
-        <w:t xml:space="preserve">Результат и ошибки. </w:t>
-      </w:r>
-      <w:r>
-        <w:rPr>
-          <w:rFonts w:ascii="Aptos" w:hAnsi="Aptos" w:eastAsia="Aptos"/>
-          <w:b w:val="0"/>
-          <w:color w:val="000000"/>
-          <w:sz w:val="21"/>
-        </w:rPr>
-        <w:t>При enqueue печатает UUID; фактический manual start может позднее отмениться.</w:t>
+        <w:t>/jem event stop &lt;event-id&gt;</w:t>
+      </w:r>
+    </w:p>
+    <w:p>
+      <w:r>
+        <w:t>Простое объяснение. Останавливает ровно один активный экземпляр события.</w:t>
+      </w:r>
+    </w:p>
+    <w:p>
+      <w:r>
+        <w:t>По коду. UUID проверяется по таблице events; автодополнение показывает только точные UUID незавершённых событий. Завершение проходит через EventScheduler.finish со штатной очисткой и состоянием CANCELLED.</w:t>
+      </w:r>
+    </w:p>
+    <w:p>
+      <w:r>
+        <w:t>Доступ. Только dedicated SMP и permission 2.</w:t>
+      </w:r>
+    </w:p>
+    <w:p>
+      <w:r>
+        <w:t>Результат и ошибки. Возвращает 1 после штатной остановки. Несуществующий или уже закрытый UUID возвращает 0 и event_not_running.</w:t>
       </w:r>
     </w:p>
     <w:p>
@@ -7022,2808 +6552,27 @@
         <w:keepNext/>
       </w:pPr>
       <w:r>
-        <w:rPr>
-          <w:rFonts w:ascii="Cascadia Mono" w:hAnsi="Cascadia Mono" w:eastAsia="Cascadia Mono"/>
-          <w:b/>
-          <w:color w:val="1F4E79"/>
-          <w:sz w:val="20"/>
-        </w:rPr>
-        <w:t>/smp event start blood_moon [x y z] &lt;wave3&gt; &lt;wave5&gt;</w:t>
-      </w:r>
-    </w:p>
-    <w:p>
-      <w:pPr>
-        <w:spacing w:after="100" w:line="259" w:lineRule="auto"/>
-      </w:pPr>
-      <w:r>
-        <w:rPr>
-          <w:rFonts w:ascii="Aptos" w:hAnsi="Aptos" w:eastAsia="Aptos"/>
-          <w:b/>
-          <w:color w:val="000000"/>
-          <w:sz w:val="21"/>
-        </w:rPr>
-        <w:t xml:space="preserve">Простыми словами. </w:t>
-      </w:r>
-      <w:r>
-        <w:rPr>
-          <w:rFonts w:ascii="Aptos" w:hAnsi="Aptos" w:eastAsia="Aptos"/>
-          <w:b w:val="0"/>
-          <w:color w:val="000000"/>
-          <w:sz w:val="21"/>
-        </w:rPr>
-        <w:t>Запускает Blood Moon с выбранными наборами для третьей и пятой волн.</w:t>
-      </w:r>
-    </w:p>
-    <w:p>
-      <w:pPr>
-        <w:spacing w:after="100" w:line="259" w:lineRule="auto"/>
-      </w:pPr>
-      <w:r>
-        <w:rPr>
-          <w:rFonts w:ascii="Aptos" w:hAnsi="Aptos" w:eastAsia="Aptos"/>
-          <w:b/>
-          <w:color w:val="000000"/>
-          <w:sz w:val="21"/>
-        </w:rPr>
-        <w:t xml:space="preserve">По коду. </w:t>
-      </w:r>
-      <w:r>
-        <w:rPr>
-          <w:rFonts w:ascii="Aptos" w:hAnsi="Aptos" w:eastAsia="Aptos"/>
-          <w:b w:val="0"/>
-          <w:color w:val="000000"/>
-          <w:sz w:val="21"/>
-        </w:rPr>
-        <w:t>Команда существует в двух формах: сразу wave3 wave5 без position либо position wave3 wave5. Suggestions берутся из BloodMoonSetPieces. select записывает варианты в row; если сочетание невалидно, row получает CANCELLED, сохраняется и команда выдаёт blood_moon_variants до scheduler start.</w:t>
-      </w:r>
-    </w:p>
-    <w:p>
-      <w:pPr>
-        <w:spacing w:after="100" w:line="259" w:lineRule="auto"/>
-      </w:pPr>
-      <w:r>
-        <w:rPr>
-          <w:rFonts w:ascii="Aptos" w:hAnsi="Aptos" w:eastAsia="Aptos"/>
-          <w:b/>
-          <w:color w:val="000000"/>
-          <w:sz w:val="21"/>
-        </w:rPr>
-        <w:t xml:space="preserve">Доступ. </w:t>
-      </w:r>
-      <w:r>
-        <w:rPr>
-          <w:rFonts w:ascii="Aptos" w:hAnsi="Aptos" w:eastAsia="Aptos"/>
-          <w:b w:val="0"/>
-          <w:color w:val="000000"/>
-          <w:sz w:val="21"/>
-        </w:rPr>
-        <w:t>Только ServerPlayer с точным именем Sirio_o без учёта регистра. Permission level и консоль не заменяют это условие.</w:t>
-      </w:r>
-    </w:p>
-    <w:p>
-      <w:pPr>
-        <w:spacing w:after="100" w:line="259" w:lineRule="auto"/>
-      </w:pPr>
-      <w:r>
-        <w:rPr>
-          <w:rFonts w:ascii="Aptos" w:hAnsi="Aptos" w:eastAsia="Aptos"/>
-          <w:b/>
-          <w:color w:val="000000"/>
-          <w:sz w:val="21"/>
-        </w:rPr>
-        <w:t xml:space="preserve">Результат и ошибки. </w:t>
-      </w:r>
-      <w:r>
-        <w:rPr>
-          <w:rFonts w:ascii="Aptos" w:hAnsi="Aptos" w:eastAsia="Aptos"/>
-          <w:b w:val="0"/>
-          <w:color w:val="000000"/>
-          <w:sz w:val="21"/>
-        </w:rPr>
-        <w:t>Оба аргумента обязательны вместе; отдельный wave3 без wave5 не исполняется.</w:t>
-      </w:r>
-    </w:p>
-    <w:p>
-      <w:pPr>
-        <w:pStyle w:val="Command"/>
-        <w:keepNext/>
-      </w:pPr>
-      <w:r>
-        <w:rPr>
-          <w:rFonts w:ascii="Cascadia Mono" w:hAnsi="Cascadia Mono" w:eastAsia="Cascadia Mono"/>
-          <w:b/>
-          <w:color w:val="1F4E79"/>
-          <w:sz w:val="20"/>
-        </w:rPr>
-        <w:t>/smp event start boss_raid [x y z]</w:t>
-      </w:r>
-    </w:p>
-    <w:p>
-      <w:pPr>
-        <w:spacing w:after="100" w:line="259" w:lineRule="auto"/>
-      </w:pPr>
-      <w:r>
-        <w:rPr>
-          <w:rFonts w:ascii="Aptos" w:hAnsi="Aptos" w:eastAsia="Aptos"/>
-          <w:b/>
-          <w:color w:val="000000"/>
-          <w:sz w:val="21"/>
-        </w:rPr>
-        <w:t xml:space="preserve">Простыми словами. </w:t>
-      </w:r>
-      <w:r>
-        <w:rPr>
-          <w:rFonts w:ascii="Aptos" w:hAnsi="Aptos" w:eastAsia="Aptos"/>
-          <w:b w:val="0"/>
-          <w:color w:val="000000"/>
-          <w:sz w:val="21"/>
-        </w:rPr>
-        <w:t>Запускает рейд на ближайшего допустимого структурного босса.</w:t>
-      </w:r>
-    </w:p>
-    <w:p>
-      <w:pPr>
-        <w:spacing w:after="100" w:line="259" w:lineRule="auto"/>
-      </w:pPr>
-      <w:r>
-        <w:rPr>
-          <w:rFonts w:ascii="Aptos" w:hAnsi="Aptos" w:eastAsia="Aptos"/>
-          <w:b/>
-          <w:color w:val="000000"/>
-          <w:sz w:val="21"/>
-        </w:rPr>
-        <w:t xml:space="preserve">По коду. </w:t>
-      </w:r>
-      <w:r>
-        <w:rPr>
-          <w:rFonts w:ascii="Aptos" w:hAnsi="Aptos" w:eastAsia="Aptos"/>
-          <w:b w:val="0"/>
-          <w:color w:val="000000"/>
-          <w:sz w:val="21"/>
-        </w:rPr>
-        <w:t>Reference — позиция source или введённый BlockPos. Сначала в raidBossSearchRadius ищется ближайший LivingEntity, для которого HostedEncounterApi.canPrepareRaid=true и нет active event/party target. Tie-break после distance — UUID string. Если entity нет, StructureStaging.availableRaid ищет зарегистрированную арену. Для entity требуется RaidArenaApi.arena; arena metadata и targetBoss пишутся в row. Для saved target вызывается RaidEvent.claimArena. EventScheduler.start ставит preparation; target entity дополнительно должен успешно HostedEncounterApi.hold.</w:t>
-      </w:r>
-    </w:p>
-    <w:p>
-      <w:pPr>
-        <w:spacing w:after="100" w:line="259" w:lineRule="auto"/>
-      </w:pPr>
-      <w:r>
-        <w:rPr>
-          <w:rFonts w:ascii="Aptos" w:hAnsi="Aptos" w:eastAsia="Aptos"/>
-          <w:b/>
-          <w:color w:val="000000"/>
-          <w:sz w:val="21"/>
-        </w:rPr>
-        <w:t xml:space="preserve">Доступ. </w:t>
-      </w:r>
-      <w:r>
-        <w:rPr>
-          <w:rFonts w:ascii="Aptos" w:hAnsi="Aptos" w:eastAsia="Aptos"/>
-          <w:b w:val="0"/>
-          <w:color w:val="000000"/>
-          <w:sz w:val="21"/>
-        </w:rPr>
-        <w:t>Только ServerPlayer с точным именем Sirio_o без учёта регистра. Permission level и консоль не заменяют это условие.</w:t>
-      </w:r>
-    </w:p>
-    <w:p>
-      <w:pPr>
-        <w:spacing w:after="100" w:line="259" w:lineRule="auto"/>
-      </w:pPr>
-      <w:r>
-        <w:rPr>
-          <w:rFonts w:ascii="Aptos" w:hAnsi="Aptos" w:eastAsia="Aptos"/>
-          <w:b/>
-          <w:color w:val="000000"/>
-          <w:sz w:val="21"/>
-        </w:rPr>
-        <w:t xml:space="preserve">Результат и ошибки. </w:t>
-      </w:r>
-      <w:r>
-        <w:rPr>
-          <w:rFonts w:ascii="Aptos" w:hAnsi="Aptos" w:eastAsia="Aptos"/>
-          <w:b w:val="0"/>
-          <w:color w:val="000000"/>
-          <w:sz w:val="21"/>
-        </w:rPr>
-        <w:t>Если цель не найдена, raid_target_missing с радиусом. Ошибки арены или hold отменяют подготовку и возвращают 0.</w:t>
-      </w:r>
-    </w:p>
-    <w:p>
-      <w:pPr>
-        <w:pStyle w:val="Command"/>
-        <w:keepNext/>
-      </w:pPr>
-      <w:r>
-        <w:rPr>
-          <w:rFonts w:ascii="Cascadia Mono" w:hAnsi="Cascadia Mono" w:eastAsia="Cascadia Mono"/>
-          <w:b/>
-          <w:color w:val="1F4E79"/>
-          <w:sz w:val="20"/>
-        </w:rPr>
-        <w:t>/smp event stop &lt;id&gt;</w:t>
-      </w:r>
-    </w:p>
-    <w:p>
-      <w:pPr>
-        <w:spacing w:after="100" w:line="259" w:lineRule="auto"/>
-      </w:pPr>
-      <w:r>
-        <w:rPr>
-          <w:rFonts w:ascii="Aptos" w:hAnsi="Aptos" w:eastAsia="Aptos"/>
-          <w:b/>
-          <w:color w:val="000000"/>
-          <w:sz w:val="21"/>
-        </w:rPr>
-        <w:t xml:space="preserve">Простыми словами. </w:t>
-      </w:r>
-      <w:r>
-        <w:rPr>
-          <w:rFonts w:ascii="Aptos" w:hAnsi="Aptos" w:eastAsia="Aptos"/>
-          <w:b w:val="0"/>
-          <w:color w:val="000000"/>
-          <w:sz w:val="21"/>
-        </w:rPr>
-        <w:t>Отменяет один event по UUID.</w:t>
-      </w:r>
-    </w:p>
-    <w:p>
-      <w:pPr>
-        <w:spacing w:after="100" w:line="259" w:lineRule="auto"/>
-      </w:pPr>
-      <w:r>
-        <w:rPr>
-          <w:rFonts w:ascii="Aptos" w:hAnsi="Aptos" w:eastAsia="Aptos"/>
-          <w:b/>
-          <w:color w:val="000000"/>
-          <w:sz w:val="21"/>
-        </w:rPr>
-        <w:t xml:space="preserve">По коду. </w:t>
-      </w:r>
-      <w:r>
-        <w:rPr>
-          <w:rFonts w:ascii="Aptos" w:hAnsi="Aptos" w:eastAsia="Aptos"/>
-          <w:b w:val="0"/>
-          <w:color w:val="000000"/>
-          <w:sz w:val="21"/>
-        </w:rPr>
-        <w:t>Ищет id только в таблице events. Null или SmpData.closed возвращает 0. Иначе EventScheduler.finish(..., CANCELLED) рассылает завершение, завершает EncounterContext при combatStarted, выставляет state и ends, очищает Blood Moon/Raid runtime, меняет party state, запускает return flow и сохраняет row.</w:t>
-      </w:r>
-    </w:p>
-    <w:p>
-      <w:pPr>
-        <w:spacing w:after="100" w:line="259" w:lineRule="auto"/>
-      </w:pPr>
-      <w:r>
-        <w:rPr>
-          <w:rFonts w:ascii="Aptos" w:hAnsi="Aptos" w:eastAsia="Aptos"/>
-          <w:b/>
-          <w:color w:val="000000"/>
-          <w:sz w:val="21"/>
-        </w:rPr>
-        <w:t xml:space="preserve">Доступ. </w:t>
-      </w:r>
-      <w:r>
-        <w:rPr>
-          <w:rFonts w:ascii="Aptos" w:hAnsi="Aptos" w:eastAsia="Aptos"/>
-          <w:b w:val="0"/>
-          <w:color w:val="000000"/>
-          <w:sz w:val="21"/>
-        </w:rPr>
-        <w:t>Только ServerPlayer с точным именем Sirio_o без учёта регистра. Permission level и консоль не заменяют это условие.</w:t>
-      </w:r>
-    </w:p>
-    <w:p>
-      <w:pPr>
-        <w:spacing w:after="100" w:line="259" w:lineRule="auto"/>
-      </w:pPr>
-      <w:r>
-        <w:rPr>
-          <w:rFonts w:ascii="Aptos" w:hAnsi="Aptos" w:eastAsia="Aptos"/>
-          <w:b/>
-          <w:color w:val="000000"/>
-          <w:sz w:val="21"/>
-        </w:rPr>
-        <w:t xml:space="preserve">Результат и ошибки. </w:t>
-      </w:r>
-      <w:r>
-        <w:rPr>
-          <w:rFonts w:ascii="Aptos" w:hAnsi="Aptos" w:eastAsia="Aptos"/>
-          <w:b w:val="0"/>
-          <w:color w:val="000000"/>
-          <w:sz w:val="21"/>
-        </w:rPr>
-        <w:t>Не отменяет party UUID напрямую. При успехе сообщает event_cancelled с broadcast=true и возвращает 1.</w:t>
-      </w:r>
-    </w:p>
-    <w:p>
-      <w:pPr>
-        <w:pStyle w:val="Command"/>
-        <w:keepNext/>
-      </w:pPr>
-      <w:r>
-        <w:rPr>
-          <w:rFonts w:ascii="Cascadia Mono" w:hAnsi="Cascadia Mono" w:eastAsia="Cascadia Mono"/>
-          <w:b/>
-          <w:color w:val="1F4E79"/>
-          <w:sz w:val="20"/>
-        </w:rPr>
-        <w:t>/smp event stop combat</w:t>
-      </w:r>
-    </w:p>
-    <w:p>
-      <w:pPr>
-        <w:spacing w:after="100" w:line="259" w:lineRule="auto"/>
-      </w:pPr>
-      <w:r>
-        <w:rPr>
-          <w:rFonts w:ascii="Aptos" w:hAnsi="Aptos" w:eastAsia="Aptos"/>
-          <w:b/>
-          <w:color w:val="000000"/>
-          <w:sz w:val="21"/>
-        </w:rPr>
-        <w:t xml:space="preserve">Простыми словами. </w:t>
-      </w:r>
-      <w:r>
-        <w:rPr>
-          <w:rFonts w:ascii="Aptos" w:hAnsi="Aptos" w:eastAsia="Aptos"/>
-          <w:b w:val="0"/>
-          <w:color w:val="000000"/>
-          <w:sz w:val="21"/>
-        </w:rPr>
-        <w:t>Останавливает все активные боевые JEM события и hosted boss fights.</w:t>
-      </w:r>
-    </w:p>
-    <w:p>
-      <w:pPr>
-        <w:spacing w:after="100" w:line="259" w:lineRule="auto"/>
-      </w:pPr>
-      <w:r>
-        <w:rPr>
-          <w:rFonts w:ascii="Aptos" w:hAnsi="Aptos" w:eastAsia="Aptos"/>
-          <w:b/>
-          <w:color w:val="000000"/>
-          <w:sz w:val="21"/>
-        </w:rPr>
-        <w:t xml:space="preserve">По коду. </w:t>
-      </w:r>
-      <w:r>
-        <w:rPr>
-          <w:rFonts w:ascii="Aptos" w:hAnsi="Aptos" w:eastAsia="Aptos"/>
-          <w:b w:val="0"/>
-          <w:color w:val="000000"/>
-          <w:sz w:val="21"/>
-        </w:rPr>
-        <w:t>Сначала обходит ACTIVE parties с activity BOSS: пытается HostedEncounterApi.cancel живого boss, иначе ставит party CANCELLED. Затем обходит events: берёт ACTIVE или PREPARING, но только BLOOD_MOON и BOSS_RAID. PREPARING отменяется через cancelPreparation; ACTIVE — через finish CANCELLED. Fishing, Resource Rush и Cooking Show не затрагиваются.</w:t>
-      </w:r>
-    </w:p>
-    <w:p>
-      <w:pPr>
-        <w:spacing w:after="100" w:line="259" w:lineRule="auto"/>
-      </w:pPr>
-      <w:r>
-        <w:rPr>
-          <w:rFonts w:ascii="Aptos" w:hAnsi="Aptos" w:eastAsia="Aptos"/>
-          <w:b/>
-          <w:color w:val="000000"/>
-          <w:sz w:val="21"/>
-        </w:rPr>
-        <w:t xml:space="preserve">Доступ. </w:t>
-      </w:r>
-      <w:r>
-        <w:rPr>
-          <w:rFonts w:ascii="Aptos" w:hAnsi="Aptos" w:eastAsia="Aptos"/>
-          <w:b w:val="0"/>
-          <w:color w:val="000000"/>
-          <w:sz w:val="21"/>
-        </w:rPr>
-        <w:t>Только ServerPlayer с точным именем Sirio_o без учёта регистра. Permission level и консоль не заменяют это условие.</w:t>
-      </w:r>
-    </w:p>
-    <w:p>
-      <w:pPr>
-        <w:spacing w:after="100" w:line="259" w:lineRule="auto"/>
-      </w:pPr>
-      <w:r>
-        <w:rPr>
-          <w:rFonts w:ascii="Aptos" w:hAnsi="Aptos" w:eastAsia="Aptos"/>
-          <w:b/>
-          <w:color w:val="000000"/>
-          <w:sz w:val="21"/>
-        </w:rPr>
-        <w:t xml:space="preserve">Результат и ошибки. </w:t>
-      </w:r>
-      <w:r>
-        <w:rPr>
-          <w:rFonts w:ascii="Aptos" w:hAnsi="Aptos" w:eastAsia="Aptos"/>
-          <w:b w:val="0"/>
-          <w:color w:val="000000"/>
-          <w:sz w:val="21"/>
-        </w:rPr>
-        <w:t>Сервер получает admin.sessions_stopped с количеством; return code равен этому числу и может быть 0.</w:t>
-      </w:r>
-    </w:p>
-    <w:p>
-      <w:pPr>
-        <w:pStyle w:val="Command"/>
-        <w:keepNext/>
-      </w:pPr>
-      <w:r>
-        <w:rPr>
-          <w:rFonts w:ascii="Cascadia Mono" w:hAnsi="Cascadia Mono" w:eastAsia="Cascadia Mono"/>
-          <w:b/>
-          <w:color w:val="1F4E79"/>
-          <w:sz w:val="20"/>
-        </w:rPr>
-        <w:t>/smp event stop all</w:t>
-      </w:r>
-    </w:p>
-    <w:p>
-      <w:pPr>
-        <w:spacing w:after="100" w:line="259" w:lineRule="auto"/>
-      </w:pPr>
-      <w:r>
-        <w:rPr>
-          <w:rFonts w:ascii="Aptos" w:hAnsi="Aptos" w:eastAsia="Aptos"/>
-          <w:b/>
-          <w:color w:val="000000"/>
-          <w:sz w:val="21"/>
-        </w:rPr>
-        <w:t xml:space="preserve">Простыми словами. </w:t>
-      </w:r>
-      <w:r>
-        <w:rPr>
-          <w:rFonts w:ascii="Aptos" w:hAnsi="Aptos" w:eastAsia="Aptos"/>
-          <w:b w:val="0"/>
-          <w:color w:val="000000"/>
-          <w:sz w:val="21"/>
-        </w:rPr>
-        <w:t>Останавливает все активные или готовящиеся JEM события и hosted boss fights.</w:t>
-      </w:r>
-    </w:p>
-    <w:p>
-      <w:pPr>
-        <w:spacing w:after="100" w:line="259" w:lineRule="auto"/>
-      </w:pPr>
-      <w:r>
-        <w:rPr>
-          <w:rFonts w:ascii="Aptos" w:hAnsi="Aptos" w:eastAsia="Aptos"/>
-          <w:b/>
-          <w:color w:val="000000"/>
-          <w:sz w:val="21"/>
-        </w:rPr>
-        <w:t xml:space="preserve">По коду. </w:t>
-      </w:r>
-      <w:r>
-        <w:rPr>
-          <w:rFonts w:ascii="Aptos" w:hAnsi="Aptos" w:eastAsia="Aptos"/>
-          <w:b w:val="0"/>
-          <w:color w:val="000000"/>
-          <w:sz w:val="21"/>
-        </w:rPr>
-        <w:t>Party loop совпадает со stop combat и всё равно касается только activity BOSS. Event loop отменяет любой тип, если state ACTIVE либо preparing=true. Вызван общий cleanup каждого event.</w:t>
-      </w:r>
-    </w:p>
-    <w:p>
-      <w:pPr>
-        <w:spacing w:after="100" w:line="259" w:lineRule="auto"/>
-      </w:pPr>
-      <w:r>
-        <w:rPr>
-          <w:rFonts w:ascii="Aptos" w:hAnsi="Aptos" w:eastAsia="Aptos"/>
-          <w:b/>
-          <w:color w:val="000000"/>
-          <w:sz w:val="21"/>
-        </w:rPr>
-        <w:t xml:space="preserve">Доступ. </w:t>
-      </w:r>
-      <w:r>
-        <w:rPr>
-          <w:rFonts w:ascii="Aptos" w:hAnsi="Aptos" w:eastAsia="Aptos"/>
-          <w:b w:val="0"/>
-          <w:color w:val="000000"/>
-          <w:sz w:val="21"/>
-        </w:rPr>
-        <w:t>Только ServerPlayer с точным именем Sirio_o без учёта регистра. Permission level и консоль не заменяют это условие.</w:t>
-      </w:r>
-    </w:p>
-    <w:p>
-      <w:pPr>
-        <w:spacing w:after="100" w:line="259" w:lineRule="auto"/>
-      </w:pPr>
-      <w:r>
-        <w:rPr>
-          <w:rFonts w:ascii="Aptos" w:hAnsi="Aptos" w:eastAsia="Aptos"/>
-          <w:b/>
-          <w:color w:val="000000"/>
-          <w:sz w:val="21"/>
-        </w:rPr>
-        <w:t xml:space="preserve">Результат и ошибки. </w:t>
-      </w:r>
-      <w:r>
-        <w:rPr>
-          <w:rFonts w:ascii="Aptos" w:hAnsi="Aptos" w:eastAsia="Aptos"/>
-          <w:b w:val="0"/>
-          <w:color w:val="000000"/>
-          <w:sz w:val="21"/>
-        </w:rPr>
-        <w:t>Возвращает число изменённых parties плюс events.</w:t>
-      </w:r>
-    </w:p>
-    <w:p>
-      <w:pPr>
-        <w:pStyle w:val="Command"/>
-        <w:keepNext/>
-      </w:pPr>
-      <w:r>
-        <w:rPr>
-          <w:rFonts w:ascii="Cascadia Mono" w:hAnsi="Cascadia Mono" w:eastAsia="Cascadia Mono"/>
-          <w:b/>
-          <w:color w:val="1F4E79"/>
-          <w:sz w:val="20"/>
-        </w:rPr>
-        <w:t>/smp event simulate</w:t>
-      </w:r>
-    </w:p>
-    <w:p>
-      <w:pPr>
-        <w:spacing w:after="100" w:line="259" w:lineRule="auto"/>
-      </w:pPr>
-      <w:r>
-        <w:rPr>
-          <w:rFonts w:ascii="Aptos" w:hAnsi="Aptos" w:eastAsia="Aptos"/>
-          <w:b/>
-          <w:color w:val="000000"/>
-          <w:sz w:val="21"/>
-        </w:rPr>
-        <w:t xml:space="preserve">Простыми словами. </w:t>
-      </w:r>
-      <w:r>
-        <w:rPr>
-          <w:rFonts w:ascii="Aptos" w:hAnsi="Aptos" w:eastAsia="Aptos"/>
-          <w:b w:val="0"/>
-          <w:color w:val="000000"/>
-          <w:sz w:val="21"/>
-        </w:rPr>
-        <w:t>Добавляет двух фиктивных участников во все активные события и группы.</w:t>
-      </w:r>
-    </w:p>
-    <w:p>
-      <w:pPr>
-        <w:spacing w:after="100" w:line="259" w:lineRule="auto"/>
-      </w:pPr>
-      <w:r>
-        <w:rPr>
-          <w:rFonts w:ascii="Aptos" w:hAnsi="Aptos" w:eastAsia="Aptos"/>
-          <w:b/>
-          <w:color w:val="000000"/>
-          <w:sz w:val="21"/>
-        </w:rPr>
-        <w:t xml:space="preserve">По коду. </w:t>
-      </w:r>
-      <w:r>
-        <w:rPr>
-          <w:rFonts w:ascii="Aptos" w:hAnsi="Aptos" w:eastAsia="Aptos"/>
-          <w:b w:val="0"/>
-          <w:color w:val="000000"/>
-          <w:sz w:val="21"/>
-        </w:rPr>
-        <w:t>Это не симуляция расписания. В каждый ACTIVE event и связанную party, затем отдельно в каждую ACTIVE party записываются стабильные offline UUID Ember_Test и Frost_Test. Для каждого member: accepted=true, ready=true, simulated=true, hp 18 или 14, maxHp 20, ping 46 или 91. Одна связанная party может быть обработана дважды, но CompoundTag keys просто перезапишутся. Data.changed вызывается после каждой row.</w:t>
-      </w:r>
-    </w:p>
-    <w:p>
-      <w:pPr>
-        <w:spacing w:after="100" w:line="259" w:lineRule="auto"/>
-      </w:pPr>
-      <w:r>
-        <w:rPr>
-          <w:rFonts w:ascii="Aptos" w:hAnsi="Aptos" w:eastAsia="Aptos"/>
-          <w:b/>
-          <w:color w:val="000000"/>
-          <w:sz w:val="21"/>
-        </w:rPr>
-        <w:t xml:space="preserve">Доступ. </w:t>
-      </w:r>
-      <w:r>
-        <w:rPr>
-          <w:rFonts w:ascii="Aptos" w:hAnsi="Aptos" w:eastAsia="Aptos"/>
-          <w:b w:val="0"/>
-          <w:color w:val="000000"/>
-          <w:sz w:val="21"/>
-        </w:rPr>
-        <w:t>Только ServerPlayer с точным именем Sirio_o без учёта регистра. Permission level и консоль не заменяют это условие.</w:t>
-      </w:r>
-    </w:p>
-    <w:p>
-      <w:pPr>
-        <w:spacing w:after="100" w:line="259" w:lineRule="auto"/>
-      </w:pPr>
-      <w:r>
-        <w:rPr>
-          <w:rFonts w:ascii="Aptos" w:hAnsi="Aptos" w:eastAsia="Aptos"/>
-          <w:b/>
-          <w:color w:val="000000"/>
-          <w:sz w:val="21"/>
-        </w:rPr>
-        <w:t xml:space="preserve">Результат и ошибки. </w:t>
-      </w:r>
-      <w:r>
-        <w:rPr>
-          <w:rFonts w:ascii="Aptos" w:hAnsi="Aptos" w:eastAsia="Aptos"/>
-          <w:b w:val="0"/>
-          <w:color w:val="000000"/>
-          <w:sz w:val="21"/>
-        </w:rPr>
-        <w:t>Возвращает число обработанных активных rows, а не число добавленных пользователей.</w:t>
-      </w:r>
-    </w:p>
-    <w:p>
-      <w:pPr>
-        <w:pStyle w:val="Heading1"/>
-      </w:pPr>
-      <w:r>
-        <w:t>Другие команды модпака</w:t>
-      </w:r>
-    </w:p>
-    <w:p>
-      <w:pPr/>
-      <w:r>
-        <w:t>Эти команды зарегистрированы нашими модулями и серверными адаптерами. Раздел не повторяет команды, которые поставляются самими сторонними модами.</w:t>
-      </w:r>
-    </w:p>
-    <w:p>
-      <w:pPr>
-        <w:pStyle w:val="Heading2"/>
-      </w:pPr>
-      <w:r>
-        <w:t>Экономика</w:t>
-      </w:r>
-    </w:p>
-    <w:p>
-      <w:pPr>
-        <w:pStyle w:val="Command"/>
-        <w:keepNext/>
-      </w:pPr>
-      <w:r>
-        <w:rPr>
-          <w:rFonts w:ascii="Cascadia Mono" w:hAnsi="Cascadia Mono" w:eastAsia="Cascadia Mono"/>
-          <w:b/>
-          <w:color w:val="1F4E79"/>
-          <w:sz w:val="20"/>
-        </w:rPr>
-        <w:t>/coins</w:t>
-      </w:r>
-    </w:p>
-    <w:p>
-      <w:pPr>
-        <w:spacing w:after="100" w:line="259" w:lineRule="auto"/>
-      </w:pPr>
-      <w:r>
-        <w:rPr>
-          <w:rFonts w:ascii="Aptos" w:hAnsi="Aptos" w:eastAsia="Aptos"/>
-          <w:b/>
-          <w:color w:val="000000"/>
-          <w:sz w:val="21"/>
-        </w:rPr>
-        <w:t>Простыми словами.</w:t>
-      </w:r>
-      <w:r>
-        <w:rPr>
-          <w:rFonts w:ascii="Aptos" w:hAnsi="Aptos" w:eastAsia="Aptos"/>
-          <w:b w:val="0"/>
-          <w:color w:val="000000"/>
-          <w:sz w:val="21"/>
-        </w:rPr>
-        <w:t xml:space="preserve"> Открывает экран кошелька и состояния экономики игрока.</w:t>
-      </w:r>
-    </w:p>
-    <w:p>
-      <w:pPr>
-        <w:spacing w:after="100" w:line="259" w:lineRule="auto"/>
-      </w:pPr>
-      <w:r>
-        <w:rPr>
-          <w:rFonts w:ascii="Aptos" w:hAnsi="Aptos" w:eastAsia="Aptos"/>
-          <w:b/>
-          <w:color w:val="000000"/>
-          <w:sz w:val="21"/>
-        </w:rPr>
-        <w:t>По коду.</w:t>
-      </w:r>
-      <w:r>
-        <w:rPr>
-          <w:rFonts w:ascii="Aptos" w:hAnsi="Aptos" w:eastAsia="Aptos"/>
-          <w:b w:val="0"/>
-          <w:color w:val="000000"/>
-          <w:sz w:val="21"/>
-        </w:rPr>
-        <w:t xml:space="preserve"> CoinCommands вызывает EconomyNetwork.sendStatus(player, true). Сервер собирает состояние счёта и отправляет его клиенту с флагом открытия интерфейса.</w:t>
-      </w:r>
-    </w:p>
-    <w:p>
-      <w:pPr>
-        <w:spacing w:after="100" w:line="259" w:lineRule="auto"/>
-      </w:pPr>
-      <w:r>
-        <w:rPr>
-          <w:rFonts w:ascii="Aptos" w:hAnsi="Aptos" w:eastAsia="Aptos"/>
-          <w:b/>
-          <w:color w:val="000000"/>
-          <w:sz w:val="21"/>
-        </w:rPr>
-        <w:t>Доступ.</w:t>
-      </w:r>
-      <w:r>
-        <w:rPr>
-          <w:rFonts w:ascii="Aptos" w:hAnsi="Aptos" w:eastAsia="Aptos"/>
-          <w:b w:val="0"/>
-          <w:color w:val="000000"/>
-          <w:sz w:val="21"/>
-        </w:rPr>
-        <w:t xml:space="preserve"> Команда регистрируется только при DedicatedSmp.accepts. Нужен игрок; permission не требуется.</w:t>
-      </w:r>
-    </w:p>
-    <w:p>
-      <w:pPr>
-        <w:spacing w:after="100" w:line="259" w:lineRule="auto"/>
-      </w:pPr>
-      <w:r>
-        <w:rPr>
-          <w:rFonts w:ascii="Aptos" w:hAnsi="Aptos" w:eastAsia="Aptos"/>
-          <w:b/>
-          <w:color w:val="000000"/>
-          <w:sz w:val="21"/>
-        </w:rPr>
-        <w:t>Результат и ошибки.</w:t>
-      </w:r>
-      <w:r>
-        <w:rPr>
-          <w:rFonts w:ascii="Aptos" w:hAnsi="Aptos" w:eastAsia="Aptos"/>
-          <w:b w:val="0"/>
-          <w:color w:val="000000"/>
-          <w:sz w:val="21"/>
-        </w:rPr>
-        <w:t xml:space="preserve"> Сама команда не переводит Coins и возвращает 1. Для открытия нужен совпадающий сетевой канал JEM Economy на клиенте.</w:t>
-      </w:r>
-    </w:p>
-    <w:p>
-      <w:pPr>
-        <w:pStyle w:val="Command"/>
-        <w:keepNext/>
-      </w:pPr>
-      <w:r>
-        <w:rPr>
-          <w:rFonts w:ascii="Cascadia Mono" w:hAnsi="Cascadia Mono" w:eastAsia="Cascadia Mono"/>
-          <w:b/>
-          <w:color w:val="1F4E79"/>
-          <w:sz w:val="20"/>
-        </w:rPr>
-        <w:t>/coins balance</w:t>
-      </w:r>
-    </w:p>
-    <w:p>
-      <w:pPr>
-        <w:spacing w:after="100" w:line="259" w:lineRule="auto"/>
-      </w:pPr>
-      <w:r>
-        <w:rPr>
-          <w:rFonts w:ascii="Aptos" w:hAnsi="Aptos" w:eastAsia="Aptos"/>
-          <w:b/>
-          <w:color w:val="000000"/>
-          <w:sz w:val="21"/>
-        </w:rPr>
-        <w:t>Простыми словами.</w:t>
-      </w:r>
-      <w:r>
-        <w:rPr>
-          <w:rFonts w:ascii="Aptos" w:hAnsi="Aptos" w:eastAsia="Aptos"/>
-          <w:b w:val="0"/>
-          <w:color w:val="000000"/>
-          <w:sz w:val="21"/>
-        </w:rPr>
-        <w:t xml:space="preserve"> Показывает сумму на счёте и физические Coins в инвентаре.</w:t>
-      </w:r>
-    </w:p>
-    <w:p>
-      <w:pPr>
-        <w:spacing w:after="100" w:line="259" w:lineRule="auto"/>
-      </w:pPr>
-      <w:r>
-        <w:rPr>
-          <w:rFonts w:ascii="Aptos" w:hAnsi="Aptos" w:eastAsia="Aptos"/>
-          <w:b/>
-          <w:color w:val="000000"/>
-          <w:sz w:val="21"/>
-        </w:rPr>
-        <w:t>По коду.</w:t>
-      </w:r>
-      <w:r>
-        <w:rPr>
-          <w:rFonts w:ascii="Aptos" w:hAnsi="Aptos" w:eastAsia="Aptos"/>
-          <w:b w:val="0"/>
-          <w:color w:val="000000"/>
-          <w:sz w:val="21"/>
-        </w:rPr>
-        <w:t xml:space="preserve"> Сначала IdentityPolicy ищет JEM Identity. Затем EconomyApi.balance при необходимости выдаёт стартовые 100 Coins один раз и читает ledger. EconomyApi.heldCash отдельно считает стоимость действительных физических монет и количество неподходящих предметов.</w:t>
-      </w:r>
-    </w:p>
-    <w:p>
-      <w:pPr>
-        <w:spacing w:after="100" w:line="259" w:lineRule="auto"/>
-      </w:pPr>
-      <w:r>
-        <w:rPr>
-          <w:rFonts w:ascii="Aptos" w:hAnsi="Aptos" w:eastAsia="Aptos"/>
-          <w:b/>
-          <w:color w:val="000000"/>
-          <w:sz w:val="21"/>
-        </w:rPr>
-        <w:t>Доступ.</w:t>
-      </w:r>
-      <w:r>
-        <w:rPr>
-          <w:rFonts w:ascii="Aptos" w:hAnsi="Aptos" w:eastAsia="Aptos"/>
-          <w:b w:val="0"/>
-          <w:color w:val="000000"/>
-          <w:sz w:val="21"/>
-        </w:rPr>
-        <w:t xml:space="preserve"> Игрок на dedicated SMP; permission не требуется.</w:t>
-      </w:r>
-    </w:p>
-    <w:p>
-      <w:pPr>
-        <w:spacing w:after="100" w:line="259" w:lineRule="auto"/>
-      </w:pPr>
-      <w:r>
-        <w:rPr>
-          <w:rFonts w:ascii="Aptos" w:hAnsi="Aptos" w:eastAsia="Aptos"/>
-          <w:b/>
-          <w:color w:val="000000"/>
-          <w:sz w:val="21"/>
-        </w:rPr>
-        <w:t>Результат и ошибки.</w:t>
-      </w:r>
-      <w:r>
-        <w:rPr>
-          <w:rFonts w:ascii="Aptos" w:hAnsi="Aptos" w:eastAsia="Aptos"/>
-          <w:b w:val="0"/>
-          <w:color w:val="000000"/>
-          <w:sz w:val="21"/>
-        </w:rPr>
-        <w:t xml:space="preserve"> При отсутствии identity отправляется identity_required и код 0. При успехе выводятся balance и held, код 1; кроме возможной первоначальной выдачи счёт не меняется.</w:t>
-      </w:r>
-    </w:p>
-    <w:p>
-      <w:pPr>
-        <w:pStyle w:val="Command"/>
-        <w:keepNext/>
-      </w:pPr>
-      <w:r>
-        <w:rPr>
-          <w:rFonts w:ascii="Cascadia Mono" w:hAnsi="Cascadia Mono" w:eastAsia="Cascadia Mono"/>
-          <w:b/>
-          <w:color w:val="1F4E79"/>
-          <w:sz w:val="20"/>
-        </w:rPr>
-        <w:t>/coins withdraw &lt;amount&gt;</w:t>
-      </w:r>
-    </w:p>
-    <w:p>
-      <w:pPr>
-        <w:spacing w:after="100" w:line="259" w:lineRule="auto"/>
-      </w:pPr>
-      <w:r>
-        <w:rPr>
-          <w:rFonts w:ascii="Aptos" w:hAnsi="Aptos" w:eastAsia="Aptos"/>
-          <w:b/>
-          <w:color w:val="000000"/>
-          <w:sz w:val="21"/>
-        </w:rPr>
-        <w:t>Простыми словами.</w:t>
-      </w:r>
-      <w:r>
-        <w:rPr>
-          <w:rFonts w:ascii="Aptos" w:hAnsi="Aptos" w:eastAsia="Aptos"/>
-          <w:b w:val="0"/>
-          <w:color w:val="000000"/>
-          <w:sz w:val="21"/>
-        </w:rPr>
-        <w:t xml:space="preserve"> Снимает указанную сумму со счёта и выдаёт её физическими монетами.</w:t>
-      </w:r>
-    </w:p>
-    <w:p>
-      <w:pPr>
-        <w:spacing w:after="100" w:line="259" w:lineRule="auto"/>
-      </w:pPr>
-      <w:r>
-        <w:rPr>
-          <w:rFonts w:ascii="Aptos" w:hAnsi="Aptos" w:eastAsia="Aptos"/>
-          <w:b/>
-          <w:color w:val="000000"/>
-          <w:sz w:val="21"/>
-        </w:rPr>
-        <w:t>По коду.</w:t>
-      </w:r>
-      <w:r>
-        <w:rPr>
-          <w:rFonts w:ascii="Aptos" w:hAnsi="Aptos" w:eastAsia="Aptos"/>
-          <w:b w:val="0"/>
-          <w:color w:val="000000"/>
-          <w:sz w:val="21"/>
-        </w:rPr>
-        <w:t xml:space="preserve"> Brigadier принимает amount от 1 до 1 000 000 000. EconomyApi проверяет dedicated SMP и identity, обеспечивает стартовый баланс и передаёт уникальный requestId в PhysicalCoinService.withdraw. Сервис подбирает номиналы и проводит снятие только через серверный ledger.</w:t>
-      </w:r>
-    </w:p>
-    <w:p>
-      <w:pPr>
-        <w:spacing w:after="100" w:line="259" w:lineRule="auto"/>
-      </w:pPr>
-      <w:r>
-        <w:rPr>
-          <w:rFonts w:ascii="Aptos" w:hAnsi="Aptos" w:eastAsia="Aptos"/>
-          <w:b/>
-          <w:color w:val="000000"/>
-          <w:sz w:val="21"/>
-        </w:rPr>
-        <w:t>Доступ.</w:t>
-      </w:r>
-      <w:r>
-        <w:rPr>
-          <w:rFonts w:ascii="Aptos" w:hAnsi="Aptos" w:eastAsia="Aptos"/>
-          <w:b w:val="0"/>
-          <w:color w:val="000000"/>
-          <w:sz w:val="21"/>
-        </w:rPr>
-        <w:t xml:space="preserve"> Игрок на dedicated SMP; permission не требуется.</w:t>
-      </w:r>
-    </w:p>
-    <w:p>
-      <w:pPr>
-        <w:spacing w:after="100" w:line="259" w:lineRule="auto"/>
-      </w:pPr>
-      <w:r>
-        <w:rPr>
-          <w:rFonts w:ascii="Aptos" w:hAnsi="Aptos" w:eastAsia="Aptos"/>
-          <w:b/>
-          <w:color w:val="000000"/>
-          <w:sz w:val="21"/>
-        </w:rPr>
-        <w:t>Результат и ошибки.</w:t>
-      </w:r>
-      <w:r>
-        <w:rPr>
-          <w:rFonts w:ascii="Aptos" w:hAnsi="Aptos" w:eastAsia="Aptos"/>
-          <w:b w:val="0"/>
-          <w:color w:val="000000"/>
-          <w:sz w:val="21"/>
-        </w:rPr>
-        <w:t xml:space="preserve"> Только COMMITTED возвращает 1 и сообщает сумму с разбивкой по номиналам. Недостаток средств, отсутствие места, отсутствие identity, карантин физических Coins и прочая недействительная операция возвращают 0 с отдельным сообщением; частичная выдача не считается успехом.</w:t>
-      </w:r>
-    </w:p>
-    <w:p>
-      <w:pPr>
-        <w:pStyle w:val="Command"/>
-        <w:keepNext/>
-      </w:pPr>
-      <w:r>
-        <w:rPr>
-          <w:rFonts w:ascii="Cascadia Mono" w:hAnsi="Cascadia Mono" w:eastAsia="Cascadia Mono"/>
-          <w:b/>
-          <w:color w:val="1F4E79"/>
-          <w:sz w:val="20"/>
-        </w:rPr>
-        <w:t>/coins deposit</w:t>
-      </w:r>
-    </w:p>
-    <w:p>
-      <w:pPr>
-        <w:spacing w:after="100" w:line="259" w:lineRule="auto"/>
-      </w:pPr>
-      <w:r>
-        <w:rPr>
-          <w:rFonts w:ascii="Aptos" w:hAnsi="Aptos" w:eastAsia="Aptos"/>
-          <w:b/>
-          <w:color w:val="000000"/>
-          <w:sz w:val="21"/>
-        </w:rPr>
-        <w:t>Простыми словами.</w:t>
-      </w:r>
-      <w:r>
-        <w:rPr>
-          <w:rFonts w:ascii="Aptos" w:hAnsi="Aptos" w:eastAsia="Aptos"/>
-          <w:b w:val="0"/>
-          <w:color w:val="000000"/>
-          <w:sz w:val="21"/>
-        </w:rPr>
-        <w:t xml:space="preserve"> Зачисляет на счёт все действительные физические Coins из инвентаря.</w:t>
-      </w:r>
-    </w:p>
-    <w:p>
-      <w:pPr>
-        <w:spacing w:after="100" w:line="259" w:lineRule="auto"/>
-      </w:pPr>
-      <w:r>
-        <w:rPr>
-          <w:rFonts w:ascii="Aptos" w:hAnsi="Aptos" w:eastAsia="Aptos"/>
-          <w:b/>
-          <w:color w:val="000000"/>
-          <w:sz w:val="21"/>
-        </w:rPr>
-        <w:t>По коду.</w:t>
-      </w:r>
-      <w:r>
-        <w:rPr>
-          <w:rFonts w:ascii="Aptos" w:hAnsi="Aptos" w:eastAsia="Aptos"/>
-          <w:b w:val="0"/>
-          <w:color w:val="000000"/>
-          <w:sz w:val="21"/>
-        </w:rPr>
-        <w:t xml:space="preserve"> EconomyApi.depositAll передаёт уникальный requestId в PhysicalCoinService. Сервис проверяет JEM-монеты, снимает принятые предметы и отражает ту же стоимость в ledger; число отклонённых предметов сообщается отдельно.</w:t>
-      </w:r>
-    </w:p>
-    <w:p>
-      <w:pPr>
-        <w:spacing w:after="100" w:line="259" w:lineRule="auto"/>
-      </w:pPr>
-      <w:r>
-        <w:rPr>
-          <w:rFonts w:ascii="Aptos" w:hAnsi="Aptos" w:eastAsia="Aptos"/>
-          <w:b/>
-          <w:color w:val="000000"/>
-          <w:sz w:val="21"/>
-        </w:rPr>
-        <w:t>Доступ.</w:t>
-      </w:r>
-      <w:r>
-        <w:rPr>
-          <w:rFonts w:ascii="Aptos" w:hAnsi="Aptos" w:eastAsia="Aptos"/>
-          <w:b w:val="0"/>
-          <w:color w:val="000000"/>
-          <w:sz w:val="21"/>
-        </w:rPr>
-        <w:t xml:space="preserve"> Игрок на dedicated SMP; permission не требуется.</w:t>
-      </w:r>
-    </w:p>
-    <w:p>
-      <w:pPr>
-        <w:spacing w:after="100" w:line="259" w:lineRule="auto"/>
-      </w:pPr>
-      <w:r>
-        <w:rPr>
-          <w:rFonts w:ascii="Aptos" w:hAnsi="Aptos" w:eastAsia="Aptos"/>
-          <w:b/>
-          <w:color w:val="000000"/>
-          <w:sz w:val="21"/>
-        </w:rPr>
-        <w:t>Результат и ошибки.</w:t>
-      </w:r>
-      <w:r>
-        <w:rPr>
-          <w:rFonts w:ascii="Aptos" w:hAnsi="Aptos" w:eastAsia="Aptos"/>
-          <w:b w:val="0"/>
-          <w:color w:val="000000"/>
-          <w:sz w:val="21"/>
-        </w:rPr>
-        <w:t xml:space="preserve"> COMMITTED возвращает 1 и сообщает сумму и число принятых предметов. Отсутствие действительных Coins, identity, изменение инвентаря во время операции, карантин или другая недействительность возвращают 0. Неподходящие предметы не зачисляются.</w:t>
-      </w:r>
-    </w:p>
-    <w:p>
-      <w:pPr>
-        <w:pStyle w:val="Command"/>
-        <w:keepNext/>
-      </w:pPr>
-      <w:r>
-        <w:rPr>
-          <w:rFonts w:ascii="Cascadia Mono" w:hAnsi="Cascadia Mono" w:eastAsia="Cascadia Mono"/>
-          <w:b/>
-          <w:color w:val="1F4E79"/>
-          <w:sz w:val="20"/>
-        </w:rPr>
-        <w:t>/coins send &lt;player&gt; &lt;amount&gt;</w:t>
-      </w:r>
-    </w:p>
-    <w:p>
-      <w:pPr>
-        <w:spacing w:after="100" w:line="259" w:lineRule="auto"/>
-      </w:pPr>
-      <w:r>
-        <w:rPr>
-          <w:rFonts w:ascii="Aptos" w:hAnsi="Aptos" w:eastAsia="Aptos"/>
-          <w:b/>
-          <w:color w:val="000000"/>
-          <w:sz w:val="21"/>
-        </w:rPr>
-        <w:t>Простыми словами.</w:t>
-      </w:r>
-      <w:r>
-        <w:rPr>
-          <w:rFonts w:ascii="Aptos" w:hAnsi="Aptos" w:eastAsia="Aptos"/>
-          <w:b w:val="0"/>
-          <w:color w:val="000000"/>
-          <w:sz w:val="21"/>
-        </w:rPr>
-        <w:t xml:space="preserve"> Переводит Coins другому игроку, который сейчас находится на сервере.</w:t>
-      </w:r>
-    </w:p>
-    <w:p>
-      <w:pPr>
-        <w:spacing w:after="100" w:line="259" w:lineRule="auto"/>
-      </w:pPr>
-      <w:r>
-        <w:rPr>
-          <w:rFonts w:ascii="Aptos" w:hAnsi="Aptos" w:eastAsia="Aptos"/>
-          <w:b/>
-          <w:color w:val="000000"/>
-          <w:sz w:val="21"/>
-        </w:rPr>
-        <w:t>По коду.</w:t>
-      </w:r>
-      <w:r>
-        <w:rPr>
-          <w:rFonts w:ascii="Aptos" w:hAnsi="Aptos" w:eastAsia="Aptos"/>
-          <w:b w:val="0"/>
-          <w:color w:val="000000"/>
-          <w:sz w:val="21"/>
-        </w:rPr>
-        <w:t xml:space="preserve"> Аргумент player разрешается как один online ServerPlayer, amount ограничен диапазоном 1–1 000 000 000. EconomyApi.send переводит сумму из accountId отправителя на UUID получателя с уникальным idempotency key.</w:t>
-      </w:r>
-    </w:p>
-    <w:p>
-      <w:pPr>
-        <w:spacing w:after="100" w:line="259" w:lineRule="auto"/>
-      </w:pPr>
-      <w:r>
-        <w:rPr>
-          <w:rFonts w:ascii="Aptos" w:hAnsi="Aptos" w:eastAsia="Aptos"/>
-          <w:b/>
-          <w:color w:val="000000"/>
-          <w:sz w:val="21"/>
-        </w:rPr>
-        <w:t>Доступ.</w:t>
-      </w:r>
-      <w:r>
-        <w:rPr>
-          <w:rFonts w:ascii="Aptos" w:hAnsi="Aptos" w:eastAsia="Aptos"/>
-          <w:b w:val="0"/>
-          <w:color w:val="000000"/>
-          <w:sz w:val="21"/>
-        </w:rPr>
-        <w:t xml:space="preserve"> Игрок на dedicated SMP; permission не требуется.</w:t>
-      </w:r>
-    </w:p>
-    <w:p>
-      <w:pPr>
-        <w:spacing w:after="100" w:line="259" w:lineRule="auto"/>
-      </w:pPr>
-      <w:r>
-        <w:rPr>
-          <w:rFonts w:ascii="Aptos" w:hAnsi="Aptos" w:eastAsia="Aptos"/>
-          <w:b/>
-          <w:color w:val="000000"/>
-          <w:sz w:val="21"/>
-        </w:rPr>
-        <w:t>Результат и ошибки.</w:t>
-      </w:r>
-      <w:r>
-        <w:rPr>
-          <w:rFonts w:ascii="Aptos" w:hAnsi="Aptos" w:eastAsia="Aptos"/>
-          <w:b w:val="0"/>
-          <w:color w:val="000000"/>
-          <w:sz w:val="21"/>
-        </w:rPr>
-        <w:t xml:space="preserve"> COMMITTED возвращает 1 и отправляет сообщения обеим сторонам. Отсутствие identity, недостаточный баланс или недействительная операция возвращают 0. Brigadier отклоняет отсутствующего или неоднозначного игрока до вызова метода.</w:t>
-      </w:r>
-    </w:p>
-    <w:p>
-      <w:pPr>
-        <w:pStyle w:val="Command"/>
-        <w:keepNext/>
-      </w:pPr>
-      <w:r>
-        <w:rPr>
-          <w:rFonts w:ascii="Cascadia Mono" w:hAnsi="Cascadia Mono" w:eastAsia="Cascadia Mono"/>
-          <w:b/>
-          <w:color w:val="1F4E79"/>
-          <w:sz w:val="20"/>
-        </w:rPr>
-        <w:t>/market</w:t>
-      </w:r>
-    </w:p>
-    <w:p>
-      <w:pPr>
-        <w:spacing w:after="100" w:line="259" w:lineRule="auto"/>
-      </w:pPr>
-      <w:r>
-        <w:rPr>
-          <w:rFonts w:ascii="Aptos" w:hAnsi="Aptos" w:eastAsia="Aptos"/>
-          <w:b/>
-          <w:color w:val="000000"/>
-          <w:sz w:val="21"/>
-        </w:rPr>
-        <w:t>Простыми словами.</w:t>
-      </w:r>
-      <w:r>
-        <w:rPr>
-          <w:rFonts w:ascii="Aptos" w:hAnsi="Aptos" w:eastAsia="Aptos"/>
-          <w:b w:val="0"/>
-          <w:color w:val="000000"/>
-          <w:sz w:val="21"/>
-        </w:rPr>
-        <w:t xml:space="preserve"> Открывает нативное окно торговли с текущими предложениями Рыночного скупщика.</w:t>
-      </w:r>
-    </w:p>
-    <w:p>
-      <w:pPr>
-        <w:spacing w:after="100" w:line="259" w:lineRule="auto"/>
-      </w:pPr>
-      <w:r>
-        <w:rPr>
-          <w:rFonts w:ascii="Aptos" w:hAnsi="Aptos" w:eastAsia="Aptos"/>
-          <w:b/>
-          <w:color w:val="000000"/>
-          <w:sz w:val="21"/>
-        </w:rPr>
-        <w:t>По коду.</w:t>
-      </w:r>
-      <w:r>
-        <w:rPr>
-          <w:rFonts w:ascii="Aptos" w:hAnsi="Aptos" w:eastAsia="Aptos"/>
-          <w:b w:val="0"/>
-          <w:color w:val="000000"/>
-          <w:sz w:val="21"/>
-        </w:rPr>
-        <w:t xml:space="preserve"> MarketRuntime.bulletin не ищет NPC и не загружает чанки. Он создаёт временного серверного Villager, помечает его как Buyer preview, строит персональные MerchantOffers через BuyerTradeOffers, назначает игрока торговцем и открывает обычный MerchantScreen.</w:t>
-      </w:r>
-    </w:p>
-    <w:p>
-      <w:pPr>
-        <w:spacing w:after="100" w:line="259" w:lineRule="auto"/>
-      </w:pPr>
-      <w:r>
-        <w:rPr>
-          <w:rFonts w:ascii="Aptos" w:hAnsi="Aptos" w:eastAsia="Aptos"/>
-          <w:b/>
-          <w:color w:val="000000"/>
-          <w:sz w:val="21"/>
-        </w:rPr>
-        <w:t>Доступ.</w:t>
-      </w:r>
-      <w:r>
-        <w:rPr>
-          <w:rFonts w:ascii="Aptos" w:hAnsi="Aptos" w:eastAsia="Aptos"/>
-          <w:b w:val="0"/>
-          <w:color w:val="000000"/>
-          <w:sz w:val="21"/>
-        </w:rPr>
-        <w:t xml:space="preserve"> Команда регистрируется только для dedicated SMP. Нужен игрок; permission не требуется.</w:t>
-      </w:r>
-    </w:p>
-    <w:p>
-      <w:pPr>
-        <w:spacing w:after="100" w:line="259" w:lineRule="auto"/>
-      </w:pPr>
-      <w:r>
-        <w:rPr>
-          <w:rFonts w:ascii="Aptos" w:hAnsi="Aptos" w:eastAsia="Aptos"/>
-          <w:b/>
-          <w:color w:val="000000"/>
-          <w:sz w:val="21"/>
-        </w:rPr>
-        <w:t>Результат и ошибки.</w:t>
-      </w:r>
-      <w:r>
-        <w:rPr>
-          <w:rFonts w:ascii="Aptos" w:hAnsi="Aptos" w:eastAsia="Aptos"/>
-          <w:b w:val="0"/>
-          <w:color w:val="000000"/>
-          <w:sz w:val="21"/>
-        </w:rPr>
-        <w:t xml:space="preserve"> При активном dedicated SMP и успешном создании preview возвращается 1. Если сервер не dedicated или Villager создать нельзя, возвращается 0 без изменения рынка. Сама команда не совершает сделку; расчёт происходит только при выборе нативного оффера.</w:t>
-      </w:r>
-    </w:p>
-    <w:p>
-      <w:pPr>
-        <w:pStyle w:val="Heading2"/>
-      </w:pPr>
-      <w:r>
-        <w:t>Территории</w:t>
-      </w:r>
-    </w:p>
-    <w:p>
-      <w:pPr>
-        <w:pStyle w:val="Command"/>
-        <w:keepNext/>
-      </w:pPr>
-      <w:r>
-        <w:rPr>
-          <w:rFonts w:ascii="Cascadia Mono" w:hAnsi="Cascadia Mono" w:eastAsia="Cascadia Mono"/>
-          <w:b/>
-          <w:color w:val="1F4E79"/>
-          <w:sz w:val="20"/>
-        </w:rPr>
-        <w:t>/claims</w:t>
-      </w:r>
-    </w:p>
-    <w:p>
-      <w:pPr>
-        <w:spacing w:after="100" w:line="259" w:lineRule="auto"/>
-      </w:pPr>
-      <w:r>
-        <w:rPr>
-          <w:rFonts w:ascii="Aptos" w:hAnsi="Aptos" w:eastAsia="Aptos"/>
-          <w:b/>
-          <w:color w:val="000000"/>
-          <w:sz w:val="21"/>
-        </w:rPr>
-        <w:t>Простыми словами.</w:t>
-      </w:r>
-      <w:r>
-        <w:rPr>
-          <w:rFonts w:ascii="Aptos" w:hAnsi="Aptos" w:eastAsia="Aptos"/>
-          <w:b w:val="0"/>
-          <w:color w:val="000000"/>
-          <w:sz w:val="21"/>
-        </w:rPr>
-        <w:t xml:space="preserve"> Открывает наше меню принадлежащих игроку территорий.</w:t>
-      </w:r>
-    </w:p>
-    <w:p>
-      <w:pPr>
-        <w:spacing w:after="100" w:line="259" w:lineRule="auto"/>
-      </w:pPr>
-      <w:r>
-        <w:rPr>
-          <w:rFonts w:ascii="Aptos" w:hAnsi="Aptos" w:eastAsia="Aptos"/>
-          <w:b/>
-          <w:color w:val="000000"/>
-          <w:sz w:val="21"/>
-        </w:rPr>
-        <w:t>По коду.</w:t>
-      </w:r>
-      <w:r>
-        <w:rPr>
-          <w:rFonts w:ascii="Aptos" w:hAnsi="Aptos" w:eastAsia="Aptos"/>
-          <w:b w:val="0"/>
-          <w:color w:val="000000"/>
-          <w:sz w:val="21"/>
-        </w:rPr>
-        <w:t xml:space="preserve"> JemClaims вызывает ClaimsMenus.overview(player, 0). Меню читает реальные Flan claims, объединяет соприкасающиеся участки в территории, показывает оставшийся лимит и claim blocks, а затем даёт переходы к разрешениям, участникам, настройкам, переименованию и удалению.</w:t>
-      </w:r>
-    </w:p>
-    <w:p>
-      <w:pPr>
-        <w:spacing w:after="100" w:line="259" w:lineRule="auto"/>
-      </w:pPr>
-      <w:r>
-        <w:rPr>
-          <w:rFonts w:ascii="Aptos" w:hAnsi="Aptos" w:eastAsia="Aptos"/>
-          <w:b/>
-          <w:color w:val="000000"/>
-          <w:sz w:val="21"/>
-        </w:rPr>
-        <w:t>Доступ.</w:t>
-      </w:r>
-      <w:r>
-        <w:rPr>
-          <w:rFonts w:ascii="Aptos" w:hAnsi="Aptos" w:eastAsia="Aptos"/>
-          <w:b w:val="0"/>
-          <w:color w:val="000000"/>
-          <w:sz w:val="21"/>
-        </w:rPr>
-        <w:t xml:space="preserve"> Нужен игрок; у корня нет permission-проверки и нет DedicatedSmp.accepts. Дальнейшие действия в меню повторно проверяют владельца или право Flan EDITPERMS.</w:t>
-      </w:r>
-    </w:p>
-    <w:p>
-      <w:pPr>
-        <w:spacing w:after="100" w:line="259" w:lineRule="auto"/>
-      </w:pPr>
-      <w:r>
-        <w:rPr>
-          <w:rFonts w:ascii="Aptos" w:hAnsi="Aptos" w:eastAsia="Aptos"/>
-          <w:b/>
-          <w:color w:val="000000"/>
-          <w:sz w:val="21"/>
-        </w:rPr>
-        <w:t>Результат и ошибки.</w:t>
-      </w:r>
-      <w:r>
-        <w:rPr>
-          <w:rFonts w:ascii="Aptos" w:hAnsi="Aptos" w:eastAsia="Aptos"/>
-          <w:b w:val="0"/>
-          <w:color w:val="000000"/>
-          <w:sz w:val="21"/>
-        </w:rPr>
-        <w:t xml:space="preserve"> Открытие возвращает 1 и само данные не меняет. Изменения возникают только после кликов в меню и выполняются через FlanBridge и ClaimsData; отказ управления закрывает меню и сообщает manage_denied.</w:t>
-      </w:r>
-    </w:p>
-    <w:p>
-      <w:pPr>
-        <w:pStyle w:val="Heading2"/>
-      </w:pPr>
-      <w:r>
-        <w:t>Смерти сон и дом</w:t>
-      </w:r>
-    </w:p>
-    <w:p>
-      <w:pPr>
-        <w:pStyle w:val="Command"/>
-        <w:keepNext/>
-      </w:pPr>
-      <w:r>
-        <w:rPr>
-          <w:rFonts w:ascii="Cascadia Mono" w:hAnsi="Cascadia Mono" w:eastAsia="Cascadia Mono"/>
-          <w:b/>
-          <w:color w:val="1F4E79"/>
-          <w:sz w:val="20"/>
-        </w:rPr>
-        <w:t>/deaths</w:t>
-      </w:r>
-    </w:p>
-    <w:p>
-      <w:pPr>
-        <w:spacing w:after="100" w:line="259" w:lineRule="auto"/>
-      </w:pPr>
-      <w:r>
-        <w:rPr>
-          <w:rFonts w:ascii="Aptos" w:hAnsi="Aptos" w:eastAsia="Aptos"/>
-          <w:b/>
-          <w:color w:val="000000"/>
-          <w:sz w:val="21"/>
-        </w:rPr>
-        <w:t>Простыми словами.</w:t>
-      </w:r>
-      <w:r>
-        <w:rPr>
-          <w:rFonts w:ascii="Aptos" w:hAnsi="Aptos" w:eastAsia="Aptos"/>
-          <w:b w:val="0"/>
-          <w:color w:val="000000"/>
-          <w:sz w:val="21"/>
-        </w:rPr>
-        <w:t xml:space="preserve"> Открывает последние записи о смертях и позволяет выбрать безопасный возврат.</w:t>
-      </w:r>
-    </w:p>
-    <w:p>
-      <w:pPr>
-        <w:spacing w:after="100" w:line="259" w:lineRule="auto"/>
-      </w:pPr>
-      <w:r>
-        <w:rPr>
-          <w:rFonts w:ascii="Aptos" w:hAnsi="Aptos" w:eastAsia="Aptos"/>
-          <w:b/>
-          <w:color w:val="000000"/>
-          <w:sz w:val="21"/>
-        </w:rPr>
-        <w:t>По коду.</w:t>
-      </w:r>
-      <w:r>
-        <w:rPr>
-          <w:rFonts w:ascii="Aptos" w:hAnsi="Aptos" w:eastAsia="Aptos"/>
-          <w:b w:val="0"/>
-          <w:color w:val="000000"/>
-          <w:sz w:val="21"/>
-        </w:rPr>
-        <w:t xml:space="preserve"> DeathHistory читает личную историю ServerData и строит меню максимум из настроенного числа записей, по умолчанию 3. Клик проверяет, что игрок жив, запись и измерение существуют, исходная и конечная позиции разрешены claims, а полная collision box помещается внутри границы мира без жидкостей и опасных блоков. Если точная точка занята, ищется ближайшая безопасная в радиусе, по умолчанию 8.</w:t>
-      </w:r>
-    </w:p>
-    <w:p>
-      <w:pPr>
-        <w:spacing w:after="100" w:line="259" w:lineRule="auto"/>
-      </w:pPr>
-      <w:r>
-        <w:rPr>
-          <w:rFonts w:ascii="Aptos" w:hAnsi="Aptos" w:eastAsia="Aptos"/>
-          <w:b/>
-          <w:color w:val="000000"/>
-          <w:sz w:val="21"/>
-        </w:rPr>
-        <w:t>Доступ.</w:t>
-      </w:r>
-      <w:r>
-        <w:rPr>
-          <w:rFonts w:ascii="Aptos" w:hAnsi="Aptos" w:eastAsia="Aptos"/>
-          <w:b w:val="0"/>
-          <w:color w:val="000000"/>
-          <w:sz w:val="21"/>
-        </w:rPr>
-        <w:t xml:space="preserve"> Игрок на dedicated JEM Server; permission не требуется.</w:t>
-      </w:r>
-    </w:p>
-    <w:p>
-      <w:pPr>
-        <w:spacing w:after="100" w:line="259" w:lineRule="auto"/>
-      </w:pPr>
-      <w:r>
-        <w:rPr>
-          <w:rFonts w:ascii="Aptos" w:hAnsi="Aptos" w:eastAsia="Aptos"/>
-          <w:b/>
-          <w:color w:val="000000"/>
-          <w:sz w:val="21"/>
-        </w:rPr>
-        <w:t>Результат и ошибки.</w:t>
-      </w:r>
-      <w:r>
-        <w:rPr>
-          <w:rFonts w:ascii="Aptos" w:hAnsi="Aptos" w:eastAsia="Aptos"/>
-          <w:b w:val="0"/>
-          <w:color w:val="000000"/>
-          <w:sz w:val="21"/>
-        </w:rPr>
-        <w:t xml:space="preserve"> Корень возвращает 1 и только открывает меню. Клик либо телепортирует с сохранёнными yaw и pitch и сбрасывает fallDistance, либо сообщает expired, dimension, claimed_location, no_safe_point или claimed_destination.</w:t>
-      </w:r>
-    </w:p>
-    <w:p>
-      <w:pPr>
-        <w:pStyle w:val="Command"/>
-        <w:keepNext/>
-      </w:pPr>
-      <w:r>
-        <w:rPr>
-          <w:rFonts w:ascii="Cascadia Mono" w:hAnsi="Cascadia Mono" w:eastAsia="Cascadia Mono"/>
-          <w:b/>
-          <w:color w:val="1F4E79"/>
-          <w:sz w:val="20"/>
-        </w:rPr>
-        <w:t>/death</w:t>
-      </w:r>
-    </w:p>
-    <w:p>
-      <w:pPr>
-        <w:spacing w:after="100" w:line="259" w:lineRule="auto"/>
-      </w:pPr>
-      <w:r>
-        <w:rPr>
-          <w:rFonts w:ascii="Aptos" w:hAnsi="Aptos" w:eastAsia="Aptos"/>
-          <w:b/>
-          <w:color w:val="000000"/>
-          <w:sz w:val="21"/>
-        </w:rPr>
-        <w:t>Простыми словами.</w:t>
-      </w:r>
-      <w:r>
-        <w:rPr>
-          <w:rFonts w:ascii="Aptos" w:hAnsi="Aptos" w:eastAsia="Aptos"/>
-          <w:b w:val="0"/>
-          <w:color w:val="000000"/>
-          <w:sz w:val="21"/>
-        </w:rPr>
-        <w:t xml:space="preserve"> Полный алиас команды /deaths.</w:t>
-      </w:r>
-    </w:p>
-    <w:p>
-      <w:pPr>
-        <w:spacing w:after="100" w:line="259" w:lineRule="auto"/>
-      </w:pPr>
-      <w:r>
-        <w:rPr>
-          <w:rFonts w:ascii="Aptos" w:hAnsi="Aptos" w:eastAsia="Aptos"/>
-          <w:b/>
-          <w:color w:val="000000"/>
-          <w:sz w:val="21"/>
-        </w:rPr>
-        <w:t>По коду.</w:t>
-      </w:r>
-      <w:r>
-        <w:rPr>
-          <w:rFonts w:ascii="Aptos" w:hAnsi="Aptos" w:eastAsia="Aptos"/>
-          <w:b w:val="0"/>
-          <w:color w:val="000000"/>
-          <w:sz w:val="21"/>
-        </w:rPr>
-        <w:t xml:space="preserve"> JemServer регистрирует death и deaths одним циклом; оба вызывают один и тот же DeathHistory.open.</w:t>
-      </w:r>
-    </w:p>
-    <w:p>
-      <w:pPr>
-        <w:spacing w:after="100" w:line="259" w:lineRule="auto"/>
-      </w:pPr>
-      <w:r>
-        <w:rPr>
-          <w:rFonts w:ascii="Aptos" w:hAnsi="Aptos" w:eastAsia="Aptos"/>
-          <w:b/>
-          <w:color w:val="000000"/>
-          <w:sz w:val="21"/>
-        </w:rPr>
-        <w:t>Доступ.</w:t>
-      </w:r>
-      <w:r>
-        <w:rPr>
-          <w:rFonts w:ascii="Aptos" w:hAnsi="Aptos" w:eastAsia="Aptos"/>
-          <w:b w:val="0"/>
-          <w:color w:val="000000"/>
-          <w:sz w:val="21"/>
-        </w:rPr>
-        <w:t xml:space="preserve"> Те же условия, что у /deaths.</w:t>
-      </w:r>
-    </w:p>
-    <w:p>
-      <w:pPr>
-        <w:spacing w:after="100" w:line="259" w:lineRule="auto"/>
-      </w:pPr>
-      <w:r>
-        <w:rPr>
-          <w:rFonts w:ascii="Aptos" w:hAnsi="Aptos" w:eastAsia="Aptos"/>
-          <w:b/>
-          <w:color w:val="000000"/>
-          <w:sz w:val="21"/>
-        </w:rPr>
-        <w:t>Результат и ошибки.</w:t>
-      </w:r>
-      <w:r>
-        <w:rPr>
-          <w:rFonts w:ascii="Aptos" w:hAnsi="Aptos" w:eastAsia="Aptos"/>
-          <w:b w:val="0"/>
-          <w:color w:val="000000"/>
-          <w:sz w:val="21"/>
-        </w:rPr>
-        <w:t xml:space="preserve"> Возвращает 1 после открытия того же меню; отдельной истории или другого поведения у алиаса нет.</w:t>
-      </w:r>
-    </w:p>
-    <w:p>
-      <w:pPr>
-        <w:pStyle w:val="Command"/>
-        <w:keepNext/>
-      </w:pPr>
-      <w:r>
-        <w:rPr>
-          <w:rFonts w:ascii="Cascadia Mono" w:hAnsi="Cascadia Mono" w:eastAsia="Cascadia Mono"/>
-          <w:b/>
-          <w:color w:val="1F4E79"/>
-          <w:sz w:val="20"/>
-        </w:rPr>
-        <w:t>/sleep agree</w:t>
-      </w:r>
-    </w:p>
-    <w:p>
-      <w:pPr>
-        <w:spacing w:after="100" w:line="259" w:lineRule="auto"/>
-      </w:pPr>
-      <w:r>
-        <w:rPr>
-          <w:rFonts w:ascii="Aptos" w:hAnsi="Aptos" w:eastAsia="Aptos"/>
-          <w:b/>
-          <w:color w:val="000000"/>
-          <w:sz w:val="21"/>
-        </w:rPr>
-        <w:t>Простыми словами.</w:t>
-      </w:r>
-      <w:r>
-        <w:rPr>
-          <w:rFonts w:ascii="Aptos" w:hAnsi="Aptos" w:eastAsia="Aptos"/>
-          <w:b w:val="0"/>
-          <w:color w:val="000000"/>
-          <w:sz w:val="21"/>
-        </w:rPr>
-        <w:t xml:space="preserve"> Отдаёт один голос за пропуск текущей ночи.</w:t>
-      </w:r>
-    </w:p>
-    <w:p>
-      <w:pPr>
-        <w:spacing w:after="100" w:line="259" w:lineRule="auto"/>
-      </w:pPr>
-      <w:r>
-        <w:rPr>
-          <w:rFonts w:ascii="Aptos" w:hAnsi="Aptos" w:eastAsia="Aptos"/>
-          <w:b/>
-          <w:color w:val="000000"/>
-          <w:sz w:val="21"/>
-        </w:rPr>
-        <w:t>По коду.</w:t>
-      </w:r>
-      <w:r>
-        <w:rPr>
-          <w:rFonts w:ascii="Aptos" w:hAnsi="Aptos" w:eastAsia="Aptos"/>
-          <w:b w:val="0"/>
-          <w:color w:val="000000"/>
-          <w:sz w:val="21"/>
-        </w:rPr>
-        <w:t xml:space="preserve"> SleepVote принимает голос только если функция включена, существует активный round, девятисекундный по умолчанию срок ещё не истёк, игрок входит в текущий набор online non-spectator и ещё не голосовал. Спящий игрок уже автоматически голосует за и не может повторить голос вручную.</w:t>
-      </w:r>
-    </w:p>
-    <w:p>
-      <w:pPr>
-        <w:spacing w:after="100" w:line="259" w:lineRule="auto"/>
-      </w:pPr>
-      <w:r>
-        <w:rPr>
-          <w:rFonts w:ascii="Aptos" w:hAnsi="Aptos" w:eastAsia="Aptos"/>
-          <w:b/>
-          <w:color w:val="000000"/>
-          <w:sz w:val="21"/>
-        </w:rPr>
-        <w:t>Доступ.</w:t>
-      </w:r>
-      <w:r>
-        <w:rPr>
-          <w:rFonts w:ascii="Aptos" w:hAnsi="Aptos" w:eastAsia="Aptos"/>
-          <w:b w:val="0"/>
-          <w:color w:val="000000"/>
-          <w:sz w:val="21"/>
-        </w:rPr>
-        <w:t xml:space="preserve"> Игрок; permission не требуется. Команда полезна только во время активного голосования.</w:t>
-      </w:r>
-    </w:p>
-    <w:p>
-      <w:pPr>
-        <w:spacing w:after="100" w:line="259" w:lineRule="auto"/>
-      </w:pPr>
-      <w:r>
-        <w:rPr>
-          <w:rFonts w:ascii="Aptos" w:hAnsi="Aptos" w:eastAsia="Aptos"/>
-          <w:b/>
-          <w:color w:val="000000"/>
-          <w:sz w:val="21"/>
-        </w:rPr>
-        <w:t>Результат и ошибки.</w:t>
-      </w:r>
-      <w:r>
-        <w:rPr>
-          <w:rFonts w:ascii="Aptos" w:hAnsi="Aptos" w:eastAsia="Aptos"/>
-          <w:b w:val="0"/>
-          <w:color w:val="000000"/>
-          <w:sz w:val="21"/>
-        </w:rPr>
-        <w:t xml:space="preserve"> Принятый голос сохраняется в памяти раунда, объявляется всему серверу и возвращает 1. Неактивный, просроченный, повторный или недопустимый голос возвращает 0. Ночь пропускается по окончании, только если голосов за больше, чем против.</w:t>
-      </w:r>
-    </w:p>
-    <w:p>
-      <w:pPr>
-        <w:pStyle w:val="Command"/>
-        <w:keepNext/>
-      </w:pPr>
-      <w:r>
-        <w:rPr>
-          <w:rFonts w:ascii="Cascadia Mono" w:hAnsi="Cascadia Mono" w:eastAsia="Cascadia Mono"/>
-          <w:b/>
-          <w:color w:val="1F4E79"/>
-          <w:sz w:val="20"/>
-        </w:rPr>
-        <w:t>/sleep disagree</w:t>
-      </w:r>
-    </w:p>
-    <w:p>
-      <w:pPr>
-        <w:spacing w:after="100" w:line="259" w:lineRule="auto"/>
-      </w:pPr>
-      <w:r>
-        <w:rPr>
-          <w:rFonts w:ascii="Aptos" w:hAnsi="Aptos" w:eastAsia="Aptos"/>
-          <w:b/>
-          <w:color w:val="000000"/>
-          <w:sz w:val="21"/>
-        </w:rPr>
-        <w:t>Простыми словами.</w:t>
-      </w:r>
-      <w:r>
-        <w:rPr>
-          <w:rFonts w:ascii="Aptos" w:hAnsi="Aptos" w:eastAsia="Aptos"/>
-          <w:b w:val="0"/>
-          <w:color w:val="000000"/>
-          <w:sz w:val="21"/>
-        </w:rPr>
-        <w:t xml:space="preserve"> Отдаёт один голос против пропуска текущей ночи.</w:t>
-      </w:r>
-    </w:p>
-    <w:p>
-      <w:pPr>
-        <w:spacing w:after="100" w:line="259" w:lineRule="auto"/>
-      </w:pPr>
-      <w:r>
-        <w:rPr>
-          <w:rFonts w:ascii="Aptos" w:hAnsi="Aptos" w:eastAsia="Aptos"/>
-          <w:b/>
-          <w:color w:val="000000"/>
-          <w:sz w:val="21"/>
-        </w:rPr>
-        <w:t>По коду.</w:t>
-      </w:r>
-      <w:r>
-        <w:rPr>
-          <w:rFonts w:ascii="Aptos" w:hAnsi="Aptos" w:eastAsia="Aptos"/>
-          <w:b w:val="0"/>
-          <w:color w:val="000000"/>
-          <w:sz w:val="21"/>
-        </w:rPr>
-        <w:t xml:space="preserve"> Проверки идентичны /sleep agree, но SleepBallot сохраняет false и публикует красное сообщение disagree.</w:t>
-      </w:r>
-    </w:p>
-    <w:p>
-      <w:pPr>
-        <w:spacing w:after="100" w:line="259" w:lineRule="auto"/>
-      </w:pPr>
-      <w:r>
-        <w:rPr>
-          <w:rFonts w:ascii="Aptos" w:hAnsi="Aptos" w:eastAsia="Aptos"/>
-          <w:b/>
-          <w:color w:val="000000"/>
-          <w:sz w:val="21"/>
-        </w:rPr>
-        <w:t>Доступ.</w:t>
-      </w:r>
-      <w:r>
-        <w:rPr>
-          <w:rFonts w:ascii="Aptos" w:hAnsi="Aptos" w:eastAsia="Aptos"/>
-          <w:b w:val="0"/>
-          <w:color w:val="000000"/>
-          <w:sz w:val="21"/>
-        </w:rPr>
-        <w:t xml:space="preserve"> Игрок; permission не требуется. Спящий игрок не может проголосовать против, потому что его голос за уже поставлен автоматически.</w:t>
-      </w:r>
-    </w:p>
-    <w:p>
-      <w:pPr>
-        <w:spacing w:after="100" w:line="259" w:lineRule="auto"/>
-      </w:pPr>
-      <w:r>
-        <w:rPr>
-          <w:rFonts w:ascii="Aptos" w:hAnsi="Aptos" w:eastAsia="Aptos"/>
-          <w:b/>
-          <w:color w:val="000000"/>
-          <w:sz w:val="21"/>
-        </w:rPr>
-        <w:t>Результат и ошибки.</w:t>
-      </w:r>
-      <w:r>
-        <w:rPr>
-          <w:rFonts w:ascii="Aptos" w:hAnsi="Aptos" w:eastAsia="Aptos"/>
-          <w:b w:val="0"/>
-          <w:color w:val="000000"/>
-          <w:sz w:val="21"/>
-        </w:rPr>
-        <w:t xml:space="preserve"> Первый допустимый голос возвращает 1. Все отклонённые случаи возвращают 0. При равенстве голосов ночь не пропускается, потому что approved требует строго больше голосов за.</w:t>
-      </w:r>
-    </w:p>
-    <w:p>
-      <w:pPr>
-        <w:pStyle w:val="Command"/>
-        <w:keepNext/>
-      </w:pPr>
-      <w:r>
-        <w:rPr>
-          <w:rFonts w:ascii="Cascadia Mono" w:hAnsi="Cascadia Mono" w:eastAsia="Cascadia Mono"/>
-          <w:b/>
-          <w:color w:val="1F4E79"/>
-          <w:sz w:val="20"/>
-        </w:rPr>
-        <w:t>/home</w:t>
-      </w:r>
-    </w:p>
-    <w:p>
-      <w:pPr>
-        <w:spacing w:after="100" w:line="259" w:lineRule="auto"/>
-      </w:pPr>
-      <w:r>
-        <w:rPr>
-          <w:rFonts w:ascii="Aptos" w:hAnsi="Aptos" w:eastAsia="Aptos"/>
-          <w:b/>
-          <w:color w:val="000000"/>
-          <w:sz w:val="21"/>
-        </w:rPr>
-        <w:t>Простыми словами.</w:t>
-      </w:r>
-      <w:r>
-        <w:rPr>
-          <w:rFonts w:ascii="Aptos" w:hAnsi="Aptos" w:eastAsia="Aptos"/>
-          <w:b w:val="0"/>
-          <w:color w:val="000000"/>
-          <w:sz w:val="21"/>
-        </w:rPr>
-        <w:t xml:space="preserve"> Безопасно возвращает игрока к его кровати, заряженному якорю возрождения или forced respawn point.</w:t>
-      </w:r>
-    </w:p>
-    <w:p>
-      <w:pPr>
-        <w:spacing w:after="100" w:line="259" w:lineRule="auto"/>
-      </w:pPr>
-      <w:r>
-        <w:rPr>
-          <w:rFonts w:ascii="Aptos" w:hAnsi="Aptos" w:eastAsia="Aptos"/>
-          <w:b/>
-          <w:color w:val="000000"/>
-          <w:sz w:val="21"/>
-        </w:rPr>
-        <w:t>По коду.</w:t>
-      </w:r>
-      <w:r>
-        <w:rPr>
-          <w:rFonts w:ascii="Aptos" w:hAnsi="Aptos" w:eastAsia="Aptos"/>
-          <w:b w:val="0"/>
-          <w:color w:val="000000"/>
-          <w:sz w:val="21"/>
-        </w:rPr>
-        <w:t xml:space="preserve"> HomeTravel требует JEM Identity, живого non-spectator, отсутствие урона последние 15 секунд, cooldown 60 секунд и отсутствие начавшегося event combat. Он проверяет точку возрождения, загружает её чанк, ищет безопасную полную collision box в радиусе 3 и пропускает цель через BossTeleportSafety.</w:t>
-      </w:r>
-    </w:p>
-    <w:p>
-      <w:pPr>
-        <w:spacing w:after="100" w:line="259" w:lineRule="auto"/>
-      </w:pPr>
-      <w:r>
-        <w:rPr>
-          <w:rFonts w:ascii="Aptos" w:hAnsi="Aptos" w:eastAsia="Aptos"/>
-          <w:b/>
-          <w:color w:val="000000"/>
-          <w:sz w:val="21"/>
-        </w:rPr>
-        <w:t>Доступ.</w:t>
-      </w:r>
-      <w:r>
-        <w:rPr>
-          <w:rFonts w:ascii="Aptos" w:hAnsi="Aptos" w:eastAsia="Aptos"/>
-          <w:b w:val="0"/>
-          <w:color w:val="000000"/>
-          <w:sz w:val="21"/>
-        </w:rPr>
-        <w:t xml:space="preserve"> Аутентифицированный игрок; permission не требуется.</w:t>
-      </w:r>
-    </w:p>
-    <w:p>
-      <w:pPr>
-        <w:spacing w:after="100" w:line="259" w:lineRule="auto"/>
-      </w:pPr>
-      <w:r>
-        <w:rPr>
-          <w:rFonts w:ascii="Aptos" w:hAnsi="Aptos" w:eastAsia="Aptos"/>
-          <w:b/>
-          <w:color w:val="000000"/>
-          <w:sz w:val="21"/>
-        </w:rPr>
-        <w:t>Результат и ошибки.</w:t>
-      </w:r>
-      <w:r>
-        <w:rPr>
-          <w:rFonts w:ascii="Aptos" w:hAnsi="Aptos" w:eastAsia="Aptos"/>
-          <w:b w:val="0"/>
-          <w:color w:val="000000"/>
-          <w:sz w:val="21"/>
-        </w:rPr>
-        <w:t xml:space="preserve"> Успех закрывает контейнер, снимает игрока с транспорта, телепортирует через общий safety owner, записывает LAST_USE и возвращает 1. identity_required, unavailable, combat, cooldown, arena, missing, invalid и unsafe возвращают 0 с action-bar сообщением.</w:t>
-      </w:r>
-    </w:p>
-    <w:p>
-      <w:pPr>
-        <w:pStyle w:val="Heading2"/>
-      </w:pPr>
-      <w:r>
-        <w:t>Ориентиры</w:t>
-      </w:r>
-    </w:p>
-    <w:p>
-      <w:pPr>
-        <w:pStyle w:val="Command"/>
-        <w:keepNext/>
-      </w:pPr>
-      <w:r>
-        <w:rPr>
-          <w:rFonts w:ascii="Cascadia Mono" w:hAnsi="Cascadia Mono" w:eastAsia="Cascadia Mono"/>
-          <w:b/>
-          <w:color w:val="1F4E79"/>
-          <w:sz w:val="20"/>
-        </w:rPr>
-        <w:t>/landmarks</w:t>
-      </w:r>
-    </w:p>
-    <w:p>
-      <w:pPr>
-        <w:spacing w:after="100" w:line="259" w:lineRule="auto"/>
-      </w:pPr>
-      <w:r>
-        <w:rPr>
-          <w:rFonts w:ascii="Aptos" w:hAnsi="Aptos" w:eastAsia="Aptos"/>
-          <w:b/>
-          <w:color w:val="000000"/>
-          <w:sz w:val="21"/>
-        </w:rPr>
-        <w:t>Простыми словами.</w:t>
-      </w:r>
-      <w:r>
-        <w:rPr>
-          <w:rFonts w:ascii="Aptos" w:hAnsi="Aptos" w:eastAsia="Aptos"/>
-          <w:b w:val="0"/>
-          <w:color w:val="000000"/>
-          <w:sz w:val="21"/>
-        </w:rPr>
-        <w:t xml:space="preserve"> Открывает список видимых игроку общих ориентиров.</w:t>
-      </w:r>
-    </w:p>
-    <w:p>
-      <w:pPr>
-        <w:spacing w:after="100" w:line="259" w:lineRule="auto"/>
-      </w:pPr>
-      <w:r>
-        <w:rPr>
-          <w:rFonts w:ascii="Aptos" w:hAnsi="Aptos" w:eastAsia="Aptos"/>
-          <w:b/>
-          <w:color w:val="000000"/>
-          <w:sz w:val="21"/>
-        </w:rPr>
-        <w:t>По коду.</w:t>
-      </w:r>
-      <w:r>
-        <w:rPr>
-          <w:rFonts w:ascii="Aptos" w:hAnsi="Aptos" w:eastAsia="Aptos"/>
-          <w:b w:val="0"/>
-          <w:color w:val="000000"/>
-          <w:sz w:val="21"/>
-        </w:rPr>
-        <w:t xml:space="preserve"> Landmarks.open читает ServerData, сортирует записи по имени и UUID, ограничивает страницу диапазоном и показывает до 45 записей. Иконки несут dimension, позицию и радиус для клиентской карты; из меню можно открыть свою запись или начать создание новой.</w:t>
-      </w:r>
-    </w:p>
-    <w:p>
-      <w:pPr>
-        <w:spacing w:after="100" w:line="259" w:lineRule="auto"/>
-      </w:pPr>
-      <w:r>
-        <w:rPr>
-          <w:rFonts w:ascii="Aptos" w:hAnsi="Aptos" w:eastAsia="Aptos"/>
-          <w:b/>
-          <w:color w:val="000000"/>
-          <w:sz w:val="21"/>
-        </w:rPr>
-        <w:t>Доступ.</w:t>
-      </w:r>
-      <w:r>
-        <w:rPr>
-          <w:rFonts w:ascii="Aptos" w:hAnsi="Aptos" w:eastAsia="Aptos"/>
-          <w:b w:val="0"/>
-          <w:color w:val="000000"/>
-          <w:sz w:val="21"/>
-        </w:rPr>
-        <w:t xml:space="preserve"> Игрок; permission не требуется. Функция должна быть включена в jem_server server config.</w:t>
-      </w:r>
-    </w:p>
-    <w:p>
-      <w:pPr>
-        <w:spacing w:after="100" w:line="259" w:lineRule="auto"/>
-      </w:pPr>
-      <w:r>
-        <w:rPr>
-          <w:rFonts w:ascii="Aptos" w:hAnsi="Aptos" w:eastAsia="Aptos"/>
-          <w:b/>
-          <w:color w:val="000000"/>
-          <w:sz w:val="21"/>
-        </w:rPr>
-        <w:t>Результат и ошибки.</w:t>
-      </w:r>
-      <w:r>
-        <w:rPr>
-          <w:rFonts w:ascii="Aptos" w:hAnsi="Aptos" w:eastAsia="Aptos"/>
-          <w:b w:val="0"/>
-          <w:color w:val="000000"/>
-          <w:sz w:val="21"/>
-        </w:rPr>
-        <w:t xml:space="preserve"> Команда возвращает 1 даже если функция выключена и метод сразу ничего не откроет. Обычное открытие данные не меняет.</w:t>
-      </w:r>
-    </w:p>
-    <w:p>
-      <w:pPr>
-        <w:pStyle w:val="Command"/>
-        <w:keepNext/>
-      </w:pPr>
-      <w:r>
-        <w:rPr>
-          <w:rFonts w:ascii="Cascadia Mono" w:hAnsi="Cascadia Mono" w:eastAsia="Cascadia Mono"/>
-          <w:b/>
-          <w:color w:val="1F4E79"/>
-          <w:sz w:val="20"/>
-        </w:rPr>
-        <w:t>/landmarks create</w:t>
-      </w:r>
-    </w:p>
-    <w:p>
-      <w:pPr>
-        <w:spacing w:after="100" w:line="259" w:lineRule="auto"/>
-      </w:pPr>
-      <w:r>
-        <w:rPr>
-          <w:rFonts w:ascii="Aptos" w:hAnsi="Aptos" w:eastAsia="Aptos"/>
-          <w:b/>
-          <w:color w:val="000000"/>
-          <w:sz w:val="21"/>
-        </w:rPr>
-        <w:t>Простыми словами.</w:t>
-      </w:r>
-      <w:r>
-        <w:rPr>
-          <w:rFonts w:ascii="Aptos" w:hAnsi="Aptos" w:eastAsia="Aptos"/>
-          <w:b w:val="0"/>
-          <w:color w:val="000000"/>
-          <w:sz w:val="21"/>
-        </w:rPr>
-        <w:t xml:space="preserve"> Начинает создание ориентира в текущей позиции игрока.</w:t>
-      </w:r>
-    </w:p>
-    <w:p>
-      <w:pPr>
-        <w:spacing w:after="100" w:line="259" w:lineRule="auto"/>
-      </w:pPr>
-      <w:r>
-        <w:rPr>
-          <w:rFonts w:ascii="Aptos" w:hAnsi="Aptos" w:eastAsia="Aptos"/>
-          <w:b/>
-          <w:color w:val="000000"/>
-          <w:sz w:val="21"/>
-        </w:rPr>
-        <w:t>По коду.</w:t>
-      </w:r>
-      <w:r>
-        <w:rPr>
-          <w:rFonts w:ascii="Aptos" w:hAnsi="Aptos" w:eastAsia="Aptos"/>
-          <w:b w:val="0"/>
-          <w:color w:val="000000"/>
-          <w:sz w:val="21"/>
-        </w:rPr>
-        <w:t xml:space="preserve"> Сначала открывается ввод имени, затем выбор категории scenery, building, landmark, shop или danger. Имя после strip должно быть непустым, не длиннее настроенного лимита, по умолчанию 48, и не содержать управляющие символы или §. Позиция должна быть в текущем измерении, внутри world border и высоты мира, а чанк должен быть доступен по claims. После публикации LandmarkNetwork рассылает изменение.</w:t>
-      </w:r>
-    </w:p>
-    <w:p>
-      <w:pPr>
-        <w:spacing w:after="100" w:line="259" w:lineRule="auto"/>
-      </w:pPr>
-      <w:r>
-        <w:rPr>
-          <w:rFonts w:ascii="Aptos" w:hAnsi="Aptos" w:eastAsia="Aptos"/>
-          <w:b/>
-          <w:color w:val="000000"/>
-          <w:sz w:val="21"/>
-        </w:rPr>
-        <w:t>Доступ.</w:t>
-      </w:r>
-      <w:r>
-        <w:rPr>
-          <w:rFonts w:ascii="Aptos" w:hAnsi="Aptos" w:eastAsia="Aptos"/>
-          <w:b w:val="0"/>
-          <w:color w:val="000000"/>
-          <w:sz w:val="21"/>
-        </w:rPr>
-        <w:t xml:space="preserve"> Игрок; permission не требуется. Функция ориентиров должна быть включена.</w:t>
-      </w:r>
-    </w:p>
-    <w:p>
-      <w:pPr>
-        <w:spacing w:after="100" w:line="259" w:lineRule="auto"/>
-      </w:pPr>
-      <w:r>
-        <w:rPr>
-          <w:rFonts w:ascii="Aptos" w:hAnsi="Aptos" w:eastAsia="Aptos"/>
-          <w:b/>
-          <w:color w:val="000000"/>
-          <w:sz w:val="21"/>
-        </w:rPr>
-        <w:t>Результат и ошибки.</w:t>
-      </w:r>
-      <w:r>
-        <w:rPr>
-          <w:rFonts w:ascii="Aptos" w:hAnsi="Aptos" w:eastAsia="Aptos"/>
-          <w:b w:val="0"/>
-          <w:color w:val="000000"/>
-          <w:sz w:val="21"/>
-        </w:rPr>
-        <w:t xml:space="preserve"> Регистрация команды возвращает 1 сразу после открытия ввода. Ошибки имени, позиции и общего лимита сообщаются позднее в UI. Полный дубль того же имени и позиции считается успешным без второй записи.</w:t>
-      </w:r>
-    </w:p>
-    <w:p>
-      <w:pPr>
-        <w:pStyle w:val="Command"/>
-        <w:keepNext/>
-      </w:pPr>
-      <w:r>
-        <w:rPr>
-          <w:rFonts w:ascii="Cascadia Mono" w:hAnsi="Cascadia Mono" w:eastAsia="Cascadia Mono"/>
-          <w:b/>
-          <w:color w:val="1F4E79"/>
-          <w:sz w:val="20"/>
-        </w:rPr>
-        <w:t>/landmarks admin</w:t>
-      </w:r>
-    </w:p>
-    <w:p>
-      <w:pPr>
-        <w:spacing w:after="100" w:line="259" w:lineRule="auto"/>
-      </w:pPr>
-      <w:r>
-        <w:rPr>
-          <w:rFonts w:ascii="Aptos" w:hAnsi="Aptos" w:eastAsia="Aptos"/>
-          <w:b/>
-          <w:color w:val="000000"/>
-          <w:sz w:val="21"/>
-        </w:rPr>
-        <w:t>Простыми словами.</w:t>
-      </w:r>
-      <w:r>
-        <w:rPr>
-          <w:rFonts w:ascii="Aptos" w:hAnsi="Aptos" w:eastAsia="Aptos"/>
-          <w:b w:val="0"/>
-          <w:color w:val="000000"/>
-          <w:sz w:val="21"/>
-        </w:rPr>
-        <w:t xml:space="preserve"> Открывает тот же список в режиме управления.</w:t>
-      </w:r>
-    </w:p>
-    <w:p>
-      <w:pPr>
-        <w:spacing w:after="100" w:line="259" w:lineRule="auto"/>
-      </w:pPr>
-      <w:r>
-        <w:rPr>
-          <w:rFonts w:ascii="Aptos" w:hAnsi="Aptos" w:eastAsia="Aptos"/>
-          <w:b/>
-          <w:color w:val="000000"/>
-          <w:sz w:val="21"/>
-        </w:rPr>
-        <w:t>По коду.</w:t>
-      </w:r>
-      <w:r>
-        <w:rPr>
-          <w:rFonts w:ascii="Aptos" w:hAnsi="Aptos" w:eastAsia="Aptos"/>
-          <w:b w:val="0"/>
-          <w:color w:val="000000"/>
-          <w:sz w:val="21"/>
-        </w:rPr>
-        <w:t xml:space="preserve"> Команда вызывает Landmarks.open(player, 0, true). Сам список остаётся персонально отфильтрованным ServerData; режим передаётся в переходы управления и дополнительно проверяется внутри open.</w:t>
-      </w:r>
-    </w:p>
-    <w:p>
-      <w:pPr>
-        <w:spacing w:after="100" w:line="259" w:lineRule="auto"/>
-      </w:pPr>
-      <w:r>
-        <w:rPr>
-          <w:rFonts w:ascii="Aptos" w:hAnsi="Aptos" w:eastAsia="Aptos"/>
-          <w:b/>
-          <w:color w:val="000000"/>
-          <w:sz w:val="21"/>
-        </w:rPr>
-        <w:t>Доступ.</w:t>
-      </w:r>
-      <w:r>
-        <w:rPr>
-          <w:rFonts w:ascii="Aptos" w:hAnsi="Aptos" w:eastAsia="Aptos"/>
-          <w:b w:val="0"/>
-          <w:color w:val="000000"/>
-          <w:sz w:val="21"/>
-        </w:rPr>
-        <w:t xml:space="preserve"> Требуется permission 2 и игрок.</w:t>
-      </w:r>
-    </w:p>
-    <w:p>
-      <w:pPr>
-        <w:spacing w:after="100" w:line="259" w:lineRule="auto"/>
-      </w:pPr>
-      <w:r>
-        <w:rPr>
-          <w:rFonts w:ascii="Aptos" w:hAnsi="Aptos" w:eastAsia="Aptos"/>
-          <w:b/>
-          <w:color w:val="000000"/>
-          <w:sz w:val="21"/>
-        </w:rPr>
-        <w:t>Результат и ошибки.</w:t>
-      </w:r>
-      <w:r>
-        <w:rPr>
-          <w:rFonts w:ascii="Aptos" w:hAnsi="Aptos" w:eastAsia="Aptos"/>
-          <w:b w:val="0"/>
-          <w:color w:val="000000"/>
-          <w:sz w:val="21"/>
-        </w:rPr>
-        <w:t xml:space="preserve"> Возвращает 1 после вызова. Если ориентиры выключены или permission исчез до открытия, метод ничего не показывает; сама команда записи не изменяет.</w:t>
-      </w:r>
-    </w:p>
-    <w:p>
-      <w:pPr>
-        <w:pStyle w:val="Command"/>
-        <w:keepNext/>
-      </w:pPr>
-      <w:r>
-        <w:rPr>
-          <w:rFonts w:ascii="Cascadia Mono" w:hAnsi="Cascadia Mono" w:eastAsia="Cascadia Mono"/>
-          <w:b/>
-          <w:color w:val="1F4E79"/>
-          <w:sz w:val="20"/>
-        </w:rPr>
-        <w:t>/landmarks remove &lt;id&gt;</w:t>
-      </w:r>
-    </w:p>
-    <w:p>
-      <w:pPr>
-        <w:spacing w:after="100" w:line="259" w:lineRule="auto"/>
-      </w:pPr>
-      <w:r>
-        <w:rPr>
-          <w:rFonts w:ascii="Aptos" w:hAnsi="Aptos" w:eastAsia="Aptos"/>
-          <w:b/>
-          <w:color w:val="000000"/>
-          <w:sz w:val="21"/>
-        </w:rPr>
-        <w:t>Простыми словами.</w:t>
-      </w:r>
-      <w:r>
-        <w:rPr>
-          <w:rFonts w:ascii="Aptos" w:hAnsi="Aptos" w:eastAsia="Aptos"/>
-          <w:b w:val="0"/>
-          <w:color w:val="000000"/>
-          <w:sz w:val="21"/>
-        </w:rPr>
-        <w:t xml:space="preserve"> Удаляет собственный обычный ориентир по UUID.</w:t>
-      </w:r>
-    </w:p>
-    <w:p>
-      <w:pPr>
-        <w:spacing w:after="100" w:line="259" w:lineRule="auto"/>
-      </w:pPr>
-      <w:r>
-        <w:rPr>
-          <w:rFonts w:ascii="Aptos" w:hAnsi="Aptos" w:eastAsia="Aptos"/>
-          <w:b/>
-          <w:color w:val="000000"/>
-          <w:sz w:val="21"/>
-        </w:rPr>
-        <w:t>По коду.</w:t>
-      </w:r>
-      <w:r>
-        <w:rPr>
-          <w:rFonts w:ascii="Aptos" w:hAnsi="Aptos" w:eastAsia="Aptos"/>
-          <w:b w:val="0"/>
-          <w:color w:val="000000"/>
-          <w:sz w:val="21"/>
-        </w:rPr>
-        <w:t xml:space="preserve"> UuidArgument разбирает id. Landmarks.delete разрешает удаление только создателю, запрещает системные boss landmarks, удаляет запись из ServerData и отправляет LandmarkNetwork.removed; затем снова открывается обычный список.</w:t>
-      </w:r>
-    </w:p>
-    <w:p>
-      <w:pPr>
-        <w:spacing w:after="100" w:line="259" w:lineRule="auto"/>
-      </w:pPr>
-      <w:r>
-        <w:rPr>
-          <w:rFonts w:ascii="Aptos" w:hAnsi="Aptos" w:eastAsia="Aptos"/>
-          <w:b/>
-          <w:color w:val="000000"/>
-          <w:sz w:val="21"/>
-        </w:rPr>
-        <w:t>Доступ.</w:t>
-      </w:r>
-      <w:r>
-        <w:rPr>
-          <w:rFonts w:ascii="Aptos" w:hAnsi="Aptos" w:eastAsia="Aptos"/>
-          <w:b w:val="0"/>
-          <w:color w:val="000000"/>
-          <w:sz w:val="21"/>
-        </w:rPr>
-        <w:t xml:space="preserve"> Игрок; отдельный permission не нужен, но запись должна принадлежать этому игроку.</w:t>
-      </w:r>
-    </w:p>
-    <w:p>
-      <w:pPr>
-        <w:spacing w:after="100" w:line="259" w:lineRule="auto"/>
-      </w:pPr>
-      <w:r>
-        <w:rPr>
-          <w:rFonts w:ascii="Aptos" w:hAnsi="Aptos" w:eastAsia="Aptos"/>
-          <w:b/>
-          <w:color w:val="000000"/>
-          <w:sz w:val="21"/>
-        </w:rPr>
-        <w:t>Результат и ошибки.</w:t>
-      </w:r>
-      <w:r>
-        <w:rPr>
-          <w:rFonts w:ascii="Aptos" w:hAnsi="Aptos" w:eastAsia="Aptos"/>
-          <w:b w:val="0"/>
-          <w:color w:val="000000"/>
-          <w:sz w:val="21"/>
-        </w:rPr>
-        <w:t xml:space="preserve"> Успешное удаление возвращает 1 и сообщает deleted. Выключенная функция, отсутствующий UUID, чужая или системная запись возвращает 0; already_deleted используется, если разрешённая запись не изменила данные при удалении.</w:t>
-      </w:r>
-    </w:p>
-    <w:p>
-      <w:pPr>
-        <w:pStyle w:val="Heading2"/>
-      </w:pPr>
-      <w:r>
-        <w:t>Совместимость с TPA</w:t>
-      </w:r>
-    </w:p>
-    <w:p>
-      <w:pPr>
-        <w:pStyle w:val="Command"/>
-        <w:keepNext/>
-      </w:pPr>
-      <w:r>
-        <w:rPr>
-          <w:rFonts w:ascii="Cascadia Mono" w:hAnsi="Cascadia Mono" w:eastAsia="Cascadia Mono"/>
-          <w:b/>
-          <w:color w:val="1F4E79"/>
-          <w:sz w:val="20"/>
-        </w:rPr>
-        <w:t>/tpa accept</w:t>
-      </w:r>
-    </w:p>
-    <w:p>
-      <w:pPr>
-        <w:spacing w:after="100" w:line="259" w:lineRule="auto"/>
-      </w:pPr>
-      <w:r>
-        <w:rPr>
-          <w:rFonts w:ascii="Aptos" w:hAnsi="Aptos" w:eastAsia="Aptos"/>
-          <w:b/>
-          <w:color w:val="000000"/>
-          <w:sz w:val="21"/>
-        </w:rPr>
-        <w:t>Простыми словами.</w:t>
-      </w:r>
-      <w:r>
-        <w:rPr>
-          <w:rFonts w:ascii="Aptos" w:hAnsi="Aptos" w:eastAsia="Aptos"/>
-          <w:b w:val="0"/>
-          <w:color w:val="000000"/>
-          <w:sz w:val="21"/>
-        </w:rPr>
-        <w:t xml:space="preserve"> Принимает входящий запрос TPA через наш безопасный адаптер.</w:t>
-      </w:r>
-    </w:p>
-    <w:p>
-      <w:pPr>
-        <w:spacing w:after="100" w:line="259" w:lineRule="auto"/>
-      </w:pPr>
-      <w:r>
-        <w:rPr>
-          <w:rFonts w:ascii="Aptos" w:hAnsi="Aptos" w:eastAsia="Aptos"/>
-          <w:b/>
-          <w:color w:val="000000"/>
-          <w:sz w:val="21"/>
-        </w:rPr>
-        <w:t>По коду.</w:t>
-      </w:r>
-      <w:r>
-        <w:rPr>
-          <w:rFonts w:ascii="Aptos" w:hAnsi="Aptos" w:eastAsia="Aptos"/>
-          <w:b w:val="0"/>
-          <w:color w:val="000000"/>
-          <w:sz w:val="21"/>
-        </w:rPr>
-        <w:t xml:space="preserve"> TpaCompat сначала просматривает config/TPA/data только для текущего receiver и удаляет его запросы, если срок истёк или sender уже offline. После очистки он рефлексивно вызывает TpaManager.acceptRequest у установленного TPA-мода; сам JEM не воспроизводит его телепортацию.</w:t>
-      </w:r>
-    </w:p>
-    <w:p>
-      <w:pPr>
-        <w:spacing w:after="100" w:line="259" w:lineRule="auto"/>
-      </w:pPr>
-      <w:r>
-        <w:rPr>
-          <w:rFonts w:ascii="Aptos" w:hAnsi="Aptos" w:eastAsia="Aptos"/>
-          <w:b/>
-          <w:color w:val="000000"/>
-          <w:sz w:val="21"/>
-        </w:rPr>
-        <w:t>Доступ.</w:t>
-      </w:r>
-      <w:r>
-        <w:rPr>
-          <w:rFonts w:ascii="Aptos" w:hAnsi="Aptos" w:eastAsia="Aptos"/>
-          <w:b w:val="0"/>
-          <w:color w:val="000000"/>
-          <w:sz w:val="21"/>
-        </w:rPr>
-        <w:t xml:space="preserve"> Только dedicated server, нужен игрок; permission не требуется.</w:t>
-      </w:r>
-    </w:p>
-    <w:p>
-      <w:pPr>
-        <w:spacing w:after="100" w:line="259" w:lineRule="auto"/>
-      </w:pPr>
-      <w:r>
-        <w:rPr>
-          <w:rFonts w:ascii="Aptos" w:hAnsi="Aptos" w:eastAsia="Aptos"/>
-          <w:b/>
-          <w:color w:val="000000"/>
-          <w:sz w:val="21"/>
-        </w:rPr>
-        <w:t>Результат и ошибки.</w:t>
-      </w:r>
-      <w:r>
-        <w:rPr>
-          <w:rFonts w:ascii="Aptos" w:hAnsi="Aptos" w:eastAsia="Aptos"/>
-          <w:b w:val="0"/>
-          <w:color w:val="000000"/>
-          <w:sz w:val="21"/>
-        </w:rPr>
-        <w:t xml:space="preserve"> При обычном вызове возвращается Brigadier SINGLE_SUCCESS. Итог запроса и сообщения принадлежат TPA-моду. Отсутствие ожидаемого класса или метода, а также ошибка чтения данных превращаются в IllegalStateException вместо скрытого fallback.</w:t>
-      </w:r>
-    </w:p>
-    <w:p>
-      <w:pPr>
-        <w:pStyle w:val="Command"/>
-        <w:keepNext/>
-      </w:pPr>
-      <w:r>
-        <w:rPr>
-          <w:rFonts w:ascii="Cascadia Mono" w:hAnsi="Cascadia Mono" w:eastAsia="Cascadia Mono"/>
-          <w:b/>
-          <w:color w:val="1F4E79"/>
-          <w:sz w:val="20"/>
-        </w:rPr>
-        <w:t>/tpaccept</w:t>
-      </w:r>
-    </w:p>
-    <w:p>
-      <w:pPr>
-        <w:spacing w:after="100" w:line="259" w:lineRule="auto"/>
-      </w:pPr>
-      <w:r>
-        <w:rPr>
-          <w:rFonts w:ascii="Aptos" w:hAnsi="Aptos" w:eastAsia="Aptos"/>
-          <w:b/>
-          <w:color w:val="000000"/>
-          <w:sz w:val="21"/>
-        </w:rPr>
-        <w:t>Простыми словами.</w:t>
-      </w:r>
-      <w:r>
-        <w:rPr>
-          <w:rFonts w:ascii="Aptos" w:hAnsi="Aptos" w:eastAsia="Aptos"/>
-          <w:b w:val="0"/>
-          <w:color w:val="000000"/>
-          <w:sz w:val="21"/>
-        </w:rPr>
-        <w:t xml:space="preserve"> Короткий алиас нашего /tpa accept.</w:t>
-      </w:r>
-    </w:p>
-    <w:p>
-      <w:pPr>
-        <w:spacing w:after="100" w:line="259" w:lineRule="auto"/>
-      </w:pPr>
-      <w:r>
-        <w:rPr>
-          <w:rFonts w:ascii="Aptos" w:hAnsi="Aptos" w:eastAsia="Aptos"/>
-          <w:b/>
-          <w:color w:val="000000"/>
-          <w:sz w:val="21"/>
-        </w:rPr>
-        <w:t>По коду.</w:t>
-      </w:r>
-      <w:r>
-        <w:rPr>
-          <w:rFonts w:ascii="Aptos" w:hAnsi="Aptos" w:eastAsia="Aptos"/>
-          <w:b w:val="0"/>
-          <w:color w:val="000000"/>
-          <w:sz w:val="21"/>
-        </w:rPr>
-        <w:t xml:space="preserve"> Команда вызывает тот же TpaCompat.accept, включая очистку просроченных или оставшихся без online sender файлов перед передачей TPA-моду.</w:t>
-      </w:r>
-    </w:p>
-    <w:p>
-      <w:pPr>
-        <w:spacing w:after="100" w:line="259" w:lineRule="auto"/>
-      </w:pPr>
-      <w:r>
-        <w:rPr>
-          <w:rFonts w:ascii="Aptos" w:hAnsi="Aptos" w:eastAsia="Aptos"/>
-          <w:b/>
-          <w:color w:val="000000"/>
-          <w:sz w:val="21"/>
-        </w:rPr>
-        <w:t>Доступ.</w:t>
-      </w:r>
-      <w:r>
-        <w:rPr>
-          <w:rFonts w:ascii="Aptos" w:hAnsi="Aptos" w:eastAsia="Aptos"/>
-          <w:b w:val="0"/>
-          <w:color w:val="000000"/>
-          <w:sz w:val="21"/>
-        </w:rPr>
-        <w:t xml:space="preserve"> Только dedicated server, нужен игрок; permission не требуется.</w:t>
-      </w:r>
-    </w:p>
-    <w:p>
-      <w:pPr>
-        <w:spacing w:after="100" w:line="259" w:lineRule="auto"/>
-      </w:pPr>
-      <w:r>
-        <w:rPr>
-          <w:rFonts w:ascii="Aptos" w:hAnsi="Aptos" w:eastAsia="Aptos"/>
-          <w:b/>
-          <w:color w:val="000000"/>
-          <w:sz w:val="21"/>
-        </w:rPr>
-        <w:t>Результат и ошибки.</w:t>
-      </w:r>
-      <w:r>
-        <w:rPr>
-          <w:rFonts w:ascii="Aptos" w:hAnsi="Aptos" w:eastAsia="Aptos"/>
-          <w:b w:val="0"/>
-          <w:color w:val="000000"/>
-          <w:sz w:val="21"/>
-        </w:rPr>
-        <w:t xml:space="preserve"> Возвращаемое значение и ошибки полностью совпадают с /tpa accept; отдельной логики телепортации у алиаса нет.</w:t>
-      </w:r>
-    </w:p>
-    <w:p>
-      <w:pPr>
-        <w:pStyle w:val="Heading1"/>
-        <w:keepNext/>
-      </w:pPr>
-      <w:r>
-        <w:t>Важные особенности текущего кода</w:t>
-      </w:r>
-    </w:p>
-    <w:p>
-      <w:pPr>
-        <w:pStyle w:val="ListBullet"/>
-        <w:spacing w:after="60"/>
-      </w:pPr>
-      <w:r>
-        <w:rPr>
-          <w:rFonts w:ascii="Aptos" w:hAnsi="Aptos" w:eastAsia="Aptos"/>
-          <w:b w:val="0"/>
-          <w:color w:val="000000"/>
-          <w:sz w:val="21"/>
-        </w:rPr>
-        <w:t>Корень /jem сам по себе не имеет executes. Нужна подкоманда role, professions, town, project или holiday.</w:t>
-      </w:r>
-    </w:p>
-    <w:p>
-      <w:pPr>
-        <w:pStyle w:val="ListBullet"/>
-        <w:spacing w:after="60"/>
-      </w:pPr>
-      <w:r>
-        <w:rPr>
-          <w:rFonts w:ascii="Aptos" w:hAnsi="Aptos" w:eastAsia="Aptos"/>
-          <w:b w:val="0"/>
-          <w:color w:val="000000"/>
-          <w:sz w:val="21"/>
-        </w:rPr>
-        <w:t>Корень /smp имеет executes и открывает events.</w:t>
-      </w:r>
-    </w:p>
-    <w:p>
-      <w:pPr>
-        <w:pStyle w:val="ListBullet"/>
-        <w:spacing w:after="60"/>
-      </w:pPr>
-      <w:r>
-        <w:rPr>
-          <w:rFonts w:ascii="Aptos" w:hAnsi="Aptos" w:eastAsia="Aptos"/>
-          <w:b w:val="0"/>
-          <w:color w:val="000000"/>
-          <w:sz w:val="21"/>
-        </w:rPr>
-        <w:t>join зарегистрирован под всеми пятью вкладками, но только /smp parties &lt;id&gt; join может пройти проверку.</w:t>
-      </w:r>
-    </w:p>
-    <w:p>
-      <w:pPr>
-        <w:pStyle w:val="ListBullet"/>
-        <w:spacing w:after="60"/>
-      </w:pPr>
-      <w:r>
-        <w:rPr>
-          <w:rFonts w:ascii="Aptos" w:hAnsi="Aptos" w:eastAsia="Aptos"/>
-          <w:b w:val="0"/>
-          <w:color w:val="000000"/>
-          <w:sz w:val="21"/>
-        </w:rPr>
-        <w:t>Короткий /smp forfeit &lt;party&gt; не может пройти обязательную token validation; рабочая форма содержит &lt;action&gt;.</w:t>
-      </w:r>
-    </w:p>
-    <w:p>
-      <w:pPr>
-        <w:pStyle w:val="ListBullet"/>
-        <w:spacing w:after="60"/>
-      </w:pPr>
-      <w:r>
-        <w:rPr>
-          <w:rFonts w:ascii="Aptos" w:hAnsi="Aptos" w:eastAsia="Aptos"/>
-          <w:b w:val="0"/>
-          <w:color w:val="000000"/>
-          <w:sz w:val="21"/>
-        </w:rPr>
-        <w:t>/smp vote возвращает success code 1 даже если голос фактически проигнорирован.</w:t>
-      </w:r>
-    </w:p>
-    <w:p>
-      <w:pPr>
-        <w:pStyle w:val="ListBullet"/>
-        <w:spacing w:after="60"/>
-      </w:pPr>
-      <w:r>
-        <w:rPr>
-          <w:rFonts w:ascii="Aptos" w:hAnsi="Aptos" w:eastAsia="Aptos"/>
-          <w:b w:val="0"/>
-          <w:color w:val="000000"/>
-          <w:sz w:val="21"/>
-        </w:rPr>
-        <w:t>/smp event simulate изменяет runtime SavedData, добавляя фиктивных участников. Это не read-only диагностика.</w:t>
-      </w:r>
-    </w:p>
-    <w:p>
-      <w:pPr>
-        <w:pStyle w:val="ListBullet"/>
-        <w:spacing w:after="60"/>
-      </w:pPr>
-      <w:r>
-        <w:rPr>
-          <w:rFonts w:ascii="Aptos" w:hAnsi="Aptos" w:eastAsia="Aptos"/>
-          <w:b w:val="0"/>
-          <w:color w:val="000000"/>
-          <w:sz w:val="21"/>
-        </w:rPr>
-        <w:t>/jem holiday stop снимает forced flag, но сам не переводит ACTIVE событие в завершённое состояние.</w:t>
-      </w:r>
-    </w:p>
-    <w:p>
-      <w:pPr>
-        <w:pStyle w:val="ListBullet"/>
-        <w:spacing w:after="60"/>
-      </w:pPr>
-      <w:r>
-        <w:rPr>
-          <w:rFonts w:ascii="Aptos" w:hAnsi="Aptos" w:eastAsia="Aptos"/>
-          <w:b w:val="0"/>
-          <w:color w:val="000000"/>
-          <w:sz w:val="21"/>
-        </w:rPr>
-        <w:t>Административные /smp event ... и boss revive привязаны к имени Sirio_o, а не к OP level. Консоль их выполнить не может.</w:t>
-      </w:r>
-    </w:p>
-    <w:p>
-      <w:pPr>
-        <w:pStyle w:val="ListBullet"/>
-        <w:spacing w:after="60"/>
-      </w:pPr>
-      <w:r>
-        <w:rPr>
-          <w:rFonts w:ascii="Aptos" w:hAnsi="Aptos" w:eastAsia="Aptos"/>
-          <w:b w:val="0"/>
-          <w:color w:val="000000"/>
-          <w:sz w:val="21"/>
-        </w:rPr>
-        <w:t>RoleCommands и ProfessionCommands не проверяют DedicatedSmp при регистрации; town, project, holiday и основной /smp проверяют dedicated boundary.</w:t>
-      </w:r>
-    </w:p>
-    <w:p>
-      <w:pPr>
-        <w:pStyle w:val="ListBullet"/>
-      </w:pPr>
-      <w:r>
-        <w:t>/coins и /market регистрируются через DedicatedSmp.accepts; в integrated server этих корней нет.</w:t>
-      </w:r>
-    </w:p>
-    <w:p>
-      <w:pPr>
-        <w:pStyle w:val="ListBullet"/>
-      </w:pPr>
-      <w:r>
-        <w:t>/claims не использует DedicatedSmp.accepts. Корень только открывает JEM UI, а права на изменения повторно проверяются через FlanBridge.</w:t>
-      </w:r>
-    </w:p>
-    <w:p>
-      <w:pPr>
-        <w:pStyle w:val="ListBullet"/>
-      </w:pPr>
-      <w:r>
-        <w:t>/tpa accept и /tpaccept принадлежат JEM-адаптеру: он очищает недействительные запросы, но само принятие и телепортацию оставляет установленному TPA-моду.</w:t>
-      </w:r>
-    </w:p>
-    <w:p>
-      <w:pPr>
-        <w:pStyle w:val="Heading1"/>
-        <w:keepNext/>
-      </w:pPr>
-      <w:r>
-        <w:t>Другие корни с префиксом JEM</w:t>
-      </w:r>
-    </w:p>
-    <w:p>
-      <w:r>
-        <w:rPr>
-          <w:rFonts w:ascii="Aptos" w:hAnsi="Aptos" w:eastAsia="Aptos"/>
-          <w:b w:val="0"/>
-          <w:color w:val="000000"/>
-          <w:sz w:val="21"/>
-        </w:rPr>
-        <w:t>Следующие команды не являются подкомандами /jem, но начинаются с jem и поэтому часто воспринимаются как одна группа.</w:t>
+        <w:t>/jem boss revive</w:t>
+      </w:r>
+    </w:p>
+    <w:p>
+      <w:r>
+        <w:t>Простое объяснение. Восстанавливает босса ближайшей зарегистрированной арены.</w:t>
+      </w:r>
+    </w:p>
+    <w:p>
+      <w:r>
+        <w:t>По коду. Команда принадлежит JEM World Boss Tiers и вызывает BossRevivalApi. Она использует сохранённую арену и её нативную точку: живого босса возвращает на место, отсутствующего восстанавливает через владельца арены; отдельный allowlist типов не создаётся.</w:t>
+      </w:r>
+    </w:p>
+    <w:p>
+      <w:r>
+        <w:t>Доступ. Permission 2. Доступна через владельца World Boss Tiers и на dedicated server, и в integrated singleplayer.</w:t>
+      </w:r>
+    </w:p>
+    <w:p>
+      <w:r>
+        <w:t>Результат и ошибки. Сообщает created, no_arena, active или unavailable. Команда не подделывает победу и не разблокирует рейд без канонической прогрессии.</w:t>
       </w:r>
     </w:p>
     <w:p>
@@ -9832,435 +6581,47 @@
         <w:keepNext/>
       </w:pPr>
       <w:r>
-        <w:t>JEM Role</w:t>
-      </w:r>
-    </w:p>
-    <w:p>
-      <w:pPr>
-        <w:pStyle w:val="Command"/>
-        <w:keepNext/>
-      </w:pPr>
-      <w:r>
-        <w:rPr>
-          <w:rFonts w:ascii="Cascadia Mono" w:hAnsi="Cascadia Mono" w:eastAsia="Cascadia Mono"/>
-          <w:b/>
-          <w:color w:val="1F4E79"/>
-          <w:sz w:val="20"/>
-        </w:rPr>
-        <w:t>/jemrole</w:t>
-      </w:r>
-    </w:p>
-    <w:p>
-      <w:pPr>
-        <w:spacing w:after="100" w:line="259" w:lineRule="auto"/>
-      </w:pPr>
-      <w:r>
-        <w:rPr>
-          <w:rFonts w:ascii="Aptos" w:hAnsi="Aptos" w:eastAsia="Aptos"/>
-          <w:b/>
-          <w:color w:val="000000"/>
-          <w:sz w:val="21"/>
-        </w:rPr>
-        <w:t xml:space="preserve">Простыми словами. </w:t>
-      </w:r>
-      <w:r>
-        <w:rPr>
-          <w:rFonts w:ascii="Aptos" w:hAnsi="Aptos" w:eastAsia="Aptos"/>
-          <w:b w:val="0"/>
-          <w:color w:val="000000"/>
-          <w:sz w:val="21"/>
-        </w:rPr>
-        <w:t>Показывает текущую расу текстом.</w:t>
-      </w:r>
-    </w:p>
-    <w:p>
-      <w:pPr>
-        <w:spacing w:after="100" w:line="259" w:lineRule="auto"/>
-      </w:pPr>
-      <w:r>
-        <w:rPr>
-          <w:rFonts w:ascii="Aptos" w:hAnsi="Aptos" w:eastAsia="Aptos"/>
-          <w:b/>
-          <w:color w:val="000000"/>
-          <w:sz w:val="21"/>
-        </w:rPr>
-        <w:t xml:space="preserve">По коду. </w:t>
-      </w:r>
-      <w:r>
-        <w:rPr>
-          <w:rFonts w:ascii="Aptos" w:hAnsi="Aptos" w:eastAsia="Aptos"/>
-          <w:b w:val="0"/>
-          <w:color w:val="000000"/>
-          <w:sz w:val="21"/>
-        </w:rPr>
-        <w:t>По identity читает RaceApi snapshot. При пустом snapshot выводит usage; иначе current race.</w:t>
-      </w:r>
-    </w:p>
-    <w:p>
-      <w:pPr>
-        <w:spacing w:after="100" w:line="259" w:lineRule="auto"/>
-      </w:pPr>
-      <w:r>
-        <w:rPr>
-          <w:rFonts w:ascii="Aptos" w:hAnsi="Aptos" w:eastAsia="Aptos"/>
-          <w:b/>
-          <w:color w:val="000000"/>
-          <w:sz w:val="21"/>
-        </w:rPr>
-        <w:t xml:space="preserve">Доступ. </w:t>
-      </w:r>
-      <w:r>
-        <w:rPr>
-          <w:rFonts w:ascii="Aptos" w:hAnsi="Aptos" w:eastAsia="Aptos"/>
-          <w:b w:val="0"/>
-          <w:color w:val="000000"/>
-          <w:sz w:val="21"/>
-        </w:rPr>
-        <w:t>Игрок.</w:t>
-      </w:r>
-    </w:p>
-    <w:p>
-      <w:pPr>
-        <w:spacing w:after="100" w:line="259" w:lineRule="auto"/>
-      </w:pPr>
-      <w:r>
-        <w:rPr>
-          <w:rFonts w:ascii="Aptos" w:hAnsi="Aptos" w:eastAsia="Aptos"/>
-          <w:b/>
-          <w:color w:val="000000"/>
-          <w:sz w:val="21"/>
-        </w:rPr>
-        <w:t xml:space="preserve">Результат и ошибки. </w:t>
-      </w:r>
-      <w:r>
-        <w:rPr>
-          <w:rFonts w:ascii="Aptos" w:hAnsi="Aptos" w:eastAsia="Aptos"/>
-          <w:b w:val="0"/>
-          <w:color w:val="000000"/>
-          <w:sz w:val="21"/>
-        </w:rPr>
-        <w:t>Нет identity — код 0; иначе 1.</w:t>
-      </w:r>
-    </w:p>
-    <w:p>
-      <w:pPr>
-        <w:pStyle w:val="Command"/>
-        <w:keepNext/>
-      </w:pPr>
-      <w:r>
-        <w:rPr>
-          <w:rFonts w:ascii="Cascadia Mono" w:hAnsi="Cascadia Mono" w:eastAsia="Cascadia Mono"/>
-          <w:b/>
-          <w:color w:val="1F4E79"/>
-          <w:sz w:val="20"/>
-        </w:rPr>
-        <w:t>/jemrole choose &lt;human|dwarf|elf&gt;</w:t>
-      </w:r>
-    </w:p>
-    <w:p>
-      <w:pPr>
-        <w:spacing w:after="100" w:line="259" w:lineRule="auto"/>
-      </w:pPr>
-      <w:r>
-        <w:rPr>
-          <w:rFonts w:ascii="Aptos" w:hAnsi="Aptos" w:eastAsia="Aptos"/>
-          <w:b/>
-          <w:color w:val="000000"/>
-          <w:sz w:val="21"/>
-        </w:rPr>
-        <w:t xml:space="preserve">Простыми словами. </w:t>
-      </w:r>
-      <w:r>
-        <w:rPr>
-          <w:rFonts w:ascii="Aptos" w:hAnsi="Aptos" w:eastAsia="Aptos"/>
-          <w:b w:val="0"/>
-          <w:color w:val="000000"/>
-          <w:sz w:val="21"/>
-        </w:rPr>
-        <w:t>Выбирает расу или использует доступную бесплатную смену.</w:t>
-      </w:r>
-    </w:p>
-    <w:p>
-      <w:pPr>
-        <w:spacing w:after="100" w:line="259" w:lineRule="auto"/>
-      </w:pPr>
-      <w:r>
-        <w:rPr>
-          <w:rFonts w:ascii="Aptos" w:hAnsi="Aptos" w:eastAsia="Aptos"/>
-          <w:b/>
-          <w:color w:val="000000"/>
-          <w:sz w:val="21"/>
-        </w:rPr>
-        <w:t xml:space="preserve">По коду. </w:t>
-      </w:r>
-      <w:r>
-        <w:rPr>
-          <w:rFonts w:ascii="Aptos" w:hAnsi="Aptos" w:eastAsia="Aptos"/>
-          <w:b w:val="0"/>
-          <w:color w:val="000000"/>
-          <w:sz w:val="21"/>
-        </w:rPr>
-        <w:t>RaceId parse не зависит от регистра. Первая запись создаётся как CHOSEN. Та же раса даёт UNCHANGED. Другая раса меняется только если freeSwitchAvailable; change(next,true) расходует бесплатную смену. Публикуются RaceChosenEvent или RaceChangedEvent.</w:t>
-      </w:r>
-    </w:p>
-    <w:p>
-      <w:pPr>
-        <w:spacing w:after="100" w:line="259" w:lineRule="auto"/>
-      </w:pPr>
-      <w:r>
-        <w:rPr>
-          <w:rFonts w:ascii="Aptos" w:hAnsi="Aptos" w:eastAsia="Aptos"/>
-          <w:b/>
-          <w:color w:val="000000"/>
-          <w:sz w:val="21"/>
-        </w:rPr>
-        <w:t xml:space="preserve">Доступ. </w:t>
-      </w:r>
-      <w:r>
-        <w:rPr>
-          <w:rFonts w:ascii="Aptos" w:hAnsi="Aptos" w:eastAsia="Aptos"/>
-          <w:b w:val="0"/>
-          <w:color w:val="000000"/>
-          <w:sz w:val="21"/>
-        </w:rPr>
-        <w:t>Игрок.</w:t>
-      </w:r>
-    </w:p>
-    <w:p>
-      <w:pPr>
-        <w:spacing w:after="100" w:line="259" w:lineRule="auto"/>
-      </w:pPr>
-      <w:r>
-        <w:rPr>
-          <w:rFonts w:ascii="Aptos" w:hAnsi="Aptos" w:eastAsia="Aptos"/>
-          <w:b/>
-          <w:color w:val="000000"/>
-          <w:sz w:val="21"/>
-        </w:rPr>
-        <w:t xml:space="preserve">Результат и ошибки. </w:t>
-      </w:r>
-      <w:r>
-        <w:rPr>
-          <w:rFonts w:ascii="Aptos" w:hAnsi="Aptos" w:eastAsia="Aptos"/>
-          <w:b w:val="0"/>
-          <w:color w:val="000000"/>
-          <w:sz w:val="21"/>
-        </w:rPr>
-        <w:t>CHOSEN, CHANGED и UNCHANGED возвращают 1; UNAUTHENTICATED и CHANGE_LOCKED — 0.</w:t>
-      </w:r>
-    </w:p>
-    <w:p>
-      <w:pPr>
-        <w:pStyle w:val="Command"/>
-        <w:keepNext/>
-      </w:pPr>
-      <w:r>
-        <w:rPr>
-          <w:rFonts w:ascii="Cascadia Mono" w:hAnsi="Cascadia Mono" w:eastAsia="Cascadia Mono"/>
-          <w:b/>
-          <w:color w:val="1F4E79"/>
-          <w:sz w:val="20"/>
-        </w:rPr>
-        <w:t>/jemrole inspect &lt;player&gt;</w:t>
-      </w:r>
-    </w:p>
-    <w:p>
-      <w:pPr>
-        <w:spacing w:after="100" w:line="259" w:lineRule="auto"/>
-      </w:pPr>
-      <w:r>
-        <w:rPr>
-          <w:rFonts w:ascii="Aptos" w:hAnsi="Aptos" w:eastAsia="Aptos"/>
-          <w:b/>
-          <w:color w:val="000000"/>
-          <w:sz w:val="21"/>
-        </w:rPr>
-        <w:t xml:space="preserve">Простыми словами. </w:t>
-      </w:r>
-      <w:r>
-        <w:rPr>
-          <w:rFonts w:ascii="Aptos" w:hAnsi="Aptos" w:eastAsia="Aptos"/>
-          <w:b w:val="0"/>
-          <w:color w:val="000000"/>
-          <w:sz w:val="21"/>
-        </w:rPr>
-        <w:t>Показывает расу другого онлайн игрока.</w:t>
-      </w:r>
-    </w:p>
-    <w:p>
-      <w:pPr>
-        <w:spacing w:after="100" w:line="259" w:lineRule="auto"/>
-      </w:pPr>
-      <w:r>
-        <w:rPr>
-          <w:rFonts w:ascii="Aptos" w:hAnsi="Aptos" w:eastAsia="Aptos"/>
-          <w:b/>
-          <w:color w:val="000000"/>
-          <w:sz w:val="21"/>
-        </w:rPr>
-        <w:t xml:space="preserve">По коду. </w:t>
-      </w:r>
-      <w:r>
-        <w:rPr>
-          <w:rFonts w:ascii="Aptos" w:hAnsi="Aptos" w:eastAsia="Aptos"/>
-          <w:b w:val="0"/>
-          <w:color w:val="000000"/>
-          <w:sz w:val="21"/>
-        </w:rPr>
-        <w:t>RaceService.snapshot выводит race, activeTicks и freeSwitchAvailable; при отсутствии записи — inspect_unset.</w:t>
-      </w:r>
-    </w:p>
-    <w:p>
-      <w:pPr>
-        <w:spacing w:after="100" w:line="259" w:lineRule="auto"/>
-      </w:pPr>
-      <w:r>
-        <w:rPr>
-          <w:rFonts w:ascii="Aptos" w:hAnsi="Aptos" w:eastAsia="Aptos"/>
-          <w:b/>
-          <w:color w:val="000000"/>
-          <w:sz w:val="21"/>
-        </w:rPr>
-        <w:t xml:space="preserve">Доступ. </w:t>
-      </w:r>
-      <w:r>
-        <w:rPr>
-          <w:rFonts w:ascii="Aptos" w:hAnsi="Aptos" w:eastAsia="Aptos"/>
-          <w:b w:val="0"/>
-          <w:color w:val="000000"/>
-          <w:sz w:val="21"/>
-        </w:rPr>
-        <w:t>Permission 2; actor и target должны быть игроками.</w:t>
-      </w:r>
-    </w:p>
-    <w:p>
-      <w:pPr>
-        <w:spacing w:after="100" w:line="259" w:lineRule="auto"/>
-      </w:pPr>
-      <w:r>
-        <w:rPr>
-          <w:rFonts w:ascii="Aptos" w:hAnsi="Aptos" w:eastAsia="Aptos"/>
-          <w:b/>
-          <w:color w:val="000000"/>
-          <w:sz w:val="21"/>
-        </w:rPr>
-        <w:t xml:space="preserve">Результат и ошибки. </w:t>
-      </w:r>
-      <w:r>
-        <w:rPr>
-          <w:rFonts w:ascii="Aptos" w:hAnsi="Aptos" w:eastAsia="Aptos"/>
-          <w:b w:val="0"/>
-          <w:color w:val="000000"/>
-          <w:sz w:val="21"/>
-        </w:rPr>
-        <w:t>Возвращает 1.</w:t>
-      </w:r>
-    </w:p>
-    <w:p>
-      <w:pPr>
-        <w:pStyle w:val="Command"/>
-        <w:keepNext/>
-      </w:pPr>
-      <w:r>
-        <w:rPr>
-          <w:rFonts w:ascii="Cascadia Mono" w:hAnsi="Cascadia Mono" w:eastAsia="Cascadia Mono"/>
-          <w:b/>
-          <w:color w:val="1F4E79"/>
-          <w:sz w:val="20"/>
-        </w:rPr>
-        <w:t>/jemrole set &lt;player&gt; &lt;race&gt; confirm</w:t>
-      </w:r>
-    </w:p>
-    <w:p>
-      <w:pPr>
-        <w:spacing w:after="100" w:line="259" w:lineRule="auto"/>
-      </w:pPr>
-      <w:r>
-        <w:rPr>
-          <w:rFonts w:ascii="Aptos" w:hAnsi="Aptos" w:eastAsia="Aptos"/>
-          <w:b/>
-          <w:color w:val="000000"/>
-          <w:sz w:val="21"/>
-        </w:rPr>
-        <w:t xml:space="preserve">Простыми словами. </w:t>
-      </w:r>
-      <w:r>
-        <w:rPr>
-          <w:rFonts w:ascii="Aptos" w:hAnsi="Aptos" w:eastAsia="Aptos"/>
-          <w:b w:val="0"/>
-          <w:color w:val="000000"/>
-          <w:sz w:val="21"/>
-        </w:rPr>
-        <w:t>Административно задаёт расу.</w:t>
-      </w:r>
-    </w:p>
-    <w:p>
-      <w:pPr>
-        <w:spacing w:after="100" w:line="259" w:lineRule="auto"/>
-      </w:pPr>
-      <w:r>
-        <w:rPr>
-          <w:rFonts w:ascii="Aptos" w:hAnsi="Aptos" w:eastAsia="Aptos"/>
-          <w:b/>
-          <w:color w:val="000000"/>
-          <w:sz w:val="21"/>
-        </w:rPr>
-        <w:t xml:space="preserve">По коду. </w:t>
-      </w:r>
-      <w:r>
-        <w:rPr>
-          <w:rFonts w:ascii="Aptos" w:hAnsi="Aptos" w:eastAsia="Aptos"/>
-          <w:b w:val="0"/>
-          <w:color w:val="000000"/>
-          <w:sz w:val="21"/>
-        </w:rPr>
-        <w:t>administrativeSet создаёт запись либо вызывает record.change(next,false), то есть не расходует пользовательскую бесплатную смену. Публикует race events, пишет audit log и отправляет target status.</w:t>
-      </w:r>
-    </w:p>
-    <w:p>
-      <w:pPr>
-        <w:spacing w:after="100" w:line="259" w:lineRule="auto"/>
-      </w:pPr>
-      <w:r>
-        <w:rPr>
-          <w:rFonts w:ascii="Aptos" w:hAnsi="Aptos" w:eastAsia="Aptos"/>
-          <w:b/>
-          <w:color w:val="000000"/>
-          <w:sz w:val="21"/>
-        </w:rPr>
-        <w:t xml:space="preserve">Доступ. </w:t>
-      </w:r>
-      <w:r>
-        <w:rPr>
-          <w:rFonts w:ascii="Aptos" w:hAnsi="Aptos" w:eastAsia="Aptos"/>
-          <w:b w:val="0"/>
-          <w:color w:val="000000"/>
-          <w:sz w:val="21"/>
-        </w:rPr>
-        <w:t>Permission 2; обязательный literal confirm.</w:t>
-      </w:r>
-    </w:p>
-    <w:p>
-      <w:pPr>
-        <w:spacing w:after="100" w:line="259" w:lineRule="auto"/>
-      </w:pPr>
-      <w:r>
-        <w:rPr>
-          <w:rFonts w:ascii="Aptos" w:hAnsi="Aptos" w:eastAsia="Aptos"/>
-          <w:b/>
-          <w:color w:val="000000"/>
-          <w:sz w:val="21"/>
-        </w:rPr>
-        <w:t xml:space="preserve">Результат и ошибки. </w:t>
-      </w:r>
-      <w:r>
-        <w:rPr>
-          <w:rFonts w:ascii="Aptos" w:hAnsi="Aptos" w:eastAsia="Aptos"/>
-          <w:b w:val="0"/>
-          <w:color w:val="000000"/>
-          <w:sz w:val="21"/>
-        </w:rPr>
-        <w:t>Неверная раса или отсутствие identity target возвращает 0; иначе 1.</w:t>
+        <w:t>Что теперь находится внутри /smp</w:t>
+      </w:r>
+    </w:p>
+    <w:p>
+      <w:pPr>
+        <w:pStyle w:val="ListBullet"/>
+      </w:pPr>
+      <w:r>
+        <w:t>Рынок: каталог, поиск, категории, покупка, продажа и реальные дневные лимиты. Готовые блюда исключены; остаются проверенные ингредиенты и промежуточные ресурсы.</w:t>
+      </w:r>
+    </w:p>
+    <w:p>
+      <w:pPr>
+        <w:pStyle w:val="ListBullet"/>
+      </w:pPr>
+      <w:r>
+        <w:t>Кошелёк: баланс, перевод онлайн-игроку, внесение и снятие монет, а также точный обмен пяти физических номиналов без комиссии и остатка.</w:t>
+      </w:r>
+    </w:p>
+    <w:p>
+      <w:pPr>
+        <w:pStyle w:val="ListBullet"/>
+      </w:pPr>
+      <w:r>
+        <w:t>Профиль: раса, уровни профессий, поселение, число рекрутов и статистика. Дом и история смертей доступны только владельцу профиля; координаты дома не публикуются другим игрокам.</w:t>
+      </w:r>
+    </w:p>
+    <w:p>
+      <w:pPr>
+        <w:pStyle w:val="ListBullet"/>
+      </w:pPr>
+      <w:r>
+        <w:t>Поселения и рекруты: только серверные read-only сведения. Управление остаётся у Town Hall, Bell и нативных интерфейсов Recruits.</w:t>
+      </w:r>
+    </w:p>
+    <w:p>
+      <w:pPr>
+        <w:pStyle w:val="ListBullet"/>
+      </w:pPr>
+      <w:r>
+        <w:t>События и группы: голосование, возврат или продолжение, выход, отказ от попытки, приглашения, hosting и получение наград выполняются типизированными серверными действиями GUI.</w:t>
       </w:r>
     </w:p>
     <w:p>
@@ -10269,1545 +6630,12 @@
         <w:keepNext/>
       </w:pPr>
       <w:r>
-        <w:t>JEM Professions</w:t>
-      </w:r>
-    </w:p>
-    <w:p>
-      <w:pPr>
-        <w:pStyle w:val="Command"/>
-        <w:keepNext/>
-      </w:pPr>
-      <w:r>
-        <w:rPr>
-          <w:rFonts w:ascii="Cascadia Mono" w:hAnsi="Cascadia Mono" w:eastAsia="Cascadia Mono"/>
-          <w:b/>
-          <w:color w:val="1F4E79"/>
-          <w:sz w:val="20"/>
-        </w:rPr>
-        <w:t>/jemprof</w:t>
-      </w:r>
-    </w:p>
-    <w:p>
-      <w:pPr>
-        <w:spacing w:after="100" w:line="259" w:lineRule="auto"/>
-      </w:pPr>
-      <w:r>
-        <w:rPr>
-          <w:rFonts w:ascii="Aptos" w:hAnsi="Aptos" w:eastAsia="Aptos"/>
-          <w:b/>
-          <w:color w:val="000000"/>
-          <w:sz w:val="21"/>
-        </w:rPr>
-        <w:t xml:space="preserve">Простыми словами. </w:t>
-      </w:r>
-      <w:r>
-        <w:rPr>
-          <w:rFonts w:ascii="Aptos" w:hAnsi="Aptos" w:eastAsia="Aptos"/>
-          <w:b w:val="0"/>
-          <w:color w:val="000000"/>
-          <w:sz w:val="21"/>
-        </w:rPr>
-        <w:t>Открывает тот же экран профессий, что /jem professions.</w:t>
-      </w:r>
-    </w:p>
-    <w:p>
-      <w:pPr>
-        <w:spacing w:after="100" w:line="259" w:lineRule="auto"/>
-      </w:pPr>
-      <w:r>
-        <w:rPr>
-          <w:rFonts w:ascii="Aptos" w:hAnsi="Aptos" w:eastAsia="Aptos"/>
-          <w:b/>
-          <w:color w:val="000000"/>
-          <w:sz w:val="21"/>
-        </w:rPr>
-        <w:t xml:space="preserve">По коду. </w:t>
-      </w:r>
-      <w:r>
-        <w:rPr>
-          <w:rFonts w:ascii="Aptos" w:hAnsi="Aptos" w:eastAsia="Aptos"/>
-          <w:b w:val="0"/>
-          <w:color w:val="000000"/>
-          <w:sz w:val="21"/>
-        </w:rPr>
-        <w:t>Вызывает ProfessionsNetwork.sendStatus(player,true).</w:t>
-      </w:r>
-    </w:p>
-    <w:p>
-      <w:pPr>
-        <w:spacing w:after="100" w:line="259" w:lineRule="auto"/>
-      </w:pPr>
-      <w:r>
-        <w:rPr>
-          <w:rFonts w:ascii="Aptos" w:hAnsi="Aptos" w:eastAsia="Aptos"/>
-          <w:b/>
-          <w:color w:val="000000"/>
-          <w:sz w:val="21"/>
-        </w:rPr>
-        <w:t xml:space="preserve">Доступ. </w:t>
-      </w:r>
-      <w:r>
-        <w:rPr>
-          <w:rFonts w:ascii="Aptos" w:hAnsi="Aptos" w:eastAsia="Aptos"/>
-          <w:b w:val="0"/>
-          <w:color w:val="000000"/>
-          <w:sz w:val="21"/>
-        </w:rPr>
-        <w:t>Игрок.</w:t>
-      </w:r>
-    </w:p>
-    <w:p>
-      <w:pPr>
-        <w:spacing w:after="100" w:line="259" w:lineRule="auto"/>
-      </w:pPr>
-      <w:r>
-        <w:rPr>
-          <w:rFonts w:ascii="Aptos" w:hAnsi="Aptos" w:eastAsia="Aptos"/>
-          <w:b/>
-          <w:color w:val="000000"/>
-          <w:sz w:val="21"/>
-        </w:rPr>
-        <w:t xml:space="preserve">Результат и ошибки. </w:t>
-      </w:r>
-      <w:r>
-        <w:rPr>
-          <w:rFonts w:ascii="Aptos" w:hAnsi="Aptos" w:eastAsia="Aptos"/>
-          <w:b w:val="0"/>
-          <w:color w:val="000000"/>
-          <w:sz w:val="21"/>
-        </w:rPr>
-        <w:t>Возвращает 1.</w:t>
-      </w:r>
-    </w:p>
-    <w:p>
-      <w:pPr>
-        <w:pStyle w:val="Command"/>
-        <w:keepNext/>
-      </w:pPr>
-      <w:r>
-        <w:rPr>
-          <w:rFonts w:ascii="Cascadia Mono" w:hAnsi="Cascadia Mono" w:eastAsia="Cascadia Mono"/>
-          <w:b/>
-          <w:color w:val="1F4E79"/>
-          <w:sz w:val="20"/>
-        </w:rPr>
-        <w:t>/jemprof inspect &lt;player&gt;</w:t>
-      </w:r>
-    </w:p>
-    <w:p>
-      <w:pPr>
-        <w:spacing w:after="100" w:line="259" w:lineRule="auto"/>
-      </w:pPr>
-      <w:r>
-        <w:rPr>
-          <w:rFonts w:ascii="Aptos" w:hAnsi="Aptos" w:eastAsia="Aptos"/>
-          <w:b/>
-          <w:color w:val="000000"/>
-          <w:sz w:val="21"/>
-        </w:rPr>
-        <w:t xml:space="preserve">Простыми словами. </w:t>
-      </w:r>
-      <w:r>
-        <w:rPr>
-          <w:rFonts w:ascii="Aptos" w:hAnsi="Aptos" w:eastAsia="Aptos"/>
-          <w:b w:val="0"/>
-          <w:color w:val="000000"/>
-          <w:sz w:val="21"/>
-        </w:rPr>
-        <w:t>Печатает уровни и XP всех десяти профессий выбранного игрока.</w:t>
-      </w:r>
-    </w:p>
-    <w:p>
-      <w:pPr>
-        <w:spacing w:after="100" w:line="259" w:lineRule="auto"/>
-      </w:pPr>
-      <w:r>
-        <w:rPr>
-          <w:rFonts w:ascii="Aptos" w:hAnsi="Aptos" w:eastAsia="Aptos"/>
-          <w:b/>
-          <w:color w:val="000000"/>
-          <w:sz w:val="21"/>
-        </w:rPr>
-        <w:t xml:space="preserve">По коду. </w:t>
-      </w:r>
-      <w:r>
-        <w:rPr>
-          <w:rFonts w:ascii="Aptos" w:hAnsi="Aptos" w:eastAsia="Aptos"/>
-          <w:b w:val="0"/>
-          <w:color w:val="000000"/>
-          <w:sz w:val="21"/>
-        </w:rPr>
-        <w:t>Target identity обязательна. ProfessionSavedData.findOrEmpty возвращает record, затем по всем ProfessionId выводятся translated name, level и xp.</w:t>
-      </w:r>
-    </w:p>
-    <w:p>
-      <w:pPr>
-        <w:spacing w:after="100" w:line="259" w:lineRule="auto"/>
-      </w:pPr>
-      <w:r>
-        <w:rPr>
-          <w:rFonts w:ascii="Aptos" w:hAnsi="Aptos" w:eastAsia="Aptos"/>
-          <w:b/>
-          <w:color w:val="000000"/>
-          <w:sz w:val="21"/>
-        </w:rPr>
-        <w:t xml:space="preserve">Доступ. </w:t>
-      </w:r>
-      <w:r>
-        <w:rPr>
-          <w:rFonts w:ascii="Aptos" w:hAnsi="Aptos" w:eastAsia="Aptos"/>
-          <w:b w:val="0"/>
-          <w:color w:val="000000"/>
-          <w:sz w:val="21"/>
-        </w:rPr>
-        <w:t>Permission 2; actor и target online players.</w:t>
-      </w:r>
-    </w:p>
-    <w:p>
-      <w:pPr>
-        <w:spacing w:after="100" w:line="259" w:lineRule="auto"/>
-      </w:pPr>
-      <w:r>
-        <w:rPr>
-          <w:rFonts w:ascii="Aptos" w:hAnsi="Aptos" w:eastAsia="Aptos"/>
-          <w:b/>
-          <w:color w:val="000000"/>
-          <w:sz w:val="21"/>
-        </w:rPr>
-        <w:t xml:space="preserve">Результат и ошибки. </w:t>
-      </w:r>
-      <w:r>
-        <w:rPr>
-          <w:rFonts w:ascii="Aptos" w:hAnsi="Aptos" w:eastAsia="Aptos"/>
-          <w:b w:val="0"/>
-          <w:color w:val="000000"/>
-          <w:sz w:val="21"/>
-        </w:rPr>
-        <w:t>Без target identity возвращает 0; иначе 1.</w:t>
-      </w:r>
-    </w:p>
-    <w:p>
-      <w:pPr>
-        <w:pStyle w:val="Command"/>
-        <w:keepNext/>
-      </w:pPr>
-      <w:r>
-        <w:rPr>
-          <w:rFonts w:ascii="Cascadia Mono" w:hAnsi="Cascadia Mono" w:eastAsia="Cascadia Mono"/>
-          <w:b/>
-          <w:color w:val="1F4E79"/>
-          <w:sz w:val="20"/>
-        </w:rPr>
-        <w:t>/jemprof grantxp &lt;player&gt; &lt;profession&gt; &lt;amount&gt;</w:t>
-      </w:r>
-    </w:p>
-    <w:p>
-      <w:pPr>
-        <w:spacing w:after="100" w:line="259" w:lineRule="auto"/>
-      </w:pPr>
-      <w:r>
-        <w:rPr>
-          <w:rFonts w:ascii="Aptos" w:hAnsi="Aptos" w:eastAsia="Aptos"/>
-          <w:b/>
-          <w:color w:val="000000"/>
-          <w:sz w:val="21"/>
-        </w:rPr>
-        <w:t xml:space="preserve">Простыми словами. </w:t>
-      </w:r>
-      <w:r>
-        <w:rPr>
-          <w:rFonts w:ascii="Aptos" w:hAnsi="Aptos" w:eastAsia="Aptos"/>
-          <w:b w:val="0"/>
-          <w:color w:val="000000"/>
-          <w:sz w:val="21"/>
-        </w:rPr>
-        <w:t>Выдаёт административный XP профессии.</w:t>
-      </w:r>
-    </w:p>
-    <w:p>
-      <w:pPr>
-        <w:spacing w:after="100" w:line="259" w:lineRule="auto"/>
-      </w:pPr>
-      <w:r>
-        <w:rPr>
-          <w:rFonts w:ascii="Aptos" w:hAnsi="Aptos" w:eastAsia="Aptos"/>
-          <w:b/>
-          <w:color w:val="000000"/>
-          <w:sz w:val="21"/>
-        </w:rPr>
-        <w:t xml:space="preserve">По коду. </w:t>
-      </w:r>
-      <w:r>
-        <w:rPr>
-          <w:rFonts w:ascii="Aptos" w:hAnsi="Aptos" w:eastAsia="Aptos"/>
-          <w:b w:val="0"/>
-          <w:color w:val="000000"/>
-          <w:sz w:val="21"/>
-        </w:rPr>
-        <w:t>profession parse принимает десять enum без учёта регистра. amount ограничен Brigadier диапазоном 1–1 000 000. ProfessionApi.administrativeCredit меняет progression, затем пишется audit log и target получает обновлённый status packet.</w:t>
-      </w:r>
-    </w:p>
-    <w:p>
-      <w:pPr>
-        <w:spacing w:after="100" w:line="259" w:lineRule="auto"/>
-      </w:pPr>
-      <w:r>
-        <w:rPr>
-          <w:rFonts w:ascii="Aptos" w:hAnsi="Aptos" w:eastAsia="Aptos"/>
-          <w:b/>
-          <w:color w:val="000000"/>
-          <w:sz w:val="21"/>
-        </w:rPr>
-        <w:t xml:space="preserve">Доступ. </w:t>
-      </w:r>
-      <w:r>
-        <w:rPr>
-          <w:rFonts w:ascii="Aptos" w:hAnsi="Aptos" w:eastAsia="Aptos"/>
-          <w:b w:val="0"/>
-          <w:color w:val="000000"/>
-          <w:sz w:val="21"/>
-        </w:rPr>
-        <w:t>Permission 4; actor и target online players.</w:t>
-      </w:r>
-    </w:p>
-    <w:p>
-      <w:pPr>
-        <w:spacing w:after="100" w:line="259" w:lineRule="auto"/>
-      </w:pPr>
-      <w:r>
-        <w:rPr>
-          <w:rFonts w:ascii="Aptos" w:hAnsi="Aptos" w:eastAsia="Aptos"/>
-          <w:b/>
-          <w:color w:val="000000"/>
-          <w:sz w:val="21"/>
-        </w:rPr>
-        <w:t xml:space="preserve">Результат и ошибки. </w:t>
-      </w:r>
-      <w:r>
-        <w:rPr>
-          <w:rFonts w:ascii="Aptos" w:hAnsi="Aptos" w:eastAsia="Aptos"/>
-          <w:b w:val="0"/>
-          <w:color w:val="000000"/>
-          <w:sz w:val="21"/>
-        </w:rPr>
-        <w:t>Неверная профессия возвращает 0; успех — 1.</w:t>
-      </w:r>
-    </w:p>
-    <w:p>
-      <w:pPr>
-        <w:pStyle w:val="Heading2"/>
-        <w:keepNext/>
-      </w:pPr>
-      <w:r>
-        <w:t>JEM Pack Sync</w:t>
-      </w:r>
-    </w:p>
-    <w:p>
-      <w:pPr>
-        <w:pStyle w:val="Command"/>
-        <w:keepNext/>
-      </w:pPr>
-      <w:r>
-        <w:rPr>
-          <w:rFonts w:ascii="Cascadia Mono" w:hAnsi="Cascadia Mono" w:eastAsia="Cascadia Mono"/>
-          <w:b/>
-          <w:color w:val="1F4E79"/>
-          <w:sz w:val="20"/>
-        </w:rPr>
-        <w:t>/jempack preview</w:t>
-      </w:r>
-    </w:p>
-    <w:p>
-      <w:pPr>
-        <w:spacing w:after="100" w:line="259" w:lineRule="auto"/>
-      </w:pPr>
-      <w:r>
-        <w:rPr>
-          <w:rFonts w:ascii="Aptos" w:hAnsi="Aptos" w:eastAsia="Aptos"/>
-          <w:b/>
-          <w:color w:val="000000"/>
-          <w:sz w:val="21"/>
-        </w:rPr>
-        <w:t xml:space="preserve">Простыми словами. </w:t>
-      </w:r>
-      <w:r>
-        <w:rPr>
-          <w:rFonts w:ascii="Aptos" w:hAnsi="Aptos" w:eastAsia="Aptos"/>
-          <w:b w:val="0"/>
-          <w:color w:val="000000"/>
-          <w:sz w:val="21"/>
-        </w:rPr>
-        <w:t>Показывает будущую AutoModpack generation без публикации.</w:t>
-      </w:r>
-    </w:p>
-    <w:p>
-      <w:pPr>
-        <w:spacing w:after="100" w:line="259" w:lineRule="auto"/>
-      </w:pPr>
-      <w:r>
-        <w:rPr>
-          <w:rFonts w:ascii="Aptos" w:hAnsi="Aptos" w:eastAsia="Aptos"/>
-          <w:b/>
-          <w:color w:val="000000"/>
-          <w:sz w:val="21"/>
-        </w:rPr>
-        <w:t xml:space="preserve">По коду. </w:t>
-      </w:r>
-      <w:r>
-        <w:rPr>
-          <w:rFonts w:ascii="Aptos" w:hAnsi="Aptos" w:eastAsia="Aptos"/>
-          <w:b w:val="0"/>
-          <w:color w:val="000000"/>
-          <w:sz w:val="21"/>
-        </w:rPr>
-        <w:t>Делегирует нативной команде automodpack generate preview через performPrefixedCommand.</w:t>
-      </w:r>
-    </w:p>
-    <w:p>
-      <w:pPr>
-        <w:spacing w:after="100" w:line="259" w:lineRule="auto"/>
-      </w:pPr>
-      <w:r>
-        <w:rPr>
-          <w:rFonts w:ascii="Aptos" w:hAnsi="Aptos" w:eastAsia="Aptos"/>
-          <w:b/>
-          <w:color w:val="000000"/>
-          <w:sz w:val="21"/>
-        </w:rPr>
-        <w:t xml:space="preserve">Доступ. </w:t>
-      </w:r>
-      <w:r>
-        <w:rPr>
-          <w:rFonts w:ascii="Aptos" w:hAnsi="Aptos" w:eastAsia="Aptos"/>
-          <w:b w:val="0"/>
-          <w:color w:val="000000"/>
-          <w:sz w:val="21"/>
-        </w:rPr>
-        <w:t>Только dedicated server, AutoModpack loaded, permission 4; консоль допустима.</w:t>
-      </w:r>
-    </w:p>
-    <w:p>
-      <w:pPr>
-        <w:pStyle w:val="Command"/>
-        <w:keepNext/>
-      </w:pPr>
-      <w:r>
-        <w:rPr>
-          <w:rFonts w:ascii="Cascadia Mono" w:hAnsi="Cascadia Mono" w:eastAsia="Cascadia Mono"/>
-          <w:b/>
-          <w:color w:val="1F4E79"/>
-          <w:sz w:val="20"/>
-        </w:rPr>
-        <w:t>/jempack publish</w:t>
-      </w:r>
-    </w:p>
-    <w:p>
-      <w:pPr>
-        <w:spacing w:after="100" w:line="259" w:lineRule="auto"/>
-      </w:pPr>
-      <w:r>
-        <w:rPr>
-          <w:rFonts w:ascii="Aptos" w:hAnsi="Aptos" w:eastAsia="Aptos"/>
-          <w:b/>
-          <w:color w:val="000000"/>
-          <w:sz w:val="21"/>
-        </w:rPr>
-        <w:t xml:space="preserve">Простыми словами. </w:t>
-      </w:r>
-      <w:r>
-        <w:rPr>
-          <w:rFonts w:ascii="Aptos" w:hAnsi="Aptos" w:eastAsia="Aptos"/>
-          <w:b w:val="0"/>
-          <w:color w:val="000000"/>
-          <w:sz w:val="21"/>
-        </w:rPr>
-        <w:t>Публикует AutoModpack generation.</w:t>
-      </w:r>
-    </w:p>
-    <w:p>
-      <w:pPr>
-        <w:spacing w:after="100" w:line="259" w:lineRule="auto"/>
-      </w:pPr>
-      <w:r>
-        <w:rPr>
-          <w:rFonts w:ascii="Aptos" w:hAnsi="Aptos" w:eastAsia="Aptos"/>
-          <w:b/>
-          <w:color w:val="000000"/>
-          <w:sz w:val="21"/>
-        </w:rPr>
-        <w:t xml:space="preserve">По коду. </w:t>
-      </w:r>
-      <w:r>
-        <w:rPr>
-          <w:rFonts w:ascii="Aptos" w:hAnsi="Aptos" w:eastAsia="Aptos"/>
-          <w:b w:val="0"/>
-          <w:color w:val="000000"/>
-          <w:sz w:val="21"/>
-        </w:rPr>
-        <w:t>Делегирует automodpack generate.</w:t>
-      </w:r>
-    </w:p>
-    <w:p>
-      <w:pPr>
-        <w:spacing w:after="100" w:line="259" w:lineRule="auto"/>
-      </w:pPr>
-      <w:r>
-        <w:rPr>
-          <w:rFonts w:ascii="Aptos" w:hAnsi="Aptos" w:eastAsia="Aptos"/>
-          <w:b/>
-          <w:color w:val="000000"/>
-          <w:sz w:val="21"/>
-        </w:rPr>
-        <w:t xml:space="preserve">Доступ. </w:t>
-      </w:r>
-      <w:r>
-        <w:rPr>
-          <w:rFonts w:ascii="Aptos" w:hAnsi="Aptos" w:eastAsia="Aptos"/>
-          <w:b w:val="0"/>
-          <w:color w:val="000000"/>
-          <w:sz w:val="21"/>
-        </w:rPr>
-        <w:t>Те же ограничения.</w:t>
-      </w:r>
-    </w:p>
-    <w:p>
-      <w:pPr>
-        <w:pStyle w:val="Command"/>
-        <w:keepNext/>
-      </w:pPr>
-      <w:r>
-        <w:rPr>
-          <w:rFonts w:ascii="Cascadia Mono" w:hAnsi="Cascadia Mono" w:eastAsia="Cascadia Mono"/>
-          <w:b/>
-          <w:color w:val="1F4E79"/>
-          <w:sz w:val="20"/>
-        </w:rPr>
-        <w:t>/jempack history</w:t>
-      </w:r>
-    </w:p>
-    <w:p>
-      <w:pPr>
-        <w:spacing w:after="100" w:line="259" w:lineRule="auto"/>
-      </w:pPr>
-      <w:r>
-        <w:rPr>
-          <w:rFonts w:ascii="Aptos" w:hAnsi="Aptos" w:eastAsia="Aptos"/>
-          <w:b/>
-          <w:color w:val="000000"/>
-          <w:sz w:val="21"/>
-        </w:rPr>
-        <w:t xml:space="preserve">Простыми словами. </w:t>
-      </w:r>
-      <w:r>
-        <w:rPr>
-          <w:rFonts w:ascii="Aptos" w:hAnsi="Aptos" w:eastAsia="Aptos"/>
-          <w:b w:val="0"/>
-          <w:color w:val="000000"/>
-          <w:sz w:val="21"/>
-        </w:rPr>
-        <w:t>Показывает историю generations.</w:t>
-      </w:r>
-    </w:p>
-    <w:p>
-      <w:pPr>
-        <w:spacing w:after="100" w:line="259" w:lineRule="auto"/>
-      </w:pPr>
-      <w:r>
-        <w:rPr>
-          <w:rFonts w:ascii="Aptos" w:hAnsi="Aptos" w:eastAsia="Aptos"/>
-          <w:b/>
-          <w:color w:val="000000"/>
-          <w:sz w:val="21"/>
-        </w:rPr>
-        <w:t xml:space="preserve">По коду. </w:t>
-      </w:r>
-      <w:r>
-        <w:rPr>
-          <w:rFonts w:ascii="Aptos" w:hAnsi="Aptos" w:eastAsia="Aptos"/>
-          <w:b w:val="0"/>
-          <w:color w:val="000000"/>
-          <w:sz w:val="21"/>
-        </w:rPr>
-        <w:t>Делегирует automodpack generate history.</w:t>
-      </w:r>
-    </w:p>
-    <w:p>
-      <w:pPr>
-        <w:spacing w:after="100" w:line="259" w:lineRule="auto"/>
-      </w:pPr>
-      <w:r>
-        <w:rPr>
-          <w:rFonts w:ascii="Aptos" w:hAnsi="Aptos" w:eastAsia="Aptos"/>
-          <w:b/>
-          <w:color w:val="000000"/>
-          <w:sz w:val="21"/>
-        </w:rPr>
-        <w:t xml:space="preserve">Доступ. </w:t>
-      </w:r>
-      <w:r>
-        <w:rPr>
-          <w:rFonts w:ascii="Aptos" w:hAnsi="Aptos" w:eastAsia="Aptos"/>
-          <w:b w:val="0"/>
-          <w:color w:val="000000"/>
-          <w:sz w:val="21"/>
-        </w:rPr>
-        <w:t>Те же ограничения.</w:t>
-      </w:r>
-    </w:p>
-    <w:p>
-      <w:pPr>
-        <w:pStyle w:val="Command"/>
-        <w:keepNext/>
-      </w:pPr>
-      <w:r>
-        <w:rPr>
-          <w:rFonts w:ascii="Cascadia Mono" w:hAnsi="Cascadia Mono" w:eastAsia="Cascadia Mono"/>
-          <w:b/>
-          <w:color w:val="1F4E79"/>
-          <w:sz w:val="20"/>
-        </w:rPr>
-        <w:t>/jempack rollback &lt;generation&gt;</w:t>
-      </w:r>
-    </w:p>
-    <w:p>
-      <w:pPr>
-        <w:spacing w:after="100" w:line="259" w:lineRule="auto"/>
-      </w:pPr>
-      <w:r>
-        <w:rPr>
-          <w:rFonts w:ascii="Aptos" w:hAnsi="Aptos" w:eastAsia="Aptos"/>
-          <w:b/>
-          <w:color w:val="000000"/>
-          <w:sz w:val="21"/>
-        </w:rPr>
-        <w:t xml:space="preserve">Простыми словами. </w:t>
-      </w:r>
-      <w:r>
-        <w:rPr>
-          <w:rFonts w:ascii="Aptos" w:hAnsi="Aptos" w:eastAsia="Aptos"/>
-          <w:b w:val="0"/>
-          <w:color w:val="000000"/>
-          <w:sz w:val="21"/>
-        </w:rPr>
-        <w:t>Возвращает выбранную generation.</w:t>
-      </w:r>
-    </w:p>
-    <w:p>
-      <w:pPr>
-        <w:spacing w:after="100" w:line="259" w:lineRule="auto"/>
-      </w:pPr>
-      <w:r>
-        <w:rPr>
-          <w:rFonts w:ascii="Aptos" w:hAnsi="Aptos" w:eastAsia="Aptos"/>
-          <w:b/>
-          <w:color w:val="000000"/>
-          <w:sz w:val="21"/>
-        </w:rPr>
-        <w:t xml:space="preserve">По коду. </w:t>
-      </w:r>
-      <w:r>
-        <w:rPr>
-          <w:rFonts w:ascii="Aptos" w:hAnsi="Aptos" w:eastAsia="Aptos"/>
-          <w:b w:val="0"/>
-          <w:color w:val="000000"/>
-          <w:sz w:val="21"/>
-        </w:rPr>
-        <w:t>generation &gt;= 1; делегирует automodpack generate revert &lt;generation&gt; confirm.</w:t>
-      </w:r>
-    </w:p>
-    <w:p>
-      <w:pPr>
-        <w:spacing w:after="100" w:line="259" w:lineRule="auto"/>
-      </w:pPr>
-      <w:r>
-        <w:rPr>
-          <w:rFonts w:ascii="Aptos" w:hAnsi="Aptos" w:eastAsia="Aptos"/>
-          <w:b/>
-          <w:color w:val="000000"/>
-          <w:sz w:val="21"/>
-        </w:rPr>
-        <w:t xml:space="preserve">Доступ. </w:t>
-      </w:r>
-      <w:r>
-        <w:rPr>
-          <w:rFonts w:ascii="Aptos" w:hAnsi="Aptos" w:eastAsia="Aptos"/>
-          <w:b w:val="0"/>
-          <w:color w:val="000000"/>
-          <w:sz w:val="21"/>
-        </w:rPr>
-        <w:t>Те же ограничения.</w:t>
-      </w:r>
-    </w:p>
-    <w:p>
-      <w:pPr>
-        <w:pStyle w:val="Heading2"/>
-        <w:keepNext/>
-      </w:pPr>
-      <w:r>
-        <w:t>JEM World Tier</w:t>
-      </w:r>
-    </w:p>
-    <w:p>
-      <w:pPr>
-        <w:pStyle w:val="Command"/>
-        <w:keepNext/>
-      </w:pPr>
-      <w:r>
-        <w:rPr>
-          <w:rFonts w:ascii="Cascadia Mono" w:hAnsi="Cascadia Mono" w:eastAsia="Cascadia Mono"/>
-          <w:b/>
-          <w:color w:val="1F4E79"/>
-          <w:sz w:val="20"/>
-        </w:rPr>
-        <w:t>/jemtier status</w:t>
-      </w:r>
-    </w:p>
-    <w:p>
-      <w:pPr>
-        <w:spacing w:after="100" w:line="259" w:lineRule="auto"/>
-      </w:pPr>
-      <w:r>
-        <w:rPr>
-          <w:rFonts w:ascii="Aptos" w:hAnsi="Aptos" w:eastAsia="Aptos"/>
-          <w:b/>
-          <w:color w:val="000000"/>
-          <w:sz w:val="21"/>
-        </w:rPr>
-        <w:t xml:space="preserve">Простыми словами. </w:t>
-      </w:r>
-      <w:r>
-        <w:rPr>
-          <w:rFonts w:ascii="Aptos" w:hAnsi="Aptos" w:eastAsia="Aptos"/>
-          <w:b w:val="0"/>
-          <w:color w:val="000000"/>
-          <w:sz w:val="21"/>
-        </w:rPr>
-        <w:t>Показывает World Tier и прогресс.</w:t>
-      </w:r>
-    </w:p>
-    <w:p>
-      <w:pPr>
-        <w:spacing w:after="100" w:line="259" w:lineRule="auto"/>
-      </w:pPr>
-      <w:r>
-        <w:rPr>
-          <w:rFonts w:ascii="Aptos" w:hAnsi="Aptos" w:eastAsia="Aptos"/>
-          <w:b/>
-          <w:color w:val="000000"/>
-          <w:sz w:val="21"/>
-        </w:rPr>
-        <w:t xml:space="preserve">По коду. </w:t>
-      </w:r>
-      <w:r>
-        <w:rPr>
-          <w:rFonts w:ascii="Aptos" w:hAnsi="Aptos" w:eastAsia="Aptos"/>
-          <w:b w:val="0"/>
-          <w:color w:val="000000"/>
-          <w:sz w:val="21"/>
-        </w:rPr>
-        <w:t>Читает tier, manual/progression source, число active qualifying defeats, следующий threshold или MAX и отсортированные defeated profile ids.</w:t>
-      </w:r>
-    </w:p>
-    <w:p>
-      <w:pPr>
-        <w:spacing w:after="100" w:line="259" w:lineRule="auto"/>
-      </w:pPr>
-      <w:r>
-        <w:rPr>
-          <w:rFonts w:ascii="Aptos" w:hAnsi="Aptos" w:eastAsia="Aptos"/>
-          <w:b/>
-          <w:color w:val="000000"/>
-          <w:sz w:val="21"/>
-        </w:rPr>
-        <w:t xml:space="preserve">Доступ. </w:t>
-      </w:r>
-      <w:r>
-        <w:rPr>
-          <w:rFonts w:ascii="Aptos" w:hAnsi="Aptos" w:eastAsia="Aptos"/>
-          <w:b w:val="0"/>
-          <w:color w:val="000000"/>
-          <w:sz w:val="21"/>
-        </w:rPr>
-        <w:t>Только игрок Sirio_o.</w:t>
-      </w:r>
-    </w:p>
-    <w:p>
-      <w:pPr>
-        <w:spacing w:after="100" w:line="259" w:lineRule="auto"/>
-      </w:pPr>
-      <w:r>
-        <w:rPr>
-          <w:rFonts w:ascii="Aptos" w:hAnsi="Aptos" w:eastAsia="Aptos"/>
-          <w:b/>
-          <w:color w:val="000000"/>
-          <w:sz w:val="21"/>
-        </w:rPr>
-        <w:t xml:space="preserve">Результат и ошибки. </w:t>
-      </w:r>
-      <w:r>
-        <w:rPr>
-          <w:rFonts w:ascii="Aptos" w:hAnsi="Aptos" w:eastAsia="Aptos"/>
-          <w:b w:val="0"/>
-          <w:color w:val="000000"/>
-          <w:sz w:val="21"/>
-        </w:rPr>
-        <w:t>Возвращает текущий tier как command result.</w:t>
-      </w:r>
-    </w:p>
-    <w:p>
-      <w:pPr>
-        <w:pStyle w:val="Command"/>
-        <w:keepNext/>
-      </w:pPr>
-      <w:r>
-        <w:rPr>
-          <w:rFonts w:ascii="Cascadia Mono" w:hAnsi="Cascadia Mono" w:eastAsia="Cascadia Mono"/>
-          <w:b/>
-          <w:color w:val="1F4E79"/>
-          <w:sz w:val="20"/>
-        </w:rPr>
-        <w:t>/jemtier set &lt;1..5&gt;</w:t>
-      </w:r>
-    </w:p>
-    <w:p>
-      <w:pPr>
-        <w:spacing w:after="100" w:line="259" w:lineRule="auto"/>
-      </w:pPr>
-      <w:r>
-        <w:rPr>
-          <w:rFonts w:ascii="Aptos" w:hAnsi="Aptos" w:eastAsia="Aptos"/>
-          <w:b/>
-          <w:color w:val="000000"/>
-          <w:sz w:val="21"/>
-        </w:rPr>
-        <w:t xml:space="preserve">Простыми словами. </w:t>
-      </w:r>
-      <w:r>
-        <w:rPr>
-          <w:rFonts w:ascii="Aptos" w:hAnsi="Aptos" w:eastAsia="Aptos"/>
-          <w:b w:val="0"/>
-          <w:color w:val="000000"/>
-          <w:sz w:val="21"/>
-        </w:rPr>
-        <w:t>Ставит ручной World Tier override.</w:t>
-      </w:r>
-    </w:p>
-    <w:p>
-      <w:pPr>
-        <w:spacing w:after="100" w:line="259" w:lineRule="auto"/>
-      </w:pPr>
-      <w:r>
-        <w:rPr>
-          <w:rFonts w:ascii="Aptos" w:hAnsi="Aptos" w:eastAsia="Aptos"/>
-          <w:b/>
-          <w:color w:val="000000"/>
-          <w:sz w:val="21"/>
-        </w:rPr>
-        <w:t xml:space="preserve">По коду. </w:t>
-      </w:r>
-      <w:r>
-        <w:rPr>
-          <w:rFonts w:ascii="Aptos" w:hAnsi="Aptos" w:eastAsia="Aptos"/>
-          <w:b w:val="0"/>
-          <w:color w:val="000000"/>
-          <w:sz w:val="21"/>
-        </w:rPr>
-        <w:t>Вызывает overrideWorldTier и сохраняет применённый tier.</w:t>
-      </w:r>
-    </w:p>
-    <w:p>
-      <w:pPr>
-        <w:spacing w:after="100" w:line="259" w:lineRule="auto"/>
-      </w:pPr>
-      <w:r>
-        <w:rPr>
-          <w:rFonts w:ascii="Aptos" w:hAnsi="Aptos" w:eastAsia="Aptos"/>
-          <w:b/>
-          <w:color w:val="000000"/>
-          <w:sz w:val="21"/>
-        </w:rPr>
-        <w:t xml:space="preserve">Доступ. </w:t>
-      </w:r>
-      <w:r>
-        <w:rPr>
-          <w:rFonts w:ascii="Aptos" w:hAnsi="Aptos" w:eastAsia="Aptos"/>
-          <w:b w:val="0"/>
-          <w:color w:val="000000"/>
-          <w:sz w:val="21"/>
-        </w:rPr>
-        <w:t>Только Sirio_o.</w:t>
-      </w:r>
-    </w:p>
-    <w:p>
-      <w:pPr>
-        <w:spacing w:after="100" w:line="259" w:lineRule="auto"/>
-      </w:pPr>
-      <w:r>
-        <w:rPr>
-          <w:rFonts w:ascii="Aptos" w:hAnsi="Aptos" w:eastAsia="Aptos"/>
-          <w:b/>
-          <w:color w:val="000000"/>
-          <w:sz w:val="21"/>
-        </w:rPr>
-        <w:t xml:space="preserve">Результат и ошибки. </w:t>
-      </w:r>
-      <w:r>
-        <w:rPr>
-          <w:rFonts w:ascii="Aptos" w:hAnsi="Aptos" w:eastAsia="Aptos"/>
-          <w:b w:val="0"/>
-          <w:color w:val="000000"/>
-          <w:sz w:val="21"/>
-        </w:rPr>
-        <w:t>Возвращает применённый tier.</w:t>
-      </w:r>
-    </w:p>
-    <w:p>
-      <w:pPr>
-        <w:pStyle w:val="Command"/>
-        <w:keepNext/>
-      </w:pPr>
-      <w:r>
-        <w:rPr>
-          <w:rFonts w:ascii="Cascadia Mono" w:hAnsi="Cascadia Mono" w:eastAsia="Cascadia Mono"/>
-          <w:b/>
-          <w:color w:val="1F4E79"/>
-          <w:sz w:val="20"/>
-        </w:rPr>
-        <w:t>/jemtier reset</w:t>
-      </w:r>
-    </w:p>
-    <w:p>
-      <w:pPr>
-        <w:spacing w:after="100" w:line="259" w:lineRule="auto"/>
-      </w:pPr>
-      <w:r>
-        <w:rPr>
-          <w:rFonts w:ascii="Aptos" w:hAnsi="Aptos" w:eastAsia="Aptos"/>
-          <w:b/>
-          <w:color w:val="000000"/>
-          <w:sz w:val="21"/>
-        </w:rPr>
-        <w:t xml:space="preserve">Простыми словами. </w:t>
-      </w:r>
-      <w:r>
-        <w:rPr>
-          <w:rFonts w:ascii="Aptos" w:hAnsi="Aptos" w:eastAsia="Aptos"/>
-          <w:b w:val="0"/>
-          <w:color w:val="000000"/>
-          <w:sz w:val="21"/>
-        </w:rPr>
-        <w:t>Снимает ручной override.</w:t>
-      </w:r>
-    </w:p>
-    <w:p>
-      <w:pPr>
-        <w:spacing w:after="100" w:line="259" w:lineRule="auto"/>
-      </w:pPr>
-      <w:r>
-        <w:rPr>
-          <w:rFonts w:ascii="Aptos" w:hAnsi="Aptos" w:eastAsia="Aptos"/>
-          <w:b/>
-          <w:color w:val="000000"/>
-          <w:sz w:val="21"/>
-        </w:rPr>
-        <w:t xml:space="preserve">По коду. </w:t>
-      </w:r>
-      <w:r>
-        <w:rPr>
-          <w:rFonts w:ascii="Aptos" w:hAnsi="Aptos" w:eastAsia="Aptos"/>
-          <w:b w:val="0"/>
-          <w:color w:val="000000"/>
-          <w:sz w:val="21"/>
-        </w:rPr>
-        <w:t>Вызывает resetWorldTier; tier снова выводится из progression.</w:t>
-      </w:r>
-    </w:p>
-    <w:p>
-      <w:pPr>
-        <w:spacing w:after="100" w:line="259" w:lineRule="auto"/>
-      </w:pPr>
-      <w:r>
-        <w:rPr>
-          <w:rFonts w:ascii="Aptos" w:hAnsi="Aptos" w:eastAsia="Aptos"/>
-          <w:b/>
-          <w:color w:val="000000"/>
-          <w:sz w:val="21"/>
-        </w:rPr>
-        <w:t xml:space="preserve">Доступ. </w:t>
-      </w:r>
-      <w:r>
-        <w:rPr>
-          <w:rFonts w:ascii="Aptos" w:hAnsi="Aptos" w:eastAsia="Aptos"/>
-          <w:b w:val="0"/>
-          <w:color w:val="000000"/>
-          <w:sz w:val="21"/>
-        </w:rPr>
-        <w:t>Только Sirio_o.</w:t>
-      </w:r>
-    </w:p>
-    <w:p>
-      <w:pPr>
-        <w:spacing w:after="100" w:line="259" w:lineRule="auto"/>
-      </w:pPr>
-      <w:r>
-        <w:rPr>
-          <w:rFonts w:ascii="Aptos" w:hAnsi="Aptos" w:eastAsia="Aptos"/>
-          <w:b/>
-          <w:color w:val="000000"/>
-          <w:sz w:val="21"/>
-        </w:rPr>
-        <w:t xml:space="preserve">Результат и ошибки. </w:t>
-      </w:r>
-      <w:r>
-        <w:rPr>
-          <w:rFonts w:ascii="Aptos" w:hAnsi="Aptos" w:eastAsia="Aptos"/>
-          <w:b w:val="0"/>
-          <w:color w:val="000000"/>
-          <w:sz w:val="21"/>
-        </w:rPr>
-        <w:t>Возвращает вычисленный tier.</w:t>
-      </w:r>
-    </w:p>
-    <w:p>
-      <w:pPr>
-        <w:pStyle w:val="Command"/>
-        <w:keepNext/>
-      </w:pPr>
-      <w:r>
-        <w:rPr>
-          <w:rFonts w:ascii="Cascadia Mono" w:hAnsi="Cascadia Mono" w:eastAsia="Cascadia Mono"/>
-          <w:b/>
-          <w:color w:val="1F4E79"/>
-          <w:sz w:val="20"/>
-        </w:rPr>
-        <w:t>/jemtier grant &lt;profile&gt;</w:t>
-      </w:r>
-    </w:p>
-    <w:p>
-      <w:pPr>
-        <w:spacing w:after="100" w:line="259" w:lineRule="auto"/>
-      </w:pPr>
-      <w:r>
-        <w:rPr>
-          <w:rFonts w:ascii="Aptos" w:hAnsi="Aptos" w:eastAsia="Aptos"/>
-          <w:b/>
-          <w:color w:val="000000"/>
-          <w:sz w:val="21"/>
-        </w:rPr>
-        <w:t xml:space="preserve">Простыми словами. </w:t>
-      </w:r>
-      <w:r>
-        <w:rPr>
-          <w:rFonts w:ascii="Aptos" w:hAnsi="Aptos" w:eastAsia="Aptos"/>
-          <w:b w:val="0"/>
-          <w:color w:val="000000"/>
-          <w:sz w:val="21"/>
-        </w:rPr>
-        <w:t>Засчитывает победу над профилем босса.</w:t>
-      </w:r>
-    </w:p>
-    <w:p>
-      <w:pPr>
-        <w:spacing w:after="100" w:line="259" w:lineRule="auto"/>
-      </w:pPr>
-      <w:r>
-        <w:rPr>
-          <w:rFonts w:ascii="Aptos" w:hAnsi="Aptos" w:eastAsia="Aptos"/>
-          <w:b/>
-          <w:color w:val="000000"/>
-          <w:sz w:val="21"/>
-        </w:rPr>
-        <w:t xml:space="preserve">По коду. </w:t>
-      </w:r>
-      <w:r>
-        <w:rPr>
-          <w:rFonts w:ascii="Aptos" w:hAnsi="Aptos" w:eastAsia="Aptos"/>
-          <w:b w:val="0"/>
-          <w:color w:val="000000"/>
-          <w:sz w:val="21"/>
-        </w:rPr>
-        <w:t>profile — ResourceLocation. BalanceRegistry.bossByKey должен найти BossProfile; recordVictory обновляет канонический progression.</w:t>
-      </w:r>
-    </w:p>
-    <w:p>
-      <w:pPr>
-        <w:spacing w:after="100" w:line="259" w:lineRule="auto"/>
-      </w:pPr>
-      <w:r>
-        <w:rPr>
-          <w:rFonts w:ascii="Aptos" w:hAnsi="Aptos" w:eastAsia="Aptos"/>
-          <w:b/>
-          <w:color w:val="000000"/>
-          <w:sz w:val="21"/>
-        </w:rPr>
-        <w:t xml:space="preserve">Доступ. </w:t>
-      </w:r>
-      <w:r>
-        <w:rPr>
-          <w:rFonts w:ascii="Aptos" w:hAnsi="Aptos" w:eastAsia="Aptos"/>
-          <w:b w:val="0"/>
-          <w:color w:val="000000"/>
-          <w:sz w:val="21"/>
-        </w:rPr>
-        <w:t>Только Sirio_o.</w:t>
-      </w:r>
-    </w:p>
-    <w:p>
-      <w:pPr>
-        <w:spacing w:after="100" w:line="259" w:lineRule="auto"/>
-      </w:pPr>
-      <w:r>
-        <w:rPr>
-          <w:rFonts w:ascii="Aptos" w:hAnsi="Aptos" w:eastAsia="Aptos"/>
-          <w:b/>
-          <w:color w:val="000000"/>
-          <w:sz w:val="21"/>
-        </w:rPr>
-        <w:t xml:space="preserve">Результат и ошибки. </w:t>
-      </w:r>
-      <w:r>
-        <w:rPr>
-          <w:rFonts w:ascii="Aptos" w:hAnsi="Aptos" w:eastAsia="Aptos"/>
-          <w:b w:val="0"/>
-          <w:color w:val="000000"/>
-          <w:sz w:val="21"/>
-        </w:rPr>
-        <w:t>Неизвестный profile возвращает 0; успех — 1.</w:t>
-      </w:r>
-    </w:p>
-    <w:p>
-      <w:pPr>
-        <w:pStyle w:val="Command"/>
-        <w:keepNext/>
-      </w:pPr>
-      <w:r>
-        <w:rPr>
-          <w:rFonts w:ascii="Cascadia Mono" w:hAnsi="Cascadia Mono" w:eastAsia="Cascadia Mono"/>
-          <w:b/>
-          <w:color w:val="1F4E79"/>
-          <w:sz w:val="20"/>
-        </w:rPr>
-        <w:t>/jemtier boss &lt;entity&gt;</w:t>
-      </w:r>
-    </w:p>
-    <w:p>
-      <w:pPr>
-        <w:spacing w:after="100" w:line="259" w:lineRule="auto"/>
-      </w:pPr>
-      <w:r>
-        <w:rPr>
-          <w:rFonts w:ascii="Aptos" w:hAnsi="Aptos" w:eastAsia="Aptos"/>
-          <w:b/>
-          <w:color w:val="000000"/>
-          <w:sz w:val="21"/>
-        </w:rPr>
-        <w:t xml:space="preserve">Простыми словами. </w:t>
-      </w:r>
-      <w:r>
-        <w:rPr>
-          <w:rFonts w:ascii="Aptos" w:hAnsi="Aptos" w:eastAsia="Aptos"/>
-          <w:b w:val="0"/>
-          <w:color w:val="000000"/>
-          <w:sz w:val="21"/>
-        </w:rPr>
-        <w:t>Печатает диагностику профиля конкретной living entity.</w:t>
-      </w:r>
-    </w:p>
-    <w:p>
-      <w:pPr>
-        <w:spacing w:after="100" w:line="259" w:lineRule="auto"/>
-      </w:pPr>
-      <w:r>
-        <w:rPr>
-          <w:rFonts w:ascii="Aptos" w:hAnsi="Aptos" w:eastAsia="Aptos"/>
-          <w:b/>
-          <w:color w:val="000000"/>
-          <w:sz w:val="21"/>
-        </w:rPr>
-        <w:t xml:space="preserve">По коду. </w:t>
-      </w:r>
-      <w:r>
-        <w:rPr>
-          <w:rFonts w:ascii="Aptos" w:hAnsi="Aptos" w:eastAsia="Aptos"/>
-          <w:b w:val="0"/>
-          <w:color w:val="000000"/>
-          <w:sz w:val="21"/>
-        </w:rPr>
-        <w:t>Entity должна быть LivingEntity и иметь BalanceRegistry profile. Вывод включает profile key, nativeThreat, scale/count flags, damage/healing/stagger adapters, anti-cheese, destruction rules, special pressure target и EncounterData state.</w:t>
-      </w:r>
-    </w:p>
-    <w:p>
-      <w:pPr>
-        <w:spacing w:after="100" w:line="259" w:lineRule="auto"/>
-      </w:pPr>
-      <w:r>
-        <w:rPr>
-          <w:rFonts w:ascii="Aptos" w:hAnsi="Aptos" w:eastAsia="Aptos"/>
-          <w:b/>
-          <w:color w:val="000000"/>
-          <w:sz w:val="21"/>
-        </w:rPr>
-        <w:t xml:space="preserve">Доступ. </w:t>
-      </w:r>
-      <w:r>
-        <w:rPr>
-          <w:rFonts w:ascii="Aptos" w:hAnsi="Aptos" w:eastAsia="Aptos"/>
-          <w:b w:val="0"/>
-          <w:color w:val="000000"/>
-          <w:sz w:val="21"/>
-        </w:rPr>
-        <w:t>Только Sirio_o.</w:t>
-      </w:r>
-    </w:p>
-    <w:p>
-      <w:pPr>
-        <w:spacing w:after="100" w:line="259" w:lineRule="auto"/>
-      </w:pPr>
-      <w:r>
-        <w:rPr>
-          <w:rFonts w:ascii="Aptos" w:hAnsi="Aptos" w:eastAsia="Aptos"/>
-          <w:b/>
-          <w:color w:val="000000"/>
-          <w:sz w:val="21"/>
-        </w:rPr>
-        <w:t xml:space="preserve">Результат и ошибки. </w:t>
-      </w:r>
-      <w:r>
-        <w:rPr>
-          <w:rFonts w:ascii="Aptos" w:hAnsi="Aptos" w:eastAsia="Aptos"/>
-          <w:b w:val="0"/>
-          <w:color w:val="000000"/>
-          <w:sz w:val="21"/>
-        </w:rPr>
-        <w:t>Диагностическая read-only команда.</w:t>
-      </w:r>
-    </w:p>
-    <w:p>
-      <w:pPr>
-        <w:pStyle w:val="Command"/>
-        <w:keepNext/>
-      </w:pPr>
-      <w:r>
-        <w:rPr>
-          <w:rFonts w:ascii="Cascadia Mono" w:hAnsi="Cascadia Mono" w:eastAsia="Cascadia Mono"/>
-          <w:b/>
-          <w:color w:val="1F4E79"/>
-          <w:sz w:val="20"/>
-        </w:rPr>
-        <w:t>/jemtier arena</w:t>
-      </w:r>
-    </w:p>
-    <w:p>
-      <w:pPr>
-        <w:spacing w:after="100" w:line="259" w:lineRule="auto"/>
-      </w:pPr>
-      <w:r>
-        <w:rPr>
-          <w:rFonts w:ascii="Aptos" w:hAnsi="Aptos" w:eastAsia="Aptos"/>
-          <w:b/>
-          <w:color w:val="000000"/>
-          <w:sz w:val="21"/>
-        </w:rPr>
-        <w:t xml:space="preserve">Простыми словами. </w:t>
-      </w:r>
-      <w:r>
-        <w:rPr>
-          <w:rFonts w:ascii="Aptos" w:hAnsi="Aptos" w:eastAsia="Aptos"/>
-          <w:b w:val="0"/>
-          <w:color w:val="000000"/>
-          <w:sz w:val="21"/>
-        </w:rPr>
-        <w:t>Показывает арену в текущей позиции source.</w:t>
-      </w:r>
-    </w:p>
-    <w:p>
-      <w:pPr>
-        <w:spacing w:after="100" w:line="259" w:lineRule="auto"/>
-      </w:pPr>
-      <w:r>
-        <w:rPr>
-          <w:rFonts w:ascii="Aptos" w:hAnsi="Aptos" w:eastAsia="Aptos"/>
-          <w:b/>
-          <w:color w:val="000000"/>
-          <w:sz w:val="21"/>
-        </w:rPr>
-        <w:t xml:space="preserve">По коду. </w:t>
-      </w:r>
-      <w:r>
-        <w:rPr>
-          <w:rFonts w:ascii="Aptos" w:hAnsi="Aptos" w:eastAsia="Aptos"/>
-          <w:b w:val="0"/>
-          <w:color w:val="000000"/>
-          <w:sz w:val="21"/>
-        </w:rPr>
-        <w:t>Ищет ArenaRecord, чей dimension и 3D bounds содержат source position; выводит arena id, profile key, unlocked и active encounter id.</w:t>
-      </w:r>
-    </w:p>
-    <w:p>
-      <w:pPr>
-        <w:spacing w:after="100" w:line="259" w:lineRule="auto"/>
-      </w:pPr>
-      <w:r>
-        <w:rPr>
-          <w:rFonts w:ascii="Aptos" w:hAnsi="Aptos" w:eastAsia="Aptos"/>
-          <w:b/>
-          <w:color w:val="000000"/>
-          <w:sz w:val="21"/>
-        </w:rPr>
-        <w:t xml:space="preserve">Доступ. </w:t>
-      </w:r>
-      <w:r>
-        <w:rPr>
-          <w:rFonts w:ascii="Aptos" w:hAnsi="Aptos" w:eastAsia="Aptos"/>
-          <w:b w:val="0"/>
-          <w:color w:val="000000"/>
-          <w:sz w:val="21"/>
-        </w:rPr>
-        <w:t>Только Sirio_o.</w:t>
-      </w:r>
-    </w:p>
-    <w:p>
-      <w:pPr>
-        <w:spacing w:after="100" w:line="259" w:lineRule="auto"/>
-      </w:pPr>
-      <w:r>
-        <w:rPr>
-          <w:rFonts w:ascii="Aptos" w:hAnsi="Aptos" w:eastAsia="Aptos"/>
-          <w:b/>
-          <w:color w:val="000000"/>
-          <w:sz w:val="21"/>
-        </w:rPr>
-        <w:t xml:space="preserve">Результат и ошибки. </w:t>
-      </w:r>
-      <w:r>
-        <w:rPr>
-          <w:rFonts w:ascii="Aptos" w:hAnsi="Aptos" w:eastAsia="Aptos"/>
-          <w:b w:val="0"/>
-          <w:color w:val="000000"/>
-          <w:sz w:val="21"/>
-        </w:rPr>
-        <w:t>Если позиция не внутри арены, код 0.</w:t>
-      </w:r>
-    </w:p>
-    <w:p>
-      <w:pPr>
-        <w:pStyle w:val="Heading1"/>
-        <w:keepNext/>
-      </w:pPr>
-      <w:r>
-        <w:t>Источники поведения</w:t>
-      </w:r>
-    </w:p>
-    <w:p>
-      <w:pPr>
-        <w:pStyle w:val="ListBullet"/>
-        <w:spacing w:after="60"/>
-      </w:pPr>
-      <w:r>
-        <w:rPr>
-          <w:rFonts w:ascii="Aptos" w:hAnsi="Aptos" w:eastAsia="Aptos"/>
-          <w:b w:val="0"/>
-          <w:color w:val="000000"/>
-          <w:sz w:val="21"/>
-        </w:rPr>
-        <w:t>Mods/JEMRoles/.../RoleCommands.java и RaceService.java</w:t>
-      </w:r>
-    </w:p>
-    <w:p>
-      <w:pPr>
-        <w:pStyle w:val="ListBullet"/>
-        <w:spacing w:after="60"/>
-      </w:pPr>
-      <w:r>
-        <w:rPr>
-          <w:rFonts w:ascii="Aptos" w:hAnsi="Aptos" w:eastAsia="Aptos"/>
-          <w:b w:val="0"/>
-          <w:color w:val="000000"/>
-          <w:sz w:val="21"/>
-        </w:rPr>
-        <w:t>Mods/JEMProfessions/.../ProfessionCommands.java и ProfessionsNetwork.java</w:t>
-      </w:r>
-    </w:p>
-    <w:p>
-      <w:pPr>
-        <w:pStyle w:val="ListBullet"/>
-        <w:spacing w:after="60"/>
-      </w:pPr>
-      <w:r>
-        <w:rPr>
-          <w:rFonts w:ascii="Aptos" w:hAnsi="Aptos" w:eastAsia="Aptos"/>
-          <w:b w:val="0"/>
-          <w:color w:val="000000"/>
-          <w:sz w:val="21"/>
-        </w:rPr>
-        <w:t>Mods/JEMSettlements/.../SettlementCommands.java и SettlementApi.java</w:t>
-      </w:r>
-    </w:p>
-    <w:p>
-      <w:pPr>
-        <w:pStyle w:val="ListBullet"/>
-        <w:spacing w:after="60"/>
-      </w:pPr>
-      <w:r>
-        <w:rPr>
-          <w:rFonts w:ascii="Aptos" w:hAnsi="Aptos" w:eastAsia="Aptos"/>
-          <w:b w:val="0"/>
-          <w:color w:val="000000"/>
-          <w:sz w:val="21"/>
-        </w:rPr>
-        <w:t>Mods/JEMServer/.../smp/SmpRuntime.java и SmpSubscriptions.java</w:t>
-      </w:r>
-    </w:p>
-    <w:p>
-      <w:pPr>
-        <w:pStyle w:val="ListBullet"/>
-        <w:spacing w:after="60"/>
-      </w:pPr>
-      <w:r>
-        <w:rPr>
-          <w:rFonts w:ascii="Aptos" w:hAnsi="Aptos" w:eastAsia="Aptos"/>
-          <w:b w:val="0"/>
-          <w:color w:val="000000"/>
-          <w:sz w:val="21"/>
-        </w:rPr>
-        <w:t>Mods/JEMServer/.../smp/events/EventCommands.java</w:t>
-      </w:r>
-    </w:p>
-    <w:p>
-      <w:pPr>
-        <w:pStyle w:val="ListBullet"/>
-        <w:spacing w:after="60"/>
-      </w:pPr>
-      <w:r>
-        <w:rPr>
-          <w:rFonts w:ascii="Aptos" w:hAnsi="Aptos" w:eastAsia="Aptos"/>
-          <w:b w:val="0"/>
-          <w:color w:val="000000"/>
-          <w:sz w:val="21"/>
-        </w:rPr>
-        <w:t>Mods/JEMServer/.../smp/events/EventScheduler.java</w:t>
-      </w:r>
-    </w:p>
-    <w:p>
-      <w:pPr>
-        <w:pStyle w:val="ListBullet"/>
-        <w:spacing w:after="60"/>
-      </w:pPr>
-      <w:r>
-        <w:rPr>
-          <w:rFonts w:ascii="Aptos" w:hAnsi="Aptos" w:eastAsia="Aptos"/>
-          <w:b w:val="0"/>
-          <w:color w:val="000000"/>
-          <w:sz w:val="21"/>
-        </w:rPr>
-        <w:t>Mods/JEMServer/.../smp/HostedParties.java и Parties.java</w:t>
-      </w:r>
-    </w:p>
-    <w:p>
-      <w:pPr>
-        <w:pStyle w:val="ListBullet"/>
-        <w:spacing w:after="60"/>
-      </w:pPr>
-      <w:r>
-        <w:rPr>
-          <w:rFonts w:ascii="Aptos" w:hAnsi="Aptos" w:eastAsia="Aptos"/>
-          <w:b w:val="0"/>
-          <w:color w:val="000000"/>
-          <w:sz w:val="21"/>
-        </w:rPr>
-        <w:t>Mods/JEMServer/.../smp/events/PartyTeleportFlow.java и BloodMoonVoting.java</w:t>
-      </w:r>
-    </w:p>
-    <w:p>
-      <w:pPr>
-        <w:pStyle w:val="ListBullet"/>
-        <w:spacing w:after="60"/>
-      </w:pPr>
-      <w:r>
-        <w:rPr>
-          <w:rFonts w:ascii="Aptos" w:hAnsi="Aptos" w:eastAsia="Aptos"/>
-          <w:b w:val="0"/>
-          <w:color w:val="000000"/>
-          <w:sz w:val="21"/>
-        </w:rPr>
-        <w:t>Mods/JEMServer/.../smp/events/calendar/HolidayCommands.java и HolidayActivities.java</w:t>
-      </w:r>
-    </w:p>
-    <w:p>
-      <w:pPr>
-        <w:pStyle w:val="ListBullet"/>
-        <w:spacing w:after="60"/>
-      </w:pPr>
-      <w:r>
-        <w:rPr>
-          <w:rFonts w:ascii="Aptos" w:hAnsi="Aptos" w:eastAsia="Aptos"/>
-          <w:b w:val="0"/>
-          <w:color w:val="000000"/>
-          <w:sz w:val="21"/>
-        </w:rPr>
-        <w:t>Mods/JEMServer/.../map/ProjectCommands.java и ProjectRegionService.java</w:t>
-      </w:r>
-    </w:p>
-    <w:p>
-      <w:pPr>
-        <w:pStyle w:val="ListBullet"/>
-        <w:spacing w:after="60"/>
-      </w:pPr>
-      <w:r>
-        <w:rPr>
-          <w:rFonts w:ascii="Aptos" w:hAnsi="Aptos" w:eastAsia="Aptos"/>
-          <w:b w:val="0"/>
-          <w:color w:val="000000"/>
-          <w:sz w:val="21"/>
-        </w:rPr>
-        <w:t>Mods/JEMServer/.../PackSyncCommands.java</w:t>
-      </w:r>
-    </w:p>
-    <w:p>
-      <w:pPr>
-        <w:pStyle w:val="ListBullet"/>
-        <w:spacing w:after="60"/>
-      </w:pPr>
-      <w:r>
-        <w:rPr>
-          <w:rFonts w:ascii="Aptos" w:hAnsi="Aptos" w:eastAsia="Aptos"/>
-          <w:b w:val="0"/>
-          <w:color w:val="000000"/>
-          <w:sz w:val="21"/>
-        </w:rPr>
-        <w:t>Mods/JEMWorldBossTiers/.../TierCommands.java</w:t>
-      </w:r>
-    </w:p>
-    <w:p>
-      <w:pPr>
-        <w:pStyle w:val="ListBullet"/>
-      </w:pPr>
-      <w:r>
-        <w:t>Mods/JEMEconomy/.../command/CoinCommands.java, EconomyApi.java и MarketRuntime.java</w:t>
-      </w:r>
-    </w:p>
-    <w:p>
-      <w:pPr>
-        <w:pStyle w:val="ListBullet"/>
-      </w:pPr>
-      <w:r>
-        <w:t>Mods/JEMClaims/.../JemClaims.java, ClaimsMenus.java и FlanBridge.java</w:t>
-      </w:r>
-    </w:p>
-    <w:p>
-      <w:pPr>
-        <w:pStyle w:val="ListBullet"/>
-      </w:pPr>
-      <w:r>
-        <w:t>Mods/JEMServer/.../JemServer.java, DeathHistory.java, SleepVote.java, HomeTravel.java и Landmarks.java</w:t>
-      </w:r>
-    </w:p>
-    <w:p>
-      <w:pPr>
-        <w:pStyle w:val="ListBullet"/>
-      </w:pPr>
-      <w:r>
-        <w:t>Mods/JEMServer/.../compat/TpaCompat.java</w:t>
+        <w:t>Удалённые публичные точки входа</w:t>
+      </w:r>
+    </w:p>
+    <w:p>
+      <w:r>
+        <w:t>Больше не регистрируются /coins, /market, /claims, /death, /deaths и прежние подкоманды /smp. Осталась только команда /smp, которая открывает главную навигацию. /home сохранена отдельно. JEMClaims и Flan удалены из исходного владельца и канонического пакета; старые SavedData и файлы миров намеренно не удаляются.</w:t>
       </w:r>
     </w:p>
     <w:sectPr>
@@ -12557,9 +7385,6 @@
     <w:rsid w:val="00FC693F"/>
     <w:pPr>
       <w:keepNext/>
-      <w:pBdr>
-        <w:bottom w:val="single" w:sz="8" w:space="4" w:color="4F81BD" w:themeColor="accent1"/>
-      </w:pBdr>
       <w:spacing w:after="280" w:line="240" w:lineRule="auto" w:before="0"/>
       <w:contextualSpacing/>
     </w:pPr>
